--- a/docs/论文类/正文/论文正文-V3.3期刊版-期刊排版.docx
+++ b/docs/论文类/正文/论文正文-V3.3期刊版-期刊排版.docx
@@ -4,31 +4,6 @@
   <w:body>
     <w:p>
       <w:pPr>
-        <w:pStyle w:val="4"/>
-        <w:spacing w:before="240" w:after="240" w:line="360" w:lineRule="auto"/>
-        <w:jc w:val="center"/>
-        <w:rPr>
-          <w:rFonts w:ascii="Times New Roman" w:hAnsi="Times New Roman" w:eastAsia="黑体" w:cs="Times New Roman"/>
-          <w:i w:val="0"/>
-          <w:iCs w:val="0"/>
-          <w:color w:val="auto"/>
-        </w:rPr>
-      </w:pPr>
-      <w:bookmarkStart w:id="0" w:name="题目"/>
-      <w:r>
-        <w:rPr>
-          <w:rFonts w:ascii="Times New Roman" w:hAnsi="Times New Roman" w:eastAsia="黑体" w:cs="Times New Roman"/>
-          <w:b/>
-          <w:i w:val="0"/>
-          <w:iCs w:val="0"/>
-          <w:color w:val="auto"/>
-          <w:sz w:val="28"/>
-        </w:rPr>
-        <w:t>题目</w:t>
-      </w:r>
-    </w:p>
-    <w:p>
-      <w:pPr>
         <w:pStyle w:val="23"/>
         <w:spacing w:before="240" w:after="240" w:line="360" w:lineRule="auto"/>
         <w:jc w:val="center"/>
@@ -39,6 +14,7 @@
           <w:color w:val="auto"/>
         </w:rPr>
       </w:pPr>
+      <w:bookmarkStart w:id="0" w:name="题目"/>
       <w:r>
         <w:rPr>
           <w:rFonts w:ascii="Times New Roman" w:hAnsi="Times New Roman" w:eastAsia="黑体" w:cs="Times New Roman"/>
@@ -55,7 +31,7 @@
       <w:pPr>
         <w:pStyle w:val="4"/>
         <w:spacing w:before="240" w:after="240" w:line="360" w:lineRule="auto"/>
-        <w:jc w:val="center"/>
+        <w:jc w:val="left"/>
         <w:rPr>
           <w:rFonts w:ascii="Times New Roman" w:hAnsi="Times New Roman" w:eastAsia="黑体" w:cs="Times New Roman"/>
           <w:i w:val="0"/>
@@ -81,7 +57,7 @@
         <w:pStyle w:val="23"/>
         <w:spacing w:before="0" w:after="0" w:line="360" w:lineRule="auto"/>
         <w:ind w:firstLineChars="200"/>
-        <w:jc w:val="both"/>
+        <w:jc w:val="left"/>
         <w:rPr>
           <w:rFonts w:ascii="Times New Roman" w:hAnsi="Times New Roman" w:eastAsia="宋体" w:cs="Times New Roman"/>
           <w:i w:val="0"/>
@@ -105,7 +81,7 @@
         <w:pStyle w:val="3"/>
         <w:spacing w:before="0" w:after="0" w:line="360" w:lineRule="auto"/>
         <w:ind w:firstLineChars="200"/>
-        <w:jc w:val="both"/>
+        <w:jc w:val="left"/>
         <w:rPr>
           <w:rFonts w:ascii="Times New Roman" w:hAnsi="Times New Roman" w:eastAsia="宋体" w:cs="Times New Roman"/>
           <w:i w:val="0"/>
@@ -156,7 +132,7 @@
           <w:sz w:val="21"/>
         </w:rPr>
         <w:pict>
-          <v:rect id="_x0000_i1025" o:spt="1" style="height:1.5pt;width:0pt;" coordsize="21600,21600" o:hr="t" o:hrstd="t" o:hralign="center">
+          <v:rect id="_x0000_i1025" o:spt="1" style="height:1.5pt;width:0pt;" coordsize="21600,21600" o:hr="t" o:hrstd="t">
             <v:path/>
             <v:fill focussize="0,0"/>
             <v:stroke/>
@@ -173,7 +149,7 @@
       <w:pPr>
         <w:pStyle w:val="4"/>
         <w:spacing w:before="240" w:after="240" w:line="360" w:lineRule="auto"/>
-        <w:jc w:val="center"/>
+        <w:jc w:val="left"/>
         <w:rPr>
           <w:rFonts w:ascii="Times New Roman" w:hAnsi="Times New Roman" w:eastAsia="黑体" w:cs="Times New Roman"/>
           <w:i w:val="0"/>
@@ -224,7 +200,7 @@
         <w:pStyle w:val="23"/>
         <w:spacing w:before="0" w:after="0" w:line="360" w:lineRule="auto"/>
         <w:ind w:firstLineChars="200"/>
-        <w:jc w:val="both"/>
+        <w:jc w:val="left"/>
         <w:rPr>
           <w:rFonts w:ascii="Times New Roman" w:hAnsi="Times New Roman" w:eastAsia="宋体" w:cs="Times New Roman"/>
           <w:i w:val="0"/>
@@ -274,7 +250,7 @@
         <w:pStyle w:val="23"/>
         <w:spacing w:before="0" w:after="0" w:line="360" w:lineRule="auto"/>
         <w:ind w:firstLineChars="200"/>
-        <w:jc w:val="both"/>
+        <w:jc w:val="left"/>
         <w:rPr>
           <w:rFonts w:ascii="Times New Roman" w:hAnsi="Times New Roman" w:eastAsia="宋体" w:cs="Times New Roman"/>
           <w:i w:val="0"/>
@@ -324,7 +300,7 @@
         <w:pStyle w:val="23"/>
         <w:spacing w:before="0" w:after="0" w:line="360" w:lineRule="auto"/>
         <w:ind w:firstLineChars="200"/>
-        <w:jc w:val="both"/>
+        <w:jc w:val="left"/>
         <w:rPr>
           <w:rFonts w:ascii="Times New Roman" w:hAnsi="Times New Roman" w:eastAsia="宋体" w:cs="Times New Roman"/>
           <w:i w:val="0"/>
@@ -374,7 +350,7 @@
         <w:pStyle w:val="23"/>
         <w:spacing w:before="0" w:after="0" w:line="360" w:lineRule="auto"/>
         <w:ind w:firstLineChars="200"/>
-        <w:jc w:val="both"/>
+        <w:jc w:val="left"/>
         <w:rPr>
           <w:rFonts w:ascii="Times New Roman" w:hAnsi="Times New Roman" w:eastAsia="宋体" w:cs="Times New Roman"/>
           <w:i w:val="0"/>
@@ -398,7 +374,7 @@
         <w:pStyle w:val="3"/>
         <w:spacing w:before="0" w:after="0" w:line="360" w:lineRule="auto"/>
         <w:ind w:firstLineChars="200"/>
-        <w:jc w:val="both"/>
+        <w:jc w:val="left"/>
         <w:rPr>
           <w:rFonts w:ascii="Times New Roman" w:hAnsi="Times New Roman" w:eastAsia="宋体" w:cs="Times New Roman"/>
           <w:i w:val="0"/>
@@ -422,7 +398,7 @@
         <w:pStyle w:val="3"/>
         <w:spacing w:before="0" w:after="0" w:line="360" w:lineRule="auto"/>
         <w:ind w:firstLineChars="200"/>
-        <w:jc w:val="both"/>
+        <w:jc w:val="left"/>
         <w:rPr>
           <w:rFonts w:ascii="Times New Roman" w:hAnsi="Times New Roman" w:eastAsia="宋体" w:cs="Times New Roman"/>
           <w:i w:val="0"/>
@@ -446,7 +422,7 @@
         <w:pStyle w:val="3"/>
         <w:spacing w:before="0" w:after="0" w:line="360" w:lineRule="auto"/>
         <w:ind w:firstLineChars="200"/>
-        <w:jc w:val="both"/>
+        <w:jc w:val="left"/>
         <w:rPr>
           <w:rFonts w:ascii="Times New Roman" w:hAnsi="Times New Roman" w:eastAsia="宋体" w:cs="Times New Roman"/>
           <w:i w:val="0"/>
@@ -470,7 +446,7 @@
         <w:pStyle w:val="3"/>
         <w:spacing w:before="0" w:after="0" w:line="360" w:lineRule="auto"/>
         <w:ind w:firstLineChars="200"/>
-        <w:jc w:val="both"/>
+        <w:jc w:val="left"/>
         <w:rPr>
           <w:rFonts w:ascii="Times New Roman" w:hAnsi="Times New Roman" w:eastAsia="宋体" w:cs="Times New Roman"/>
           <w:i w:val="0"/>
@@ -494,7 +470,7 @@
         <w:pStyle w:val="3"/>
         <w:spacing w:before="0" w:after="0" w:line="360" w:lineRule="auto"/>
         <w:ind w:firstLineChars="200"/>
-        <w:jc w:val="both"/>
+        <w:jc w:val="left"/>
         <w:rPr>
           <w:rFonts w:ascii="Times New Roman" w:hAnsi="Times New Roman" w:eastAsia="宋体" w:cs="Times New Roman"/>
           <w:i w:val="0"/>
@@ -544,7 +520,7 @@
         <w:pStyle w:val="23"/>
         <w:spacing w:before="0" w:after="0" w:line="360" w:lineRule="auto"/>
         <w:ind w:firstLineChars="200"/>
-        <w:jc w:val="both"/>
+        <w:jc w:val="left"/>
         <w:rPr>
           <w:rFonts w:ascii="Times New Roman" w:hAnsi="Times New Roman" w:eastAsia="宋体" w:cs="Times New Roman"/>
           <w:i w:val="0"/>
@@ -568,7 +544,7 @@
         <w:pStyle w:val="3"/>
         <w:spacing w:before="0" w:after="0" w:line="360" w:lineRule="auto"/>
         <w:ind w:firstLineChars="200"/>
-        <w:jc w:val="both"/>
+        <w:jc w:val="left"/>
         <w:rPr>
           <w:rFonts w:ascii="Times New Roman" w:hAnsi="Times New Roman" w:eastAsia="宋体" w:cs="Times New Roman"/>
           <w:i w:val="0"/>
@@ -592,7 +568,7 @@
         <w:pStyle w:val="3"/>
         <w:spacing w:before="0" w:after="0" w:line="360" w:lineRule="auto"/>
         <w:ind w:firstLineChars="200"/>
-        <w:jc w:val="both"/>
+        <w:jc w:val="left"/>
         <w:rPr>
           <w:rFonts w:ascii="Times New Roman" w:hAnsi="Times New Roman" w:eastAsia="宋体" w:cs="Times New Roman"/>
           <w:i w:val="0"/>
@@ -642,7 +618,7 @@
         <w:pStyle w:val="23"/>
         <w:spacing w:before="0" w:after="0" w:line="360" w:lineRule="auto"/>
         <w:ind w:firstLineChars="200"/>
-        <w:jc w:val="both"/>
+        <w:jc w:val="left"/>
         <w:rPr>
           <w:rFonts w:ascii="Times New Roman" w:hAnsi="Times New Roman" w:eastAsia="宋体" w:cs="Times New Roman"/>
           <w:i w:val="0"/>
@@ -692,7 +668,7 @@
         <w:pStyle w:val="23"/>
         <w:spacing w:before="0" w:after="0" w:line="360" w:lineRule="auto"/>
         <w:ind w:firstLineChars="200"/>
-        <w:jc w:val="both"/>
+        <w:jc w:val="left"/>
         <w:rPr>
           <w:rFonts w:ascii="Times New Roman" w:hAnsi="Times New Roman" w:eastAsia="宋体" w:cs="Times New Roman"/>
           <w:i w:val="0"/>
@@ -716,7 +692,7 @@
         <w:pStyle w:val="3"/>
         <w:spacing w:before="0" w:after="0" w:line="360" w:lineRule="auto"/>
         <w:ind w:firstLineChars="200"/>
-        <w:jc w:val="both"/>
+        <w:jc w:val="left"/>
         <w:rPr>
           <w:rFonts w:ascii="Times New Roman" w:hAnsi="Times New Roman" w:eastAsia="宋体" w:cs="Times New Roman"/>
           <w:i w:val="0"/>
@@ -740,7 +716,7 @@
         <w:pStyle w:val="3"/>
         <w:spacing w:before="0" w:after="0" w:line="360" w:lineRule="auto"/>
         <w:ind w:firstLineChars="200"/>
-        <w:jc w:val="both"/>
+        <w:jc w:val="left"/>
         <w:rPr>
           <w:rFonts w:ascii="Times New Roman" w:hAnsi="Times New Roman" w:eastAsia="宋体" w:cs="Times New Roman"/>
           <w:i w:val="0"/>
@@ -764,7 +740,7 @@
         <w:pStyle w:val="3"/>
         <w:spacing w:before="0" w:after="0" w:line="360" w:lineRule="auto"/>
         <w:ind w:firstLineChars="200"/>
-        <w:jc w:val="both"/>
+        <w:jc w:val="left"/>
         <w:rPr>
           <w:rFonts w:ascii="Times New Roman" w:hAnsi="Times New Roman" w:eastAsia="宋体" w:cs="Times New Roman"/>
           <w:i w:val="0"/>
@@ -803,7 +779,7 @@
           <w:sz w:val="21"/>
         </w:rPr>
         <w:pict>
-          <v:rect id="_x0000_i1026" o:spt="1" style="height:1.5pt;width:0pt;" coordsize="21600,21600" o:hr="t" o:hrstd="t" o:hralign="center">
+          <v:rect id="_x0000_i1026" o:spt="1" style="height:1.5pt;width:0pt;" coordsize="21600,21600" o:hr="t" o:hrstd="t">
             <v:path/>
             <v:fill focussize="0,0"/>
             <v:stroke/>
@@ -821,7 +797,7 @@
       <w:pPr>
         <w:pStyle w:val="4"/>
         <w:spacing w:before="240" w:after="240" w:line="360" w:lineRule="auto"/>
-        <w:jc w:val="center"/>
+        <w:jc w:val="left"/>
         <w:rPr>
           <w:rFonts w:ascii="Times New Roman" w:hAnsi="Times New Roman" w:eastAsia="黑体" w:cs="Times New Roman"/>
           <w:i w:val="0"/>
@@ -847,7 +823,7 @@
         <w:pStyle w:val="23"/>
         <w:spacing w:before="0" w:after="0" w:line="360" w:lineRule="auto"/>
         <w:ind w:firstLineChars="200"/>
-        <w:jc w:val="both"/>
+        <w:jc w:val="left"/>
         <w:rPr>
           <w:rFonts w:ascii="Times New Roman" w:hAnsi="Times New Roman" w:eastAsia="宋体" w:cs="Times New Roman"/>
           <w:i w:val="0"/>
@@ -896,7 +872,7 @@
         <w:pStyle w:val="23"/>
         <w:spacing w:before="0" w:after="0" w:line="360" w:lineRule="auto"/>
         <w:ind w:firstLineChars="200"/>
-        <w:jc w:val="both"/>
+        <w:jc w:val="left"/>
         <w:rPr>
           <w:rFonts w:ascii="Times New Roman" w:hAnsi="Times New Roman" w:eastAsia="宋体" w:cs="Times New Roman"/>
           <w:i w:val="0"/>
@@ -920,7 +896,7 @@
         <w:pStyle w:val="3"/>
         <w:spacing w:before="0" w:after="0" w:line="360" w:lineRule="auto"/>
         <w:ind w:firstLineChars="200"/>
-        <w:jc w:val="both"/>
+        <w:jc w:val="left"/>
         <w:rPr>
           <w:rFonts w:ascii="Times New Roman" w:hAnsi="Times New Roman" w:eastAsia="宋体" w:cs="Times New Roman"/>
           <w:i w:val="0"/>
@@ -970,7 +946,7 @@
         <w:pStyle w:val="23"/>
         <w:spacing w:before="0" w:after="0" w:line="360" w:lineRule="auto"/>
         <w:ind w:firstLineChars="200"/>
-        <w:jc w:val="both"/>
+        <w:jc w:val="left"/>
         <w:rPr>
           <w:rFonts w:ascii="Times New Roman" w:hAnsi="Times New Roman" w:eastAsia="宋体" w:cs="Times New Roman"/>
           <w:i w:val="0"/>
@@ -993,7 +969,7 @@
       <w:pPr>
         <w:pStyle w:val="3"/>
         <w:spacing w:before="120" w:after="120" w:line="360" w:lineRule="auto"/>
-        <w:jc w:val="center"/>
+        <w:jc w:val="left"/>
         <w:rPr>
           <w:rFonts w:ascii="Times New Roman" w:hAnsi="Times New Roman" w:eastAsia="黑体" w:cs="Times New Roman"/>
           <w:i w:val="0"/>
@@ -1037,9 +1013,9 @@
       </w:tblPr>
       <w:tblGrid>
         <w:gridCol w:w="2002"/>
-        <w:gridCol w:w="1501"/>
-        <w:gridCol w:w="3836"/>
-        <w:gridCol w:w="1835"/>
+        <w:gridCol w:w="1891"/>
+        <w:gridCol w:w="2850"/>
+        <w:gridCol w:w="2431"/>
       </w:tblGrid>
       <w:tr>
         <w:tblPrEx>
@@ -1051,6 +1027,12 @@
             <w:insideH w:val="single" w:color="000000" w:sz="4" w:space="0"/>
             <w:insideV w:val="single" w:color="000000" w:sz="4" w:space="0"/>
           </w:tblBorders>
+          <w:tblCellMar>
+            <w:top w:w="0" w:type="dxa"/>
+            <w:left w:w="108" w:type="dxa"/>
+            <w:bottom w:w="0" w:type="dxa"/>
+            <w:right w:w="108" w:type="dxa"/>
+          </w:tblCellMar>
         </w:tblPrEx>
         <w:trPr>
           <w:tblHeader/>
@@ -1060,7 +1042,7 @@
             <w:pPr>
               <w:pStyle w:val="24"/>
               <w:spacing w:before="0" w:after="0" w:line="312" w:lineRule="auto"/>
-              <w:jc w:val="center"/>
+              <w:jc w:val="left"/>
               <w:rPr>
                 <w:rFonts w:ascii="Times New Roman" w:hAnsi="Times New Roman" w:eastAsia="宋体" w:cs="Times New Roman"/>
                 <w:i w:val="0"/>
@@ -1082,11 +1064,14 @@
           </w:p>
         </w:tc>
         <w:tc>
-          <w:p>
-            <w:pPr>
-              <w:pStyle w:val="24"/>
-              <w:spacing w:before="0" w:after="0" w:line="312" w:lineRule="auto"/>
-              <w:jc w:val="center"/>
+          <w:tcPr>
+            <w:tcW w:w="1030" w:type="pct"/>
+          </w:tcPr>
+          <w:p>
+            <w:pPr>
+              <w:pStyle w:val="24"/>
+              <w:spacing w:before="0" w:after="0" w:line="312" w:lineRule="auto"/>
+              <w:jc w:val="left"/>
               <w:rPr>
                 <w:rFonts w:ascii="Times New Roman" w:hAnsi="Times New Roman" w:eastAsia="宋体" w:cs="Times New Roman"/>
                 <w:i w:val="0"/>
@@ -1108,11 +1093,14 @@
           </w:p>
         </w:tc>
         <w:tc>
-          <w:p>
-            <w:pPr>
-              <w:pStyle w:val="24"/>
-              <w:spacing w:before="0" w:after="0" w:line="312" w:lineRule="auto"/>
-              <w:jc w:val="center"/>
+          <w:tcPr>
+            <w:tcW w:w="1553" w:type="pct"/>
+          </w:tcPr>
+          <w:p>
+            <w:pPr>
+              <w:pStyle w:val="24"/>
+              <w:spacing w:before="0" w:after="0" w:line="312" w:lineRule="auto"/>
+              <w:jc w:val="left"/>
               <w:rPr>
                 <w:rFonts w:ascii="Times New Roman" w:hAnsi="Times New Roman" w:eastAsia="宋体" w:cs="Times New Roman"/>
                 <w:i w:val="0"/>
@@ -1134,11 +1122,14 @@
           </w:p>
         </w:tc>
         <w:tc>
-          <w:p>
-            <w:pPr>
-              <w:pStyle w:val="24"/>
-              <w:spacing w:before="0" w:after="0" w:line="312" w:lineRule="auto"/>
-              <w:jc w:val="center"/>
+          <w:tcPr>
+            <w:tcW w:w="1324" w:type="pct"/>
+          </w:tcPr>
+          <w:p>
+            <w:pPr>
+              <w:pStyle w:val="24"/>
+              <w:spacing w:before="0" w:after="0" w:line="312" w:lineRule="auto"/>
+              <w:jc w:val="left"/>
               <w:rPr>
                 <w:rFonts w:ascii="Times New Roman" w:hAnsi="Times New Roman" w:eastAsia="宋体" w:cs="Times New Roman"/>
                 <w:i w:val="0"/>
@@ -1182,7 +1173,7 @@
             <w:pPr>
               <w:pStyle w:val="24"/>
               <w:spacing w:before="0" w:after="0" w:line="312" w:lineRule="auto"/>
-              <w:jc w:val="center"/>
+              <w:jc w:val="left"/>
               <w:rPr>
                 <w:rFonts w:ascii="Times New Roman" w:hAnsi="Times New Roman" w:eastAsia="宋体" w:cs="Times New Roman"/>
                 <w:i w:val="0"/>
@@ -1203,11 +1194,14 @@
           </w:p>
         </w:tc>
         <w:tc>
-          <w:p>
-            <w:pPr>
-              <w:pStyle w:val="24"/>
-              <w:spacing w:before="0" w:after="0" w:line="312" w:lineRule="auto"/>
-              <w:jc w:val="center"/>
+          <w:tcPr>
+            <w:tcW w:w="1030" w:type="pct"/>
+          </w:tcPr>
+          <w:p>
+            <w:pPr>
+              <w:pStyle w:val="24"/>
+              <w:spacing w:before="0" w:after="0" w:line="312" w:lineRule="auto"/>
+              <w:jc w:val="left"/>
               <w:rPr>
                 <w:rFonts w:ascii="Times New Roman" w:hAnsi="Times New Roman" w:eastAsia="宋体" w:cs="Times New Roman"/>
                 <w:i w:val="0"/>
@@ -1228,11 +1222,14 @@
           </w:p>
         </w:tc>
         <w:tc>
-          <w:p>
-            <w:pPr>
-              <w:pStyle w:val="24"/>
-              <w:spacing w:before="0" w:after="0" w:line="312" w:lineRule="auto"/>
-              <w:jc w:val="center"/>
+          <w:tcPr>
+            <w:tcW w:w="1553" w:type="pct"/>
+          </w:tcPr>
+          <w:p>
+            <w:pPr>
+              <w:pStyle w:val="24"/>
+              <w:spacing w:before="0" w:after="0" w:line="312" w:lineRule="auto"/>
+              <w:jc w:val="left"/>
               <w:rPr>
                 <w:rFonts w:ascii="Times New Roman" w:hAnsi="Times New Roman" w:eastAsia="宋体" w:cs="Times New Roman"/>
                 <w:i w:val="0"/>
@@ -1253,11 +1250,14 @@
           </w:p>
         </w:tc>
         <w:tc>
-          <w:p>
-            <w:pPr>
-              <w:pStyle w:val="24"/>
-              <w:spacing w:before="0" w:after="0" w:line="312" w:lineRule="auto"/>
-              <w:jc w:val="center"/>
+          <w:tcPr>
+            <w:tcW w:w="1324" w:type="pct"/>
+          </w:tcPr>
+          <w:p>
+            <w:pPr>
+              <w:pStyle w:val="24"/>
+              <w:spacing w:before="0" w:after="0" w:line="312" w:lineRule="auto"/>
+              <w:jc w:val="left"/>
               <w:rPr>
                 <w:rFonts w:ascii="Times New Roman" w:hAnsi="Times New Roman" w:eastAsia="宋体" w:cs="Times New Roman"/>
                 <w:i w:val="0"/>
@@ -1300,7 +1300,7 @@
             <w:pPr>
               <w:pStyle w:val="24"/>
               <w:spacing w:before="0" w:after="0" w:line="312" w:lineRule="auto"/>
-              <w:jc w:val="center"/>
+              <w:jc w:val="left"/>
               <w:rPr>
                 <w:rFonts w:ascii="Times New Roman" w:hAnsi="Times New Roman" w:eastAsia="宋体" w:cs="Times New Roman"/>
                 <w:i w:val="0"/>
@@ -1321,11 +1321,14 @@
           </w:p>
         </w:tc>
         <w:tc>
-          <w:p>
-            <w:pPr>
-              <w:pStyle w:val="24"/>
-              <w:spacing w:before="0" w:after="0" w:line="312" w:lineRule="auto"/>
-              <w:jc w:val="center"/>
+          <w:tcPr>
+            <w:tcW w:w="1030" w:type="pct"/>
+          </w:tcPr>
+          <w:p>
+            <w:pPr>
+              <w:pStyle w:val="24"/>
+              <w:spacing w:before="0" w:after="0" w:line="312" w:lineRule="auto"/>
+              <w:jc w:val="left"/>
               <w:rPr>
                 <w:rFonts w:ascii="Times New Roman" w:hAnsi="Times New Roman" w:eastAsia="宋体" w:cs="Times New Roman"/>
                 <w:i w:val="0"/>
@@ -1346,11 +1349,14 @@
           </w:p>
         </w:tc>
         <w:tc>
-          <w:p>
-            <w:pPr>
-              <w:pStyle w:val="24"/>
-              <w:spacing w:before="0" w:after="0" w:line="312" w:lineRule="auto"/>
-              <w:jc w:val="center"/>
+          <w:tcPr>
+            <w:tcW w:w="1553" w:type="pct"/>
+          </w:tcPr>
+          <w:p>
+            <w:pPr>
+              <w:pStyle w:val="24"/>
+              <w:spacing w:before="0" w:after="0" w:line="312" w:lineRule="auto"/>
+              <w:jc w:val="left"/>
               <w:rPr>
                 <w:rFonts w:ascii="Times New Roman" w:hAnsi="Times New Roman" w:eastAsia="宋体" w:cs="Times New Roman"/>
                 <w:i w:val="0"/>
@@ -1371,11 +1377,14 @@
           </w:p>
         </w:tc>
         <w:tc>
-          <w:p>
-            <w:pPr>
-              <w:pStyle w:val="24"/>
-              <w:spacing w:before="0" w:after="0" w:line="312" w:lineRule="auto"/>
-              <w:jc w:val="center"/>
+          <w:tcPr>
+            <w:tcW w:w="1324" w:type="pct"/>
+          </w:tcPr>
+          <w:p>
+            <w:pPr>
+              <w:pStyle w:val="24"/>
+              <w:spacing w:before="0" w:after="0" w:line="312" w:lineRule="auto"/>
+              <w:jc w:val="left"/>
               <w:rPr>
                 <w:rFonts w:ascii="Times New Roman" w:hAnsi="Times New Roman" w:eastAsia="宋体" w:cs="Times New Roman"/>
                 <w:i w:val="0"/>
@@ -1418,7 +1427,7 @@
             <w:pPr>
               <w:pStyle w:val="24"/>
               <w:spacing w:before="0" w:after="0" w:line="312" w:lineRule="auto"/>
-              <w:jc w:val="center"/>
+              <w:jc w:val="left"/>
               <w:rPr>
                 <w:rFonts w:ascii="Times New Roman" w:hAnsi="Times New Roman" w:eastAsia="宋体" w:cs="Times New Roman"/>
                 <w:i w:val="0"/>
@@ -1439,11 +1448,14 @@
           </w:p>
         </w:tc>
         <w:tc>
-          <w:p>
-            <w:pPr>
-              <w:pStyle w:val="24"/>
-              <w:spacing w:before="0" w:after="0" w:line="312" w:lineRule="auto"/>
-              <w:jc w:val="center"/>
+          <w:tcPr>
+            <w:tcW w:w="1030" w:type="pct"/>
+          </w:tcPr>
+          <w:p>
+            <w:pPr>
+              <w:pStyle w:val="24"/>
+              <w:spacing w:before="0" w:after="0" w:line="312" w:lineRule="auto"/>
+              <w:jc w:val="left"/>
               <w:rPr>
                 <w:rFonts w:ascii="Times New Roman" w:hAnsi="Times New Roman" w:eastAsia="宋体" w:cs="Times New Roman"/>
                 <w:i w:val="0"/>
@@ -1464,11 +1476,14 @@
           </w:p>
         </w:tc>
         <w:tc>
-          <w:p>
-            <w:pPr>
-              <w:pStyle w:val="24"/>
-              <w:spacing w:before="0" w:after="0" w:line="312" w:lineRule="auto"/>
-              <w:jc w:val="center"/>
+          <w:tcPr>
+            <w:tcW w:w="1553" w:type="pct"/>
+          </w:tcPr>
+          <w:p>
+            <w:pPr>
+              <w:pStyle w:val="24"/>
+              <w:spacing w:before="0" w:after="0" w:line="312" w:lineRule="auto"/>
+              <w:jc w:val="left"/>
               <w:rPr>
                 <w:rFonts w:ascii="Times New Roman" w:hAnsi="Times New Roman" w:eastAsia="宋体" w:cs="Times New Roman"/>
                 <w:i w:val="0"/>
@@ -1489,11 +1504,14 @@
           </w:p>
         </w:tc>
         <w:tc>
-          <w:p>
-            <w:pPr>
-              <w:pStyle w:val="24"/>
-              <w:spacing w:before="0" w:after="0" w:line="312" w:lineRule="auto"/>
-              <w:jc w:val="center"/>
+          <w:tcPr>
+            <w:tcW w:w="1324" w:type="pct"/>
+          </w:tcPr>
+          <w:p>
+            <w:pPr>
+              <w:pStyle w:val="24"/>
+              <w:spacing w:before="0" w:after="0" w:line="312" w:lineRule="auto"/>
+              <w:jc w:val="left"/>
               <w:rPr>
                 <w:rFonts w:ascii="Times New Roman" w:hAnsi="Times New Roman" w:eastAsia="宋体" w:cs="Times New Roman"/>
                 <w:i w:val="0"/>
@@ -1536,7 +1554,7 @@
             <w:pPr>
               <w:pStyle w:val="24"/>
               <w:spacing w:before="0" w:after="0" w:line="312" w:lineRule="auto"/>
-              <w:jc w:val="center"/>
+              <w:jc w:val="left"/>
               <w:rPr>
                 <w:rFonts w:ascii="Times New Roman" w:hAnsi="Times New Roman" w:eastAsia="宋体" w:cs="Times New Roman"/>
                 <w:i w:val="0"/>
@@ -1557,11 +1575,14 @@
           </w:p>
         </w:tc>
         <w:tc>
-          <w:p>
-            <w:pPr>
-              <w:pStyle w:val="24"/>
-              <w:spacing w:before="0" w:after="0" w:line="312" w:lineRule="auto"/>
-              <w:jc w:val="center"/>
+          <w:tcPr>
+            <w:tcW w:w="1030" w:type="pct"/>
+          </w:tcPr>
+          <w:p>
+            <w:pPr>
+              <w:pStyle w:val="24"/>
+              <w:spacing w:before="0" w:after="0" w:line="312" w:lineRule="auto"/>
+              <w:jc w:val="left"/>
               <w:rPr>
                 <w:rFonts w:ascii="Times New Roman" w:hAnsi="Times New Roman" w:eastAsia="宋体" w:cs="Times New Roman"/>
                 <w:i w:val="0"/>
@@ -1582,11 +1603,14 @@
           </w:p>
         </w:tc>
         <w:tc>
-          <w:p>
-            <w:pPr>
-              <w:pStyle w:val="24"/>
-              <w:spacing w:before="0" w:after="0" w:line="312" w:lineRule="auto"/>
-              <w:jc w:val="center"/>
+          <w:tcPr>
+            <w:tcW w:w="1553" w:type="pct"/>
+          </w:tcPr>
+          <w:p>
+            <w:pPr>
+              <w:pStyle w:val="24"/>
+              <w:spacing w:before="0" w:after="0" w:line="312" w:lineRule="auto"/>
+              <w:jc w:val="left"/>
               <w:rPr>
                 <w:rFonts w:ascii="Times New Roman" w:hAnsi="Times New Roman" w:eastAsia="宋体" w:cs="Times New Roman"/>
                 <w:i w:val="0"/>
@@ -1607,11 +1631,14 @@
           </w:p>
         </w:tc>
         <w:tc>
-          <w:p>
-            <w:pPr>
-              <w:pStyle w:val="24"/>
-              <w:spacing w:before="0" w:after="0" w:line="312" w:lineRule="auto"/>
-              <w:jc w:val="center"/>
+          <w:tcPr>
+            <w:tcW w:w="1324" w:type="pct"/>
+          </w:tcPr>
+          <w:p>
+            <w:pPr>
+              <w:pStyle w:val="24"/>
+              <w:spacing w:before="0" w:after="0" w:line="312" w:lineRule="auto"/>
+              <w:jc w:val="left"/>
               <w:rPr>
                 <w:rFonts w:ascii="Times New Roman" w:hAnsi="Times New Roman" w:eastAsia="宋体" w:cs="Times New Roman"/>
                 <w:i w:val="0"/>
@@ -1654,7 +1681,7 @@
             <w:pPr>
               <w:pStyle w:val="24"/>
               <w:spacing w:before="0" w:after="0" w:line="312" w:lineRule="auto"/>
-              <w:jc w:val="center"/>
+              <w:jc w:val="left"/>
               <w:rPr>
                 <w:rFonts w:ascii="Times New Roman" w:hAnsi="Times New Roman" w:eastAsia="宋体" w:cs="Times New Roman"/>
                 <w:i w:val="0"/>
@@ -1675,11 +1702,14 @@
           </w:p>
         </w:tc>
         <w:tc>
-          <w:p>
-            <w:pPr>
-              <w:pStyle w:val="24"/>
-              <w:spacing w:before="0" w:after="0" w:line="312" w:lineRule="auto"/>
-              <w:jc w:val="center"/>
+          <w:tcPr>
+            <w:tcW w:w="1030" w:type="pct"/>
+          </w:tcPr>
+          <w:p>
+            <w:pPr>
+              <w:pStyle w:val="24"/>
+              <w:spacing w:before="0" w:after="0" w:line="312" w:lineRule="auto"/>
+              <w:jc w:val="left"/>
               <w:rPr>
                 <w:rFonts w:ascii="Times New Roman" w:hAnsi="Times New Roman" w:eastAsia="宋体" w:cs="Times New Roman"/>
                 <w:i w:val="0"/>
@@ -1700,11 +1730,14 @@
           </w:p>
         </w:tc>
         <w:tc>
-          <w:p>
-            <w:pPr>
-              <w:pStyle w:val="24"/>
-              <w:spacing w:before="0" w:after="0" w:line="312" w:lineRule="auto"/>
-              <w:jc w:val="center"/>
+          <w:tcPr>
+            <w:tcW w:w="1553" w:type="pct"/>
+          </w:tcPr>
+          <w:p>
+            <w:pPr>
+              <w:pStyle w:val="24"/>
+              <w:spacing w:before="0" w:after="0" w:line="312" w:lineRule="auto"/>
+              <w:jc w:val="left"/>
               <w:rPr>
                 <w:rFonts w:ascii="Times New Roman" w:hAnsi="Times New Roman" w:eastAsia="宋体" w:cs="Times New Roman"/>
                 <w:i w:val="0"/>
@@ -1725,11 +1758,14 @@
           </w:p>
         </w:tc>
         <w:tc>
-          <w:p>
-            <w:pPr>
-              <w:pStyle w:val="24"/>
-              <w:spacing w:before="0" w:after="0" w:line="312" w:lineRule="auto"/>
-              <w:jc w:val="center"/>
+          <w:tcPr>
+            <w:tcW w:w="1324" w:type="pct"/>
+          </w:tcPr>
+          <w:p>
+            <w:pPr>
+              <w:pStyle w:val="24"/>
+              <w:spacing w:before="0" w:after="0" w:line="312" w:lineRule="auto"/>
+              <w:jc w:val="left"/>
               <w:rPr>
                 <w:rFonts w:ascii="Times New Roman" w:hAnsi="Times New Roman" w:eastAsia="宋体" w:cs="Times New Roman"/>
                 <w:i w:val="0"/>
@@ -1756,7 +1792,7 @@
         <w:pStyle w:val="3"/>
         <w:spacing w:before="0" w:after="0" w:line="360" w:lineRule="auto"/>
         <w:ind w:firstLineChars="200"/>
-        <w:jc w:val="both"/>
+        <w:jc w:val="left"/>
         <w:rPr>
           <w:rFonts w:ascii="Times New Roman" w:hAnsi="Times New Roman" w:eastAsia="宋体" w:cs="Times New Roman"/>
           <w:i w:val="0"/>
@@ -1780,7 +1816,7 @@
         <w:pStyle w:val="3"/>
         <w:spacing w:before="0" w:after="0" w:line="360" w:lineRule="auto"/>
         <w:ind w:firstLineChars="200"/>
-        <w:jc w:val="both"/>
+        <w:jc w:val="left"/>
         <w:rPr>
           <w:rFonts w:ascii="Times New Roman" w:hAnsi="Times New Roman" w:eastAsia="宋体" w:cs="Times New Roman"/>
           <w:i w:val="0"/>
@@ -1830,7 +1866,7 @@
         <w:pStyle w:val="23"/>
         <w:spacing w:before="0" w:after="0" w:line="360" w:lineRule="auto"/>
         <w:ind w:firstLineChars="200"/>
-        <w:jc w:val="both"/>
+        <w:jc w:val="left"/>
         <w:rPr>
           <w:rFonts w:ascii="Times New Roman" w:hAnsi="Times New Roman" w:eastAsia="宋体" w:cs="Times New Roman"/>
           <w:i w:val="0"/>
@@ -1854,7 +1890,7 @@
         <w:pStyle w:val="3"/>
         <w:spacing w:before="0" w:after="0" w:line="360" w:lineRule="auto"/>
         <w:ind w:firstLineChars="200"/>
-        <w:jc w:val="both"/>
+        <w:jc w:val="left"/>
         <w:rPr>
           <w:rFonts w:ascii="Times New Roman" w:hAnsi="Times New Roman" w:eastAsia="宋体" w:cs="Times New Roman"/>
           <w:i w:val="0"/>
@@ -1904,7 +1940,7 @@
         <w:pStyle w:val="23"/>
         <w:spacing w:before="0" w:after="0" w:line="360" w:lineRule="auto"/>
         <w:ind w:firstLineChars="200"/>
-        <w:jc w:val="both"/>
+        <w:jc w:val="left"/>
         <w:rPr>
           <w:rFonts w:ascii="Times New Roman" w:hAnsi="Times New Roman" w:eastAsia="宋体" w:cs="Times New Roman"/>
           <w:i w:val="0"/>
@@ -1928,7 +1964,7 @@
         <w:pStyle w:val="3"/>
         <w:spacing w:before="0" w:after="0" w:line="360" w:lineRule="auto"/>
         <w:ind w:firstLineChars="200"/>
-        <w:jc w:val="both"/>
+        <w:jc w:val="left"/>
         <w:rPr>
           <w:rFonts w:ascii="Times New Roman" w:hAnsi="Times New Roman" w:eastAsia="宋体" w:cs="Times New Roman"/>
           <w:i w:val="0"/>
@@ -1978,7 +2014,7 @@
         <w:pStyle w:val="23"/>
         <w:spacing w:before="0" w:after="0" w:line="360" w:lineRule="auto"/>
         <w:ind w:firstLineChars="200"/>
-        <w:jc w:val="both"/>
+        <w:jc w:val="left"/>
         <w:rPr>
           <w:rFonts w:ascii="Times New Roman" w:hAnsi="Times New Roman" w:eastAsia="宋体" w:cs="Times New Roman"/>
           <w:i w:val="0"/>
@@ -2002,7 +2038,7 @@
         <w:pStyle w:val="3"/>
         <w:spacing w:before="0" w:after="0" w:line="360" w:lineRule="auto"/>
         <w:ind w:firstLineChars="200"/>
-        <w:jc w:val="both"/>
+        <w:jc w:val="left"/>
         <w:rPr>
           <w:rFonts w:ascii="Times New Roman" w:hAnsi="Times New Roman" w:eastAsia="宋体" w:cs="Times New Roman"/>
           <w:i w:val="0"/>
@@ -2041,7 +2077,7 @@
           <w:sz w:val="21"/>
         </w:rPr>
         <w:pict>
-          <v:rect id="_x0000_i1027" o:spt="1" style="height:1.5pt;width:0pt;" coordsize="21600,21600" o:hr="t" o:hrstd="t" o:hralign="center">
+          <v:rect id="_x0000_i1027" o:spt="1" style="height:1.5pt;width:0pt;" coordsize="21600,21600" o:hr="t" o:hrstd="t">
             <v:path/>
             <v:fill focussize="0,0"/>
             <v:stroke/>
@@ -2059,7 +2095,7 @@
       <w:pPr>
         <w:pStyle w:val="4"/>
         <w:spacing w:before="240" w:after="240" w:line="360" w:lineRule="auto"/>
-        <w:jc w:val="center"/>
+        <w:jc w:val="left"/>
         <w:rPr>
           <w:rFonts w:ascii="Times New Roman" w:hAnsi="Times New Roman" w:eastAsia="黑体" w:cs="Times New Roman"/>
           <w:i w:val="0"/>
@@ -2085,7 +2121,7 @@
         <w:pStyle w:val="23"/>
         <w:spacing w:before="0" w:after="0" w:line="360" w:lineRule="auto"/>
         <w:ind w:firstLineChars="200"/>
-        <w:jc w:val="both"/>
+        <w:jc w:val="left"/>
         <w:rPr>
           <w:rFonts w:ascii="Times New Roman" w:hAnsi="Times New Roman" w:eastAsia="宋体" w:cs="Times New Roman"/>
           <w:i w:val="0"/>
@@ -2108,7 +2144,7 @@
       <w:pPr>
         <w:pStyle w:val="3"/>
         <w:spacing w:before="120" w:after="120" w:line="360" w:lineRule="auto"/>
-        <w:jc w:val="center"/>
+        <w:jc w:val="left"/>
         <w:rPr>
           <w:rFonts w:ascii="Times New Roman" w:hAnsi="Times New Roman" w:eastAsia="黑体" w:cs="Times New Roman"/>
           <w:i w:val="0"/>
@@ -2151,10 +2187,10 @@
         </w:tblCellMar>
       </w:tblPr>
       <w:tblGrid>
-        <w:gridCol w:w="1245"/>
-        <w:gridCol w:w="2493"/>
-        <w:gridCol w:w="1245"/>
-        <w:gridCol w:w="4191"/>
+        <w:gridCol w:w="1370"/>
+        <w:gridCol w:w="2509"/>
+        <w:gridCol w:w="1336"/>
+        <w:gridCol w:w="3959"/>
       </w:tblGrid>
       <w:tr>
         <w:tblPrEx>
@@ -2177,11 +2213,14 @@
           <w:tblHeader/>
         </w:trPr>
         <w:tc>
-          <w:p>
-            <w:pPr>
-              <w:pStyle w:val="24"/>
-              <w:spacing w:before="0" w:after="0" w:line="312" w:lineRule="auto"/>
-              <w:jc w:val="center"/>
+          <w:tcPr>
+            <w:tcW w:w="746" w:type="pct"/>
+          </w:tcPr>
+          <w:p>
+            <w:pPr>
+              <w:pStyle w:val="24"/>
+              <w:spacing w:before="0" w:after="0" w:line="312" w:lineRule="auto"/>
+              <w:jc w:val="left"/>
               <w:rPr>
                 <w:rFonts w:ascii="Times New Roman" w:hAnsi="Times New Roman" w:eastAsia="宋体" w:cs="Times New Roman"/>
                 <w:i w:val="0"/>
@@ -2203,11 +2242,14 @@
           </w:p>
         </w:tc>
         <w:tc>
-          <w:p>
-            <w:pPr>
-              <w:pStyle w:val="24"/>
-              <w:spacing w:before="0" w:after="0" w:line="312" w:lineRule="auto"/>
-              <w:jc w:val="center"/>
+          <w:tcPr>
+            <w:tcW w:w="1367" w:type="pct"/>
+          </w:tcPr>
+          <w:p>
+            <w:pPr>
+              <w:pStyle w:val="24"/>
+              <w:spacing w:before="0" w:after="0" w:line="312" w:lineRule="auto"/>
+              <w:jc w:val="left"/>
               <w:rPr>
                 <w:rFonts w:ascii="Times New Roman" w:hAnsi="Times New Roman" w:eastAsia="宋体" w:cs="Times New Roman"/>
                 <w:i w:val="0"/>
@@ -2229,11 +2271,14 @@
           </w:p>
         </w:tc>
         <w:tc>
-          <w:p>
-            <w:pPr>
-              <w:pStyle w:val="24"/>
-              <w:spacing w:before="0" w:after="0" w:line="312" w:lineRule="auto"/>
-              <w:jc w:val="center"/>
+          <w:tcPr>
+            <w:tcW w:w="728" w:type="pct"/>
+          </w:tcPr>
+          <w:p>
+            <w:pPr>
+              <w:pStyle w:val="24"/>
+              <w:spacing w:before="0" w:after="0" w:line="312" w:lineRule="auto"/>
+              <w:jc w:val="left"/>
               <w:rPr>
                 <w:rFonts w:ascii="Times New Roman" w:hAnsi="Times New Roman" w:eastAsia="宋体" w:cs="Times New Roman"/>
                 <w:i w:val="0"/>
@@ -2255,11 +2300,14 @@
           </w:p>
         </w:tc>
         <w:tc>
-          <w:p>
-            <w:pPr>
-              <w:pStyle w:val="24"/>
-              <w:spacing w:before="0" w:after="0" w:line="312" w:lineRule="auto"/>
-              <w:jc w:val="center"/>
+          <w:tcPr>
+            <w:tcW w:w="2157" w:type="pct"/>
+          </w:tcPr>
+          <w:p>
+            <w:pPr>
+              <w:pStyle w:val="24"/>
+              <w:spacing w:before="0" w:after="0" w:line="312" w:lineRule="auto"/>
+              <w:jc w:val="left"/>
               <w:rPr>
                 <w:rFonts w:ascii="Times New Roman" w:hAnsi="Times New Roman" w:eastAsia="宋体" w:cs="Times New Roman"/>
                 <w:i w:val="0"/>
@@ -2299,11 +2347,14 @@
           </w:tblCellMar>
         </w:tblPrEx>
         <w:tc>
-          <w:p>
-            <w:pPr>
-              <w:pStyle w:val="24"/>
-              <w:spacing w:before="0" w:after="0" w:line="312" w:lineRule="auto"/>
-              <w:jc w:val="center"/>
+          <w:tcPr>
+            <w:tcW w:w="746" w:type="pct"/>
+          </w:tcPr>
+          <w:p>
+            <w:pPr>
+              <w:pStyle w:val="24"/>
+              <w:spacing w:before="0" w:after="0" w:line="312" w:lineRule="auto"/>
+              <w:jc w:val="left"/>
               <w:rPr>
                 <w:rFonts w:ascii="Times New Roman" w:hAnsi="Times New Roman" w:eastAsia="宋体" w:cs="Times New Roman"/>
                 <w:i w:val="0"/>
@@ -2324,11 +2375,14 @@
           </w:p>
         </w:tc>
         <w:tc>
-          <w:p>
-            <w:pPr>
-              <w:pStyle w:val="24"/>
-              <w:spacing w:before="0" w:after="0" w:line="312" w:lineRule="auto"/>
-              <w:jc w:val="center"/>
+          <w:tcPr>
+            <w:tcW w:w="1367" w:type="pct"/>
+          </w:tcPr>
+          <w:p>
+            <w:pPr>
+              <w:pStyle w:val="24"/>
+              <w:spacing w:before="0" w:after="0" w:line="312" w:lineRule="auto"/>
+              <w:jc w:val="left"/>
               <w:rPr>
                 <w:rFonts w:ascii="Times New Roman" w:hAnsi="Times New Roman" w:eastAsia="宋体" w:cs="Times New Roman"/>
                 <w:i w:val="0"/>
@@ -2349,11 +2403,14 @@
           </w:p>
         </w:tc>
         <w:tc>
-          <w:p>
-            <w:pPr>
-              <w:pStyle w:val="24"/>
-              <w:spacing w:before="0" w:after="0" w:line="312" w:lineRule="auto"/>
-              <w:jc w:val="center"/>
+          <w:tcPr>
+            <w:tcW w:w="728" w:type="pct"/>
+          </w:tcPr>
+          <w:p>
+            <w:pPr>
+              <w:pStyle w:val="24"/>
+              <w:spacing w:before="0" w:after="0" w:line="312" w:lineRule="auto"/>
+              <w:jc w:val="left"/>
               <w:rPr>
                 <w:rFonts w:ascii="Times New Roman" w:hAnsi="Times New Roman" w:eastAsia="宋体" w:cs="Times New Roman"/>
                 <w:i w:val="0"/>
@@ -2374,11 +2431,14 @@
           </w:p>
         </w:tc>
         <w:tc>
-          <w:p>
-            <w:pPr>
-              <w:pStyle w:val="24"/>
-              <w:spacing w:before="0" w:after="0" w:line="312" w:lineRule="auto"/>
-              <w:jc w:val="center"/>
+          <w:tcPr>
+            <w:tcW w:w="2157" w:type="pct"/>
+          </w:tcPr>
+          <w:p>
+            <w:pPr>
+              <w:pStyle w:val="24"/>
+              <w:spacing w:before="0" w:after="0" w:line="312" w:lineRule="auto"/>
+              <w:jc w:val="left"/>
               <w:rPr>
                 <w:rFonts w:ascii="Times New Roman" w:hAnsi="Times New Roman" w:eastAsia="宋体" w:cs="Times New Roman"/>
                 <w:i w:val="0"/>
@@ -2417,11 +2477,14 @@
           </w:tblCellMar>
         </w:tblPrEx>
         <w:tc>
-          <w:p>
-            <w:pPr>
-              <w:pStyle w:val="24"/>
-              <w:spacing w:before="0" w:after="0" w:line="312" w:lineRule="auto"/>
-              <w:jc w:val="center"/>
+          <w:tcPr>
+            <w:tcW w:w="746" w:type="pct"/>
+          </w:tcPr>
+          <w:p>
+            <w:pPr>
+              <w:pStyle w:val="24"/>
+              <w:spacing w:before="0" w:after="0" w:line="312" w:lineRule="auto"/>
+              <w:jc w:val="left"/>
               <w:rPr>
                 <w:rFonts w:ascii="Times New Roman" w:hAnsi="Times New Roman" w:eastAsia="宋体" w:cs="Times New Roman"/>
                 <w:i w:val="0"/>
@@ -2442,11 +2505,14 @@
           </w:p>
         </w:tc>
         <w:tc>
-          <w:p>
-            <w:pPr>
-              <w:pStyle w:val="24"/>
-              <w:spacing w:before="0" w:after="0" w:line="312" w:lineRule="auto"/>
-              <w:jc w:val="center"/>
+          <w:tcPr>
+            <w:tcW w:w="1367" w:type="pct"/>
+          </w:tcPr>
+          <w:p>
+            <w:pPr>
+              <w:pStyle w:val="24"/>
+              <w:spacing w:before="0" w:after="0" w:line="312" w:lineRule="auto"/>
+              <w:jc w:val="left"/>
               <w:rPr>
                 <w:rFonts w:ascii="Times New Roman" w:hAnsi="Times New Roman" w:eastAsia="宋体" w:cs="Times New Roman"/>
                 <w:i w:val="0"/>
@@ -2467,11 +2533,14 @@
           </w:p>
         </w:tc>
         <w:tc>
-          <w:p>
-            <w:pPr>
-              <w:pStyle w:val="24"/>
-              <w:spacing w:before="0" w:after="0" w:line="312" w:lineRule="auto"/>
-              <w:jc w:val="center"/>
+          <w:tcPr>
+            <w:tcW w:w="728" w:type="pct"/>
+          </w:tcPr>
+          <w:p>
+            <w:pPr>
+              <w:pStyle w:val="24"/>
+              <w:spacing w:before="0" w:after="0" w:line="312" w:lineRule="auto"/>
+              <w:jc w:val="left"/>
               <w:rPr>
                 <w:rFonts w:ascii="Times New Roman" w:hAnsi="Times New Roman" w:eastAsia="宋体" w:cs="Times New Roman"/>
                 <w:i w:val="0"/>
@@ -2492,11 +2561,14 @@
           </w:p>
         </w:tc>
         <w:tc>
-          <w:p>
-            <w:pPr>
-              <w:pStyle w:val="24"/>
-              <w:spacing w:before="0" w:after="0" w:line="312" w:lineRule="auto"/>
-              <w:jc w:val="center"/>
+          <w:tcPr>
+            <w:tcW w:w="2157" w:type="pct"/>
+          </w:tcPr>
+          <w:p>
+            <w:pPr>
+              <w:pStyle w:val="24"/>
+              <w:spacing w:before="0" w:after="0" w:line="312" w:lineRule="auto"/>
+              <w:jc w:val="left"/>
               <w:rPr>
                 <w:rFonts w:ascii="Times New Roman" w:hAnsi="Times New Roman" w:eastAsia="宋体" w:cs="Times New Roman"/>
                 <w:i w:val="0"/>
@@ -2535,11 +2607,14 @@
           </w:tblCellMar>
         </w:tblPrEx>
         <w:tc>
-          <w:p>
-            <w:pPr>
-              <w:pStyle w:val="24"/>
-              <w:spacing w:before="0" w:after="0" w:line="312" w:lineRule="auto"/>
-              <w:jc w:val="center"/>
+          <w:tcPr>
+            <w:tcW w:w="746" w:type="pct"/>
+          </w:tcPr>
+          <w:p>
+            <w:pPr>
+              <w:pStyle w:val="24"/>
+              <w:spacing w:before="0" w:after="0" w:line="312" w:lineRule="auto"/>
+              <w:jc w:val="left"/>
               <w:rPr>
                 <w:rFonts w:ascii="Times New Roman" w:hAnsi="Times New Roman" w:eastAsia="宋体" w:cs="Times New Roman"/>
                 <w:i w:val="0"/>
@@ -2560,11 +2635,14 @@
           </w:p>
         </w:tc>
         <w:tc>
-          <w:p>
-            <w:pPr>
-              <w:pStyle w:val="24"/>
-              <w:spacing w:before="0" w:after="0" w:line="312" w:lineRule="auto"/>
-              <w:jc w:val="center"/>
+          <w:tcPr>
+            <w:tcW w:w="1367" w:type="pct"/>
+          </w:tcPr>
+          <w:p>
+            <w:pPr>
+              <w:pStyle w:val="24"/>
+              <w:spacing w:before="0" w:after="0" w:line="312" w:lineRule="auto"/>
+              <w:jc w:val="left"/>
               <w:rPr>
                 <w:rFonts w:ascii="Times New Roman" w:hAnsi="Times New Roman" w:eastAsia="宋体" w:cs="Times New Roman"/>
                 <w:i w:val="0"/>
@@ -2585,11 +2663,14 @@
           </w:p>
         </w:tc>
         <w:tc>
-          <w:p>
-            <w:pPr>
-              <w:pStyle w:val="24"/>
-              <w:spacing w:before="0" w:after="0" w:line="312" w:lineRule="auto"/>
-              <w:jc w:val="center"/>
+          <w:tcPr>
+            <w:tcW w:w="728" w:type="pct"/>
+          </w:tcPr>
+          <w:p>
+            <w:pPr>
+              <w:pStyle w:val="24"/>
+              <w:spacing w:before="0" w:after="0" w:line="312" w:lineRule="auto"/>
+              <w:jc w:val="left"/>
               <w:rPr>
                 <w:rFonts w:ascii="Times New Roman" w:hAnsi="Times New Roman" w:eastAsia="宋体" w:cs="Times New Roman"/>
                 <w:i w:val="0"/>
@@ -2610,11 +2691,14 @@
           </w:p>
         </w:tc>
         <w:tc>
-          <w:p>
-            <w:pPr>
-              <w:pStyle w:val="24"/>
-              <w:spacing w:before="0" w:after="0" w:line="312" w:lineRule="auto"/>
-              <w:jc w:val="center"/>
+          <w:tcPr>
+            <w:tcW w:w="2157" w:type="pct"/>
+          </w:tcPr>
+          <w:p>
+            <w:pPr>
+              <w:pStyle w:val="24"/>
+              <w:spacing w:before="0" w:after="0" w:line="312" w:lineRule="auto"/>
+              <w:jc w:val="left"/>
               <w:rPr>
                 <w:rFonts w:ascii="Times New Roman" w:hAnsi="Times New Roman" w:eastAsia="宋体" w:cs="Times New Roman"/>
                 <w:i w:val="0"/>
@@ -2653,11 +2737,14 @@
           </w:tblCellMar>
         </w:tblPrEx>
         <w:tc>
-          <w:p>
-            <w:pPr>
-              <w:pStyle w:val="24"/>
-              <w:spacing w:before="0" w:after="0" w:line="312" w:lineRule="auto"/>
-              <w:jc w:val="center"/>
+          <w:tcPr>
+            <w:tcW w:w="746" w:type="pct"/>
+          </w:tcPr>
+          <w:p>
+            <w:pPr>
+              <w:pStyle w:val="24"/>
+              <w:spacing w:before="0" w:after="0" w:line="312" w:lineRule="auto"/>
+              <w:jc w:val="left"/>
               <w:rPr>
                 <w:rFonts w:ascii="Times New Roman" w:hAnsi="Times New Roman" w:eastAsia="宋体" w:cs="Times New Roman"/>
                 <w:i w:val="0"/>
@@ -2678,11 +2765,14 @@
           </w:p>
         </w:tc>
         <w:tc>
-          <w:p>
-            <w:pPr>
-              <w:pStyle w:val="24"/>
-              <w:spacing w:before="0" w:after="0" w:line="312" w:lineRule="auto"/>
-              <w:jc w:val="center"/>
+          <w:tcPr>
+            <w:tcW w:w="1367" w:type="pct"/>
+          </w:tcPr>
+          <w:p>
+            <w:pPr>
+              <w:pStyle w:val="24"/>
+              <w:spacing w:before="0" w:after="0" w:line="312" w:lineRule="auto"/>
+              <w:jc w:val="left"/>
               <w:rPr>
                 <w:rFonts w:ascii="Times New Roman" w:hAnsi="Times New Roman" w:eastAsia="宋体" w:cs="Times New Roman"/>
                 <w:i w:val="0"/>
@@ -2703,11 +2793,14 @@
           </w:p>
         </w:tc>
         <w:tc>
-          <w:p>
-            <w:pPr>
-              <w:pStyle w:val="24"/>
-              <w:spacing w:before="0" w:after="0" w:line="312" w:lineRule="auto"/>
-              <w:jc w:val="center"/>
+          <w:tcPr>
+            <w:tcW w:w="728" w:type="pct"/>
+          </w:tcPr>
+          <w:p>
+            <w:pPr>
+              <w:pStyle w:val="24"/>
+              <w:spacing w:before="0" w:after="0" w:line="312" w:lineRule="auto"/>
+              <w:jc w:val="left"/>
               <w:rPr>
                 <w:rFonts w:ascii="Times New Roman" w:hAnsi="Times New Roman" w:eastAsia="宋体" w:cs="Times New Roman"/>
                 <w:i w:val="0"/>
@@ -2728,11 +2821,14 @@
           </w:p>
         </w:tc>
         <w:tc>
-          <w:p>
-            <w:pPr>
-              <w:pStyle w:val="24"/>
-              <w:spacing w:before="0" w:after="0" w:line="312" w:lineRule="auto"/>
-              <w:jc w:val="center"/>
+          <w:tcPr>
+            <w:tcW w:w="2157" w:type="pct"/>
+          </w:tcPr>
+          <w:p>
+            <w:pPr>
+              <w:pStyle w:val="24"/>
+              <w:spacing w:before="0" w:after="0" w:line="312" w:lineRule="auto"/>
+              <w:jc w:val="left"/>
               <w:rPr>
                 <w:rFonts w:ascii="Times New Roman" w:hAnsi="Times New Roman" w:eastAsia="宋体" w:cs="Times New Roman"/>
                 <w:i w:val="0"/>
@@ -2784,7 +2880,7 @@
         <w:pStyle w:val="23"/>
         <w:spacing w:before="0" w:after="0" w:line="360" w:lineRule="auto"/>
         <w:ind w:firstLineChars="200"/>
-        <w:jc w:val="both"/>
+        <w:jc w:val="left"/>
         <w:rPr>
           <w:rFonts w:ascii="Times New Roman" w:hAnsi="Times New Roman" w:eastAsia="宋体" w:cs="Times New Roman"/>
           <w:i w:val="0"/>
@@ -2808,7 +2904,7 @@
         <w:pStyle w:val="3"/>
         <w:spacing w:before="0" w:after="0" w:line="360" w:lineRule="auto"/>
         <w:ind w:firstLineChars="200"/>
-        <w:jc w:val="both"/>
+        <w:jc w:val="left"/>
         <w:rPr>
           <w:rFonts w:ascii="Times New Roman" w:hAnsi="Times New Roman" w:eastAsia="宋体" w:cs="Times New Roman"/>
           <w:i w:val="0"/>
@@ -2832,7 +2928,7 @@
         <w:pStyle w:val="3"/>
         <w:spacing w:before="0" w:after="0" w:line="360" w:lineRule="auto"/>
         <w:ind w:firstLineChars="200"/>
-        <w:jc w:val="both"/>
+        <w:jc w:val="left"/>
         <w:rPr>
           <w:rFonts w:ascii="Times New Roman" w:hAnsi="Times New Roman" w:eastAsia="宋体" w:cs="Times New Roman"/>
           <w:i w:val="0"/>
@@ -2882,7 +2978,7 @@
         <w:pStyle w:val="23"/>
         <w:spacing w:before="0" w:after="0" w:line="360" w:lineRule="auto"/>
         <w:ind w:firstLineChars="200"/>
-        <w:jc w:val="both"/>
+        <w:jc w:val="left"/>
         <w:rPr>
           <w:rFonts w:ascii="Times New Roman" w:hAnsi="Times New Roman" w:eastAsia="宋体" w:cs="Times New Roman"/>
           <w:i w:val="0"/>
@@ -2906,7 +3002,7 @@
         <w:pStyle w:val="3"/>
         <w:spacing w:before="0" w:after="0" w:line="360" w:lineRule="auto"/>
         <w:ind w:firstLineChars="200"/>
-        <w:jc w:val="both"/>
+        <w:jc w:val="left"/>
         <w:rPr>
           <w:rFonts w:ascii="Times New Roman" w:hAnsi="Times New Roman" w:eastAsia="宋体" w:cs="Times New Roman"/>
           <w:i w:val="0"/>
@@ -2930,7 +3026,7 @@
         <w:pStyle w:val="3"/>
         <w:spacing w:before="0" w:after="0" w:line="360" w:lineRule="auto"/>
         <w:ind w:firstLineChars="200"/>
-        <w:jc w:val="both"/>
+        <w:jc w:val="left"/>
         <w:rPr>
           <w:rFonts w:ascii="Times New Roman" w:hAnsi="Times New Roman" w:eastAsia="宋体" w:cs="Times New Roman"/>
           <w:i w:val="0"/>
@@ -2980,7 +3076,7 @@
         <w:pStyle w:val="23"/>
         <w:spacing w:before="0" w:after="0" w:line="360" w:lineRule="auto"/>
         <w:ind w:firstLineChars="200"/>
-        <w:jc w:val="both"/>
+        <w:jc w:val="left"/>
         <w:rPr>
           <w:rFonts w:ascii="Times New Roman" w:hAnsi="Times New Roman" w:eastAsia="宋体" w:cs="Times New Roman"/>
           <w:i w:val="0"/>
@@ -3004,7 +3100,7 @@
         <w:pStyle w:val="3"/>
         <w:spacing w:before="0" w:after="0" w:line="360" w:lineRule="auto"/>
         <w:ind w:firstLineChars="200"/>
-        <w:jc w:val="both"/>
+        <w:jc w:val="left"/>
         <w:rPr>
           <w:rFonts w:ascii="Times New Roman" w:hAnsi="Times New Roman" w:eastAsia="宋体" w:cs="Times New Roman"/>
           <w:i w:val="0"/>
@@ -3028,7 +3124,7 @@
         <w:pStyle w:val="3"/>
         <w:spacing w:before="0" w:after="0" w:line="360" w:lineRule="auto"/>
         <w:ind w:firstLineChars="200"/>
-        <w:jc w:val="both"/>
+        <w:jc w:val="left"/>
         <w:rPr>
           <w:rFonts w:ascii="Times New Roman" w:hAnsi="Times New Roman" w:eastAsia="宋体" w:cs="Times New Roman"/>
           <w:i w:val="0"/>
@@ -3078,7 +3174,7 @@
         <w:pStyle w:val="23"/>
         <w:spacing w:before="0" w:after="0" w:line="360" w:lineRule="auto"/>
         <w:ind w:firstLineChars="200"/>
-        <w:jc w:val="both"/>
+        <w:jc w:val="left"/>
         <w:rPr>
           <w:rFonts w:ascii="Times New Roman" w:hAnsi="Times New Roman" w:eastAsia="宋体" w:cs="Times New Roman"/>
           <w:i w:val="0"/>
@@ -3102,7 +3198,7 @@
         <w:pStyle w:val="3"/>
         <w:spacing w:before="0" w:after="0" w:line="360" w:lineRule="auto"/>
         <w:ind w:firstLineChars="200"/>
-        <w:jc w:val="both"/>
+        <w:jc w:val="left"/>
         <w:rPr>
           <w:rFonts w:ascii="Times New Roman" w:hAnsi="Times New Roman" w:eastAsia="宋体" w:cs="Times New Roman"/>
           <w:i w:val="0"/>
@@ -3126,7 +3222,7 @@
         <w:pStyle w:val="3"/>
         <w:spacing w:before="0" w:after="0" w:line="360" w:lineRule="auto"/>
         <w:ind w:firstLineChars="200"/>
-        <w:jc w:val="both"/>
+        <w:jc w:val="left"/>
         <w:rPr>
           <w:rFonts w:ascii="Times New Roman" w:hAnsi="Times New Roman" w:eastAsia="宋体" w:cs="Times New Roman"/>
           <w:i w:val="0"/>
@@ -3150,7 +3246,7 @@
         <w:pStyle w:val="3"/>
         <w:spacing w:before="0" w:after="0" w:line="360" w:lineRule="auto"/>
         <w:ind w:firstLineChars="200"/>
-        <w:jc w:val="both"/>
+        <w:jc w:val="left"/>
         <w:rPr>
           <w:rFonts w:ascii="Times New Roman" w:hAnsi="Times New Roman" w:eastAsia="宋体" w:cs="Times New Roman"/>
           <w:i w:val="0"/>
@@ -3200,7 +3296,7 @@
         <w:pStyle w:val="23"/>
         <w:spacing w:before="0" w:after="0" w:line="360" w:lineRule="auto"/>
         <w:ind w:firstLineChars="200"/>
-        <w:jc w:val="both"/>
+        <w:jc w:val="left"/>
         <w:rPr>
           <w:rFonts w:ascii="Times New Roman" w:hAnsi="Times New Roman" w:eastAsia="宋体" w:cs="Times New Roman"/>
           <w:i w:val="0"/>
@@ -3224,7 +3320,7 @@
         <w:pStyle w:val="3"/>
         <w:spacing w:before="0" w:after="0" w:line="360" w:lineRule="auto"/>
         <w:ind w:firstLineChars="200"/>
-        <w:jc w:val="both"/>
+        <w:jc w:val="left"/>
         <w:rPr>
           <w:rFonts w:ascii="Times New Roman" w:hAnsi="Times New Roman" w:eastAsia="宋体" w:cs="Times New Roman"/>
           <w:i w:val="0"/>
@@ -3263,7 +3359,7 @@
           <w:sz w:val="21"/>
         </w:rPr>
         <w:pict>
-          <v:rect id="_x0000_i1028" o:spt="1" style="height:1.5pt;width:0pt;" coordsize="21600,21600" o:hr="t" o:hrstd="t" o:hralign="center">
+          <v:rect id="_x0000_i1028" o:spt="1" style="height:1.5pt;width:0pt;" coordsize="21600,21600" o:hr="t" o:hrstd="t">
             <v:path/>
             <v:fill focussize="0,0"/>
             <v:stroke/>
@@ -3281,7 +3377,7 @@
       <w:pPr>
         <w:pStyle w:val="4"/>
         <w:spacing w:before="240" w:after="240" w:line="360" w:lineRule="auto"/>
-        <w:jc w:val="center"/>
+        <w:jc w:val="left"/>
         <w:rPr>
           <w:rFonts w:ascii="Times New Roman" w:hAnsi="Times New Roman" w:eastAsia="黑体" w:cs="Times New Roman"/>
           <w:i w:val="0"/>
@@ -3307,7 +3403,7 @@
         <w:pStyle w:val="23"/>
         <w:spacing w:before="0" w:after="0" w:line="360" w:lineRule="auto"/>
         <w:ind w:firstLineChars="200"/>
-        <w:jc w:val="both"/>
+        <w:jc w:val="left"/>
         <w:rPr>
           <w:rFonts w:ascii="Times New Roman" w:hAnsi="Times New Roman" w:eastAsia="宋体" w:cs="Times New Roman"/>
           <w:i w:val="0"/>
@@ -3331,7 +3427,7 @@
         <w:pStyle w:val="3"/>
         <w:spacing w:before="0" w:after="0" w:line="360" w:lineRule="auto"/>
         <w:ind w:firstLineChars="200"/>
-        <w:jc w:val="both"/>
+        <w:jc w:val="left"/>
         <w:rPr>
           <w:rFonts w:ascii="Times New Roman" w:hAnsi="Times New Roman" w:eastAsia="宋体" w:cs="Times New Roman"/>
           <w:i w:val="0"/>
@@ -3380,7 +3476,7 @@
         <w:pStyle w:val="23"/>
         <w:spacing w:before="0" w:after="0" w:line="360" w:lineRule="auto"/>
         <w:ind w:firstLineChars="200"/>
-        <w:jc w:val="both"/>
+        <w:jc w:val="left"/>
         <w:rPr>
           <w:rFonts w:ascii="Times New Roman" w:hAnsi="Times New Roman" w:eastAsia="宋体" w:cs="Times New Roman"/>
           <w:i w:val="0"/>
@@ -3429,7 +3525,7 @@
         <w:pStyle w:val="23"/>
         <w:spacing w:before="0" w:after="0" w:line="360" w:lineRule="auto"/>
         <w:ind w:firstLineChars="200"/>
-        <w:jc w:val="both"/>
+        <w:jc w:val="left"/>
         <w:rPr>
           <w:rFonts w:ascii="Times New Roman" w:hAnsi="Times New Roman" w:eastAsia="宋体" w:cs="Times New Roman"/>
           <w:i w:val="0"/>
@@ -3453,35 +3549,23 @@
         <w:pStyle w:val="3"/>
         <w:spacing w:before="0" w:after="0" w:line="360" w:lineRule="auto"/>
         <w:ind w:firstLineChars="200"/>
-        <w:jc w:val="both"/>
-        <w:rPr>
-          <w:rFonts w:ascii="Times New Roman" w:hAnsi="Times New Roman" w:eastAsia="宋体" w:cs="Times New Roman"/>
-          <w:i w:val="0"/>
-          <w:iCs w:val="0"/>
-          <w:color w:val="auto"/>
-        </w:rPr>
-      </w:pPr>
-      <w:r>
-        <w:rPr>
-          <w:rFonts w:ascii="Times New Roman" w:hAnsi="Times New Roman" w:eastAsia="宋体" w:cs="Times New Roman"/>
-          <w:i w:val="0"/>
-          <w:iCs w:val="0"/>
-          <w:color w:val="auto"/>
-          <w:sz w:val="21"/>
-        </w:rPr>
-        <w:t>区别于通用Agent的扁平工作记忆，项目态势书承载了地产项目特有的层级化、节点化态势结构。Agent记忆机制的</w:t>
-      </w:r>
-      <w:bookmarkStart w:id="43" w:name="_GoBack"/>
-      <w:bookmarkEnd w:id="43"/>
-      <w:r>
-        <w:rPr>
-          <w:rFonts w:ascii="Times New Roman" w:hAnsi="Times New Roman" w:eastAsia="宋体" w:cs="Times New Roman"/>
-          <w:i w:val="0"/>
-          <w:iCs w:val="0"/>
-          <w:color w:val="auto"/>
-          <w:sz w:val="21"/>
-        </w:rPr>
-        <w:t>研究表明，记忆的组织形式对Agent能力具有重要影响[3]。本文的项目态势书针对地产项目的管理特征进行了特化设计，使得智能体能够以符合行业习惯的方式理解和呈现项目状态。</w:t>
+        <w:jc w:val="left"/>
+        <w:rPr>
+          <w:rFonts w:ascii="Times New Roman" w:hAnsi="Times New Roman" w:eastAsia="宋体" w:cs="Times New Roman"/>
+          <w:i w:val="0"/>
+          <w:iCs w:val="0"/>
+          <w:color w:val="auto"/>
+        </w:rPr>
+      </w:pPr>
+      <w:r>
+        <w:rPr>
+          <w:rFonts w:ascii="Times New Roman" w:hAnsi="Times New Roman" w:eastAsia="宋体" w:cs="Times New Roman"/>
+          <w:i w:val="0"/>
+          <w:iCs w:val="0"/>
+          <w:color w:val="auto"/>
+          <w:sz w:val="21"/>
+        </w:rPr>
+        <w:t>区别于通用Agent的扁平工作记忆，项目态势书承载了地产项目特有的层级化、节点化态势结构。Agent记忆机制的研究表明，记忆的组织形式对Agent能力具有重要影响[3]。本文的项目态势书针对地产项目的管理特征进行了特化设计，使得智能体能够以符合行业习惯的方式理解和呈现项目状态。</w:t>
       </w:r>
     </w:p>
     <w:bookmarkEnd w:id="24"/>
@@ -3515,7 +3599,7 @@
         <w:pStyle w:val="23"/>
         <w:spacing w:before="0" w:after="0" w:line="360" w:lineRule="auto"/>
         <w:ind w:firstLineChars="200"/>
-        <w:jc w:val="both"/>
+        <w:jc w:val="left"/>
         <w:rPr>
           <w:rFonts w:ascii="Times New Roman" w:hAnsi="Times New Roman" w:eastAsia="宋体" w:cs="Times New Roman"/>
           <w:i w:val="0"/>
@@ -3539,7 +3623,7 @@
         <w:pStyle w:val="3"/>
         <w:spacing w:before="0" w:after="0" w:line="360" w:lineRule="auto"/>
         <w:ind w:firstLineChars="200"/>
-        <w:jc w:val="both"/>
+        <w:jc w:val="left"/>
         <w:rPr>
           <w:rFonts w:ascii="Times New Roman" w:hAnsi="Times New Roman" w:eastAsia="宋体" w:cs="Times New Roman"/>
           <w:i w:val="0"/>
@@ -3589,7 +3673,7 @@
         <w:pStyle w:val="23"/>
         <w:spacing w:before="0" w:after="0" w:line="360" w:lineRule="auto"/>
         <w:ind w:firstLineChars="200"/>
-        <w:jc w:val="both"/>
+        <w:jc w:val="left"/>
         <w:rPr>
           <w:rFonts w:ascii="Times New Roman" w:hAnsi="Times New Roman" w:eastAsia="宋体" w:cs="Times New Roman"/>
           <w:i w:val="0"/>
@@ -3613,7 +3697,7 @@
         <w:pStyle w:val="3"/>
         <w:spacing w:before="0" w:after="0" w:line="360" w:lineRule="auto"/>
         <w:ind w:firstLineChars="200"/>
-        <w:jc w:val="both"/>
+        <w:jc w:val="left"/>
         <w:rPr>
           <w:rFonts w:ascii="Times New Roman" w:hAnsi="Times New Roman" w:eastAsia="宋体" w:cs="Times New Roman"/>
           <w:i w:val="0"/>
@@ -3663,7 +3747,7 @@
         <w:pStyle w:val="23"/>
         <w:spacing w:before="0" w:after="0" w:line="360" w:lineRule="auto"/>
         <w:ind w:firstLineChars="200"/>
-        <w:jc w:val="both"/>
+        <w:jc w:val="left"/>
         <w:rPr>
           <w:rFonts w:ascii="Times New Roman" w:hAnsi="Times New Roman" w:eastAsia="宋体" w:cs="Times New Roman"/>
           <w:i w:val="0"/>
@@ -3687,7 +3771,7 @@
         <w:pStyle w:val="3"/>
         <w:spacing w:before="0" w:after="0" w:line="360" w:lineRule="auto"/>
         <w:ind w:firstLineChars="200"/>
-        <w:jc w:val="both"/>
+        <w:jc w:val="left"/>
         <w:rPr>
           <w:rFonts w:ascii="Times New Roman" w:hAnsi="Times New Roman" w:eastAsia="宋体" w:cs="Times New Roman"/>
           <w:i w:val="0"/>
@@ -3711,7 +3795,7 @@
         <w:pStyle w:val="3"/>
         <w:spacing w:before="0" w:after="0" w:line="360" w:lineRule="auto"/>
         <w:ind w:firstLineChars="200"/>
-        <w:jc w:val="both"/>
+        <w:jc w:val="left"/>
         <w:rPr>
           <w:rFonts w:ascii="Times New Roman" w:hAnsi="Times New Roman" w:eastAsia="宋体" w:cs="Times New Roman"/>
           <w:i w:val="0"/>
@@ -3762,7 +3846,7 @@
         <w:pStyle w:val="23"/>
         <w:spacing w:before="0" w:after="0" w:line="360" w:lineRule="auto"/>
         <w:ind w:firstLineChars="200"/>
-        <w:jc w:val="both"/>
+        <w:jc w:val="left"/>
         <w:rPr>
           <w:rFonts w:ascii="Times New Roman" w:hAnsi="Times New Roman" w:eastAsia="宋体" w:cs="Times New Roman"/>
           <w:i w:val="0"/>
@@ -3811,7 +3895,7 @@
         <w:pStyle w:val="23"/>
         <w:spacing w:before="0" w:after="0" w:line="360" w:lineRule="auto"/>
         <w:ind w:firstLineChars="200"/>
-        <w:jc w:val="both"/>
+        <w:jc w:val="left"/>
         <w:rPr>
           <w:rFonts w:ascii="Times New Roman" w:hAnsi="Times New Roman" w:eastAsia="宋体" w:cs="Times New Roman"/>
           <w:i w:val="0"/>
@@ -3835,7 +3919,7 @@
         <w:pStyle w:val="3"/>
         <w:spacing w:before="0" w:after="0" w:line="360" w:lineRule="auto"/>
         <w:ind w:firstLineChars="200"/>
-        <w:jc w:val="both"/>
+        <w:jc w:val="left"/>
         <w:rPr>
           <w:rFonts w:ascii="Times New Roman" w:hAnsi="Times New Roman" w:eastAsia="宋体" w:cs="Times New Roman"/>
           <w:i w:val="0"/>
@@ -3885,7 +3969,7 @@
         <w:pStyle w:val="23"/>
         <w:spacing w:before="0" w:after="0" w:line="360" w:lineRule="auto"/>
         <w:ind w:firstLineChars="200"/>
-        <w:jc w:val="both"/>
+        <w:jc w:val="left"/>
         <w:rPr>
           <w:rFonts w:ascii="Times New Roman" w:hAnsi="Times New Roman" w:eastAsia="宋体" w:cs="Times New Roman"/>
           <w:i w:val="0"/>
@@ -3909,7 +3993,7 @@
         <w:pStyle w:val="3"/>
         <w:spacing w:before="0" w:after="0" w:line="360" w:lineRule="auto"/>
         <w:ind w:firstLineChars="200"/>
-        <w:jc w:val="both"/>
+        <w:jc w:val="left"/>
         <w:rPr>
           <w:rFonts w:ascii="Times New Roman" w:hAnsi="Times New Roman" w:eastAsia="宋体" w:cs="Times New Roman"/>
           <w:i w:val="0"/>
@@ -3933,7 +4017,7 @@
         <w:pStyle w:val="3"/>
         <w:spacing w:before="0" w:after="0" w:line="360" w:lineRule="auto"/>
         <w:ind w:firstLineChars="200"/>
-        <w:jc w:val="both"/>
+        <w:jc w:val="left"/>
         <w:rPr>
           <w:rFonts w:ascii="Times New Roman" w:hAnsi="Times New Roman" w:eastAsia="宋体" w:cs="Times New Roman"/>
           <w:i w:val="0"/>
@@ -3984,7 +4068,7 @@
         <w:pStyle w:val="23"/>
         <w:spacing w:before="0" w:after="0" w:line="360" w:lineRule="auto"/>
         <w:ind w:firstLineChars="200"/>
-        <w:jc w:val="both"/>
+        <w:jc w:val="left"/>
         <w:rPr>
           <w:rFonts w:ascii="Times New Roman" w:hAnsi="Times New Roman" w:eastAsia="宋体" w:cs="Times New Roman"/>
           <w:i w:val="0"/>
@@ -4033,7 +4117,7 @@
         <w:pStyle w:val="23"/>
         <w:spacing w:before="0" w:after="0" w:line="360" w:lineRule="auto"/>
         <w:ind w:firstLineChars="200"/>
-        <w:jc w:val="both"/>
+        <w:jc w:val="left"/>
         <w:rPr>
           <w:rFonts w:ascii="Times New Roman" w:hAnsi="Times New Roman" w:eastAsia="宋体" w:cs="Times New Roman"/>
           <w:i w:val="0"/>
@@ -4057,7 +4141,7 @@
         <w:pStyle w:val="3"/>
         <w:spacing w:before="0" w:after="0" w:line="360" w:lineRule="auto"/>
         <w:ind w:firstLineChars="200"/>
-        <w:jc w:val="both"/>
+        <w:jc w:val="left"/>
         <w:rPr>
           <w:rFonts w:ascii="Times New Roman" w:hAnsi="Times New Roman" w:eastAsia="宋体" w:cs="Times New Roman"/>
           <w:i w:val="0"/>
@@ -4081,7 +4165,7 @@
         <w:pStyle w:val="3"/>
         <w:spacing w:before="0" w:after="0" w:line="360" w:lineRule="auto"/>
         <w:ind w:firstLineChars="200"/>
-        <w:jc w:val="both"/>
+        <w:jc w:val="left"/>
         <w:rPr>
           <w:rFonts w:ascii="Times New Roman" w:hAnsi="Times New Roman" w:eastAsia="宋体" w:cs="Times New Roman"/>
           <w:i w:val="0"/>
@@ -4131,7 +4215,7 @@
         <w:pStyle w:val="23"/>
         <w:spacing w:before="0" w:after="0" w:line="360" w:lineRule="auto"/>
         <w:ind w:firstLineChars="200"/>
-        <w:jc w:val="both"/>
+        <w:jc w:val="left"/>
         <w:rPr>
           <w:rFonts w:ascii="Times New Roman" w:hAnsi="Times New Roman" w:eastAsia="宋体" w:cs="Times New Roman"/>
           <w:i w:val="0"/>
@@ -4155,7 +4239,7 @@
         <w:pStyle w:val="3"/>
         <w:spacing w:before="0" w:after="0" w:line="360" w:lineRule="auto"/>
         <w:ind w:firstLineChars="200"/>
-        <w:jc w:val="both"/>
+        <w:jc w:val="left"/>
         <w:rPr>
           <w:rFonts w:ascii="Times New Roman" w:hAnsi="Times New Roman" w:eastAsia="宋体" w:cs="Times New Roman"/>
           <w:i w:val="0"/>
@@ -4205,7 +4289,7 @@
         <w:pStyle w:val="23"/>
         <w:spacing w:before="0" w:after="0" w:line="360" w:lineRule="auto"/>
         <w:ind w:firstLineChars="200"/>
-        <w:jc w:val="both"/>
+        <w:jc w:val="left"/>
         <w:rPr>
           <w:rFonts w:ascii="Times New Roman" w:hAnsi="Times New Roman" w:eastAsia="宋体" w:cs="Times New Roman"/>
           <w:i w:val="0"/>
@@ -4229,7 +4313,7 @@
         <w:pStyle w:val="3"/>
         <w:spacing w:before="0" w:after="0" w:line="360" w:lineRule="auto"/>
         <w:ind w:firstLineChars="200"/>
-        <w:jc w:val="both"/>
+        <w:jc w:val="left"/>
         <w:rPr>
           <w:rFonts w:ascii="Times New Roman" w:hAnsi="Times New Roman" w:eastAsia="宋体" w:cs="Times New Roman"/>
           <w:i w:val="0"/>
@@ -4253,7 +4337,7 @@
         <w:pStyle w:val="3"/>
         <w:spacing w:before="0" w:after="0" w:line="360" w:lineRule="auto"/>
         <w:ind w:firstLineChars="200"/>
-        <w:jc w:val="both"/>
+        <w:jc w:val="left"/>
         <w:rPr>
           <w:rFonts w:ascii="Times New Roman" w:hAnsi="Times New Roman" w:eastAsia="宋体" w:cs="Times New Roman"/>
           <w:i w:val="0"/>
@@ -4304,7 +4388,7 @@
         <w:pStyle w:val="23"/>
         <w:spacing w:before="0" w:after="0" w:line="360" w:lineRule="auto"/>
         <w:ind w:firstLineChars="200"/>
-        <w:jc w:val="both"/>
+        <w:jc w:val="left"/>
         <w:rPr>
           <w:rFonts w:ascii="Times New Roman" w:hAnsi="Times New Roman" w:eastAsia="宋体" w:cs="Times New Roman"/>
           <w:i w:val="0"/>
@@ -4343,7 +4427,7 @@
           <w:sz w:val="21"/>
         </w:rPr>
         <w:pict>
-          <v:rect id="_x0000_i1029" o:spt="1" style="height:1.5pt;width:0pt;" coordsize="21600,21600" o:hr="t" o:hrstd="t" o:hralign="center">
+          <v:rect id="_x0000_i1029" o:spt="1" style="height:1.5pt;width:0pt;" coordsize="21600,21600" o:hr="t" o:hrstd="t">
             <v:path/>
             <v:fill focussize="0,0"/>
             <v:stroke/>
@@ -4361,7 +4445,7 @@
       <w:pPr>
         <w:pStyle w:val="4"/>
         <w:spacing w:before="240" w:after="240" w:line="360" w:lineRule="auto"/>
-        <w:jc w:val="center"/>
+        <w:jc w:val="left"/>
         <w:rPr>
           <w:rFonts w:ascii="Times New Roman" w:hAnsi="Times New Roman" w:eastAsia="黑体" w:cs="Times New Roman"/>
           <w:i w:val="0"/>
@@ -4387,7 +4471,7 @@
         <w:pStyle w:val="23"/>
         <w:spacing w:before="0" w:after="0" w:line="360" w:lineRule="auto"/>
         <w:ind w:firstLineChars="200"/>
-        <w:jc w:val="both"/>
+        <w:jc w:val="left"/>
         <w:rPr>
           <w:rFonts w:ascii="Times New Roman" w:hAnsi="Times New Roman" w:eastAsia="宋体" w:cs="Times New Roman"/>
           <w:i w:val="0"/>
@@ -4436,7 +4520,7 @@
         <w:pStyle w:val="23"/>
         <w:spacing w:before="0" w:after="0" w:line="360" w:lineRule="auto"/>
         <w:ind w:firstLineChars="200"/>
-        <w:jc w:val="both"/>
+        <w:jc w:val="left"/>
         <w:rPr>
           <w:rFonts w:ascii="Times New Roman" w:hAnsi="Times New Roman" w:eastAsia="宋体" w:cs="Times New Roman"/>
           <w:i w:val="0"/>
@@ -4486,7 +4570,7 @@
         <w:pStyle w:val="23"/>
         <w:spacing w:before="0" w:after="0" w:line="360" w:lineRule="auto"/>
         <w:ind w:firstLineChars="200"/>
-        <w:jc w:val="both"/>
+        <w:jc w:val="left"/>
         <w:rPr>
           <w:rFonts w:ascii="Times New Roman" w:hAnsi="Times New Roman" w:eastAsia="宋体" w:cs="Times New Roman"/>
           <w:i w:val="0"/>
@@ -4522,7 +4606,7 @@
         <w:pStyle w:val="3"/>
         <w:spacing w:before="0" w:after="0" w:line="360" w:lineRule="auto"/>
         <w:ind w:firstLineChars="200"/>
-        <w:jc w:val="both"/>
+        <w:jc w:val="left"/>
         <w:rPr>
           <w:rFonts w:ascii="Times New Roman" w:hAnsi="Times New Roman" w:eastAsia="宋体" w:cs="Times New Roman"/>
           <w:i w:val="0"/>
@@ -4558,7 +4642,7 @@
         <w:pStyle w:val="3"/>
         <w:spacing w:before="0" w:after="0" w:line="360" w:lineRule="auto"/>
         <w:ind w:firstLineChars="200"/>
-        <w:jc w:val="both"/>
+        <w:jc w:val="left"/>
         <w:rPr>
           <w:rFonts w:ascii="Times New Roman" w:hAnsi="Times New Roman" w:eastAsia="宋体" w:cs="Times New Roman"/>
           <w:i w:val="0"/>
@@ -4594,7 +4678,7 @@
         <w:pStyle w:val="3"/>
         <w:spacing w:before="0" w:after="0" w:line="360" w:lineRule="auto"/>
         <w:ind w:firstLineChars="200"/>
-        <w:jc w:val="both"/>
+        <w:jc w:val="left"/>
         <w:rPr>
           <w:rFonts w:ascii="Times New Roman" w:hAnsi="Times New Roman" w:eastAsia="宋体" w:cs="Times New Roman"/>
           <w:i w:val="0"/>
@@ -4618,7 +4702,7 @@
         <w:pStyle w:val="3"/>
         <w:spacing w:before="0" w:after="0" w:line="360" w:lineRule="auto"/>
         <w:ind w:firstLineChars="200"/>
-        <w:jc w:val="both"/>
+        <w:jc w:val="left"/>
         <w:rPr>
           <w:rFonts w:ascii="Times New Roman" w:hAnsi="Times New Roman" w:eastAsia="宋体" w:cs="Times New Roman"/>
           <w:i w:val="0"/>
@@ -4642,7 +4726,7 @@
         <w:pStyle w:val="3"/>
         <w:spacing w:before="0" w:after="0" w:line="360" w:lineRule="auto"/>
         <w:ind w:firstLineChars="200"/>
-        <w:jc w:val="both"/>
+        <w:jc w:val="left"/>
         <w:rPr>
           <w:rFonts w:ascii="Times New Roman" w:hAnsi="Times New Roman" w:eastAsia="宋体" w:cs="Times New Roman"/>
           <w:i w:val="0"/>
@@ -4678,7 +4762,7 @@
         <w:pStyle w:val="3"/>
         <w:spacing w:before="0" w:after="0" w:line="360" w:lineRule="auto"/>
         <w:ind w:firstLineChars="200"/>
-        <w:jc w:val="both"/>
+        <w:jc w:val="left"/>
         <w:rPr>
           <w:rFonts w:ascii="Times New Roman" w:hAnsi="Times New Roman" w:eastAsia="宋体" w:cs="Times New Roman"/>
           <w:i w:val="0"/>
@@ -4701,7 +4785,7 @@
       <w:pPr>
         <w:pStyle w:val="3"/>
         <w:spacing w:before="120" w:after="120" w:line="360" w:lineRule="auto"/>
-        <w:jc w:val="center"/>
+        <w:jc w:val="left"/>
         <w:rPr>
           <w:rFonts w:ascii="Times New Roman" w:hAnsi="Times New Roman" w:eastAsia="黑体" w:cs="Times New Roman"/>
           <w:i w:val="0"/>
@@ -4744,11 +4828,11 @@
         </w:tblCellMar>
       </w:tblPr>
       <w:tblGrid>
-        <w:gridCol w:w="781"/>
-        <w:gridCol w:w="1757"/>
-        <w:gridCol w:w="4489"/>
-        <w:gridCol w:w="1366"/>
-        <w:gridCol w:w="781"/>
+        <w:gridCol w:w="945"/>
+        <w:gridCol w:w="2046"/>
+        <w:gridCol w:w="3109"/>
+        <w:gridCol w:w="1773"/>
+        <w:gridCol w:w="1301"/>
       </w:tblGrid>
       <w:tr>
         <w:tblPrEx>
@@ -4771,11 +4855,14 @@
           <w:tblHeader/>
         </w:trPr>
         <w:tc>
-          <w:p>
-            <w:pPr>
-              <w:pStyle w:val="24"/>
-              <w:spacing w:before="0" w:after="0" w:line="312" w:lineRule="auto"/>
-              <w:jc w:val="center"/>
+          <w:tcPr>
+            <w:tcW w:w="515" w:type="pct"/>
+          </w:tcPr>
+          <w:p>
+            <w:pPr>
+              <w:pStyle w:val="24"/>
+              <w:spacing w:before="0" w:after="0" w:line="312" w:lineRule="auto"/>
+              <w:jc w:val="left"/>
               <w:rPr>
                 <w:rFonts w:ascii="Times New Roman" w:hAnsi="Times New Roman" w:eastAsia="宋体" w:cs="Times New Roman"/>
                 <w:i w:val="0"/>
@@ -4797,11 +4884,14 @@
           </w:p>
         </w:tc>
         <w:tc>
-          <w:p>
-            <w:pPr>
-              <w:pStyle w:val="24"/>
-              <w:spacing w:before="0" w:after="0" w:line="312" w:lineRule="auto"/>
-              <w:jc w:val="center"/>
+          <w:tcPr>
+            <w:tcW w:w="1115" w:type="pct"/>
+          </w:tcPr>
+          <w:p>
+            <w:pPr>
+              <w:pStyle w:val="24"/>
+              <w:spacing w:before="0" w:after="0" w:line="312" w:lineRule="auto"/>
+              <w:jc w:val="left"/>
               <w:rPr>
                 <w:rFonts w:ascii="Times New Roman" w:hAnsi="Times New Roman" w:eastAsia="宋体" w:cs="Times New Roman"/>
                 <w:i w:val="0"/>
@@ -4823,11 +4913,14 @@
           </w:p>
         </w:tc>
         <w:tc>
-          <w:p>
-            <w:pPr>
-              <w:pStyle w:val="24"/>
-              <w:spacing w:before="0" w:after="0" w:line="312" w:lineRule="auto"/>
-              <w:jc w:val="center"/>
+          <w:tcPr>
+            <w:tcW w:w="1694" w:type="pct"/>
+          </w:tcPr>
+          <w:p>
+            <w:pPr>
+              <w:pStyle w:val="24"/>
+              <w:spacing w:before="0" w:after="0" w:line="312" w:lineRule="auto"/>
+              <w:jc w:val="left"/>
               <w:rPr>
                 <w:rFonts w:ascii="Times New Roman" w:hAnsi="Times New Roman" w:eastAsia="宋体" w:cs="Times New Roman"/>
                 <w:i w:val="0"/>
@@ -4849,11 +4942,14 @@
           </w:p>
         </w:tc>
         <w:tc>
-          <w:p>
-            <w:pPr>
-              <w:pStyle w:val="24"/>
-              <w:spacing w:before="0" w:after="0" w:line="312" w:lineRule="auto"/>
-              <w:jc w:val="center"/>
+          <w:tcPr>
+            <w:tcW w:w="966" w:type="pct"/>
+          </w:tcPr>
+          <w:p>
+            <w:pPr>
+              <w:pStyle w:val="24"/>
+              <w:spacing w:before="0" w:after="0" w:line="312" w:lineRule="auto"/>
+              <w:jc w:val="left"/>
               <w:rPr>
                 <w:rFonts w:ascii="Times New Roman" w:hAnsi="Times New Roman" w:eastAsia="宋体" w:cs="Times New Roman"/>
                 <w:i w:val="0"/>
@@ -4875,11 +4971,14 @@
           </w:p>
         </w:tc>
         <w:tc>
-          <w:p>
-            <w:pPr>
-              <w:pStyle w:val="24"/>
-              <w:spacing w:before="0" w:after="0" w:line="312" w:lineRule="auto"/>
-              <w:jc w:val="center"/>
+          <w:tcPr>
+            <w:tcW w:w="709" w:type="pct"/>
+          </w:tcPr>
+          <w:p>
+            <w:pPr>
+              <w:pStyle w:val="24"/>
+              <w:spacing w:before="0" w:after="0" w:line="312" w:lineRule="auto"/>
+              <w:jc w:val="left"/>
               <w:rPr>
                 <w:rFonts w:ascii="Times New Roman" w:hAnsi="Times New Roman" w:eastAsia="宋体" w:cs="Times New Roman"/>
                 <w:i w:val="0"/>
@@ -4919,11 +5018,14 @@
           </w:tblCellMar>
         </w:tblPrEx>
         <w:tc>
-          <w:p>
-            <w:pPr>
-              <w:pStyle w:val="24"/>
-              <w:spacing w:before="0" w:after="0" w:line="312" w:lineRule="auto"/>
-              <w:jc w:val="center"/>
+          <w:tcPr>
+            <w:tcW w:w="515" w:type="pct"/>
+          </w:tcPr>
+          <w:p>
+            <w:pPr>
+              <w:pStyle w:val="24"/>
+              <w:spacing w:before="0" w:after="0" w:line="312" w:lineRule="auto"/>
+              <w:jc w:val="left"/>
               <w:rPr>
                 <w:rFonts w:ascii="Times New Roman" w:hAnsi="Times New Roman" w:eastAsia="宋体" w:cs="Times New Roman"/>
                 <w:i w:val="0"/>
@@ -4944,11 +5046,14 @@
           </w:p>
         </w:tc>
         <w:tc>
-          <w:p>
-            <w:pPr>
-              <w:pStyle w:val="24"/>
-              <w:spacing w:before="0" w:after="0" w:line="312" w:lineRule="auto"/>
-              <w:jc w:val="center"/>
+          <w:tcPr>
+            <w:tcW w:w="1115" w:type="pct"/>
+          </w:tcPr>
+          <w:p>
+            <w:pPr>
+              <w:pStyle w:val="24"/>
+              <w:spacing w:before="0" w:after="0" w:line="312" w:lineRule="auto"/>
+              <w:jc w:val="left"/>
               <w:rPr>
                 <w:rFonts w:ascii="Times New Roman" w:hAnsi="Times New Roman" w:eastAsia="宋体" w:cs="Times New Roman"/>
                 <w:i w:val="0"/>
@@ -4969,11 +5074,14 @@
           </w:p>
         </w:tc>
         <w:tc>
-          <w:p>
-            <w:pPr>
-              <w:pStyle w:val="24"/>
-              <w:spacing w:before="0" w:after="0" w:line="312" w:lineRule="auto"/>
-              <w:jc w:val="center"/>
+          <w:tcPr>
+            <w:tcW w:w="1694" w:type="pct"/>
+          </w:tcPr>
+          <w:p>
+            <w:pPr>
+              <w:pStyle w:val="24"/>
+              <w:spacing w:before="0" w:after="0" w:line="312" w:lineRule="auto"/>
+              <w:jc w:val="left"/>
               <w:rPr>
                 <w:rFonts w:ascii="Times New Roman" w:hAnsi="Times New Roman" w:eastAsia="宋体" w:cs="Times New Roman"/>
                 <w:i w:val="0"/>
@@ -4994,11 +5102,14 @@
           </w:p>
         </w:tc>
         <w:tc>
-          <w:p>
-            <w:pPr>
-              <w:pStyle w:val="24"/>
-              <w:spacing w:before="0" w:after="0" w:line="312" w:lineRule="auto"/>
-              <w:jc w:val="center"/>
+          <w:tcPr>
+            <w:tcW w:w="966" w:type="pct"/>
+          </w:tcPr>
+          <w:p>
+            <w:pPr>
+              <w:pStyle w:val="24"/>
+              <w:spacing w:before="0" w:after="0" w:line="312" w:lineRule="auto"/>
+              <w:jc w:val="left"/>
               <w:rPr>
                 <w:rFonts w:ascii="Times New Roman" w:hAnsi="Times New Roman" w:eastAsia="宋体" w:cs="Times New Roman"/>
                 <w:i w:val="0"/>
@@ -5019,11 +5130,14 @@
           </w:p>
         </w:tc>
         <w:tc>
-          <w:p>
-            <w:pPr>
-              <w:pStyle w:val="24"/>
-              <w:spacing w:before="0" w:after="0" w:line="312" w:lineRule="auto"/>
-              <w:jc w:val="center"/>
+          <w:tcPr>
+            <w:tcW w:w="709" w:type="pct"/>
+          </w:tcPr>
+          <w:p>
+            <w:pPr>
+              <w:pStyle w:val="24"/>
+              <w:spacing w:before="0" w:after="0" w:line="312" w:lineRule="auto"/>
+              <w:jc w:val="left"/>
               <w:rPr>
                 <w:rFonts w:ascii="Times New Roman" w:hAnsi="Times New Roman" w:eastAsia="宋体" w:cs="Times New Roman"/>
                 <w:i w:val="0"/>
@@ -5062,11 +5176,14 @@
           </w:tblCellMar>
         </w:tblPrEx>
         <w:tc>
-          <w:p>
-            <w:pPr>
-              <w:pStyle w:val="24"/>
-              <w:spacing w:before="0" w:after="0" w:line="312" w:lineRule="auto"/>
-              <w:jc w:val="center"/>
+          <w:tcPr>
+            <w:tcW w:w="515" w:type="pct"/>
+          </w:tcPr>
+          <w:p>
+            <w:pPr>
+              <w:pStyle w:val="24"/>
+              <w:spacing w:before="0" w:after="0" w:line="312" w:lineRule="auto"/>
+              <w:jc w:val="left"/>
               <w:rPr>
                 <w:rFonts w:ascii="Times New Roman" w:hAnsi="Times New Roman" w:eastAsia="宋体" w:cs="Times New Roman"/>
                 <w:i w:val="0"/>
@@ -5087,11 +5204,14 @@
           </w:p>
         </w:tc>
         <w:tc>
-          <w:p>
-            <w:pPr>
-              <w:pStyle w:val="24"/>
-              <w:spacing w:before="0" w:after="0" w:line="312" w:lineRule="auto"/>
-              <w:jc w:val="center"/>
+          <w:tcPr>
+            <w:tcW w:w="1115" w:type="pct"/>
+          </w:tcPr>
+          <w:p>
+            <w:pPr>
+              <w:pStyle w:val="24"/>
+              <w:spacing w:before="0" w:after="0" w:line="312" w:lineRule="auto"/>
+              <w:jc w:val="left"/>
               <w:rPr>
                 <w:rFonts w:ascii="Times New Roman" w:hAnsi="Times New Roman" w:eastAsia="宋体" w:cs="Times New Roman"/>
                 <w:i w:val="0"/>
@@ -5112,11 +5232,14 @@
           </w:p>
         </w:tc>
         <w:tc>
-          <w:p>
-            <w:pPr>
-              <w:pStyle w:val="24"/>
-              <w:spacing w:before="0" w:after="0" w:line="312" w:lineRule="auto"/>
-              <w:jc w:val="center"/>
+          <w:tcPr>
+            <w:tcW w:w="1694" w:type="pct"/>
+          </w:tcPr>
+          <w:p>
+            <w:pPr>
+              <w:pStyle w:val="24"/>
+              <w:spacing w:before="0" w:after="0" w:line="312" w:lineRule="auto"/>
+              <w:jc w:val="left"/>
               <w:rPr>
                 <w:rFonts w:ascii="Times New Roman" w:hAnsi="Times New Roman" w:eastAsia="宋体" w:cs="Times New Roman"/>
                 <w:i w:val="0"/>
@@ -5137,11 +5260,14 @@
           </w:p>
         </w:tc>
         <w:tc>
-          <w:p>
-            <w:pPr>
-              <w:pStyle w:val="24"/>
-              <w:spacing w:before="0" w:after="0" w:line="312" w:lineRule="auto"/>
-              <w:jc w:val="center"/>
+          <w:tcPr>
+            <w:tcW w:w="966" w:type="pct"/>
+          </w:tcPr>
+          <w:p>
+            <w:pPr>
+              <w:pStyle w:val="24"/>
+              <w:spacing w:before="0" w:after="0" w:line="312" w:lineRule="auto"/>
+              <w:jc w:val="left"/>
               <w:rPr>
                 <w:rFonts w:ascii="Times New Roman" w:hAnsi="Times New Roman" w:eastAsia="宋体" w:cs="Times New Roman"/>
                 <w:i w:val="0"/>
@@ -5162,11 +5288,14 @@
           </w:p>
         </w:tc>
         <w:tc>
-          <w:p>
-            <w:pPr>
-              <w:pStyle w:val="24"/>
-              <w:spacing w:before="0" w:after="0" w:line="312" w:lineRule="auto"/>
-              <w:jc w:val="center"/>
+          <w:tcPr>
+            <w:tcW w:w="709" w:type="pct"/>
+          </w:tcPr>
+          <w:p>
+            <w:pPr>
+              <w:pStyle w:val="24"/>
+              <w:spacing w:before="0" w:after="0" w:line="312" w:lineRule="auto"/>
+              <w:jc w:val="left"/>
               <w:rPr>
                 <w:rFonts w:ascii="Times New Roman" w:hAnsi="Times New Roman" w:eastAsia="宋体" w:cs="Times New Roman"/>
                 <w:i w:val="0"/>
@@ -5205,11 +5334,14 @@
           </w:tblCellMar>
         </w:tblPrEx>
         <w:tc>
-          <w:p>
-            <w:pPr>
-              <w:pStyle w:val="24"/>
-              <w:spacing w:before="0" w:after="0" w:line="312" w:lineRule="auto"/>
-              <w:jc w:val="center"/>
+          <w:tcPr>
+            <w:tcW w:w="515" w:type="pct"/>
+          </w:tcPr>
+          <w:p>
+            <w:pPr>
+              <w:pStyle w:val="24"/>
+              <w:spacing w:before="0" w:after="0" w:line="312" w:lineRule="auto"/>
+              <w:jc w:val="left"/>
               <w:rPr>
                 <w:rFonts w:ascii="Times New Roman" w:hAnsi="Times New Roman" w:eastAsia="宋体" w:cs="Times New Roman"/>
                 <w:i w:val="0"/>
@@ -5230,11 +5362,14 @@
           </w:p>
         </w:tc>
         <w:tc>
-          <w:p>
-            <w:pPr>
-              <w:pStyle w:val="24"/>
-              <w:spacing w:before="0" w:after="0" w:line="312" w:lineRule="auto"/>
-              <w:jc w:val="center"/>
+          <w:tcPr>
+            <w:tcW w:w="1115" w:type="pct"/>
+          </w:tcPr>
+          <w:p>
+            <w:pPr>
+              <w:pStyle w:val="24"/>
+              <w:spacing w:before="0" w:after="0" w:line="312" w:lineRule="auto"/>
+              <w:jc w:val="left"/>
               <w:rPr>
                 <w:rFonts w:ascii="Times New Roman" w:hAnsi="Times New Roman" w:eastAsia="宋体" w:cs="Times New Roman"/>
                 <w:i w:val="0"/>
@@ -5255,11 +5390,14 @@
           </w:p>
         </w:tc>
         <w:tc>
-          <w:p>
-            <w:pPr>
-              <w:pStyle w:val="24"/>
-              <w:spacing w:before="0" w:after="0" w:line="312" w:lineRule="auto"/>
-              <w:jc w:val="center"/>
+          <w:tcPr>
+            <w:tcW w:w="1694" w:type="pct"/>
+          </w:tcPr>
+          <w:p>
+            <w:pPr>
+              <w:pStyle w:val="24"/>
+              <w:spacing w:before="0" w:after="0" w:line="312" w:lineRule="auto"/>
+              <w:jc w:val="left"/>
               <w:rPr>
                 <w:rFonts w:ascii="Times New Roman" w:hAnsi="Times New Roman" w:eastAsia="宋体" w:cs="Times New Roman"/>
                 <w:i w:val="0"/>
@@ -5280,11 +5418,14 @@
           </w:p>
         </w:tc>
         <w:tc>
-          <w:p>
-            <w:pPr>
-              <w:pStyle w:val="24"/>
-              <w:spacing w:before="0" w:after="0" w:line="312" w:lineRule="auto"/>
-              <w:jc w:val="center"/>
+          <w:tcPr>
+            <w:tcW w:w="966" w:type="pct"/>
+          </w:tcPr>
+          <w:p>
+            <w:pPr>
+              <w:pStyle w:val="24"/>
+              <w:spacing w:before="0" w:after="0" w:line="312" w:lineRule="auto"/>
+              <w:jc w:val="left"/>
               <w:rPr>
                 <w:rFonts w:ascii="Times New Roman" w:hAnsi="Times New Roman" w:eastAsia="宋体" w:cs="Times New Roman"/>
                 <w:i w:val="0"/>
@@ -5305,11 +5446,14 @@
           </w:p>
         </w:tc>
         <w:tc>
-          <w:p>
-            <w:pPr>
-              <w:pStyle w:val="24"/>
-              <w:spacing w:before="0" w:after="0" w:line="312" w:lineRule="auto"/>
-              <w:jc w:val="center"/>
+          <w:tcPr>
+            <w:tcW w:w="709" w:type="pct"/>
+          </w:tcPr>
+          <w:p>
+            <w:pPr>
+              <w:pStyle w:val="24"/>
+              <w:spacing w:before="0" w:after="0" w:line="312" w:lineRule="auto"/>
+              <w:jc w:val="left"/>
               <w:rPr>
                 <w:rFonts w:ascii="Times New Roman" w:hAnsi="Times New Roman" w:eastAsia="宋体" w:cs="Times New Roman"/>
                 <w:i w:val="0"/>
@@ -5362,7 +5506,7 @@
         <w:pStyle w:val="23"/>
         <w:spacing w:before="0" w:after="0" w:line="360" w:lineRule="auto"/>
         <w:ind w:firstLineChars="200"/>
-        <w:jc w:val="both"/>
+        <w:jc w:val="left"/>
         <w:rPr>
           <w:rFonts w:ascii="Times New Roman" w:hAnsi="Times New Roman" w:eastAsia="宋体" w:cs="Times New Roman"/>
           <w:i w:val="0"/>
@@ -5398,7 +5542,7 @@
         <w:pStyle w:val="3"/>
         <w:spacing w:before="0" w:after="0" w:line="360" w:lineRule="auto"/>
         <w:ind w:firstLineChars="200"/>
-        <w:jc w:val="both"/>
+        <w:jc w:val="left"/>
         <w:rPr>
           <w:rFonts w:ascii="Times New Roman" w:hAnsi="Times New Roman" w:eastAsia="宋体" w:cs="Times New Roman"/>
           <w:i w:val="0"/>
@@ -5434,7 +5578,7 @@
         <w:pStyle w:val="3"/>
         <w:spacing w:before="0" w:after="0" w:line="360" w:lineRule="auto"/>
         <w:ind w:firstLineChars="200"/>
-        <w:jc w:val="both"/>
+        <w:jc w:val="left"/>
         <w:rPr>
           <w:rFonts w:ascii="Times New Roman" w:hAnsi="Times New Roman" w:eastAsia="宋体" w:cs="Times New Roman"/>
           <w:i w:val="0"/>
@@ -5491,7 +5635,7 @@
         <w:pStyle w:val="3"/>
         <w:spacing w:before="0" w:after="0" w:line="360" w:lineRule="auto"/>
         <w:ind w:firstLineChars="200"/>
-        <w:jc w:val="both"/>
+        <w:jc w:val="left"/>
         <w:rPr>
           <w:rFonts w:ascii="Times New Roman" w:hAnsi="Times New Roman" w:eastAsia="宋体" w:cs="Times New Roman"/>
           <w:i w:val="0"/>
@@ -5515,7 +5659,7 @@
         <w:pStyle w:val="3"/>
         <w:spacing w:before="0" w:after="0" w:line="360" w:lineRule="auto"/>
         <w:ind w:firstLineChars="200"/>
-        <w:jc w:val="both"/>
+        <w:jc w:val="left"/>
         <w:rPr>
           <w:rFonts w:ascii="Times New Roman" w:hAnsi="Times New Roman" w:eastAsia="宋体" w:cs="Times New Roman"/>
           <w:i w:val="0"/>
@@ -5551,7 +5695,7 @@
         <w:pStyle w:val="3"/>
         <w:spacing w:before="0" w:after="0" w:line="360" w:lineRule="auto"/>
         <w:ind w:firstLineChars="200"/>
-        <w:jc w:val="both"/>
+        <w:jc w:val="left"/>
         <w:rPr>
           <w:rFonts w:ascii="Times New Roman" w:hAnsi="Times New Roman" w:eastAsia="宋体" w:cs="Times New Roman"/>
           <w:i w:val="0"/>
@@ -5574,7 +5718,7 @@
       <w:pPr>
         <w:pStyle w:val="3"/>
         <w:spacing w:before="120" w:after="120" w:line="360" w:lineRule="auto"/>
-        <w:jc w:val="center"/>
+        <w:jc w:val="left"/>
         <w:rPr>
           <w:rFonts w:ascii="Times New Roman" w:hAnsi="Times New Roman" w:eastAsia="黑体" w:cs="Times New Roman"/>
           <w:i w:val="0"/>
@@ -5651,7 +5795,7 @@
             <w:pPr>
               <w:pStyle w:val="24"/>
               <w:spacing w:before="0" w:after="0" w:line="312" w:lineRule="auto"/>
-              <w:jc w:val="center"/>
+              <w:jc w:val="left"/>
               <w:rPr>
                 <w:rFonts w:ascii="Times New Roman" w:hAnsi="Times New Roman" w:eastAsia="宋体" w:cs="Times New Roman"/>
                 <w:i w:val="0"/>
@@ -5680,7 +5824,7 @@
             <w:pPr>
               <w:pStyle w:val="24"/>
               <w:spacing w:before="0" w:after="0" w:line="312" w:lineRule="auto"/>
-              <w:jc w:val="center"/>
+              <w:jc w:val="left"/>
               <w:rPr>
                 <w:rFonts w:ascii="Times New Roman" w:hAnsi="Times New Roman" w:eastAsia="宋体" w:cs="Times New Roman"/>
                 <w:i w:val="0"/>
@@ -5706,7 +5850,7 @@
             <w:pPr>
               <w:pStyle w:val="24"/>
               <w:spacing w:before="0" w:after="0" w:line="312" w:lineRule="auto"/>
-              <w:jc w:val="center"/>
+              <w:jc w:val="left"/>
               <w:rPr>
                 <w:rFonts w:ascii="Times New Roman" w:hAnsi="Times New Roman" w:eastAsia="宋体" w:cs="Times New Roman"/>
                 <w:i w:val="0"/>
@@ -5732,7 +5876,7 @@
             <w:pPr>
               <w:pStyle w:val="24"/>
               <w:spacing w:before="0" w:after="0" w:line="312" w:lineRule="auto"/>
-              <w:jc w:val="center"/>
+              <w:jc w:val="left"/>
               <w:rPr>
                 <w:rFonts w:ascii="Times New Roman" w:hAnsi="Times New Roman" w:eastAsia="宋体" w:cs="Times New Roman"/>
                 <w:i w:val="0"/>
@@ -5758,7 +5902,7 @@
             <w:pPr>
               <w:pStyle w:val="24"/>
               <w:spacing w:before="0" w:after="0" w:line="312" w:lineRule="auto"/>
-              <w:jc w:val="center"/>
+              <w:jc w:val="left"/>
               <w:rPr>
                 <w:rFonts w:ascii="Times New Roman" w:hAnsi="Times New Roman" w:eastAsia="宋体" w:cs="Times New Roman"/>
                 <w:i w:val="0"/>
@@ -5807,7 +5951,7 @@
             <w:pPr>
               <w:pStyle w:val="24"/>
               <w:spacing w:before="0" w:after="0" w:line="312" w:lineRule="auto"/>
-              <w:jc w:val="center"/>
+              <w:jc w:val="left"/>
               <w:rPr>
                 <w:rFonts w:ascii="Times New Roman" w:hAnsi="Times New Roman" w:eastAsia="宋体" w:cs="Times New Roman"/>
                 <w:i w:val="0"/>
@@ -5835,7 +5979,7 @@
             <w:pPr>
               <w:pStyle w:val="24"/>
               <w:spacing w:before="0" w:after="0" w:line="312" w:lineRule="auto"/>
-              <w:jc w:val="center"/>
+              <w:jc w:val="left"/>
               <w:rPr>
                 <w:rFonts w:ascii="Times New Roman" w:hAnsi="Times New Roman" w:eastAsia="宋体" w:cs="Times New Roman"/>
                 <w:i w:val="0"/>
@@ -5860,7 +6004,7 @@
             <w:pPr>
               <w:pStyle w:val="24"/>
               <w:spacing w:before="0" w:after="0" w:line="312" w:lineRule="auto"/>
-              <w:jc w:val="center"/>
+              <w:jc w:val="left"/>
               <w:rPr>
                 <w:rFonts w:ascii="Times New Roman" w:hAnsi="Times New Roman" w:eastAsia="宋体" w:cs="Times New Roman"/>
                 <w:i w:val="0"/>
@@ -5885,7 +6029,7 @@
             <w:pPr>
               <w:pStyle w:val="24"/>
               <w:spacing w:before="0" w:after="0" w:line="312" w:lineRule="auto"/>
-              <w:jc w:val="center"/>
+              <w:jc w:val="left"/>
               <w:rPr>
                 <w:rFonts w:ascii="Times New Roman" w:hAnsi="Times New Roman" w:eastAsia="宋体" w:cs="Times New Roman"/>
                 <w:i w:val="0"/>
@@ -5910,7 +6054,7 @@
             <w:pPr>
               <w:pStyle w:val="24"/>
               <w:spacing w:before="0" w:after="0" w:line="312" w:lineRule="auto"/>
-              <w:jc w:val="center"/>
+              <w:jc w:val="left"/>
               <w:rPr>
                 <w:rFonts w:ascii="Times New Roman" w:hAnsi="Times New Roman" w:eastAsia="宋体" w:cs="Times New Roman"/>
                 <w:i w:val="0"/>
@@ -5958,7 +6102,7 @@
             <w:pPr>
               <w:pStyle w:val="24"/>
               <w:spacing w:before="0" w:after="0" w:line="312" w:lineRule="auto"/>
-              <w:jc w:val="center"/>
+              <w:jc w:val="left"/>
               <w:rPr>
                 <w:rFonts w:ascii="Times New Roman" w:hAnsi="Times New Roman" w:eastAsia="宋体" w:cs="Times New Roman"/>
                 <w:i w:val="0"/>
@@ -5976,7 +6120,7 @@
             <w:pPr>
               <w:pStyle w:val="24"/>
               <w:spacing w:before="0" w:after="0" w:line="312" w:lineRule="auto"/>
-              <w:jc w:val="center"/>
+              <w:jc w:val="left"/>
               <w:rPr>
                 <w:rFonts w:ascii="Times New Roman" w:hAnsi="Times New Roman" w:eastAsia="宋体" w:cs="Times New Roman"/>
                 <w:i w:val="0"/>
@@ -6001,7 +6145,7 @@
             <w:pPr>
               <w:pStyle w:val="24"/>
               <w:spacing w:before="0" w:after="0" w:line="312" w:lineRule="auto"/>
-              <w:jc w:val="center"/>
+              <w:jc w:val="left"/>
               <w:rPr>
                 <w:rFonts w:ascii="Times New Roman" w:hAnsi="Times New Roman" w:eastAsia="宋体" w:cs="Times New Roman"/>
                 <w:i w:val="0"/>
@@ -6026,7 +6170,7 @@
             <w:pPr>
               <w:pStyle w:val="24"/>
               <w:spacing w:before="0" w:after="0" w:line="312" w:lineRule="auto"/>
-              <w:jc w:val="center"/>
+              <w:jc w:val="left"/>
               <w:rPr>
                 <w:rFonts w:ascii="Times New Roman" w:hAnsi="Times New Roman" w:eastAsia="宋体" w:cs="Times New Roman"/>
                 <w:i w:val="0"/>
@@ -6051,7 +6195,7 @@
             <w:pPr>
               <w:pStyle w:val="24"/>
               <w:spacing w:before="0" w:after="0" w:line="312" w:lineRule="auto"/>
-              <w:jc w:val="center"/>
+              <w:jc w:val="left"/>
               <w:rPr>
                 <w:rFonts w:ascii="Times New Roman" w:hAnsi="Times New Roman" w:eastAsia="宋体" w:cs="Times New Roman"/>
                 <w:i w:val="0"/>
@@ -6099,7 +6243,7 @@
             <w:pPr>
               <w:pStyle w:val="24"/>
               <w:spacing w:before="0" w:after="0" w:line="312" w:lineRule="auto"/>
-              <w:jc w:val="center"/>
+              <w:jc w:val="left"/>
               <w:rPr>
                 <w:rFonts w:ascii="Times New Roman" w:hAnsi="Times New Roman" w:eastAsia="宋体" w:cs="Times New Roman"/>
                 <w:i w:val="0"/>
@@ -6117,7 +6261,7 @@
             <w:pPr>
               <w:pStyle w:val="24"/>
               <w:spacing w:before="0" w:after="0" w:line="312" w:lineRule="auto"/>
-              <w:jc w:val="center"/>
+              <w:jc w:val="left"/>
               <w:rPr>
                 <w:rFonts w:ascii="Times New Roman" w:hAnsi="Times New Roman" w:eastAsia="宋体" w:cs="Times New Roman"/>
                 <w:i w:val="0"/>
@@ -6142,7 +6286,7 @@
             <w:pPr>
               <w:pStyle w:val="24"/>
               <w:spacing w:before="0" w:after="0" w:line="312" w:lineRule="auto"/>
-              <w:jc w:val="center"/>
+              <w:jc w:val="left"/>
               <w:rPr>
                 <w:rFonts w:ascii="Times New Roman" w:hAnsi="Times New Roman" w:eastAsia="宋体" w:cs="Times New Roman"/>
                 <w:i w:val="0"/>
@@ -6167,7 +6311,7 @@
             <w:pPr>
               <w:pStyle w:val="24"/>
               <w:spacing w:before="0" w:after="0" w:line="312" w:lineRule="auto"/>
-              <w:jc w:val="center"/>
+              <w:jc w:val="left"/>
               <w:rPr>
                 <w:rFonts w:ascii="Times New Roman" w:hAnsi="Times New Roman" w:eastAsia="宋体" w:cs="Times New Roman"/>
                 <w:i w:val="0"/>
@@ -6192,7 +6336,7 @@
             <w:pPr>
               <w:pStyle w:val="24"/>
               <w:spacing w:before="0" w:after="0" w:line="312" w:lineRule="auto"/>
-              <w:jc w:val="center"/>
+              <w:jc w:val="left"/>
               <w:rPr>
                 <w:rFonts w:ascii="Times New Roman" w:hAnsi="Times New Roman" w:eastAsia="宋体" w:cs="Times New Roman"/>
                 <w:i w:val="0"/>
@@ -6238,7 +6382,7 @@
             <w:pPr>
               <w:pStyle w:val="24"/>
               <w:spacing w:before="0" w:after="0" w:line="312" w:lineRule="auto"/>
-              <w:jc w:val="center"/>
+              <w:jc w:val="left"/>
               <w:rPr>
                 <w:rFonts w:ascii="Times New Roman" w:hAnsi="Times New Roman" w:eastAsia="宋体" w:cs="Times New Roman"/>
                 <w:i w:val="0"/>
@@ -6266,7 +6410,7 @@
             <w:pPr>
               <w:pStyle w:val="24"/>
               <w:spacing w:before="0" w:after="0" w:line="312" w:lineRule="auto"/>
-              <w:jc w:val="center"/>
+              <w:jc w:val="left"/>
               <w:rPr>
                 <w:rFonts w:ascii="Times New Roman" w:hAnsi="Times New Roman" w:eastAsia="宋体" w:cs="Times New Roman"/>
                 <w:i w:val="0"/>
@@ -6291,7 +6435,7 @@
             <w:pPr>
               <w:pStyle w:val="24"/>
               <w:spacing w:before="0" w:after="0" w:line="312" w:lineRule="auto"/>
-              <w:jc w:val="center"/>
+              <w:jc w:val="left"/>
               <w:rPr>
                 <w:rFonts w:ascii="Times New Roman" w:hAnsi="Times New Roman" w:eastAsia="宋体" w:cs="Times New Roman"/>
                 <w:i w:val="0"/>
@@ -6316,7 +6460,7 @@
             <w:pPr>
               <w:pStyle w:val="24"/>
               <w:spacing w:before="0" w:after="0" w:line="312" w:lineRule="auto"/>
-              <w:jc w:val="center"/>
+              <w:jc w:val="left"/>
               <w:rPr>
                 <w:rFonts w:ascii="Times New Roman" w:hAnsi="Times New Roman" w:eastAsia="宋体" w:cs="Times New Roman"/>
                 <w:i w:val="0"/>
@@ -6341,7 +6485,7 @@
             <w:pPr>
               <w:pStyle w:val="24"/>
               <w:spacing w:before="0" w:after="0" w:line="312" w:lineRule="auto"/>
-              <w:jc w:val="center"/>
+              <w:jc w:val="left"/>
               <w:rPr>
                 <w:rFonts w:ascii="Times New Roman" w:hAnsi="Times New Roman" w:eastAsia="宋体" w:cs="Times New Roman"/>
                 <w:i w:val="0"/>
@@ -6387,7 +6531,7 @@
             <w:pPr>
               <w:pStyle w:val="24"/>
               <w:spacing w:before="0" w:after="0" w:line="312" w:lineRule="auto"/>
-              <w:jc w:val="center"/>
+              <w:jc w:val="left"/>
               <w:rPr>
                 <w:rFonts w:ascii="Times New Roman" w:hAnsi="Times New Roman" w:eastAsia="宋体" w:cs="Times New Roman"/>
                 <w:i w:val="0"/>
@@ -6415,7 +6559,7 @@
             <w:pPr>
               <w:pStyle w:val="24"/>
               <w:spacing w:before="0" w:after="0" w:line="312" w:lineRule="auto"/>
-              <w:jc w:val="center"/>
+              <w:jc w:val="left"/>
               <w:rPr>
                 <w:rFonts w:ascii="Times New Roman" w:hAnsi="Times New Roman" w:eastAsia="宋体" w:cs="Times New Roman"/>
                 <w:i w:val="0"/>
@@ -6440,7 +6584,7 @@
             <w:pPr>
               <w:pStyle w:val="24"/>
               <w:spacing w:before="0" w:after="0" w:line="312" w:lineRule="auto"/>
-              <w:jc w:val="center"/>
+              <w:jc w:val="left"/>
               <w:rPr>
                 <w:rFonts w:ascii="Times New Roman" w:hAnsi="Times New Roman" w:eastAsia="宋体" w:cs="Times New Roman"/>
                 <w:i w:val="0"/>
@@ -6465,7 +6609,7 @@
             <w:pPr>
               <w:pStyle w:val="24"/>
               <w:spacing w:before="0" w:after="0" w:line="312" w:lineRule="auto"/>
-              <w:jc w:val="center"/>
+              <w:jc w:val="left"/>
               <w:rPr>
                 <w:rFonts w:ascii="Times New Roman" w:hAnsi="Times New Roman" w:eastAsia="宋体" w:cs="Times New Roman"/>
                 <w:i w:val="0"/>
@@ -6490,7 +6634,7 @@
             <w:pPr>
               <w:pStyle w:val="24"/>
               <w:spacing w:before="0" w:after="0" w:line="312" w:lineRule="auto"/>
-              <w:jc w:val="center"/>
+              <w:jc w:val="left"/>
               <w:rPr>
                 <w:rFonts w:ascii="Times New Roman" w:hAnsi="Times New Roman" w:eastAsia="宋体" w:cs="Times New Roman"/>
                 <w:i w:val="0"/>
@@ -6536,7 +6680,7 @@
             <w:pPr>
               <w:pStyle w:val="24"/>
               <w:spacing w:before="0" w:after="0" w:line="312" w:lineRule="auto"/>
-              <w:jc w:val="center"/>
+              <w:jc w:val="left"/>
               <w:rPr>
                 <w:rFonts w:ascii="Times New Roman" w:hAnsi="Times New Roman" w:eastAsia="宋体" w:cs="Times New Roman"/>
                 <w:i w:val="0"/>
@@ -6564,7 +6708,7 @@
             <w:pPr>
               <w:pStyle w:val="24"/>
               <w:spacing w:before="0" w:after="0" w:line="312" w:lineRule="auto"/>
-              <w:jc w:val="center"/>
+              <w:jc w:val="left"/>
               <w:rPr>
                 <w:rFonts w:ascii="Times New Roman" w:hAnsi="Times New Roman" w:eastAsia="宋体" w:cs="Times New Roman"/>
                 <w:i w:val="0"/>
@@ -6589,7 +6733,7 @@
             <w:pPr>
               <w:pStyle w:val="24"/>
               <w:spacing w:before="0" w:after="0" w:line="312" w:lineRule="auto"/>
-              <w:jc w:val="center"/>
+              <w:jc w:val="left"/>
               <w:rPr>
                 <w:rFonts w:ascii="Times New Roman" w:hAnsi="Times New Roman" w:eastAsia="宋体" w:cs="Times New Roman"/>
                 <w:i w:val="0"/>
@@ -6614,7 +6758,7 @@
             <w:pPr>
               <w:pStyle w:val="24"/>
               <w:spacing w:before="0" w:after="0" w:line="312" w:lineRule="auto"/>
-              <w:jc w:val="center"/>
+              <w:jc w:val="left"/>
               <w:rPr>
                 <w:rFonts w:ascii="Times New Roman" w:hAnsi="Times New Roman" w:eastAsia="宋体" w:cs="Times New Roman"/>
                 <w:i w:val="0"/>
@@ -6639,7 +6783,7 @@
             <w:pPr>
               <w:pStyle w:val="24"/>
               <w:spacing w:before="0" w:after="0" w:line="312" w:lineRule="auto"/>
-              <w:jc w:val="center"/>
+              <w:jc w:val="left"/>
               <w:rPr>
                 <w:rFonts w:ascii="Times New Roman" w:hAnsi="Times New Roman" w:eastAsia="宋体" w:cs="Times New Roman"/>
                 <w:i w:val="0"/>
@@ -6685,7 +6829,7 @@
             <w:pPr>
               <w:pStyle w:val="24"/>
               <w:spacing w:before="0" w:after="0" w:line="312" w:lineRule="auto"/>
-              <w:jc w:val="center"/>
+              <w:jc w:val="left"/>
               <w:rPr>
                 <w:rFonts w:ascii="Times New Roman" w:hAnsi="Times New Roman" w:eastAsia="宋体" w:cs="Times New Roman"/>
                 <w:i w:val="0"/>
@@ -6713,7 +6857,7 @@
             <w:pPr>
               <w:pStyle w:val="24"/>
               <w:spacing w:before="0" w:after="0" w:line="312" w:lineRule="auto"/>
-              <w:jc w:val="center"/>
+              <w:jc w:val="left"/>
               <w:rPr>
                 <w:rFonts w:ascii="Times New Roman" w:hAnsi="Times New Roman" w:eastAsia="宋体" w:cs="Times New Roman"/>
                 <w:i w:val="0"/>
@@ -6738,7 +6882,7 @@
             <w:pPr>
               <w:pStyle w:val="24"/>
               <w:spacing w:before="0" w:after="0" w:line="312" w:lineRule="auto"/>
-              <w:jc w:val="center"/>
+              <w:jc w:val="left"/>
               <w:rPr>
                 <w:rFonts w:ascii="Times New Roman" w:hAnsi="Times New Roman" w:eastAsia="宋体" w:cs="Times New Roman"/>
                 <w:i w:val="0"/>
@@ -6763,7 +6907,7 @@
             <w:pPr>
               <w:pStyle w:val="24"/>
               <w:spacing w:before="0" w:after="0" w:line="312" w:lineRule="auto"/>
-              <w:jc w:val="center"/>
+              <w:jc w:val="left"/>
               <w:rPr>
                 <w:rFonts w:ascii="Times New Roman" w:hAnsi="Times New Roman" w:eastAsia="宋体" w:cs="Times New Roman"/>
                 <w:i w:val="0"/>
@@ -6788,7 +6932,7 @@
             <w:pPr>
               <w:pStyle w:val="24"/>
               <w:spacing w:before="0" w:after="0" w:line="312" w:lineRule="auto"/>
-              <w:jc w:val="center"/>
+              <w:jc w:val="left"/>
               <w:rPr>
                 <w:rFonts w:ascii="Times New Roman" w:hAnsi="Times New Roman" w:eastAsia="宋体" w:cs="Times New Roman"/>
                 <w:i w:val="0"/>
@@ -6841,7 +6985,7 @@
         <w:pStyle w:val="23"/>
         <w:spacing w:before="0" w:after="0" w:line="360" w:lineRule="auto"/>
         <w:ind w:firstLineChars="200"/>
-        <w:jc w:val="both"/>
+        <w:jc w:val="left"/>
         <w:rPr>
           <w:rFonts w:ascii="Times New Roman" w:hAnsi="Times New Roman" w:eastAsia="宋体" w:cs="Times New Roman"/>
           <w:i w:val="0"/>
@@ -6865,7 +7009,7 @@
         <w:pStyle w:val="3"/>
         <w:spacing w:before="0" w:after="0" w:line="360" w:lineRule="auto"/>
         <w:ind w:firstLineChars="200"/>
-        <w:jc w:val="both"/>
+        <w:jc w:val="left"/>
         <w:rPr>
           <w:rFonts w:ascii="Times New Roman" w:hAnsi="Times New Roman" w:eastAsia="宋体" w:cs="Times New Roman"/>
           <w:i w:val="0"/>
@@ -6889,7 +7033,7 @@
         <w:pStyle w:val="3"/>
         <w:spacing w:before="0" w:after="0" w:line="360" w:lineRule="auto"/>
         <w:ind w:firstLineChars="200"/>
-        <w:jc w:val="both"/>
+        <w:jc w:val="left"/>
         <w:rPr>
           <w:rFonts w:ascii="Times New Roman" w:hAnsi="Times New Roman" w:eastAsia="宋体" w:cs="Times New Roman"/>
           <w:i w:val="0"/>
@@ -6913,7 +7057,7 @@
         <w:pStyle w:val="3"/>
         <w:spacing w:before="0" w:after="0" w:line="360" w:lineRule="auto"/>
         <w:ind w:firstLineChars="200"/>
-        <w:jc w:val="both"/>
+        <w:jc w:val="left"/>
         <w:rPr>
           <w:rFonts w:ascii="Times New Roman" w:hAnsi="Times New Roman" w:eastAsia="宋体" w:cs="Times New Roman"/>
           <w:i w:val="0"/>
@@ -6937,7 +7081,7 @@
         <w:pStyle w:val="3"/>
         <w:spacing w:before="0" w:after="0" w:line="360" w:lineRule="auto"/>
         <w:ind w:firstLineChars="200"/>
-        <w:jc w:val="both"/>
+        <w:jc w:val="left"/>
         <w:rPr>
           <w:rFonts w:ascii="Times New Roman" w:hAnsi="Times New Roman" w:eastAsia="宋体" w:cs="Times New Roman"/>
           <w:i w:val="0"/>
@@ -6961,7 +7105,7 @@
         <w:pStyle w:val="3"/>
         <w:spacing w:before="0" w:after="0" w:line="360" w:lineRule="auto"/>
         <w:ind w:firstLineChars="200"/>
-        <w:jc w:val="both"/>
+        <w:jc w:val="left"/>
         <w:rPr>
           <w:rFonts w:ascii="Times New Roman" w:hAnsi="Times New Roman" w:eastAsia="宋体" w:cs="Times New Roman"/>
           <w:i w:val="0"/>
@@ -7012,7 +7156,7 @@
           <w:sz w:val="21"/>
         </w:rPr>
         <w:pict>
-          <v:rect id="_x0000_i1030" o:spt="1" style="height:1.5pt;width:0pt;" coordsize="21600,21600" o:hr="t" o:hrstd="t" o:hralign="center">
+          <v:rect id="_x0000_i1030" o:spt="1" style="height:1.5pt;width:0pt;" coordsize="21600,21600" o:hr="t" o:hrstd="t">
             <v:path/>
             <v:fill focussize="0,0"/>
             <v:stroke/>
@@ -7030,7 +7174,7 @@
       <w:pPr>
         <w:pStyle w:val="4"/>
         <w:spacing w:before="240" w:after="240" w:line="360" w:lineRule="auto"/>
-        <w:jc w:val="center"/>
+        <w:jc w:val="left"/>
         <w:rPr>
           <w:rFonts w:ascii="Times New Roman" w:hAnsi="Times New Roman" w:eastAsia="黑体" w:cs="Times New Roman"/>
           <w:i w:val="0"/>
@@ -7056,7 +7200,7 @@
         <w:pStyle w:val="23"/>
         <w:spacing w:before="0" w:after="0" w:line="360" w:lineRule="auto"/>
         <w:ind w:firstLineChars="200"/>
-        <w:jc w:val="both"/>
+        <w:jc w:val="left"/>
         <w:rPr>
           <w:rFonts w:ascii="Times New Roman" w:hAnsi="Times New Roman" w:eastAsia="宋体" w:cs="Times New Roman"/>
           <w:i w:val="0"/>
@@ -7080,7 +7224,7 @@
         <w:pStyle w:val="3"/>
         <w:spacing w:before="0" w:after="0" w:line="360" w:lineRule="auto"/>
         <w:ind w:firstLineChars="200"/>
-        <w:jc w:val="both"/>
+        <w:jc w:val="left"/>
         <w:rPr>
           <w:rFonts w:ascii="Times New Roman" w:hAnsi="Times New Roman" w:eastAsia="宋体" w:cs="Times New Roman"/>
           <w:i w:val="0"/>
@@ -7104,7 +7248,7 @@
         <w:pStyle w:val="3"/>
         <w:spacing w:before="0" w:after="0" w:line="360" w:lineRule="auto"/>
         <w:ind w:firstLineChars="200"/>
-        <w:jc w:val="both"/>
+        <w:jc w:val="left"/>
         <w:rPr>
           <w:rFonts w:ascii="Times New Roman" w:hAnsi="Times New Roman" w:eastAsia="宋体" w:cs="Times New Roman"/>
           <w:i w:val="0"/>
@@ -7128,7 +7272,7 @@
       <w:pPr>
         <w:pStyle w:val="4"/>
         <w:spacing w:before="240" w:after="240" w:line="360" w:lineRule="auto"/>
-        <w:jc w:val="center"/>
+        <w:jc w:val="left"/>
         <w:rPr>
           <w:rFonts w:ascii="Times New Roman" w:hAnsi="Times New Roman" w:eastAsia="黑体" w:cs="Times New Roman"/>
           <w:i w:val="0"/>
@@ -7170,7 +7314,19 @@
           <w:color w:val="auto"/>
           <w:sz w:val="21"/>
         </w:rPr>
-        <w:t>[1] WU Y, LI Z, WU Y, et al. StateFlow: Enhancing LLM Task-Solving through State-Driven Workflows[C]//Proceedings of the 2024 Conference on Empirical Methods in Natural Language Processing. 2024.</w:t>
+        <w:t xml:space="preserve">[1] </w:t>
+      </w:r>
+      <w:r>
+        <w:rPr>
+          <w:rFonts w:hint="eastAsia" w:ascii="Times New Roman" w:hAnsi="Times New Roman" w:eastAsia="宋体" w:cs="Times New Roman"/>
+          <w:i w:val="0"/>
+          <w:iCs w:val="0"/>
+          <w:color w:val="auto"/>
+          <w:sz w:val="21"/>
+          <w:szCs w:val="21"/>
+          <w:lang w:val="en-US" w:eastAsia="zh-CN" w:bidi="ar-SA"/>
+        </w:rPr>
+        <w:t>WU Y, YUE T, ZHANG S, et al. StateFlow: Enhancing LLM Task-Solving through State-Driven Workflows[J/OL]. arXiv preprint arXiv:2403.11322, 2024.</w:t>
       </w:r>
     </w:p>
     <w:p>
@@ -7204,21 +7360,30 @@
         <w:ind w:hangingChars="200"/>
         <w:jc w:val="left"/>
         <w:rPr>
-          <w:rFonts w:ascii="Times New Roman" w:hAnsi="Times New Roman" w:eastAsia="宋体" w:cs="Times New Roman"/>
-          <w:i w:val="0"/>
-          <w:iCs w:val="0"/>
-          <w:color w:val="auto"/>
-        </w:rPr>
-      </w:pPr>
-      <w:r>
-        <w:rPr>
-          <w:rFonts w:ascii="Times New Roman" w:hAnsi="Times New Roman" w:eastAsia="宋体" w:cs="Times New Roman"/>
-          <w:i w:val="0"/>
-          <w:iCs w:val="0"/>
-          <w:color w:val="auto"/>
-          <w:sz w:val="21"/>
-        </w:rPr>
-        <w:t>[3] ZHANG Z, ZHANG B, WANG J, et al. A Survey on the Memory Mechanism of Large Language Model based Agents[J]. ACM Transactions on Information Systems, 2025.</w:t>
+          <w:rFonts w:ascii="宋体" w:hAnsi="宋体" w:eastAsia="宋体" w:cs="宋体"/>
+          <w:sz w:val="24"/>
+          <w:szCs w:val="24"/>
+        </w:rPr>
+      </w:pPr>
+      <w:r>
+        <w:rPr>
+          <w:rFonts w:ascii="Times New Roman" w:hAnsi="Times New Roman" w:eastAsia="宋体" w:cs="Times New Roman"/>
+          <w:i w:val="0"/>
+          <w:iCs w:val="0"/>
+          <w:color w:val="auto"/>
+          <w:sz w:val="21"/>
+        </w:rPr>
+        <w:t>[3]</w:t>
+      </w:r>
+      <w:r>
+        <w:rPr>
+          <w:rFonts w:ascii="Times New Roman" w:hAnsi="Times New Roman" w:eastAsia="宋体" w:cs="Times New Roman"/>
+          <w:i w:val="0"/>
+          <w:iCs w:val="0"/>
+          <w:color w:val="auto"/>
+          <w:sz w:val="21"/>
+        </w:rPr>
+        <w:t xml:space="preserve"> ZHANG Z, BO X, MA C, et al. A Survey on the Memory Mechanism of Large Language Model based Agents[J]. ACM Transactions on Information Systems, 2025, 43(6): 155.</w:t>
       </w:r>
     </w:p>
     <w:p>
@@ -7255,14 +7420,18 @@
           <w:rFonts w:ascii="Times New Roman" w:hAnsi="Times New Roman" w:eastAsia="宋体" w:cs="Times New Roman"/>
           <w:i w:val="0"/>
           <w:iCs w:val="0"/>
-          <w:color w:val="auto"/>
-        </w:rPr>
-      </w:pPr>
-      <w:r>
-        <w:rPr>
-          <w:rFonts w:ascii="Times New Roman" w:hAnsi="Times New Roman" w:eastAsia="宋体" w:cs="Times New Roman"/>
-          <w:i w:val="0"/>
-          <w:iCs w:val="0"/>
+          <w:strike/>
+          <w:dstrike w:val="0"/>
+          <w:color w:val="auto"/>
+        </w:rPr>
+      </w:pPr>
+      <w:r>
+        <w:rPr>
+          <w:rFonts w:ascii="Times New Roman" w:hAnsi="Times New Roman" w:eastAsia="宋体" w:cs="Times New Roman"/>
+          <w:i w:val="0"/>
+          <w:iCs w:val="0"/>
+          <w:strike/>
+          <w:dstrike w:val="0"/>
           <w:color w:val="auto"/>
           <w:sz w:val="21"/>
         </w:rPr>
@@ -7280,17 +7449,28 @@
           <w:i w:val="0"/>
           <w:iCs w:val="0"/>
           <w:color w:val="auto"/>
-        </w:rPr>
-      </w:pPr>
-      <w:r>
-        <w:rPr>
-          <w:rFonts w:ascii="Times New Roman" w:hAnsi="Times New Roman" w:eastAsia="宋体" w:cs="Times New Roman"/>
-          <w:i w:val="0"/>
-          <w:iCs w:val="0"/>
-          <w:color w:val="auto"/>
-          <w:sz w:val="21"/>
-        </w:rPr>
-        <w:t>[6] 刘峰, 张明, 李刚. 基于DeepSeek大模型的BIM平台赋能研究[J]. 建筑工程技术与设计, 2025.</w:t>
+          <w:sz w:val="21"/>
+        </w:rPr>
+      </w:pPr>
+      <w:r>
+        <w:rPr>
+          <w:rFonts w:ascii="Times New Roman" w:hAnsi="Times New Roman" w:eastAsia="宋体" w:cs="Times New Roman"/>
+          <w:i w:val="0"/>
+          <w:iCs w:val="0"/>
+          <w:color w:val="auto"/>
+          <w:sz w:val="21"/>
+        </w:rPr>
+        <w:t xml:space="preserve">[6] </w:t>
+      </w:r>
+      <w:r>
+        <w:rPr>
+          <w:rFonts w:hint="eastAsia" w:ascii="Times New Roman" w:hAnsi="Times New Roman" w:eastAsia="宋体" w:cs="Times New Roman"/>
+          <w:i w:val="0"/>
+          <w:iCs w:val="0"/>
+          <w:color w:val="auto"/>
+          <w:sz w:val="21"/>
+        </w:rPr>
+        <w:t>刘峰, 李文钦, 顾问天, 李保林, 许炯明. DeepSeek赋能BIM工程管理平台的应用场景探索[J]. 土木建筑工程信息技术, 2025, 17(5): 68-74. DOI: 10.16670/j.cnki.cn11-5823/tu.2025.05.12</w:t>
       </w:r>
     </w:p>
     <w:p>
@@ -7304,6 +7484,7 @@
           <w:i w:val="0"/>
           <w:iCs w:val="0"/>
           <w:color w:val="auto"/>
+          <w:sz w:val="21"/>
         </w:rPr>
       </w:pPr>
       <w:r>
@@ -7338,7 +7519,19 @@
           <w:color w:val="auto"/>
           <w:sz w:val="21"/>
         </w:rPr>
-        <w:t>[8] LIU N F, LIN K, HEWITT J, et al. Lost in the Middle: How Language Models Use Long Contexts[J]. Transactions of the Association for Computational Linguistics, 2024.</w:t>
+        <w:t>[8] LIU N F, LIN K, HEWITT J, et al. Lost in the Mid</w:t>
+      </w:r>
+      <w:bookmarkStart w:id="43" w:name="_GoBack"/>
+      <w:bookmarkEnd w:id="43"/>
+      <w:r>
+        <w:rPr>
+          <w:rFonts w:ascii="Times New Roman" w:hAnsi="Times New Roman" w:eastAsia="宋体" w:cs="Times New Roman"/>
+          <w:i w:val="0"/>
+          <w:iCs w:val="0"/>
+          <w:color w:val="auto"/>
+          <w:sz w:val="21"/>
+        </w:rPr>
+        <w:t>dle: How Language Models Use Long Contexts[J]. Transactions of the Association for Computational Linguistics, 2024.</w:t>
       </w:r>
     </w:p>
     <w:p>
@@ -7351,14 +7544,18 @@
           <w:rFonts w:ascii="Times New Roman" w:hAnsi="Times New Roman" w:eastAsia="宋体" w:cs="Times New Roman"/>
           <w:i w:val="0"/>
           <w:iCs w:val="0"/>
-          <w:color w:val="auto"/>
-        </w:rPr>
-      </w:pPr>
-      <w:r>
-        <w:rPr>
-          <w:rFonts w:ascii="Times New Roman" w:hAnsi="Times New Roman" w:eastAsia="宋体" w:cs="Times New Roman"/>
-          <w:i w:val="0"/>
-          <w:iCs w:val="0"/>
+          <w:strike/>
+          <w:dstrike w:val="0"/>
+          <w:color w:val="auto"/>
+        </w:rPr>
+      </w:pPr>
+      <w:r>
+        <w:rPr>
+          <w:rFonts w:ascii="Times New Roman" w:hAnsi="Times New Roman" w:eastAsia="宋体" w:cs="Times New Roman"/>
+          <w:i w:val="0"/>
+          <w:iCs w:val="0"/>
+          <w:strike/>
+          <w:dstrike w:val="0"/>
           <w:color w:val="auto"/>
           <w:sz w:val="21"/>
         </w:rPr>
@@ -7489,7 +7686,7 @@
   <w:docDefaults>
     <w:rPrDefault>
       <w:rPr>
-        <w:rFonts w:asciiTheme="minorHAnsi" w:hAnsiTheme="minorHAnsi" w:eastAsiaTheme="minorEastAsia" w:cstheme="minorBidi"/>
+        <w:rFonts w:ascii="Times New Roman" w:hAnsi="Times New Roman" w:eastAsia="宋体" w:cs="Times New Roman"/>
       </w:rPr>
     </w:rPrDefault>
     <w:pPrDefault/>

--- a/docs/论文类/正文/论文正文-V3.3期刊版-期刊排版.docx
+++ b/docs/论文类/正文/论文正文-V3.3期刊版-期刊排版.docx
@@ -4,7 +4,7 @@
   <w:body>
     <w:p>
       <w:pPr>
-        <w:pStyle w:val="23"/>
+        <w:pStyle w:val="24"/>
         <w:spacing w:before="240" w:after="240" w:line="360" w:lineRule="auto"/>
         <w:jc w:val="center"/>
         <w:rPr>
@@ -54,7 +54,7 @@
     </w:p>
     <w:p>
       <w:pPr>
-        <w:pStyle w:val="23"/>
+        <w:pStyle w:val="24"/>
         <w:spacing w:before="0" w:after="0" w:line="360" w:lineRule="auto"/>
         <w:ind w:firstLineChars="200"/>
         <w:jc w:val="left"/>
@@ -197,7 +197,7 @@
     </w:p>
     <w:p>
       <w:pPr>
-        <w:pStyle w:val="23"/>
+        <w:pStyle w:val="24"/>
         <w:spacing w:before="0" w:after="0" w:line="360" w:lineRule="auto"/>
         <w:ind w:firstLineChars="200"/>
         <w:jc w:val="left"/>
@@ -247,7 +247,7 @@
     </w:p>
     <w:p>
       <w:pPr>
-        <w:pStyle w:val="23"/>
+        <w:pStyle w:val="24"/>
         <w:spacing w:before="0" w:after="0" w:line="360" w:lineRule="auto"/>
         <w:ind w:firstLineChars="200"/>
         <w:jc w:val="left"/>
@@ -297,7 +297,7 @@
     </w:p>
     <w:p>
       <w:pPr>
-        <w:pStyle w:val="23"/>
+        <w:pStyle w:val="24"/>
         <w:spacing w:before="0" w:after="0" w:line="360" w:lineRule="auto"/>
         <w:ind w:firstLineChars="200"/>
         <w:jc w:val="left"/>
@@ -347,7 +347,7 @@
     </w:p>
     <w:p>
       <w:pPr>
-        <w:pStyle w:val="23"/>
+        <w:pStyle w:val="24"/>
         <w:spacing w:before="0" w:after="0" w:line="360" w:lineRule="auto"/>
         <w:ind w:firstLineChars="200"/>
         <w:jc w:val="left"/>
@@ -517,7 +517,7 @@
     </w:p>
     <w:p>
       <w:pPr>
-        <w:pStyle w:val="23"/>
+        <w:pStyle w:val="24"/>
         <w:spacing w:before="0" w:after="0" w:line="360" w:lineRule="auto"/>
         <w:ind w:firstLineChars="200"/>
         <w:jc w:val="left"/>
@@ -615,7 +615,7 @@
     </w:p>
     <w:p>
       <w:pPr>
-        <w:pStyle w:val="23"/>
+        <w:pStyle w:val="24"/>
         <w:spacing w:before="0" w:after="0" w:line="360" w:lineRule="auto"/>
         <w:ind w:firstLineChars="200"/>
         <w:jc w:val="left"/>
@@ -665,7 +665,7 @@
     </w:p>
     <w:p>
       <w:pPr>
-        <w:pStyle w:val="23"/>
+        <w:pStyle w:val="24"/>
         <w:spacing w:before="0" w:after="0" w:line="360" w:lineRule="auto"/>
         <w:ind w:firstLineChars="200"/>
         <w:jc w:val="left"/>
@@ -737,39 +737,47 @@
     </w:p>
     <w:p>
       <w:pPr>
-        <w:pStyle w:val="3"/>
-        <w:spacing w:before="0" w:after="0" w:line="360" w:lineRule="auto"/>
-        <w:ind w:firstLineChars="200"/>
-        <w:jc w:val="left"/>
-        <w:rPr>
-          <w:rFonts w:ascii="Times New Roman" w:hAnsi="Times New Roman" w:eastAsia="宋体" w:cs="Times New Roman"/>
-          <w:i w:val="0"/>
-          <w:iCs w:val="0"/>
-          <w:color w:val="auto"/>
-        </w:rPr>
-      </w:pPr>
-      <w:r>
-        <w:rPr>
-          <w:rFonts w:ascii="Times New Roman" w:hAnsi="Times New Roman" w:eastAsia="宋体" w:cs="Times New Roman"/>
-          <w:i w:val="0"/>
-          <w:iCs w:val="0"/>
-          <w:color w:val="auto"/>
-          <w:sz w:val="21"/>
-        </w:rPr>
-        <w:t>第三层，提出支撑上述原则的工程实现机制。其中，“态势—规则—能力”三书认知基座将通用Agent的认知要素具体化为地产领域特有的结构化信息载体；LLM增强FSM与Skill化SOP构成面向地产管理要素的Agent化重构机制；三智能体分工协作构成组织化执行架构。上述机制在Emily系统中完成工程实现，并通过真实项目案例为可行性提供了支持。</w:t>
-      </w:r>
-    </w:p>
-    <w:p>
-      <w:pPr>
-        <w:spacing w:before="0" w:after="0" w:line="360" w:lineRule="auto"/>
-        <w:jc w:val="left"/>
-        <w:rPr>
-          <w:rFonts w:ascii="Times New Roman" w:hAnsi="Times New Roman" w:eastAsia="宋体" w:cs="Times New Roman"/>
-          <w:i w:val="0"/>
-          <w:iCs w:val="0"/>
-          <w:color w:val="auto"/>
-        </w:rPr>
-      </w:pPr>
+        <w:spacing w:before="0" w:after="0" w:line="360" w:lineRule="auto"/>
+        <w:ind w:firstLine="420" w:firstLineChars="200"/>
+        <w:jc w:val="left"/>
+        <w:rPr>
+          <w:rFonts w:ascii="Times New Roman" w:hAnsi="Times New Roman" w:eastAsia="宋体" w:cs="Times New Roman"/>
+          <w:i w:val="0"/>
+          <w:iCs w:val="0"/>
+          <w:color w:val="auto"/>
+        </w:rPr>
+      </w:pPr>
+      <w:r>
+        <w:rPr>
+          <w:rFonts w:hint="eastAsia" w:ascii="Times New Roman" w:hAnsi="Times New Roman" w:eastAsia="宋体" w:cs="Times New Roman"/>
+          <w:i w:val="0"/>
+          <w:iCs w:val="0"/>
+          <w:color w:val="auto"/>
+          <w:sz w:val="21"/>
+        </w:rPr>
+        <w:t>第三层，提出支撑上述原则的工程实现机制。其中，"态势—规则—能力"三书认知基座将项目</w:t>
+      </w:r>
+      <w:r>
+        <w:rPr>
+          <w:rFonts w:hint="eastAsia" w:ascii="Times New Roman" w:hAnsi="Times New Roman" w:eastAsia="宋体" w:cs="Times New Roman"/>
+          <w:i w:val="0"/>
+          <w:iCs w:val="0"/>
+          <w:color w:val="auto"/>
+          <w:sz w:val="21"/>
+          <w:lang w:val="en-US" w:eastAsia="zh-CN"/>
+        </w:rPr>
+        <w:t>信息、企业规章、软件环境等</w:t>
+      </w:r>
+      <w:r>
+        <w:rPr>
+          <w:rFonts w:hint="eastAsia" w:ascii="Times New Roman" w:hAnsi="Times New Roman" w:eastAsia="宋体" w:cs="Times New Roman"/>
+          <w:i w:val="0"/>
+          <w:iCs w:val="0"/>
+          <w:color w:val="auto"/>
+          <w:sz w:val="21"/>
+        </w:rPr>
+        <w:t>分散的信息聚合为三类结构化载体，为智能体提供可按需探索的领域认知地图；LLM增强FSM与Skill化SOP构成面向地产管理要素的Agent化重构机制；三智能体分工协作构成组织化执行架构。上述机制在Emily系统中完成工程实现，并通过真实项目案例为可行性提供了支持。</w:t>
+      </w:r>
       <w:r>
         <w:rPr>
           <w:rFonts w:ascii="Times New Roman" w:hAnsi="Times New Roman" w:eastAsia="宋体" w:cs="Times New Roman"/>
@@ -820,7 +828,7 @@
     </w:p>
     <w:p>
       <w:pPr>
-        <w:pStyle w:val="23"/>
+        <w:pStyle w:val="24"/>
         <w:spacing w:before="0" w:after="0" w:line="360" w:lineRule="auto"/>
         <w:ind w:firstLineChars="200"/>
         <w:jc w:val="left"/>
@@ -848,10 +856,13 @@
         <w:spacing w:before="120" w:after="120" w:line="360" w:lineRule="auto"/>
         <w:jc w:val="left"/>
         <w:rPr>
-          <w:rFonts w:ascii="Times New Roman" w:hAnsi="Times New Roman" w:eastAsia="黑体" w:cs="Times New Roman"/>
-          <w:i w:val="0"/>
-          <w:iCs w:val="0"/>
-          <w:color w:val="auto"/>
+          <w:rFonts w:hint="eastAsia" w:eastAsia="黑体" w:cs="Times New Roman"/>
+          <w:b/>
+          <w:i w:val="0"/>
+          <w:iCs w:val="0"/>
+          <w:color w:val="auto"/>
+          <w:sz w:val="24"/>
+          <w:lang w:val="en-US" w:eastAsia="zh-CN"/>
         </w:rPr>
       </w:pPr>
       <w:bookmarkStart w:id="11" w:name="组织知识管理研究"/>
@@ -869,57 +880,94 @@
     </w:p>
     <w:p>
       <w:pPr>
-        <w:pStyle w:val="23"/>
-        <w:spacing w:before="0" w:after="0" w:line="360" w:lineRule="auto"/>
-        <w:ind w:firstLineChars="200"/>
-        <w:jc w:val="left"/>
-        <w:rPr>
-          <w:rFonts w:ascii="Times New Roman" w:hAnsi="Times New Roman" w:eastAsia="宋体" w:cs="Times New Roman"/>
-          <w:i w:val="0"/>
-          <w:iCs w:val="0"/>
-          <w:color w:val="auto"/>
-        </w:rPr>
-      </w:pPr>
-      <w:r>
-        <w:rPr>
-          <w:rFonts w:ascii="Times New Roman" w:hAnsi="Times New Roman" w:eastAsia="宋体" w:cs="Times New Roman"/>
-          <w:i w:val="0"/>
-          <w:iCs w:val="0"/>
-          <w:color w:val="auto"/>
-          <w:sz w:val="21"/>
-        </w:rPr>
-        <w:t>组织知识管理领域的研究为本文提供了理论基础。Nonaka提出的SECI模型系统阐述了隐性知识与显性知识之间的转化过程，揭示了个人经验通过社会化、外化、组合化和内化四个阶段转化为组织公共知识的机制[4]。该理论框架表明，隐性经验向组织公共知识的转化具有可遵循的规律。Litvinenko等人提出的知识协作框架进一步指出，AI在组织中的角色应当是增强而非替代人的作用，知识的组织化沉淀是发挥AI价值的重要前提[5]。</w:t>
-      </w:r>
-    </w:p>
-    <w:p>
-      <w:pPr>
-        <w:pStyle w:val="3"/>
-        <w:spacing w:before="0" w:after="0" w:line="360" w:lineRule="auto"/>
-        <w:ind w:firstLineChars="200"/>
-        <w:jc w:val="left"/>
-        <w:rPr>
-          <w:rFonts w:ascii="Times New Roman" w:hAnsi="Times New Roman" w:eastAsia="宋体" w:cs="Times New Roman"/>
-          <w:i w:val="0"/>
-          <w:iCs w:val="0"/>
-          <w:color w:val="auto"/>
-        </w:rPr>
-      </w:pPr>
-      <w:r>
-        <w:rPr>
-          <w:rFonts w:ascii="Times New Roman" w:hAnsi="Times New Roman" w:eastAsia="宋体" w:cs="Times New Roman"/>
-          <w:i w:val="0"/>
-          <w:iCs w:val="0"/>
-          <w:color w:val="auto"/>
-          <w:sz w:val="21"/>
-        </w:rPr>
-        <w:t>现有知识管理研究多偏重知识的沉淀与共享机制，对日常过程信息的持续采集、动态项目态势的实时构建等问题关注相对不足。传统知识管理系统往往依赖人工录入和定期整理，对项目现场快速变化的适应性有限。本文在该领域基础上，将团队作为知识沉淀的主体，将AI作为持续采集与组织的载体，通过自然语言持续嵌入的方式，降低知识采集的门槛。</w:t>
-      </w:r>
-    </w:p>
-    <w:bookmarkEnd w:id="11"/>
-    <w:p>
-      <w:pPr>
         <w:pStyle w:val="5"/>
         <w:spacing w:before="120" w:after="120" w:line="360" w:lineRule="auto"/>
+        <w:ind w:firstLine="420" w:firstLineChars="200"/>
+        <w:jc w:val="left"/>
+        <w:rPr>
+          <w:rFonts w:hint="eastAsia" w:ascii="Times New Roman" w:hAnsi="Times New Roman" w:eastAsia="宋体" w:cs="Times New Roman"/>
+          <w:i w:val="0"/>
+          <w:iCs w:val="0"/>
+          <w:color w:val="auto"/>
+          <w:sz w:val="21"/>
+          <w:lang w:val="en-US" w:eastAsia="zh-CN"/>
+        </w:rPr>
+      </w:pPr>
+      <w:r>
+        <w:rPr>
+          <w:rFonts w:hint="eastAsia" w:ascii="Times New Roman" w:hAnsi="Times New Roman" w:eastAsia="宋体" w:cs="Times New Roman"/>
+          <w:i w:val="0"/>
+          <w:iCs w:val="0"/>
+          <w:color w:val="auto"/>
+          <w:sz w:val="21"/>
+          <w:lang w:val="en-US" w:eastAsia="zh-CN"/>
+        </w:rPr>
+        <w:t>随着人工智能技术的发展，AI在组织知识创造过程中的作用也开始受到关注。相关系统性综述指出，AI正在改变组织知识创造与知识管理的方式，其作用已不仅限于传统的信息存储与检索，而逐步参与知识获取、整合、转化与应用等过程[</w:t>
+      </w:r>
+      <w:r>
+        <w:rPr>
+          <w:rFonts w:hint="eastAsia" w:eastAsia="宋体" w:cs="Times New Roman"/>
+          <w:i w:val="0"/>
+          <w:iCs w:val="0"/>
+          <w:color w:val="auto"/>
+          <w:sz w:val="21"/>
+          <w:lang w:val="en-US" w:eastAsia="zh-CN"/>
+        </w:rPr>
+        <w:t>5</w:t>
+      </w:r>
+      <w:r>
+        <w:rPr>
+          <w:rFonts w:hint="eastAsia" w:ascii="Times New Roman" w:hAnsi="Times New Roman" w:eastAsia="宋体" w:cs="Times New Roman"/>
+          <w:i w:val="0"/>
+          <w:iCs w:val="0"/>
+          <w:color w:val="auto"/>
+          <w:sz w:val="21"/>
+          <w:lang w:val="en-US" w:eastAsia="zh-CN"/>
+        </w:rPr>
+        <w:t>]。这一研究方向表明，AI可以成为组织知识活动的技术参与者，为传统知识管理机制提供新的实现方式。</w:t>
+      </w:r>
+    </w:p>
+    <w:p>
+      <w:pPr>
+        <w:pStyle w:val="5"/>
+        <w:spacing w:before="120" w:after="120" w:line="360" w:lineRule="auto"/>
+        <w:ind w:firstLine="420" w:firstLineChars="200"/>
+        <w:jc w:val="left"/>
+        <w:rPr>
+          <w:rFonts w:ascii="Times New Roman" w:hAnsi="Times New Roman" w:eastAsia="宋体" w:cs="Times New Roman"/>
+          <w:i w:val="0"/>
+          <w:iCs w:val="0"/>
+          <w:color w:val="auto"/>
+        </w:rPr>
+      </w:pPr>
+      <w:r>
+        <w:rPr>
+          <w:rFonts w:ascii="Times New Roman" w:hAnsi="Times New Roman" w:eastAsia="宋体" w:cs="Times New Roman"/>
+          <w:i w:val="0"/>
+          <w:iCs w:val="0"/>
+          <w:color w:val="auto"/>
+          <w:sz w:val="21"/>
+        </w:rPr>
+        <w:t>现有知识管理研究多偏重知识的沉淀与共享机制，对日常过程信息的持续采集、动态项目态势的实时构建等问题关注相对不足。传统知识管理系统往往依赖人工录入和定期整理，对项目现场快速变化的适应性有限。本文在该领域基础上，将团队作为知识沉淀的主体，将AI作为持续采集与组织的载体，通过自然语言持续嵌入的方式，降低知识采</w:t>
+      </w:r>
+      <w:bookmarkStart w:id="43" w:name="_GoBack"/>
+      <w:bookmarkEnd w:id="43"/>
+      <w:r>
+        <w:rPr>
+          <w:rFonts w:ascii="Times New Roman" w:hAnsi="Times New Roman" w:eastAsia="宋体" w:cs="Times New Roman"/>
+          <w:i w:val="0"/>
+          <w:iCs w:val="0"/>
+          <w:color w:val="auto"/>
+          <w:sz w:val="21"/>
+        </w:rPr>
+        <w:t>集的门槛。</w:t>
+      </w:r>
+    </w:p>
+    <w:bookmarkEnd w:id="11"/>
+    <w:p>
+      <w:pPr>
+        <w:pStyle w:val="5"/>
+        <w:spacing w:before="120" w:after="120" w:line="360" w:lineRule="auto"/>
         <w:jc w:val="left"/>
         <w:rPr>
           <w:rFonts w:ascii="Times New Roman" w:hAnsi="Times New Roman" w:eastAsia="黑体" w:cs="Times New Roman"/>
@@ -943,7 +991,7 @@
     </w:p>
     <w:p>
       <w:pPr>
-        <w:pStyle w:val="23"/>
+        <w:pStyle w:val="24"/>
         <w:spacing w:before="0" w:after="0" w:line="360" w:lineRule="auto"/>
         <w:ind w:firstLineChars="200"/>
         <w:jc w:val="left"/>
@@ -992,7 +1040,7 @@
     </w:p>
     <w:tbl>
       <w:tblPr>
-        <w:tblStyle w:val="41"/>
+        <w:tblStyle w:val="42"/>
         <w:tblW w:w="5000" w:type="pct"/>
         <w:tblInd w:w="0" w:type="dxa"/>
         <w:tblBorders>
@@ -1040,7 +1088,7 @@
         <w:tc>
           <w:p>
             <w:pPr>
-              <w:pStyle w:val="24"/>
+              <w:pStyle w:val="25"/>
               <w:spacing w:before="0" w:after="0" w:line="312" w:lineRule="auto"/>
               <w:jc w:val="left"/>
               <w:rPr>
@@ -1069,7 +1117,7 @@
           </w:tcPr>
           <w:p>
             <w:pPr>
-              <w:pStyle w:val="24"/>
+              <w:pStyle w:val="25"/>
               <w:spacing w:before="0" w:after="0" w:line="312" w:lineRule="auto"/>
               <w:jc w:val="left"/>
               <w:rPr>
@@ -1098,7 +1146,7 @@
           </w:tcPr>
           <w:p>
             <w:pPr>
-              <w:pStyle w:val="24"/>
+              <w:pStyle w:val="25"/>
               <w:spacing w:before="0" w:after="0" w:line="312" w:lineRule="auto"/>
               <w:jc w:val="left"/>
               <w:rPr>
@@ -1127,7 +1175,7 @@
           </w:tcPr>
           <w:p>
             <w:pPr>
-              <w:pStyle w:val="24"/>
+              <w:pStyle w:val="25"/>
               <w:spacing w:before="0" w:after="0" w:line="312" w:lineRule="auto"/>
               <w:jc w:val="left"/>
               <w:rPr>
@@ -1171,7 +1219,7 @@
         <w:tc>
           <w:p>
             <w:pPr>
-              <w:pStyle w:val="24"/>
+              <w:pStyle w:val="25"/>
               <w:spacing w:before="0" w:after="0" w:line="312" w:lineRule="auto"/>
               <w:jc w:val="left"/>
               <w:rPr>
@@ -1199,7 +1247,7 @@
           </w:tcPr>
           <w:p>
             <w:pPr>
-              <w:pStyle w:val="24"/>
+              <w:pStyle w:val="25"/>
               <w:spacing w:before="0" w:after="0" w:line="312" w:lineRule="auto"/>
               <w:jc w:val="left"/>
               <w:rPr>
@@ -1227,7 +1275,7 @@
           </w:tcPr>
           <w:p>
             <w:pPr>
-              <w:pStyle w:val="24"/>
+              <w:pStyle w:val="25"/>
               <w:spacing w:before="0" w:after="0" w:line="312" w:lineRule="auto"/>
               <w:jc w:val="left"/>
               <w:rPr>
@@ -1255,7 +1303,7 @@
           </w:tcPr>
           <w:p>
             <w:pPr>
-              <w:pStyle w:val="24"/>
+              <w:pStyle w:val="25"/>
               <w:spacing w:before="0" w:after="0" w:line="312" w:lineRule="auto"/>
               <w:jc w:val="left"/>
               <w:rPr>
@@ -1298,7 +1346,7 @@
         <w:tc>
           <w:p>
             <w:pPr>
-              <w:pStyle w:val="24"/>
+              <w:pStyle w:val="25"/>
               <w:spacing w:before="0" w:after="0" w:line="312" w:lineRule="auto"/>
               <w:jc w:val="left"/>
               <w:rPr>
@@ -1326,7 +1374,7 @@
           </w:tcPr>
           <w:p>
             <w:pPr>
-              <w:pStyle w:val="24"/>
+              <w:pStyle w:val="25"/>
               <w:spacing w:before="0" w:after="0" w:line="312" w:lineRule="auto"/>
               <w:jc w:val="left"/>
               <w:rPr>
@@ -1354,25 +1402,25 @@
           </w:tcPr>
           <w:p>
             <w:pPr>
-              <w:pStyle w:val="24"/>
-              <w:spacing w:before="0" w:after="0" w:line="312" w:lineRule="auto"/>
-              <w:jc w:val="left"/>
-              <w:rPr>
-                <w:rFonts w:ascii="Times New Roman" w:hAnsi="Times New Roman" w:eastAsia="宋体" w:cs="Times New Roman"/>
-                <w:i w:val="0"/>
-                <w:iCs w:val="0"/>
-                <w:color w:val="auto"/>
-              </w:rPr>
-            </w:pPr>
-            <w:r>
-              <w:rPr>
-                <w:rFonts w:ascii="Times New Roman" w:hAnsi="Times New Roman" w:eastAsia="宋体" w:cs="Times New Roman"/>
-                <w:i w:val="0"/>
-                <w:iCs w:val="0"/>
-                <w:color w:val="auto"/>
-                <w:sz w:val="18"/>
-              </w:rPr>
-              <w:t>MetaGPT[2]、Harness[9]</w:t>
+              <w:pStyle w:val="25"/>
+              <w:spacing w:before="0" w:after="0" w:line="312" w:lineRule="auto"/>
+              <w:jc w:val="left"/>
+              <w:rPr>
+                <w:rFonts w:ascii="Times New Roman" w:hAnsi="Times New Roman" w:eastAsia="宋体" w:cs="Times New Roman"/>
+                <w:i w:val="0"/>
+                <w:iCs w:val="0"/>
+                <w:color w:val="auto"/>
+              </w:rPr>
+            </w:pPr>
+            <w:r>
+              <w:rPr>
+                <w:rFonts w:ascii="Times New Roman" w:hAnsi="Times New Roman" w:eastAsia="宋体" w:cs="Times New Roman"/>
+                <w:i w:val="0"/>
+                <w:iCs w:val="0"/>
+                <w:color w:val="auto"/>
+                <w:sz w:val="18"/>
+              </w:rPr>
+              <w:t>MetaGPT[2]</w:t>
             </w:r>
           </w:p>
         </w:tc>
@@ -1382,7 +1430,7 @@
           </w:tcPr>
           <w:p>
             <w:pPr>
-              <w:pStyle w:val="24"/>
+              <w:pStyle w:val="25"/>
               <w:spacing w:before="0" w:after="0" w:line="312" w:lineRule="auto"/>
               <w:jc w:val="left"/>
               <w:rPr>
@@ -1425,7 +1473,7 @@
         <w:tc>
           <w:p>
             <w:pPr>
-              <w:pStyle w:val="24"/>
+              <w:pStyle w:val="25"/>
               <w:spacing w:before="0" w:after="0" w:line="312" w:lineRule="auto"/>
               <w:jc w:val="left"/>
               <w:rPr>
@@ -1453,7 +1501,7 @@
           </w:tcPr>
           <w:p>
             <w:pPr>
-              <w:pStyle w:val="24"/>
+              <w:pStyle w:val="25"/>
               <w:spacing w:before="0" w:after="0" w:line="312" w:lineRule="auto"/>
               <w:jc w:val="left"/>
               <w:rPr>
@@ -1481,7 +1529,7 @@
           </w:tcPr>
           <w:p>
             <w:pPr>
-              <w:pStyle w:val="24"/>
+              <w:pStyle w:val="25"/>
               <w:spacing w:before="0" w:after="0" w:line="312" w:lineRule="auto"/>
               <w:jc w:val="left"/>
               <w:rPr>
@@ -1509,7 +1557,7 @@
           </w:tcPr>
           <w:p>
             <w:pPr>
-              <w:pStyle w:val="24"/>
+              <w:pStyle w:val="25"/>
               <w:spacing w:before="0" w:after="0" w:line="312" w:lineRule="auto"/>
               <w:jc w:val="left"/>
               <w:rPr>
@@ -1552,7 +1600,7 @@
         <w:tc>
           <w:p>
             <w:pPr>
-              <w:pStyle w:val="24"/>
+              <w:pStyle w:val="25"/>
               <w:spacing w:before="0" w:after="0" w:line="312" w:lineRule="auto"/>
               <w:jc w:val="left"/>
               <w:rPr>
@@ -1580,7 +1628,7 @@
           </w:tcPr>
           <w:p>
             <w:pPr>
-              <w:pStyle w:val="24"/>
+              <w:pStyle w:val="25"/>
               <w:spacing w:before="0" w:after="0" w:line="312" w:lineRule="auto"/>
               <w:jc w:val="left"/>
               <w:rPr>
@@ -1608,7 +1656,7 @@
           </w:tcPr>
           <w:p>
             <w:pPr>
-              <w:pStyle w:val="24"/>
+              <w:pStyle w:val="25"/>
               <w:spacing w:before="0" w:after="0" w:line="312" w:lineRule="auto"/>
               <w:jc w:val="left"/>
               <w:rPr>
@@ -1636,7 +1684,7 @@
           </w:tcPr>
           <w:p>
             <w:pPr>
-              <w:pStyle w:val="24"/>
+              <w:pStyle w:val="25"/>
               <w:spacing w:before="0" w:after="0" w:line="312" w:lineRule="auto"/>
               <w:jc w:val="left"/>
               <w:rPr>
@@ -1679,7 +1727,7 @@
         <w:tc>
           <w:p>
             <w:pPr>
-              <w:pStyle w:val="24"/>
+              <w:pStyle w:val="25"/>
               <w:spacing w:before="0" w:after="0" w:line="312" w:lineRule="auto"/>
               <w:jc w:val="left"/>
               <w:rPr>
@@ -1707,7 +1755,7 @@
           </w:tcPr>
           <w:p>
             <w:pPr>
-              <w:pStyle w:val="24"/>
+              <w:pStyle w:val="25"/>
               <w:spacing w:before="0" w:after="0" w:line="312" w:lineRule="auto"/>
               <w:jc w:val="left"/>
               <w:rPr>
@@ -1735,7 +1783,7 @@
           </w:tcPr>
           <w:p>
             <w:pPr>
-              <w:pStyle w:val="24"/>
+              <w:pStyle w:val="25"/>
               <w:spacing w:before="0" w:after="0" w:line="312" w:lineRule="auto"/>
               <w:jc w:val="left"/>
               <w:rPr>
@@ -1763,7 +1811,7 @@
           </w:tcPr>
           <w:p>
             <w:pPr>
-              <w:pStyle w:val="24"/>
+              <w:pStyle w:val="25"/>
               <w:spacing w:before="0" w:after="0" w:line="312" w:lineRule="auto"/>
               <w:jc w:val="left"/>
               <w:rPr>
@@ -1808,7 +1856,17 @@
           <w:color w:val="auto"/>
           <w:sz w:val="21"/>
         </w:rPr>
-        <w:t>StateFlow的研究表明，将复杂LLM任务建模为状态驱动的工作流，状态转移可由LLM进行语义决策而非纯硬编码，能够提升任务完成的稳定性和效率[1]。MetaGPT的研究展示了将人类组织中的标准操作程序（SOP）编码到多Agent协作流程中的方法，通过角色分工和标准化操作程序降低错误传播[2]。检索增强生成（RAG）技术为多源知识的组织与检索提供了成熟的技术范式[7]。Agent记忆机制的研究系统梳理了LLM Agent记忆的信息来源、形式与操作机制，为认知架构的设计提供了通用参照[3]。多智能体协作与Harness设计理念为智能体的分工协作架构提供了方法参考[9]。</w:t>
+        <w:t>StateFlow的研究表明，将复杂LLM任务建模为状态驱动的工作流，状态转移可由LLM进行语义决策而非纯硬编码，能够提升任务完成的稳定性和效率[1]。MetaGPT的研究展示了将人类组织中的标准操作程序（SOP）编码到多Agent协作流程中的方法，通过角色分工和标准化操作程序降低错误传播[2]。检索增强生成（RAG）技术为多源知识的组织与检索提供了成熟的技术范式[7]。Agent记忆机制的研究系统梳理了LLM Agent记忆的信息来源、形式与操作机制，为认知架构的设计提供了通用参照[3]。</w:t>
+      </w:r>
+      <w:r>
+        <w:rPr>
+          <w:rFonts w:hint="eastAsia" w:ascii="Times New Roman" w:hAnsi="Times New Roman" w:eastAsia="宋体" w:cs="Times New Roman"/>
+          <w:i w:val="0"/>
+          <w:iCs w:val="0"/>
+          <w:color w:val="auto"/>
+          <w:sz w:val="21"/>
+        </w:rPr>
+        <w:t>近期研究开始关注会话型AI在多用户环境下的共享与持久记忆问题。有研究提出"Memory Fabric"框架，系统梳理了私有记忆与共享/团队级记忆分层、多用户共享上下文、基于角色的访问控制以及记忆来源追溯等机制，表明Agent记忆研究正由面向单用户的个体化记忆逐步向多用户协作环境下的共享记忆架构延伸\[5]。然而，现有研究主要聚焦共享记忆的存储、访问控制与治理机制，对于垂直行业团队而言，"公共认知应包含哪些信息、如何按照真实业务管理结构进行组织"仍缺少具体的领域化设计。基于此，本文进一步将团队公共认知具体化为项目态势、组织规则与系统能力三类动态信息载体，形成面向地产项目团队的"三书"认知基座。</w:t>
       </w:r>
     </w:p>
     <w:p>
@@ -1863,7 +1921,7 @@
     </w:p>
     <w:p>
       <w:pPr>
-        <w:pStyle w:val="23"/>
+        <w:pStyle w:val="24"/>
         <w:spacing w:before="0" w:after="0" w:line="360" w:lineRule="auto"/>
         <w:ind w:firstLineChars="200"/>
         <w:jc w:val="left"/>
@@ -1937,7 +1995,7 @@
     </w:p>
     <w:p>
       <w:pPr>
-        <w:pStyle w:val="23"/>
+        <w:pStyle w:val="24"/>
         <w:spacing w:before="0" w:after="0" w:line="360" w:lineRule="auto"/>
         <w:ind w:firstLineChars="200"/>
         <w:jc w:val="left"/>
@@ -2011,7 +2069,7 @@
     </w:p>
     <w:p>
       <w:pPr>
-        <w:pStyle w:val="23"/>
+        <w:pStyle w:val="24"/>
         <w:spacing w:before="0" w:after="0" w:line="360" w:lineRule="auto"/>
         <w:ind w:firstLineChars="200"/>
         <w:jc w:val="left"/>
@@ -2118,7 +2176,7 @@
     </w:p>
     <w:p>
       <w:pPr>
-        <w:pStyle w:val="23"/>
+        <w:pStyle w:val="24"/>
         <w:spacing w:before="0" w:after="0" w:line="360" w:lineRule="auto"/>
         <w:ind w:firstLineChars="200"/>
         <w:jc w:val="left"/>
@@ -2167,7 +2225,7 @@
     </w:p>
     <w:tbl>
       <w:tblPr>
-        <w:tblStyle w:val="41"/>
+        <w:tblStyle w:val="42"/>
         <w:tblW w:w="5000" w:type="pct"/>
         <w:tblInd w:w="0" w:type="dxa"/>
         <w:tblBorders>
@@ -2218,7 +2276,7 @@
           </w:tcPr>
           <w:p>
             <w:pPr>
-              <w:pStyle w:val="24"/>
+              <w:pStyle w:val="25"/>
               <w:spacing w:before="0" w:after="0" w:line="312" w:lineRule="auto"/>
               <w:jc w:val="left"/>
               <w:rPr>
@@ -2247,7 +2305,7 @@
           </w:tcPr>
           <w:p>
             <w:pPr>
-              <w:pStyle w:val="24"/>
+              <w:pStyle w:val="25"/>
               <w:spacing w:before="0" w:after="0" w:line="312" w:lineRule="auto"/>
               <w:jc w:val="left"/>
               <w:rPr>
@@ -2276,7 +2334,7 @@
           </w:tcPr>
           <w:p>
             <w:pPr>
-              <w:pStyle w:val="24"/>
+              <w:pStyle w:val="25"/>
               <w:spacing w:before="0" w:after="0" w:line="312" w:lineRule="auto"/>
               <w:jc w:val="left"/>
               <w:rPr>
@@ -2305,7 +2363,7 @@
           </w:tcPr>
           <w:p>
             <w:pPr>
-              <w:pStyle w:val="24"/>
+              <w:pStyle w:val="25"/>
               <w:spacing w:before="0" w:after="0" w:line="312" w:lineRule="auto"/>
               <w:jc w:val="left"/>
               <w:rPr>
@@ -2352,7 +2410,7 @@
           </w:tcPr>
           <w:p>
             <w:pPr>
-              <w:pStyle w:val="24"/>
+              <w:pStyle w:val="25"/>
               <w:spacing w:before="0" w:after="0" w:line="312" w:lineRule="auto"/>
               <w:jc w:val="left"/>
               <w:rPr>
@@ -2380,7 +2438,7 @@
           </w:tcPr>
           <w:p>
             <w:pPr>
-              <w:pStyle w:val="24"/>
+              <w:pStyle w:val="25"/>
               <w:spacing w:before="0" w:after="0" w:line="312" w:lineRule="auto"/>
               <w:jc w:val="left"/>
               <w:rPr>
@@ -2408,7 +2466,7 @@
           </w:tcPr>
           <w:p>
             <w:pPr>
-              <w:pStyle w:val="24"/>
+              <w:pStyle w:val="25"/>
               <w:spacing w:before="0" w:after="0" w:line="312" w:lineRule="auto"/>
               <w:jc w:val="left"/>
               <w:rPr>
@@ -2436,7 +2494,7 @@
           </w:tcPr>
           <w:p>
             <w:pPr>
-              <w:pStyle w:val="24"/>
+              <w:pStyle w:val="25"/>
               <w:spacing w:before="0" w:after="0" w:line="312" w:lineRule="auto"/>
               <w:jc w:val="left"/>
               <w:rPr>
@@ -2482,7 +2540,7 @@
           </w:tcPr>
           <w:p>
             <w:pPr>
-              <w:pStyle w:val="24"/>
+              <w:pStyle w:val="25"/>
               <w:spacing w:before="0" w:after="0" w:line="312" w:lineRule="auto"/>
               <w:jc w:val="left"/>
               <w:rPr>
@@ -2510,7 +2568,7 @@
           </w:tcPr>
           <w:p>
             <w:pPr>
-              <w:pStyle w:val="24"/>
+              <w:pStyle w:val="25"/>
               <w:spacing w:before="0" w:after="0" w:line="312" w:lineRule="auto"/>
               <w:jc w:val="left"/>
               <w:rPr>
@@ -2538,7 +2596,7 @@
           </w:tcPr>
           <w:p>
             <w:pPr>
-              <w:pStyle w:val="24"/>
+              <w:pStyle w:val="25"/>
               <w:spacing w:before="0" w:after="0" w:line="312" w:lineRule="auto"/>
               <w:jc w:val="left"/>
               <w:rPr>
@@ -2566,7 +2624,7 @@
           </w:tcPr>
           <w:p>
             <w:pPr>
-              <w:pStyle w:val="24"/>
+              <w:pStyle w:val="25"/>
               <w:spacing w:before="0" w:after="0" w:line="312" w:lineRule="auto"/>
               <w:jc w:val="left"/>
               <w:rPr>
@@ -2612,7 +2670,7 @@
           </w:tcPr>
           <w:p>
             <w:pPr>
-              <w:pStyle w:val="24"/>
+              <w:pStyle w:val="25"/>
               <w:spacing w:before="0" w:after="0" w:line="312" w:lineRule="auto"/>
               <w:jc w:val="left"/>
               <w:rPr>
@@ -2640,7 +2698,7 @@
           </w:tcPr>
           <w:p>
             <w:pPr>
-              <w:pStyle w:val="24"/>
+              <w:pStyle w:val="25"/>
               <w:spacing w:before="0" w:after="0" w:line="312" w:lineRule="auto"/>
               <w:jc w:val="left"/>
               <w:rPr>
@@ -2668,7 +2726,7 @@
           </w:tcPr>
           <w:p>
             <w:pPr>
-              <w:pStyle w:val="24"/>
+              <w:pStyle w:val="25"/>
               <w:spacing w:before="0" w:after="0" w:line="312" w:lineRule="auto"/>
               <w:jc w:val="left"/>
               <w:rPr>
@@ -2696,7 +2754,7 @@
           </w:tcPr>
           <w:p>
             <w:pPr>
-              <w:pStyle w:val="24"/>
+              <w:pStyle w:val="25"/>
               <w:spacing w:before="0" w:after="0" w:line="312" w:lineRule="auto"/>
               <w:jc w:val="left"/>
               <w:rPr>
@@ -2742,7 +2800,7 @@
           </w:tcPr>
           <w:p>
             <w:pPr>
-              <w:pStyle w:val="24"/>
+              <w:pStyle w:val="25"/>
               <w:spacing w:before="0" w:after="0" w:line="312" w:lineRule="auto"/>
               <w:jc w:val="left"/>
               <w:rPr>
@@ -2770,7 +2828,7 @@
           </w:tcPr>
           <w:p>
             <w:pPr>
-              <w:pStyle w:val="24"/>
+              <w:pStyle w:val="25"/>
               <w:spacing w:before="0" w:after="0" w:line="312" w:lineRule="auto"/>
               <w:jc w:val="left"/>
               <w:rPr>
@@ -2798,7 +2856,7 @@
           </w:tcPr>
           <w:p>
             <w:pPr>
-              <w:pStyle w:val="24"/>
+              <w:pStyle w:val="25"/>
               <w:spacing w:before="0" w:after="0" w:line="312" w:lineRule="auto"/>
               <w:jc w:val="left"/>
               <w:rPr>
@@ -2826,7 +2884,7 @@
           </w:tcPr>
           <w:p>
             <w:pPr>
-              <w:pStyle w:val="24"/>
+              <w:pStyle w:val="25"/>
               <w:spacing w:before="0" w:after="0" w:line="312" w:lineRule="auto"/>
               <w:jc w:val="left"/>
               <w:rPr>
@@ -2877,7 +2935,7 @@
     </w:p>
     <w:p>
       <w:pPr>
-        <w:pStyle w:val="23"/>
+        <w:pStyle w:val="24"/>
         <w:spacing w:before="0" w:after="0" w:line="360" w:lineRule="auto"/>
         <w:ind w:firstLineChars="200"/>
         <w:jc w:val="left"/>
@@ -2975,7 +3033,7 @@
     </w:p>
     <w:p>
       <w:pPr>
-        <w:pStyle w:val="23"/>
+        <w:pStyle w:val="24"/>
         <w:spacing w:before="0" w:after="0" w:line="360" w:lineRule="auto"/>
         <w:ind w:firstLineChars="200"/>
         <w:jc w:val="left"/>
@@ -3073,7 +3131,7 @@
     </w:p>
     <w:p>
       <w:pPr>
-        <w:pStyle w:val="23"/>
+        <w:pStyle w:val="24"/>
         <w:spacing w:before="0" w:after="0" w:line="360" w:lineRule="auto"/>
         <w:ind w:firstLineChars="200"/>
         <w:jc w:val="left"/>
@@ -3171,7 +3229,7 @@
     </w:p>
     <w:p>
       <w:pPr>
-        <w:pStyle w:val="23"/>
+        <w:pStyle w:val="24"/>
         <w:spacing w:before="0" w:after="0" w:line="360" w:lineRule="auto"/>
         <w:ind w:firstLineChars="200"/>
         <w:jc w:val="left"/>
@@ -3293,7 +3351,7 @@
     </w:p>
     <w:p>
       <w:pPr>
-        <w:pStyle w:val="23"/>
+        <w:pStyle w:val="24"/>
         <w:spacing w:before="0" w:after="0" w:line="360" w:lineRule="auto"/>
         <w:ind w:firstLineChars="200"/>
         <w:jc w:val="left"/>
@@ -3400,7 +3458,7 @@
     </w:p>
     <w:p>
       <w:pPr>
-        <w:pStyle w:val="23"/>
+        <w:pStyle w:val="24"/>
         <w:spacing w:before="0" w:after="0" w:line="360" w:lineRule="auto"/>
         <w:ind w:firstLineChars="200"/>
         <w:jc w:val="left"/>
@@ -3473,7 +3531,7 @@
     </w:p>
     <w:p>
       <w:pPr>
-        <w:pStyle w:val="23"/>
+        <w:pStyle w:val="24"/>
         <w:spacing w:before="0" w:after="0" w:line="360" w:lineRule="auto"/>
         <w:ind w:firstLineChars="200"/>
         <w:jc w:val="left"/>
@@ -3522,7 +3580,7 @@
     </w:p>
     <w:p>
       <w:pPr>
-        <w:pStyle w:val="23"/>
+        <w:pStyle w:val="24"/>
         <w:spacing w:before="0" w:after="0" w:line="360" w:lineRule="auto"/>
         <w:ind w:firstLineChars="200"/>
         <w:jc w:val="left"/>
@@ -3596,7 +3654,7 @@
     </w:p>
     <w:p>
       <w:pPr>
-        <w:pStyle w:val="23"/>
+        <w:pStyle w:val="24"/>
         <w:spacing w:before="0" w:after="0" w:line="360" w:lineRule="auto"/>
         <w:ind w:firstLineChars="200"/>
         <w:jc w:val="left"/>
@@ -3670,7 +3728,7 @@
     </w:p>
     <w:p>
       <w:pPr>
-        <w:pStyle w:val="23"/>
+        <w:pStyle w:val="24"/>
         <w:spacing w:before="0" w:after="0" w:line="360" w:lineRule="auto"/>
         <w:ind w:firstLineChars="200"/>
         <w:jc w:val="left"/>
@@ -3744,7 +3802,7 @@
     </w:p>
     <w:p>
       <w:pPr>
-        <w:pStyle w:val="23"/>
+        <w:pStyle w:val="24"/>
         <w:spacing w:before="0" w:after="0" w:line="360" w:lineRule="auto"/>
         <w:ind w:firstLineChars="200"/>
         <w:jc w:val="left"/>
@@ -3843,7 +3901,7 @@
     </w:p>
     <w:p>
       <w:pPr>
-        <w:pStyle w:val="23"/>
+        <w:pStyle w:val="24"/>
         <w:spacing w:before="0" w:after="0" w:line="360" w:lineRule="auto"/>
         <w:ind w:firstLineChars="200"/>
         <w:jc w:val="left"/>
@@ -3892,7 +3950,7 @@
     </w:p>
     <w:p>
       <w:pPr>
-        <w:pStyle w:val="23"/>
+        <w:pStyle w:val="24"/>
         <w:spacing w:before="0" w:after="0" w:line="360" w:lineRule="auto"/>
         <w:ind w:firstLineChars="200"/>
         <w:jc w:val="left"/>
@@ -3966,7 +4024,7 @@
     </w:p>
     <w:p>
       <w:pPr>
-        <w:pStyle w:val="23"/>
+        <w:pStyle w:val="24"/>
         <w:spacing w:before="0" w:after="0" w:line="360" w:lineRule="auto"/>
         <w:ind w:firstLineChars="200"/>
         <w:jc w:val="left"/>
@@ -4065,7 +4123,7 @@
     </w:p>
     <w:p>
       <w:pPr>
-        <w:pStyle w:val="23"/>
+        <w:pStyle w:val="24"/>
         <w:spacing w:before="0" w:after="0" w:line="360" w:lineRule="auto"/>
         <w:ind w:firstLineChars="200"/>
         <w:jc w:val="left"/>
@@ -4114,7 +4172,7 @@
     </w:p>
     <w:p>
       <w:pPr>
-        <w:pStyle w:val="23"/>
+        <w:pStyle w:val="24"/>
         <w:spacing w:before="0" w:after="0" w:line="360" w:lineRule="auto"/>
         <w:ind w:firstLineChars="200"/>
         <w:jc w:val="left"/>
@@ -4212,7 +4270,7 @@
     </w:p>
     <w:p>
       <w:pPr>
-        <w:pStyle w:val="23"/>
+        <w:pStyle w:val="24"/>
         <w:spacing w:before="0" w:after="0" w:line="360" w:lineRule="auto"/>
         <w:ind w:firstLineChars="200"/>
         <w:jc w:val="left"/>
@@ -4286,7 +4344,7 @@
     </w:p>
     <w:p>
       <w:pPr>
-        <w:pStyle w:val="23"/>
+        <w:pStyle w:val="24"/>
         <w:spacing w:before="0" w:after="0" w:line="360" w:lineRule="auto"/>
         <w:ind w:firstLineChars="200"/>
         <w:jc w:val="left"/>
@@ -4385,7 +4443,7 @@
     </w:p>
     <w:p>
       <w:pPr>
-        <w:pStyle w:val="23"/>
+        <w:pStyle w:val="24"/>
         <w:spacing w:before="0" w:after="0" w:line="360" w:lineRule="auto"/>
         <w:ind w:firstLineChars="200"/>
         <w:jc w:val="left"/>
@@ -4468,7 +4526,7 @@
     </w:p>
     <w:p>
       <w:pPr>
-        <w:pStyle w:val="23"/>
+        <w:pStyle w:val="24"/>
         <w:spacing w:before="0" w:after="0" w:line="360" w:lineRule="auto"/>
         <w:ind w:firstLineChars="200"/>
         <w:jc w:val="left"/>
@@ -4517,7 +4575,7 @@
     </w:p>
     <w:p>
       <w:pPr>
-        <w:pStyle w:val="23"/>
+        <w:pStyle w:val="24"/>
         <w:spacing w:before="0" w:after="0" w:line="360" w:lineRule="auto"/>
         <w:ind w:firstLineChars="200"/>
         <w:jc w:val="left"/>
@@ -4567,7 +4625,7 @@
     </w:p>
     <w:p>
       <w:pPr>
-        <w:pStyle w:val="23"/>
+        <w:pStyle w:val="24"/>
         <w:spacing w:before="0" w:after="0" w:line="360" w:lineRule="auto"/>
         <w:ind w:firstLineChars="200"/>
         <w:jc w:val="left"/>
@@ -4808,7 +4866,7 @@
     </w:p>
     <w:tbl>
       <w:tblPr>
-        <w:tblStyle w:val="41"/>
+        <w:tblStyle w:val="42"/>
         <w:tblW w:w="5000" w:type="pct"/>
         <w:tblInd w:w="0" w:type="dxa"/>
         <w:tblBorders>
@@ -4860,7 +4918,7 @@
           </w:tcPr>
           <w:p>
             <w:pPr>
-              <w:pStyle w:val="24"/>
+              <w:pStyle w:val="25"/>
               <w:spacing w:before="0" w:after="0" w:line="312" w:lineRule="auto"/>
               <w:jc w:val="left"/>
               <w:rPr>
@@ -4889,7 +4947,7 @@
           </w:tcPr>
           <w:p>
             <w:pPr>
-              <w:pStyle w:val="24"/>
+              <w:pStyle w:val="25"/>
               <w:spacing w:before="0" w:after="0" w:line="312" w:lineRule="auto"/>
               <w:jc w:val="left"/>
               <w:rPr>
@@ -4918,7 +4976,7 @@
           </w:tcPr>
           <w:p>
             <w:pPr>
-              <w:pStyle w:val="24"/>
+              <w:pStyle w:val="25"/>
               <w:spacing w:before="0" w:after="0" w:line="312" w:lineRule="auto"/>
               <w:jc w:val="left"/>
               <w:rPr>
@@ -4947,7 +5005,7 @@
           </w:tcPr>
           <w:p>
             <w:pPr>
-              <w:pStyle w:val="24"/>
+              <w:pStyle w:val="25"/>
               <w:spacing w:before="0" w:after="0" w:line="312" w:lineRule="auto"/>
               <w:jc w:val="left"/>
               <w:rPr>
@@ -4976,7 +5034,7 @@
           </w:tcPr>
           <w:p>
             <w:pPr>
-              <w:pStyle w:val="24"/>
+              <w:pStyle w:val="25"/>
               <w:spacing w:before="0" w:after="0" w:line="312" w:lineRule="auto"/>
               <w:jc w:val="left"/>
               <w:rPr>
@@ -5023,7 +5081,7 @@
           </w:tcPr>
           <w:p>
             <w:pPr>
-              <w:pStyle w:val="24"/>
+              <w:pStyle w:val="25"/>
               <w:spacing w:before="0" w:after="0" w:line="312" w:lineRule="auto"/>
               <w:jc w:val="left"/>
               <w:rPr>
@@ -5051,7 +5109,7 @@
           </w:tcPr>
           <w:p>
             <w:pPr>
-              <w:pStyle w:val="24"/>
+              <w:pStyle w:val="25"/>
               <w:spacing w:before="0" w:after="0" w:line="312" w:lineRule="auto"/>
               <w:jc w:val="left"/>
               <w:rPr>
@@ -5079,7 +5137,7 @@
           </w:tcPr>
           <w:p>
             <w:pPr>
-              <w:pStyle w:val="24"/>
+              <w:pStyle w:val="25"/>
               <w:spacing w:before="0" w:after="0" w:line="312" w:lineRule="auto"/>
               <w:jc w:val="left"/>
               <w:rPr>
@@ -5107,7 +5165,7 @@
           </w:tcPr>
           <w:p>
             <w:pPr>
-              <w:pStyle w:val="24"/>
+              <w:pStyle w:val="25"/>
               <w:spacing w:before="0" w:after="0" w:line="312" w:lineRule="auto"/>
               <w:jc w:val="left"/>
               <w:rPr>
@@ -5135,7 +5193,7 @@
           </w:tcPr>
           <w:p>
             <w:pPr>
-              <w:pStyle w:val="24"/>
+              <w:pStyle w:val="25"/>
               <w:spacing w:before="0" w:after="0" w:line="312" w:lineRule="auto"/>
               <w:jc w:val="left"/>
               <w:rPr>
@@ -5181,7 +5239,7 @@
           </w:tcPr>
           <w:p>
             <w:pPr>
-              <w:pStyle w:val="24"/>
+              <w:pStyle w:val="25"/>
               <w:spacing w:before="0" w:after="0" w:line="312" w:lineRule="auto"/>
               <w:jc w:val="left"/>
               <w:rPr>
@@ -5209,7 +5267,7 @@
           </w:tcPr>
           <w:p>
             <w:pPr>
-              <w:pStyle w:val="24"/>
+              <w:pStyle w:val="25"/>
               <w:spacing w:before="0" w:after="0" w:line="312" w:lineRule="auto"/>
               <w:jc w:val="left"/>
               <w:rPr>
@@ -5237,7 +5295,7 @@
           </w:tcPr>
           <w:p>
             <w:pPr>
-              <w:pStyle w:val="24"/>
+              <w:pStyle w:val="25"/>
               <w:spacing w:before="0" w:after="0" w:line="312" w:lineRule="auto"/>
               <w:jc w:val="left"/>
               <w:rPr>
@@ -5265,7 +5323,7 @@
           </w:tcPr>
           <w:p>
             <w:pPr>
-              <w:pStyle w:val="24"/>
+              <w:pStyle w:val="25"/>
               <w:spacing w:before="0" w:after="0" w:line="312" w:lineRule="auto"/>
               <w:jc w:val="left"/>
               <w:rPr>
@@ -5293,7 +5351,7 @@
           </w:tcPr>
           <w:p>
             <w:pPr>
-              <w:pStyle w:val="24"/>
+              <w:pStyle w:val="25"/>
               <w:spacing w:before="0" w:after="0" w:line="312" w:lineRule="auto"/>
               <w:jc w:val="left"/>
               <w:rPr>
@@ -5339,7 +5397,7 @@
           </w:tcPr>
           <w:p>
             <w:pPr>
-              <w:pStyle w:val="24"/>
+              <w:pStyle w:val="25"/>
               <w:spacing w:before="0" w:after="0" w:line="312" w:lineRule="auto"/>
               <w:jc w:val="left"/>
               <w:rPr>
@@ -5367,7 +5425,7 @@
           </w:tcPr>
           <w:p>
             <w:pPr>
-              <w:pStyle w:val="24"/>
+              <w:pStyle w:val="25"/>
               <w:spacing w:before="0" w:after="0" w:line="312" w:lineRule="auto"/>
               <w:jc w:val="left"/>
               <w:rPr>
@@ -5395,7 +5453,7 @@
           </w:tcPr>
           <w:p>
             <w:pPr>
-              <w:pStyle w:val="24"/>
+              <w:pStyle w:val="25"/>
               <w:spacing w:before="0" w:after="0" w:line="312" w:lineRule="auto"/>
               <w:jc w:val="left"/>
               <w:rPr>
@@ -5423,7 +5481,7 @@
           </w:tcPr>
           <w:p>
             <w:pPr>
-              <w:pStyle w:val="24"/>
+              <w:pStyle w:val="25"/>
               <w:spacing w:before="0" w:after="0" w:line="312" w:lineRule="auto"/>
               <w:jc w:val="left"/>
               <w:rPr>
@@ -5451,7 +5509,7 @@
           </w:tcPr>
           <w:p>
             <w:pPr>
-              <w:pStyle w:val="24"/>
+              <w:pStyle w:val="25"/>
               <w:spacing w:before="0" w:after="0" w:line="312" w:lineRule="auto"/>
               <w:jc w:val="left"/>
               <w:rPr>
@@ -5503,7 +5561,7 @@
     </w:p>
     <w:p>
       <w:pPr>
-        <w:pStyle w:val="23"/>
+        <w:pStyle w:val="24"/>
         <w:spacing w:before="0" w:after="0" w:line="360" w:lineRule="auto"/>
         <w:ind w:firstLineChars="200"/>
         <w:jc w:val="left"/>
@@ -5741,7 +5799,7 @@
     </w:p>
     <w:tbl>
       <w:tblPr>
-        <w:tblStyle w:val="41"/>
+        <w:tblStyle w:val="42"/>
         <w:tblW w:w="5000" w:type="pct"/>
         <w:tblInd w:w="0" w:type="dxa"/>
         <w:tblBorders>
@@ -5793,7 +5851,7 @@
           </w:tcPr>
           <w:p>
             <w:pPr>
-              <w:pStyle w:val="24"/>
+              <w:pStyle w:val="25"/>
               <w:spacing w:before="0" w:after="0" w:line="312" w:lineRule="auto"/>
               <w:jc w:val="left"/>
               <w:rPr>
@@ -5822,7 +5880,7 @@
           </w:tcPr>
           <w:p>
             <w:pPr>
-              <w:pStyle w:val="24"/>
+              <w:pStyle w:val="25"/>
               <w:spacing w:before="0" w:after="0" w:line="312" w:lineRule="auto"/>
               <w:jc w:val="left"/>
               <w:rPr>
@@ -5848,7 +5906,7 @@
         <w:tc>
           <w:p>
             <w:pPr>
-              <w:pStyle w:val="24"/>
+              <w:pStyle w:val="25"/>
               <w:spacing w:before="0" w:after="0" w:line="312" w:lineRule="auto"/>
               <w:jc w:val="left"/>
               <w:rPr>
@@ -5874,7 +5932,7 @@
         <w:tc>
           <w:p>
             <w:pPr>
-              <w:pStyle w:val="24"/>
+              <w:pStyle w:val="25"/>
               <w:spacing w:before="0" w:after="0" w:line="312" w:lineRule="auto"/>
               <w:jc w:val="left"/>
               <w:rPr>
@@ -5900,7 +5958,7 @@
         <w:tc>
           <w:p>
             <w:pPr>
-              <w:pStyle w:val="24"/>
+              <w:pStyle w:val="25"/>
               <w:spacing w:before="0" w:after="0" w:line="312" w:lineRule="auto"/>
               <w:jc w:val="left"/>
               <w:rPr>
@@ -5949,7 +6007,7 @@
           </w:tcPr>
           <w:p>
             <w:pPr>
-              <w:pStyle w:val="24"/>
+              <w:pStyle w:val="25"/>
               <w:spacing w:before="0" w:after="0" w:line="312" w:lineRule="auto"/>
               <w:jc w:val="left"/>
               <w:rPr>
@@ -5977,7 +6035,7 @@
           </w:tcPr>
           <w:p>
             <w:pPr>
-              <w:pStyle w:val="24"/>
+              <w:pStyle w:val="25"/>
               <w:spacing w:before="0" w:after="0" w:line="312" w:lineRule="auto"/>
               <w:jc w:val="left"/>
               <w:rPr>
@@ -6002,7 +6060,7 @@
         <w:tc>
           <w:p>
             <w:pPr>
-              <w:pStyle w:val="24"/>
+              <w:pStyle w:val="25"/>
               <w:spacing w:before="0" w:after="0" w:line="312" w:lineRule="auto"/>
               <w:jc w:val="left"/>
               <w:rPr>
@@ -6027,7 +6085,7 @@
         <w:tc>
           <w:p>
             <w:pPr>
-              <w:pStyle w:val="24"/>
+              <w:pStyle w:val="25"/>
               <w:spacing w:before="0" w:after="0" w:line="312" w:lineRule="auto"/>
               <w:jc w:val="left"/>
               <w:rPr>
@@ -6052,7 +6110,7 @@
         <w:tc>
           <w:p>
             <w:pPr>
-              <w:pStyle w:val="24"/>
+              <w:pStyle w:val="25"/>
               <w:spacing w:before="0" w:after="0" w:line="312" w:lineRule="auto"/>
               <w:jc w:val="left"/>
               <w:rPr>
@@ -6096,11 +6154,10 @@
           <w:tcPr>
             <w:tcW w:w="455" w:type="pct"/>
             <w:vMerge w:val="continue"/>
-            <w:tcBorders/>
           </w:tcPr>
           <w:p>
             <w:pPr>
-              <w:pStyle w:val="24"/>
+              <w:pStyle w:val="25"/>
               <w:spacing w:before="0" w:after="0" w:line="312" w:lineRule="auto"/>
               <w:jc w:val="left"/>
               <w:rPr>
@@ -6118,7 +6175,7 @@
           </w:tcPr>
           <w:p>
             <w:pPr>
-              <w:pStyle w:val="24"/>
+              <w:pStyle w:val="25"/>
               <w:spacing w:before="0" w:after="0" w:line="312" w:lineRule="auto"/>
               <w:jc w:val="left"/>
               <w:rPr>
@@ -6143,7 +6200,7 @@
         <w:tc>
           <w:p>
             <w:pPr>
-              <w:pStyle w:val="24"/>
+              <w:pStyle w:val="25"/>
               <w:spacing w:before="0" w:after="0" w:line="312" w:lineRule="auto"/>
               <w:jc w:val="left"/>
               <w:rPr>
@@ -6168,7 +6225,7 @@
         <w:tc>
           <w:p>
             <w:pPr>
-              <w:pStyle w:val="24"/>
+              <w:pStyle w:val="25"/>
               <w:spacing w:before="0" w:after="0" w:line="312" w:lineRule="auto"/>
               <w:jc w:val="left"/>
               <w:rPr>
@@ -6193,7 +6250,7 @@
         <w:tc>
           <w:p>
             <w:pPr>
-              <w:pStyle w:val="24"/>
+              <w:pStyle w:val="25"/>
               <w:spacing w:before="0" w:after="0" w:line="312" w:lineRule="auto"/>
               <w:jc w:val="left"/>
               <w:rPr>
@@ -6237,11 +6294,10 @@
           <w:tcPr>
             <w:tcW w:w="455" w:type="pct"/>
             <w:vMerge w:val="continue"/>
-            <w:tcBorders/>
           </w:tcPr>
           <w:p>
             <w:pPr>
-              <w:pStyle w:val="24"/>
+              <w:pStyle w:val="25"/>
               <w:spacing w:before="0" w:after="0" w:line="312" w:lineRule="auto"/>
               <w:jc w:val="left"/>
               <w:rPr>
@@ -6259,7 +6315,7 @@
           </w:tcPr>
           <w:p>
             <w:pPr>
-              <w:pStyle w:val="24"/>
+              <w:pStyle w:val="25"/>
               <w:spacing w:before="0" w:after="0" w:line="312" w:lineRule="auto"/>
               <w:jc w:val="left"/>
               <w:rPr>
@@ -6284,7 +6340,7 @@
         <w:tc>
           <w:p>
             <w:pPr>
-              <w:pStyle w:val="24"/>
+              <w:pStyle w:val="25"/>
               <w:spacing w:before="0" w:after="0" w:line="312" w:lineRule="auto"/>
               <w:jc w:val="left"/>
               <w:rPr>
@@ -6309,7 +6365,7 @@
         <w:tc>
           <w:p>
             <w:pPr>
-              <w:pStyle w:val="24"/>
+              <w:pStyle w:val="25"/>
               <w:spacing w:before="0" w:after="0" w:line="312" w:lineRule="auto"/>
               <w:jc w:val="left"/>
               <w:rPr>
@@ -6334,7 +6390,7 @@
         <w:tc>
           <w:p>
             <w:pPr>
-              <w:pStyle w:val="24"/>
+              <w:pStyle w:val="25"/>
               <w:spacing w:before="0" w:after="0" w:line="312" w:lineRule="auto"/>
               <w:jc w:val="left"/>
               <w:rPr>
@@ -6380,7 +6436,7 @@
           </w:tcPr>
           <w:p>
             <w:pPr>
-              <w:pStyle w:val="24"/>
+              <w:pStyle w:val="25"/>
               <w:spacing w:before="0" w:after="0" w:line="312" w:lineRule="auto"/>
               <w:jc w:val="left"/>
               <w:rPr>
@@ -6408,7 +6464,7 @@
           </w:tcPr>
           <w:p>
             <w:pPr>
-              <w:pStyle w:val="24"/>
+              <w:pStyle w:val="25"/>
               <w:spacing w:before="0" w:after="0" w:line="312" w:lineRule="auto"/>
               <w:jc w:val="left"/>
               <w:rPr>
@@ -6433,7 +6489,7 @@
         <w:tc>
           <w:p>
             <w:pPr>
-              <w:pStyle w:val="24"/>
+              <w:pStyle w:val="25"/>
               <w:spacing w:before="0" w:after="0" w:line="312" w:lineRule="auto"/>
               <w:jc w:val="left"/>
               <w:rPr>
@@ -6458,7 +6514,7 @@
         <w:tc>
           <w:p>
             <w:pPr>
-              <w:pStyle w:val="24"/>
+              <w:pStyle w:val="25"/>
               <w:spacing w:before="0" w:after="0" w:line="312" w:lineRule="auto"/>
               <w:jc w:val="left"/>
               <w:rPr>
@@ -6483,7 +6539,7 @@
         <w:tc>
           <w:p>
             <w:pPr>
-              <w:pStyle w:val="24"/>
+              <w:pStyle w:val="25"/>
               <w:spacing w:before="0" w:after="0" w:line="312" w:lineRule="auto"/>
               <w:jc w:val="left"/>
               <w:rPr>
@@ -6529,7 +6585,7 @@
           </w:tcPr>
           <w:p>
             <w:pPr>
-              <w:pStyle w:val="24"/>
+              <w:pStyle w:val="25"/>
               <w:spacing w:before="0" w:after="0" w:line="312" w:lineRule="auto"/>
               <w:jc w:val="left"/>
               <w:rPr>
@@ -6557,7 +6613,7 @@
           </w:tcPr>
           <w:p>
             <w:pPr>
-              <w:pStyle w:val="24"/>
+              <w:pStyle w:val="25"/>
               <w:spacing w:before="0" w:after="0" w:line="312" w:lineRule="auto"/>
               <w:jc w:val="left"/>
               <w:rPr>
@@ -6582,7 +6638,7 @@
         <w:tc>
           <w:p>
             <w:pPr>
-              <w:pStyle w:val="24"/>
+              <w:pStyle w:val="25"/>
               <w:spacing w:before="0" w:after="0" w:line="312" w:lineRule="auto"/>
               <w:jc w:val="left"/>
               <w:rPr>
@@ -6607,7 +6663,7 @@
         <w:tc>
           <w:p>
             <w:pPr>
-              <w:pStyle w:val="24"/>
+              <w:pStyle w:val="25"/>
               <w:spacing w:before="0" w:after="0" w:line="312" w:lineRule="auto"/>
               <w:jc w:val="left"/>
               <w:rPr>
@@ -6632,7 +6688,7 @@
         <w:tc>
           <w:p>
             <w:pPr>
-              <w:pStyle w:val="24"/>
+              <w:pStyle w:val="25"/>
               <w:spacing w:before="0" w:after="0" w:line="312" w:lineRule="auto"/>
               <w:jc w:val="left"/>
               <w:rPr>
@@ -6678,7 +6734,7 @@
           </w:tcPr>
           <w:p>
             <w:pPr>
-              <w:pStyle w:val="24"/>
+              <w:pStyle w:val="25"/>
               <w:spacing w:before="0" w:after="0" w:line="312" w:lineRule="auto"/>
               <w:jc w:val="left"/>
               <w:rPr>
@@ -6706,7 +6762,7 @@
           </w:tcPr>
           <w:p>
             <w:pPr>
-              <w:pStyle w:val="24"/>
+              <w:pStyle w:val="25"/>
               <w:spacing w:before="0" w:after="0" w:line="312" w:lineRule="auto"/>
               <w:jc w:val="left"/>
               <w:rPr>
@@ -6731,7 +6787,7 @@
         <w:tc>
           <w:p>
             <w:pPr>
-              <w:pStyle w:val="24"/>
+              <w:pStyle w:val="25"/>
               <w:spacing w:before="0" w:after="0" w:line="312" w:lineRule="auto"/>
               <w:jc w:val="left"/>
               <w:rPr>
@@ -6756,7 +6812,7 @@
         <w:tc>
           <w:p>
             <w:pPr>
-              <w:pStyle w:val="24"/>
+              <w:pStyle w:val="25"/>
               <w:spacing w:before="0" w:after="0" w:line="312" w:lineRule="auto"/>
               <w:jc w:val="left"/>
               <w:rPr>
@@ -6781,7 +6837,7 @@
         <w:tc>
           <w:p>
             <w:pPr>
-              <w:pStyle w:val="24"/>
+              <w:pStyle w:val="25"/>
               <w:spacing w:before="0" w:after="0" w:line="312" w:lineRule="auto"/>
               <w:jc w:val="left"/>
               <w:rPr>
@@ -6827,7 +6883,7 @@
           </w:tcPr>
           <w:p>
             <w:pPr>
-              <w:pStyle w:val="24"/>
+              <w:pStyle w:val="25"/>
               <w:spacing w:before="0" w:after="0" w:line="312" w:lineRule="auto"/>
               <w:jc w:val="left"/>
               <w:rPr>
@@ -6855,7 +6911,7 @@
           </w:tcPr>
           <w:p>
             <w:pPr>
-              <w:pStyle w:val="24"/>
+              <w:pStyle w:val="25"/>
               <w:spacing w:before="0" w:after="0" w:line="312" w:lineRule="auto"/>
               <w:jc w:val="left"/>
               <w:rPr>
@@ -6880,7 +6936,7 @@
         <w:tc>
           <w:p>
             <w:pPr>
-              <w:pStyle w:val="24"/>
+              <w:pStyle w:val="25"/>
               <w:spacing w:before="0" w:after="0" w:line="312" w:lineRule="auto"/>
               <w:jc w:val="left"/>
               <w:rPr>
@@ -6905,7 +6961,7 @@
         <w:tc>
           <w:p>
             <w:pPr>
-              <w:pStyle w:val="24"/>
+              <w:pStyle w:val="25"/>
               <w:spacing w:before="0" w:after="0" w:line="312" w:lineRule="auto"/>
               <w:jc w:val="left"/>
               <w:rPr>
@@ -6930,7 +6986,7 @@
         <w:tc>
           <w:p>
             <w:pPr>
-              <w:pStyle w:val="24"/>
+              <w:pStyle w:val="25"/>
               <w:spacing w:before="0" w:after="0" w:line="312" w:lineRule="auto"/>
               <w:jc w:val="left"/>
               <w:rPr>
@@ -6982,7 +7038,7 @@
     </w:p>
     <w:p>
       <w:pPr>
-        <w:pStyle w:val="23"/>
+        <w:pStyle w:val="24"/>
         <w:spacing w:before="0" w:after="0" w:line="360" w:lineRule="auto"/>
         <w:ind w:firstLineChars="200"/>
         <w:jc w:val="left"/>
@@ -7197,7 +7253,7 @@
     </w:p>
     <w:p>
       <w:pPr>
-        <w:pStyle w:val="23"/>
+        <w:pStyle w:val="24"/>
         <w:spacing w:before="0" w:after="0" w:line="360" w:lineRule="auto"/>
         <w:ind w:firstLineChars="200"/>
         <w:jc w:val="left"/>
@@ -7295,7 +7351,7 @@
     </w:p>
     <w:p>
       <w:pPr>
-        <w:pStyle w:val="23"/>
+        <w:pStyle w:val="24"/>
         <w:spacing w:before="0" w:after="0" w:line="360" w:lineRule="auto"/>
         <w:ind w:hangingChars="200"/>
         <w:jc w:val="left"/>
@@ -7373,17 +7429,7 @@
           <w:color w:val="auto"/>
           <w:sz w:val="21"/>
         </w:rPr>
-        <w:t>[3]</w:t>
-      </w:r>
-      <w:r>
-        <w:rPr>
-          <w:rFonts w:ascii="Times New Roman" w:hAnsi="Times New Roman" w:eastAsia="宋体" w:cs="Times New Roman"/>
-          <w:i w:val="0"/>
-          <w:iCs w:val="0"/>
-          <w:color w:val="auto"/>
-          <w:sz w:val="21"/>
-        </w:rPr>
-        <w:t xml:space="preserve"> ZHANG Z, BO X, MA C, et al. A Survey on the Memory Mechanism of Large Language Model based Agents[J]. ACM Transactions on Information Systems, 2025, 43(6): 155.</w:t>
+        <w:t>[3] ZHANG Z, BO X, MA C, et al. A Survey on the Memory Mechanism of Large Language Model based Agents[J]. ACM Transactions on Information Systems, 2025, 43(6): 155.</w:t>
       </w:r>
     </w:p>
     <w:p>
@@ -7420,7 +7466,7 @@
           <w:rFonts w:ascii="Times New Roman" w:hAnsi="Times New Roman" w:eastAsia="宋体" w:cs="Times New Roman"/>
           <w:i w:val="0"/>
           <w:iCs w:val="0"/>
-          <w:strike/>
+          <w:strike w:val="0"/>
           <w:dstrike w:val="0"/>
           <w:color w:val="auto"/>
         </w:rPr>
@@ -7430,12 +7476,22 @@
           <w:rFonts w:ascii="Times New Roman" w:hAnsi="Times New Roman" w:eastAsia="宋体" w:cs="Times New Roman"/>
           <w:i w:val="0"/>
           <w:iCs w:val="0"/>
-          <w:strike/>
+          <w:strike w:val="0"/>
           <w:dstrike w:val="0"/>
           <w:color w:val="auto"/>
           <w:sz w:val="21"/>
         </w:rPr>
-        <w:t>[5] LITVINENKO A, GORBET R, GORBET M, et al. Augmenting Collective Intelligence: A Framework for AI-Mediated Knowledge Co-Creation[J]. Journal of Knowledge Management, 2023.</w:t>
+        <w:t>[</w:t>
+      </w:r>
+      <w:r>
+        <w:rPr>
+          <w:rFonts w:hint="eastAsia" w:ascii="Times New Roman" w:hAnsi="Times New Roman" w:eastAsia="宋体" w:cs="Times New Roman"/>
+          <w:i w:val="0"/>
+          <w:iCs w:val="0"/>
+          <w:color w:val="auto"/>
+          <w:sz w:val="21"/>
+        </w:rPr>
+        <w:t>5] TIWARI A, GUPTA V. A memory fabric for conversational AI agents enabling shared and persistent multiuser memory[J]. Discover Artificial Intelligence, 2026, 6: 239.</w:t>
       </w:r>
     </w:p>
     <w:p>
@@ -7519,19 +7575,7 @@
           <w:color w:val="auto"/>
           <w:sz w:val="21"/>
         </w:rPr>
-        <w:t>[8] LIU N F, LIN K, HEWITT J, et al. Lost in the Mid</w:t>
-      </w:r>
-      <w:bookmarkStart w:id="43" w:name="_GoBack"/>
-      <w:bookmarkEnd w:id="43"/>
-      <w:r>
-        <w:rPr>
-          <w:rFonts w:ascii="Times New Roman" w:hAnsi="Times New Roman" w:eastAsia="宋体" w:cs="Times New Roman"/>
-          <w:i w:val="0"/>
-          <w:iCs w:val="0"/>
-          <w:color w:val="auto"/>
-          <w:sz w:val="21"/>
-        </w:rPr>
-        <w:t>dle: How Language Models Use Long Contexts[J]. Transactions of the Association for Computational Linguistics, 2024.</w:t>
+        <w:t>[8] LIU N F, LIN K, HEWITT J, et al. Lost in the Middle: How Language Models Use Long Contexts[J]. Transactions of the Association for Computational Linguistics, 2024.</w:t>
       </w:r>
     </w:p>
     <w:p>
@@ -7544,7 +7588,7 @@
           <w:rFonts w:ascii="Times New Roman" w:hAnsi="Times New Roman" w:eastAsia="宋体" w:cs="Times New Roman"/>
           <w:i w:val="0"/>
           <w:iCs w:val="0"/>
-          <w:strike/>
+          <w:strike w:val="0"/>
           <w:dstrike w:val="0"/>
           <w:color w:val="auto"/>
         </w:rPr>
@@ -7554,12 +7598,22 @@
           <w:rFonts w:ascii="Times New Roman" w:hAnsi="Times New Roman" w:eastAsia="宋体" w:cs="Times New Roman"/>
           <w:i w:val="0"/>
           <w:iCs w:val="0"/>
-          <w:strike/>
+          <w:strike w:val="0"/>
           <w:dstrike w:val="0"/>
           <w:color w:val="auto"/>
           <w:sz w:val="21"/>
         </w:rPr>
-        <w:t>[9] SHEN J, YIN Q, QIN C, et al. Large Language Model Agent Harness: A Survey of Agent Development Frameworks[J]. arXiv preprint arXiv:2504.01668, 2025.</w:t>
+        <w:t>[9]</w:t>
+      </w:r>
+      <w:r>
+        <w:rPr>
+          <w:rFonts w:ascii="Times New Roman" w:hAnsi="Times New Roman" w:eastAsia="宋体" w:cs="Times New Roman"/>
+          <w:i w:val="0"/>
+          <w:iCs w:val="0"/>
+          <w:color w:val="auto"/>
+          <w:sz w:val="21"/>
+        </w:rPr>
+        <w:t xml:space="preserve"> YAN J, HUSTED K, FATH B. Transforming organizational knowledge creation through artificial intelligence: a systematic review of the emergent literature[J]. VINE Journal of Information and Knowledge Management Systems, 2026, 56(2): 522-540.</w:t>
       </w:r>
     </w:p>
     <w:p>
@@ -7960,7 +8014,7 @@
     <w:name w:val="heading 1"/>
     <w:basedOn w:val="1"/>
     <w:next w:val="3"/>
-    <w:link w:val="31"/>
+    <w:link w:val="32"/>
     <w:qFormat/>
     <w:uiPriority w:val="9"/>
     <w:pPr>
@@ -7982,7 +8036,7 @@
     <w:name w:val="heading 2"/>
     <w:basedOn w:val="1"/>
     <w:next w:val="3"/>
-    <w:link w:val="32"/>
+    <w:link w:val="33"/>
     <w:semiHidden/>
     <w:unhideWhenUsed/>
     <w:qFormat/>
@@ -8006,7 +8060,7 @@
     <w:name w:val="heading 3"/>
     <w:basedOn w:val="1"/>
     <w:next w:val="3"/>
-    <w:link w:val="33"/>
+    <w:link w:val="34"/>
     <w:semiHidden/>
     <w:unhideWhenUsed/>
     <w:qFormat/>
@@ -8029,7 +8083,7 @@
     <w:name w:val="heading 4"/>
     <w:basedOn w:val="1"/>
     <w:next w:val="3"/>
-    <w:link w:val="34"/>
+    <w:link w:val="35"/>
     <w:semiHidden/>
     <w:unhideWhenUsed/>
     <w:qFormat/>
@@ -8053,7 +8107,7 @@
     <w:name w:val="heading 5"/>
     <w:basedOn w:val="1"/>
     <w:next w:val="3"/>
-    <w:link w:val="35"/>
+    <w:link w:val="36"/>
     <w:semiHidden/>
     <w:unhideWhenUsed/>
     <w:qFormat/>
@@ -8073,7 +8127,7 @@
     <w:name w:val="heading 6"/>
     <w:basedOn w:val="1"/>
     <w:next w:val="3"/>
-    <w:link w:val="36"/>
+    <w:link w:val="37"/>
     <w:semiHidden/>
     <w:unhideWhenUsed/>
     <w:qFormat/>
@@ -8095,7 +8149,7 @@
     <w:name w:val="heading 7"/>
     <w:basedOn w:val="1"/>
     <w:next w:val="3"/>
-    <w:link w:val="37"/>
+    <w:link w:val="38"/>
     <w:semiHidden/>
     <w:unhideWhenUsed/>
     <w:qFormat/>
@@ -8115,7 +8169,7 @@
     <w:name w:val="heading 8"/>
     <w:basedOn w:val="1"/>
     <w:next w:val="3"/>
-    <w:link w:val="38"/>
+    <w:link w:val="39"/>
     <w:semiHidden/>
     <w:unhideWhenUsed/>
     <w:qFormat/>
@@ -8137,7 +8191,7 @@
     <w:name w:val="heading 9"/>
     <w:basedOn w:val="1"/>
     <w:next w:val="3"/>
-    <w:link w:val="39"/>
+    <w:link w:val="40"/>
     <w:semiHidden/>
     <w:unhideWhenUsed/>
     <w:qFormat/>
@@ -8153,13 +8207,13 @@
       <w:color w:val="262626" w:themeColor="text1" w:themeTint="D8"/>
     </w:rPr>
   </w:style>
-  <w:style w:type="character" w:default="1" w:styleId="19">
+  <w:style w:type="character" w:default="1" w:styleId="20">
     <w:name w:val="Default Paragraph Font"/>
     <w:semiHidden/>
     <w:unhideWhenUsed/>
     <w:uiPriority w:val="0"/>
   </w:style>
-  <w:style w:type="table" w:default="1" w:styleId="18">
+  <w:style w:type="table" w:default="1" w:styleId="19">
     <w:name w:val="Normal Table"/>
     <w:uiPriority w:val="0"/>
     <w:tblPr>
@@ -8174,7 +8228,7 @@
   <w:style w:type="paragraph" w:styleId="3">
     <w:name w:val="Body Text"/>
     <w:basedOn w:val="1"/>
-    <w:link w:val="21"/>
+    <w:link w:val="22"/>
     <w:qFormat/>
     <w:uiPriority w:val="0"/>
     <w:pPr>
@@ -8229,7 +8283,7 @@
     <w:name w:val="Title"/>
     <w:basedOn w:val="1"/>
     <w:next w:val="3"/>
-    <w:link w:val="25"/>
+    <w:link w:val="26"/>
     <w:qFormat/>
     <w:uiPriority w:val="10"/>
     <w:pPr>
@@ -8247,7 +8301,7 @@
     <w:name w:val="Subtitle"/>
     <w:basedOn w:val="15"/>
     <w:next w:val="3"/>
-    <w:link w:val="26"/>
+    <w:link w:val="27"/>
     <w:qFormat/>
     <w:uiPriority w:val="11"/>
     <w:rPr>
@@ -8264,32 +8318,47 @@
     <w:qFormat/>
     <w:uiPriority w:val="9"/>
   </w:style>
-  <w:style w:type="character" w:styleId="20">
+  <w:style w:type="paragraph" w:styleId="18">
+    <w:name w:val="Normal (Web)"/>
+    <w:basedOn w:val="1"/>
+    <w:uiPriority w:val="0"/>
+    <w:pPr>
+      <w:spacing w:before="0" w:beforeAutospacing="1" w:after="0" w:afterAutospacing="1"/>
+      <w:ind w:left="0" w:right="0"/>
+      <w:jc w:val="left"/>
+    </w:pPr>
+    <w:rPr>
+      <w:kern w:val="0"/>
+      <w:sz w:val="24"/>
+      <w:lang w:val="en-US" w:eastAsia="zh-CN" w:bidi="ar"/>
+    </w:rPr>
+  </w:style>
+  <w:style w:type="character" w:styleId="21">
     <w:name w:val="Hyperlink"/>
-    <w:basedOn w:val="21"/>
+    <w:basedOn w:val="22"/>
     <w:qFormat/>
     <w:uiPriority w:val="0"/>
     <w:rPr>
       <w:color w:val="156082" w:themeColor="accent1"/>
     </w:rPr>
   </w:style>
-  <w:style w:type="character" w:customStyle="1" w:styleId="21">
+  <w:style w:type="character" w:customStyle="1" w:styleId="22">
     <w:name w:val="Body Text Char"/>
-    <w:basedOn w:val="19"/>
+    <w:basedOn w:val="20"/>
     <w:link w:val="3"/>
     <w:qFormat/>
     <w:uiPriority w:val="0"/>
   </w:style>
-  <w:style w:type="character" w:styleId="22">
+  <w:style w:type="character" w:styleId="23">
     <w:name w:val="footnote reference"/>
-    <w:basedOn w:val="21"/>
+    <w:basedOn w:val="22"/>
     <w:qFormat/>
     <w:uiPriority w:val="0"/>
     <w:rPr>
       <w:vertAlign w:val="superscript"/>
     </w:rPr>
   </w:style>
-  <w:style w:type="paragraph" w:customStyle="1" w:styleId="23">
+  <w:style w:type="paragraph" w:customStyle="1" w:styleId="24">
     <w:name w:val="First Paragraph"/>
     <w:basedOn w:val="3"/>
     <w:next w:val="3"/>
@@ -8304,7 +8373,7 @@
       <w:sz w:val="21"/>
     </w:rPr>
   </w:style>
-  <w:style w:type="paragraph" w:customStyle="1" w:styleId="24">
+  <w:style w:type="paragraph" w:customStyle="1" w:styleId="25">
     <w:name w:val="Compact"/>
     <w:basedOn w:val="3"/>
     <w:qFormat/>
@@ -8313,9 +8382,9 @@
       <w:spacing w:before="36" w:after="36"/>
     </w:pPr>
   </w:style>
-  <w:style w:type="character" w:customStyle="1" w:styleId="25">
+  <w:style w:type="character" w:customStyle="1" w:styleId="26">
     <w:name w:val="Title Char"/>
-    <w:basedOn w:val="19"/>
+    <w:basedOn w:val="20"/>
     <w:link w:val="15"/>
     <w:uiPriority w:val="10"/>
     <w:rPr>
@@ -8324,9 +8393,9 @@
       <w:szCs w:val="56"/>
     </w:rPr>
   </w:style>
-  <w:style w:type="character" w:customStyle="1" w:styleId="26">
+  <w:style w:type="character" w:customStyle="1" w:styleId="27">
     <w:name w:val="Subtitle Char"/>
-    <w:basedOn w:val="19"/>
+    <w:basedOn w:val="20"/>
     <w:link w:val="16"/>
     <w:uiPriority w:val="11"/>
     <w:rPr>
@@ -8337,7 +8406,7 @@
       <w:szCs w:val="28"/>
     </w:rPr>
   </w:style>
-  <w:style w:type="paragraph" w:customStyle="1" w:styleId="27">
+  <w:style w:type="paragraph" w:customStyle="1" w:styleId="28">
     <w:name w:val="Author"/>
     <w:basedOn w:val="15"/>
     <w:next w:val="3"/>
@@ -8352,10 +8421,10 @@
       <w:szCs w:val="24"/>
     </w:rPr>
   </w:style>
-  <w:style w:type="paragraph" w:customStyle="1" w:styleId="28">
+  <w:style w:type="paragraph" w:customStyle="1" w:styleId="29">
     <w:name w:val="Abstract Title"/>
     <w:basedOn w:val="1"/>
-    <w:next w:val="29"/>
+    <w:next w:val="30"/>
     <w:qFormat/>
     <w:uiPriority w:val="0"/>
     <w:pPr>
@@ -8370,7 +8439,7 @@
       <w:szCs w:val="20"/>
     </w:rPr>
   </w:style>
-  <w:style w:type="paragraph" w:customStyle="1" w:styleId="29">
+  <w:style w:type="paragraph" w:customStyle="1" w:styleId="30">
     <w:name w:val="Abstract"/>
     <w:basedOn w:val="1"/>
     <w:next w:val="3"/>
@@ -8386,15 +8455,15 @@
       <w:szCs w:val="20"/>
     </w:rPr>
   </w:style>
-  <w:style w:type="paragraph" w:customStyle="1" w:styleId="30">
+  <w:style w:type="paragraph" w:customStyle="1" w:styleId="31">
     <w:name w:val="Bibliography"/>
     <w:basedOn w:val="1"/>
     <w:qFormat/>
     <w:uiPriority w:val="0"/>
   </w:style>
-  <w:style w:type="character" w:customStyle="1" w:styleId="31">
+  <w:style w:type="character" w:customStyle="1" w:styleId="32">
     <w:name w:val="Heading 1 Char"/>
-    <w:basedOn w:val="19"/>
+    <w:basedOn w:val="20"/>
     <w:link w:val="2"/>
     <w:qFormat/>
     <w:uiPriority w:val="9"/>
@@ -8405,9 +8474,9 @@
       <w:szCs w:val="40"/>
     </w:rPr>
   </w:style>
-  <w:style w:type="character" w:customStyle="1" w:styleId="32">
+  <w:style w:type="character" w:customStyle="1" w:styleId="33">
     <w:name w:val="Heading 2 Char"/>
-    <w:basedOn w:val="19"/>
+    <w:basedOn w:val="20"/>
     <w:link w:val="4"/>
     <w:semiHidden/>
     <w:qFormat/>
@@ -8419,9 +8488,9 @@
       <w:szCs w:val="32"/>
     </w:rPr>
   </w:style>
-  <w:style w:type="character" w:customStyle="1" w:styleId="33">
+  <w:style w:type="character" w:customStyle="1" w:styleId="34">
     <w:name w:val="Heading 3 Char"/>
-    <w:basedOn w:val="19"/>
+    <w:basedOn w:val="20"/>
     <w:link w:val="5"/>
     <w:semiHidden/>
     <w:uiPriority w:val="9"/>
@@ -8432,9 +8501,9 @@
       <w:szCs w:val="28"/>
     </w:rPr>
   </w:style>
-  <w:style w:type="character" w:customStyle="1" w:styleId="34">
+  <w:style w:type="character" w:customStyle="1" w:styleId="35">
     <w:name w:val="Heading 4 Char"/>
-    <w:basedOn w:val="19"/>
+    <w:basedOn w:val="20"/>
     <w:link w:val="6"/>
     <w:semiHidden/>
     <w:qFormat/>
@@ -8446,9 +8515,9 @@
       <w:color w:val="0F4761" w:themeColor="accent1" w:themeShade="BF"/>
     </w:rPr>
   </w:style>
-  <w:style w:type="character" w:customStyle="1" w:styleId="35">
+  <w:style w:type="character" w:customStyle="1" w:styleId="36">
     <w:name w:val="Heading 5 Char"/>
-    <w:basedOn w:val="19"/>
+    <w:basedOn w:val="20"/>
     <w:link w:val="7"/>
     <w:semiHidden/>
     <w:qFormat/>
@@ -8458,9 +8527,9 @@
       <w:color w:val="0F4761" w:themeColor="accent1" w:themeShade="BF"/>
     </w:rPr>
   </w:style>
-  <w:style w:type="character" w:customStyle="1" w:styleId="36">
+  <w:style w:type="character" w:customStyle="1" w:styleId="37">
     <w:name w:val="Heading 6 Char"/>
-    <w:basedOn w:val="19"/>
+    <w:basedOn w:val="20"/>
     <w:link w:val="8"/>
     <w:semiHidden/>
     <w:uiPriority w:val="9"/>
@@ -8471,9 +8540,9 @@
       <w:color w:val="585858" w:themeColor="text1" w:themeTint="A6"/>
     </w:rPr>
   </w:style>
-  <w:style w:type="character" w:customStyle="1" w:styleId="37">
+  <w:style w:type="character" w:customStyle="1" w:styleId="38">
     <w:name w:val="Heading 7 Char"/>
-    <w:basedOn w:val="19"/>
+    <w:basedOn w:val="20"/>
     <w:link w:val="9"/>
     <w:semiHidden/>
     <w:uiPriority w:val="9"/>
@@ -8482,9 +8551,9 @@
       <w:color w:val="585858" w:themeColor="text1" w:themeTint="A6"/>
     </w:rPr>
   </w:style>
-  <w:style w:type="character" w:customStyle="1" w:styleId="38">
+  <w:style w:type="character" w:customStyle="1" w:styleId="39">
     <w:name w:val="Heading 8 Char"/>
-    <w:basedOn w:val="19"/>
+    <w:basedOn w:val="20"/>
     <w:link w:val="10"/>
     <w:semiHidden/>
     <w:uiPriority w:val="9"/>
@@ -8495,9 +8564,9 @@
       <w:color w:val="262626" w:themeColor="text1" w:themeTint="D8"/>
     </w:rPr>
   </w:style>
-  <w:style w:type="character" w:customStyle="1" w:styleId="39">
+  <w:style w:type="character" w:customStyle="1" w:styleId="40">
     <w:name w:val="Heading 9 Char"/>
-    <w:basedOn w:val="19"/>
+    <w:basedOn w:val="20"/>
     <w:link w:val="11"/>
     <w:semiHidden/>
     <w:qFormat/>
@@ -8507,7 +8576,7 @@
       <w:color w:val="262626" w:themeColor="text1" w:themeTint="D8"/>
     </w:rPr>
   </w:style>
-  <w:style w:type="paragraph" w:customStyle="1" w:styleId="40">
+  <w:style w:type="paragraph" w:customStyle="1" w:styleId="41">
     <w:name w:val="Footnote Block Text"/>
     <w:basedOn w:val="17"/>
     <w:next w:val="17"/>
@@ -8519,7 +8588,7 @@
       <w:ind w:left="480" w:right="480" w:firstLine="0"/>
     </w:pPr>
   </w:style>
-  <w:style w:type="table" w:customStyle="1" w:styleId="41">
+  <w:style w:type="table" w:customStyle="1" w:styleId="42">
     <w:name w:val="Table"/>
     <w:semiHidden/>
     <w:unhideWhenUsed/>
@@ -8542,10 +8611,10 @@
       </w:tcPr>
     </w:tblStylePr>
   </w:style>
-  <w:style w:type="paragraph" w:customStyle="1" w:styleId="42">
+  <w:style w:type="paragraph" w:customStyle="1" w:styleId="43">
     <w:name w:val="Definition Term"/>
     <w:basedOn w:val="1"/>
-    <w:next w:val="43"/>
+    <w:next w:val="44"/>
     <w:qFormat/>
     <w:uiPriority w:val="0"/>
     <w:pPr>
@@ -8557,13 +8626,13 @@
       <w:b/>
     </w:rPr>
   </w:style>
-  <w:style w:type="paragraph" w:customStyle="1" w:styleId="43">
+  <w:style w:type="paragraph" w:customStyle="1" w:styleId="44">
     <w:name w:val="Definition"/>
     <w:basedOn w:val="1"/>
     <w:qFormat/>
     <w:uiPriority w:val="0"/>
   </w:style>
-  <w:style w:type="paragraph" w:customStyle="1" w:styleId="44">
+  <w:style w:type="paragraph" w:customStyle="1" w:styleId="45">
     <w:name w:val="Table Caption"/>
     <w:basedOn w:val="12"/>
     <w:qFormat/>
@@ -8572,31 +8641,31 @@
       <w:keepNext/>
     </w:pPr>
   </w:style>
-  <w:style w:type="paragraph" w:customStyle="1" w:styleId="45">
+  <w:style w:type="paragraph" w:customStyle="1" w:styleId="46">
     <w:name w:val="Image Caption"/>
     <w:basedOn w:val="12"/>
     <w:qFormat/>
     <w:uiPriority w:val="0"/>
   </w:style>
-  <w:style w:type="paragraph" w:customStyle="1" w:styleId="46">
+  <w:style w:type="paragraph" w:customStyle="1" w:styleId="47">
     <w:name w:val="Figure"/>
     <w:basedOn w:val="1"/>
     <w:qFormat/>
     <w:uiPriority w:val="0"/>
   </w:style>
-  <w:style w:type="paragraph" w:customStyle="1" w:styleId="47">
+  <w:style w:type="paragraph" w:customStyle="1" w:styleId="48">
     <w:name w:val="Captioned Figure"/>
-    <w:basedOn w:val="46"/>
+    <w:basedOn w:val="47"/>
     <w:qFormat/>
     <w:uiPriority w:val="0"/>
     <w:pPr>
       <w:keepNext/>
     </w:pPr>
   </w:style>
-  <w:style w:type="character" w:customStyle="1" w:styleId="48">
+  <w:style w:type="character" w:customStyle="1" w:styleId="49">
     <w:name w:val="Verbatim Char"/>
-    <w:basedOn w:val="21"/>
-    <w:link w:val="49"/>
+    <w:basedOn w:val="22"/>
+    <w:link w:val="50"/>
     <w:qFormat/>
     <w:uiPriority w:val="0"/>
     <w:rPr>
@@ -8604,23 +8673,23 @@
       <w:sz w:val="22"/>
     </w:rPr>
   </w:style>
-  <w:style w:type="paragraph" w:customStyle="1" w:styleId="49">
+  <w:style w:type="paragraph" w:customStyle="1" w:styleId="50">
     <w:name w:val="Source Code"/>
     <w:basedOn w:val="1"/>
-    <w:link w:val="48"/>
+    <w:link w:val="49"/>
     <w:qFormat/>
     <w:uiPriority w:val="0"/>
     <w:pPr>
       <w:wordWrap w:val="0"/>
     </w:pPr>
   </w:style>
-  <w:style w:type="character" w:customStyle="1" w:styleId="50">
+  <w:style w:type="character" w:customStyle="1" w:styleId="51">
     <w:name w:val="Section Number"/>
-    <w:basedOn w:val="21"/>
+    <w:basedOn w:val="22"/>
     <w:qFormat/>
     <w:uiPriority w:val="0"/>
   </w:style>
-  <w:style w:type="paragraph" w:customStyle="1" w:styleId="51">
+  <w:style w:type="paragraph" w:customStyle="1" w:styleId="52">
     <w:name w:val="TOC Heading"/>
     <w:basedOn w:val="2"/>
     <w:next w:val="3"/>
@@ -8636,9 +8705,9 @@
       <w:color w:val="0F4761" w:themeColor="accent1" w:themeShade="BF"/>
     </w:rPr>
   </w:style>
-  <w:style w:type="character" w:customStyle="1" w:styleId="52">
+  <w:style w:type="character" w:customStyle="1" w:styleId="53">
     <w:name w:val="KeywordTok"/>
-    <w:basedOn w:val="48"/>
+    <w:basedOn w:val="49"/>
     <w:qFormat/>
     <w:uiPriority w:val="0"/>
     <w:rPr>
@@ -8646,27 +8715,18 @@
       <w:color w:val="007020"/>
     </w:rPr>
   </w:style>
-  <w:style w:type="character" w:customStyle="1" w:styleId="53">
+  <w:style w:type="character" w:customStyle="1" w:styleId="54">
     <w:name w:val="DataTypeTok"/>
-    <w:basedOn w:val="48"/>
+    <w:basedOn w:val="49"/>
     <w:qFormat/>
     <w:uiPriority w:val="0"/>
     <w:rPr>
       <w:color w:val="902000"/>
     </w:rPr>
   </w:style>
-  <w:style w:type="character" w:customStyle="1" w:styleId="54">
+  <w:style w:type="character" w:customStyle="1" w:styleId="55">
     <w:name w:val="DecValTok"/>
-    <w:basedOn w:val="48"/>
-    <w:qFormat/>
-    <w:uiPriority w:val="0"/>
-    <w:rPr>
-      <w:color w:val="40A070"/>
-    </w:rPr>
-  </w:style>
-  <w:style w:type="character" w:customStyle="1" w:styleId="55">
-    <w:name w:val="BaseNTok"/>
-    <w:basedOn w:val="48"/>
+    <w:basedOn w:val="49"/>
     <w:qFormat/>
     <w:uiPriority w:val="0"/>
     <w:rPr>
@@ -8674,8 +8734,8 @@
     </w:rPr>
   </w:style>
   <w:style w:type="character" w:customStyle="1" w:styleId="56">
-    <w:name w:val="FloatTok"/>
-    <w:basedOn w:val="48"/>
+    <w:name w:val="BaseNTok"/>
+    <w:basedOn w:val="49"/>
     <w:qFormat/>
     <w:uiPriority w:val="0"/>
     <w:rPr>
@@ -8683,26 +8743,26 @@
     </w:rPr>
   </w:style>
   <w:style w:type="character" w:customStyle="1" w:styleId="57">
+    <w:name w:val="FloatTok"/>
+    <w:basedOn w:val="49"/>
+    <w:qFormat/>
+    <w:uiPriority w:val="0"/>
+    <w:rPr>
+      <w:color w:val="40A070"/>
+    </w:rPr>
+  </w:style>
+  <w:style w:type="character" w:customStyle="1" w:styleId="58">
     <w:name w:val="ConstantTok"/>
-    <w:basedOn w:val="48"/>
+    <w:basedOn w:val="49"/>
     <w:qFormat/>
     <w:uiPriority w:val="0"/>
     <w:rPr>
       <w:color w:val="880000"/>
     </w:rPr>
   </w:style>
-  <w:style w:type="character" w:customStyle="1" w:styleId="58">
+  <w:style w:type="character" w:customStyle="1" w:styleId="59">
     <w:name w:val="CharTok"/>
-    <w:basedOn w:val="48"/>
-    <w:qFormat/>
-    <w:uiPriority w:val="0"/>
-    <w:rPr>
-      <w:color w:val="4070A0"/>
-    </w:rPr>
-  </w:style>
-  <w:style w:type="character" w:customStyle="1" w:styleId="59">
-    <w:name w:val="SpecialCharTok"/>
-    <w:basedOn w:val="48"/>
+    <w:basedOn w:val="49"/>
     <w:qFormat/>
     <w:uiPriority w:val="0"/>
     <w:rPr>
@@ -8710,8 +8770,8 @@
     </w:rPr>
   </w:style>
   <w:style w:type="character" w:customStyle="1" w:styleId="60">
-    <w:name w:val="StringTok"/>
-    <w:basedOn w:val="48"/>
+    <w:name w:val="SpecialCharTok"/>
+    <w:basedOn w:val="49"/>
     <w:qFormat/>
     <w:uiPriority w:val="0"/>
     <w:rPr>
@@ -8719,8 +8779,8 @@
     </w:rPr>
   </w:style>
   <w:style w:type="character" w:customStyle="1" w:styleId="61">
-    <w:name w:val="VerbatimStringTok"/>
-    <w:basedOn w:val="48"/>
+    <w:name w:val="StringTok"/>
+    <w:basedOn w:val="49"/>
     <w:qFormat/>
     <w:uiPriority w:val="0"/>
     <w:rPr>
@@ -8728,17 +8788,26 @@
     </w:rPr>
   </w:style>
   <w:style w:type="character" w:customStyle="1" w:styleId="62">
+    <w:name w:val="VerbatimStringTok"/>
+    <w:basedOn w:val="49"/>
+    <w:qFormat/>
+    <w:uiPriority w:val="0"/>
+    <w:rPr>
+      <w:color w:val="4070A0"/>
+    </w:rPr>
+  </w:style>
+  <w:style w:type="character" w:customStyle="1" w:styleId="63">
     <w:name w:val="SpecialStringTok"/>
-    <w:basedOn w:val="48"/>
+    <w:basedOn w:val="49"/>
     <w:qFormat/>
     <w:uiPriority w:val="0"/>
     <w:rPr>
       <w:color w:val="BB6688"/>
     </w:rPr>
   </w:style>
-  <w:style w:type="character" w:customStyle="1" w:styleId="63">
+  <w:style w:type="character" w:customStyle="1" w:styleId="64">
     <w:name w:val="ImportTok"/>
-    <w:basedOn w:val="48"/>
+    <w:basedOn w:val="49"/>
     <w:qFormat/>
     <w:uiPriority w:val="0"/>
     <w:rPr>
@@ -8746,9 +8815,9 @@
       <w:color w:val="008000"/>
     </w:rPr>
   </w:style>
-  <w:style w:type="character" w:customStyle="1" w:styleId="64">
+  <w:style w:type="character" w:customStyle="1" w:styleId="65">
     <w:name w:val="CommentTok"/>
-    <w:basedOn w:val="48"/>
+    <w:basedOn w:val="49"/>
     <w:qFormat/>
     <w:uiPriority w:val="0"/>
     <w:rPr>
@@ -8756,9 +8825,9 @@
       <w:color w:val="60A0B0"/>
     </w:rPr>
   </w:style>
-  <w:style w:type="character" w:customStyle="1" w:styleId="65">
+  <w:style w:type="character" w:customStyle="1" w:styleId="66">
     <w:name w:val="DocumentationTok"/>
-    <w:basedOn w:val="48"/>
+    <w:basedOn w:val="49"/>
     <w:qFormat/>
     <w:uiPriority w:val="0"/>
     <w:rPr>
@@ -8766,20 +8835,9 @@
       <w:color w:val="BA2121"/>
     </w:rPr>
   </w:style>
-  <w:style w:type="character" w:customStyle="1" w:styleId="66">
+  <w:style w:type="character" w:customStyle="1" w:styleId="67">
     <w:name w:val="AnnotationTok"/>
-    <w:basedOn w:val="48"/>
-    <w:qFormat/>
-    <w:uiPriority w:val="0"/>
-    <w:rPr>
-      <w:b/>
-      <w:i/>
-      <w:color w:val="60A0B0"/>
-    </w:rPr>
-  </w:style>
-  <w:style w:type="character" w:customStyle="1" w:styleId="67">
-    <w:name w:val="CommentVarTok"/>
-    <w:basedOn w:val="48"/>
+    <w:basedOn w:val="49"/>
     <w:qFormat/>
     <w:uiPriority w:val="0"/>
     <w:rPr>
@@ -8789,93 +8847,8 @@
     </w:rPr>
   </w:style>
   <w:style w:type="character" w:customStyle="1" w:styleId="68">
-    <w:name w:val="OtherTok"/>
-    <w:basedOn w:val="48"/>
-    <w:qFormat/>
-    <w:uiPriority w:val="0"/>
-    <w:rPr>
-      <w:color w:val="007020"/>
-    </w:rPr>
-  </w:style>
-  <w:style w:type="character" w:customStyle="1" w:styleId="69">
-    <w:name w:val="FunctionTok"/>
-    <w:basedOn w:val="48"/>
-    <w:qFormat/>
-    <w:uiPriority w:val="0"/>
-    <w:rPr>
-      <w:color w:val="06287E"/>
-    </w:rPr>
-  </w:style>
-  <w:style w:type="character" w:customStyle="1" w:styleId="70">
-    <w:name w:val="VariableTok"/>
-    <w:basedOn w:val="48"/>
-    <w:qFormat/>
-    <w:uiPriority w:val="0"/>
-    <w:rPr>
-      <w:color w:val="19177C"/>
-    </w:rPr>
-  </w:style>
-  <w:style w:type="character" w:customStyle="1" w:styleId="71">
-    <w:name w:val="ControlFlowTok"/>
-    <w:basedOn w:val="48"/>
-    <w:qFormat/>
-    <w:uiPriority w:val="0"/>
-    <w:rPr>
-      <w:b/>
-      <w:color w:val="007020"/>
-    </w:rPr>
-  </w:style>
-  <w:style w:type="character" w:customStyle="1" w:styleId="72">
-    <w:name w:val="OperatorTok"/>
-    <w:basedOn w:val="48"/>
-    <w:qFormat/>
-    <w:uiPriority w:val="0"/>
-    <w:rPr>
-      <w:color w:val="666666"/>
-    </w:rPr>
-  </w:style>
-  <w:style w:type="character" w:customStyle="1" w:styleId="73">
-    <w:name w:val="BuiltInTok"/>
-    <w:basedOn w:val="48"/>
-    <w:qFormat/>
-    <w:uiPriority w:val="0"/>
-    <w:rPr>
-      <w:color w:val="008000"/>
-    </w:rPr>
-  </w:style>
-  <w:style w:type="character" w:customStyle="1" w:styleId="74">
-    <w:name w:val="ExtensionTok"/>
-    <w:basedOn w:val="48"/>
-    <w:qFormat/>
-    <w:uiPriority w:val="0"/>
-  </w:style>
-  <w:style w:type="character" w:customStyle="1" w:styleId="75">
-    <w:name w:val="PreprocessorTok"/>
-    <w:basedOn w:val="48"/>
-    <w:qFormat/>
-    <w:uiPriority w:val="0"/>
-    <w:rPr>
-      <w:color w:val="BC7A00"/>
-    </w:rPr>
-  </w:style>
-  <w:style w:type="character" w:customStyle="1" w:styleId="76">
-    <w:name w:val="AttributeTok"/>
-    <w:basedOn w:val="48"/>
-    <w:qFormat/>
-    <w:uiPriority w:val="0"/>
-    <w:rPr>
-      <w:color w:val="7D9029"/>
-    </w:rPr>
-  </w:style>
-  <w:style w:type="character" w:customStyle="1" w:styleId="77">
-    <w:name w:val="RegionMarkerTok"/>
-    <w:basedOn w:val="48"/>
-    <w:qFormat/>
-    <w:uiPriority w:val="0"/>
-  </w:style>
-  <w:style w:type="character" w:customStyle="1" w:styleId="78">
-    <w:name w:val="InformationTok"/>
-    <w:basedOn w:val="48"/>
+    <w:name w:val="CommentVarTok"/>
+    <w:basedOn w:val="49"/>
     <w:qFormat/>
     <w:uiPriority w:val="0"/>
     <w:rPr>
@@ -8884,9 +8857,94 @@
       <w:color w:val="60A0B0"/>
     </w:rPr>
   </w:style>
+  <w:style w:type="character" w:customStyle="1" w:styleId="69">
+    <w:name w:val="OtherTok"/>
+    <w:basedOn w:val="49"/>
+    <w:qFormat/>
+    <w:uiPriority w:val="0"/>
+    <w:rPr>
+      <w:color w:val="007020"/>
+    </w:rPr>
+  </w:style>
+  <w:style w:type="character" w:customStyle="1" w:styleId="70">
+    <w:name w:val="FunctionTok"/>
+    <w:basedOn w:val="49"/>
+    <w:qFormat/>
+    <w:uiPriority w:val="0"/>
+    <w:rPr>
+      <w:color w:val="06287E"/>
+    </w:rPr>
+  </w:style>
+  <w:style w:type="character" w:customStyle="1" w:styleId="71">
+    <w:name w:val="VariableTok"/>
+    <w:basedOn w:val="49"/>
+    <w:qFormat/>
+    <w:uiPriority w:val="0"/>
+    <w:rPr>
+      <w:color w:val="19177C"/>
+    </w:rPr>
+  </w:style>
+  <w:style w:type="character" w:customStyle="1" w:styleId="72">
+    <w:name w:val="ControlFlowTok"/>
+    <w:basedOn w:val="49"/>
+    <w:qFormat/>
+    <w:uiPriority w:val="0"/>
+    <w:rPr>
+      <w:b/>
+      <w:color w:val="007020"/>
+    </w:rPr>
+  </w:style>
+  <w:style w:type="character" w:customStyle="1" w:styleId="73">
+    <w:name w:val="OperatorTok"/>
+    <w:basedOn w:val="49"/>
+    <w:qFormat/>
+    <w:uiPriority w:val="0"/>
+    <w:rPr>
+      <w:color w:val="666666"/>
+    </w:rPr>
+  </w:style>
+  <w:style w:type="character" w:customStyle="1" w:styleId="74">
+    <w:name w:val="BuiltInTok"/>
+    <w:basedOn w:val="49"/>
+    <w:qFormat/>
+    <w:uiPriority w:val="0"/>
+    <w:rPr>
+      <w:color w:val="008000"/>
+    </w:rPr>
+  </w:style>
+  <w:style w:type="character" w:customStyle="1" w:styleId="75">
+    <w:name w:val="ExtensionTok"/>
+    <w:basedOn w:val="49"/>
+    <w:qFormat/>
+    <w:uiPriority w:val="0"/>
+  </w:style>
+  <w:style w:type="character" w:customStyle="1" w:styleId="76">
+    <w:name w:val="PreprocessorTok"/>
+    <w:basedOn w:val="49"/>
+    <w:qFormat/>
+    <w:uiPriority w:val="0"/>
+    <w:rPr>
+      <w:color w:val="BC7A00"/>
+    </w:rPr>
+  </w:style>
+  <w:style w:type="character" w:customStyle="1" w:styleId="77">
+    <w:name w:val="AttributeTok"/>
+    <w:basedOn w:val="49"/>
+    <w:qFormat/>
+    <w:uiPriority w:val="0"/>
+    <w:rPr>
+      <w:color w:val="7D9029"/>
+    </w:rPr>
+  </w:style>
+  <w:style w:type="character" w:customStyle="1" w:styleId="78">
+    <w:name w:val="RegionMarkerTok"/>
+    <w:basedOn w:val="49"/>
+    <w:qFormat/>
+    <w:uiPriority w:val="0"/>
+  </w:style>
   <w:style w:type="character" w:customStyle="1" w:styleId="79">
-    <w:name w:val="WarningTok"/>
-    <w:basedOn w:val="48"/>
+    <w:name w:val="InformationTok"/>
+    <w:basedOn w:val="49"/>
     <w:qFormat/>
     <w:uiPriority w:val="0"/>
     <w:rPr>
@@ -8896,18 +8954,19 @@
     </w:rPr>
   </w:style>
   <w:style w:type="character" w:customStyle="1" w:styleId="80">
-    <w:name w:val="AlertTok"/>
-    <w:basedOn w:val="48"/>
+    <w:name w:val="WarningTok"/>
+    <w:basedOn w:val="49"/>
     <w:qFormat/>
     <w:uiPriority w:val="0"/>
     <w:rPr>
       <w:b/>
-      <w:color w:val="FF0000"/>
+      <w:i/>
+      <w:color w:val="60A0B0"/>
     </w:rPr>
   </w:style>
   <w:style w:type="character" w:customStyle="1" w:styleId="81">
-    <w:name w:val="ErrorTok"/>
-    <w:basedOn w:val="48"/>
+    <w:name w:val="AlertTok"/>
+    <w:basedOn w:val="49"/>
     <w:qFormat/>
     <w:uiPriority w:val="0"/>
     <w:rPr>
@@ -8916,8 +8975,18 @@
     </w:rPr>
   </w:style>
   <w:style w:type="character" w:customStyle="1" w:styleId="82">
+    <w:name w:val="ErrorTok"/>
+    <w:basedOn w:val="49"/>
+    <w:qFormat/>
+    <w:uiPriority w:val="0"/>
+    <w:rPr>
+      <w:b/>
+      <w:color w:val="FF0000"/>
+    </w:rPr>
+  </w:style>
+  <w:style w:type="character" w:customStyle="1" w:styleId="83">
     <w:name w:val="NormalTok"/>
-    <w:basedOn w:val="48"/>
+    <w:basedOn w:val="49"/>
     <w:qFormat/>
     <w:uiPriority w:val="0"/>
   </w:style>

--- a/docs/论文类/正文/论文正文-V3.3期刊版-期刊排版.docx
+++ b/docs/论文类/正文/论文正文-V3.3期刊版-期刊排版.docx
@@ -1,6 +1,6 @@
 
 <file path=word/document.xml><?xml version="1.0" encoding="utf-8"?>
-<w:document xmlns:wpc="http://schemas.microsoft.com/office/word/2010/wordprocessingCanvas" xmlns:mc="http://schemas.openxmlformats.org/markup-compatibility/2006" xmlns:o="urn:schemas-microsoft-com:office:office" xmlns:r="http://schemas.openxmlformats.org/officeDocument/2006/relationships" xmlns:m="http://schemas.openxmlformats.org/officeDocument/2006/math" xmlns:v="urn:schemas-microsoft-com:vml" xmlns:wp14="http://schemas.microsoft.com/office/word/2010/wordprocessingDrawing" xmlns:wp="http://schemas.openxmlformats.org/drawingml/2006/wordprocessingDrawing" xmlns:w="http://schemas.openxmlformats.org/wordprocessingml/2006/main" xmlns:w14="http://schemas.microsoft.com/office/word/2010/wordml" xmlns:w10="urn:schemas-microsoft-com:office:word" xmlns:w15="http://schemas.microsoft.com/office/word/2012/wordml" xmlns:wpg="http://schemas.microsoft.com/office/word/2010/wordprocessingGroup" xmlns:wpi="http://schemas.microsoft.com/office/word/2010/wordprocessingInk" xmlns:wne="http://schemas.microsoft.com/office/word/2006/wordml" xmlns:wps="http://schemas.microsoft.com/office/word/2010/wordprocessingShape" xmlns:wpsCustomData="http://www.wps.cn/officeDocument/2013/wpsCustomData" mc:Ignorable="w14 w15 wp14">
+<w:document xmlns:a="http://schemas.openxmlformats.org/drawingml/2006/main" xmlns:pic="http://schemas.openxmlformats.org/drawingml/2006/picture" xmlns:wpc="http://schemas.microsoft.com/office/word/2010/wordprocessingCanvas" xmlns:mc="http://schemas.openxmlformats.org/markup-compatibility/2006" xmlns:o="urn:schemas-microsoft-com:office:office" xmlns:r="http://schemas.openxmlformats.org/officeDocument/2006/relationships" xmlns:m="http://schemas.openxmlformats.org/officeDocument/2006/math" xmlns:v="urn:schemas-microsoft-com:vml" xmlns:wp14="http://schemas.microsoft.com/office/word/2010/wordprocessingDrawing" xmlns:wp="http://schemas.openxmlformats.org/drawingml/2006/wordprocessingDrawing" xmlns:w="http://schemas.openxmlformats.org/wordprocessingml/2006/main" xmlns:w14="http://schemas.microsoft.com/office/word/2010/wordml" xmlns:w10="urn:schemas-microsoft-com:office:word" xmlns:w15="http://schemas.microsoft.com/office/word/2012/wordml" xmlns:wpg="http://schemas.microsoft.com/office/word/2010/wordprocessingGroup" xmlns:wpi="http://schemas.microsoft.com/office/word/2010/wordprocessingInk" xmlns:wne="http://schemas.microsoft.com/office/word/2006/wordml" xmlns:wps="http://schemas.microsoft.com/office/word/2010/wordprocessingShape" xmlns:wpsCustomData="http://www.wps.cn/officeDocument/2013/wpsCustomData" mc:Ignorable="w14 w15 wp14">
   <w:body>
     <w:p>
       <w:pPr>
@@ -14,7 +14,7 @@
           <w:color w:val="auto"/>
         </w:rPr>
       </w:pPr>
-      <w:bookmarkStart w:id="0" w:name="题目"/>
+      <w:bookmarkStart w:name="题目" w:id="0"/>
       <w:r>
         <w:rPr>
           <w:rFonts w:ascii="Times New Roman" w:hAnsi="Times New Roman" w:eastAsia="黑体" w:cs="Times New Roman"/>
@@ -39,7 +39,7 @@
           <w:color w:val="auto"/>
         </w:rPr>
       </w:pPr>
-      <w:bookmarkStart w:id="1" w:name="摘要"/>
+      <w:bookmarkStart w:name="摘要" w:id="1"/>
       <w:r>
         <w:rPr>
           <w:rFonts w:ascii="Times New Roman" w:hAnsi="Times New Roman" w:eastAsia="黑体" w:cs="Times New Roman"/>
@@ -73,7 +73,7 @@
           <w:color w:val="auto"/>
           <w:sz w:val="21"/>
         </w:rPr>
-        <w:t>随着人工智能技术的快速迭代，其生产力赋能效应正加速向各行业渗透。然而在地产这一传统支柱行业中，当前AI应用仍主要停留在单人、单工具的局部功能层面，未能系统性链接人、信息与项目，AI大规模信息汇聚与关联的核心优势尚未充分发挥。本文结合地产项目管理实践与AI智能体工程技术，提出一套面向地产垂直领域的信息协同型AI智能体工程框架，并完成工程化部署落地（Emily工程）。该系统探索了垂直领域特化AI智能体作为行业团队信息中枢的可行路径，以AI智能体为团队协作的核心连接，将分散的人员、多源信息与业务流程整合为有机整体，AI服务于团队，团队持续向AI提供结构化项目知识、规则、事件和反馈，使AI的外部认知环境持续丰富。案例验证表明，该模式能够活化企业多年沉淀的经验知识、提升团队协同效率，推动AI持续融入生产过程并积累行业知识信息，支撑团队决策与协同，为AI在地产领域的生产力释放与产业效率提升，以及垂直行业团队协同方向的AI应用提供了可落地的实践参考。</w:t>
+        <w:t xml:space="preserve">随着人工智能技术的快速迭代，其生产力赋能效应正加速向各行业渗透。然而在地产这一传统支柱行业中，AI应用仍主要停留在单人、单工具的局部功能层面，未能系统性链接人、信息与项目，AI大规模信息汇聚与关联的核心优势尚未充分发挥。本文结合地产项目管理实践与AI智能体工程技术，提出一套面向地产垂直领域的信息协同型AI智能体工程框架，并完成工程化部署落地（Emily工程）。该系统探索了垂直领域特化AI智能体作为行业团队信息中枢的可行路径，以AI智能体为团队协作的核心连接，将分散的人员、多源信息与业务流程整合为有机整体，AI服务于团队，团队持续向AI提供结构化项目知识、规则、事件和反馈，使AI的外部认知环境持续丰富。案例验证表明，该模式能够促进企业沉淀经验知识的复用，降低跨角色信息获取与关联成本，推动AI持续融入生产过程并积累行业知识信息，支撑团队决策与协同，为AI在地产领域的生产力释放与产业效率提升，以及垂直行业团队协同方向的AI应用提供了可落地的实践参考。</w:t>
       </w:r>
     </w:p>
     <w:p>
@@ -132,7 +132,7 @@
           <w:sz w:val="21"/>
         </w:rPr>
         <w:pict>
-          <v:rect id="_x0000_i1025" o:spt="1" style="height:1.5pt;width:0pt;" coordsize="21600,21600" o:hr="t" o:hrstd="t">
+          <v:rect id="_x0000_i1025" style="height:1.5pt;width:0pt;" coordsize="21600,21600" o:hr="t" o:hrstd="t" o:spt="1">
             <v:path/>
             <v:fill focussize="0,0"/>
             <v:stroke/>
@@ -157,7 +157,7 @@
           <w:color w:val="auto"/>
         </w:rPr>
       </w:pPr>
-      <w:bookmarkStart w:id="2" w:name="引言"/>
+      <w:bookmarkStart w:name="引言" w:id="2"/>
       <w:r>
         <w:rPr>
           <w:rFonts w:ascii="Times New Roman" w:hAnsi="Times New Roman" w:eastAsia="黑体" w:cs="Times New Roman"/>
@@ -182,7 +182,7 @@
           <w:color w:val="auto"/>
         </w:rPr>
       </w:pPr>
-      <w:bookmarkStart w:id="3" w:name="研究背景"/>
+      <w:bookmarkStart w:name="研究背景" w:id="3"/>
       <w:r>
         <w:rPr>
           <w:rFonts w:ascii="Times New Roman" w:hAnsi="Times New Roman" w:eastAsia="黑体" w:cs="Times New Roman"/>
@@ -232,7 +232,7 @@
           <w:color w:val="auto"/>
         </w:rPr>
       </w:pPr>
-      <w:bookmarkStart w:id="4" w:name="工程领域ai应用的结构性特征"/>
+      <w:bookmarkStart w:name="工程领域ai应用的结构性特征" w:id="4"/>
       <w:r>
         <w:rPr>
           <w:rFonts w:ascii="Times New Roman" w:hAnsi="Times New Roman" w:eastAsia="黑体" w:cs="Times New Roman"/>
@@ -282,7 +282,7 @@
           <w:color w:val="auto"/>
         </w:rPr>
       </w:pPr>
-      <w:bookmarkStart w:id="5" w:name="团队级协同ai发展滞后的原因分析"/>
+      <w:bookmarkStart w:name="团队级协同ai发展滞后的原因分析" w:id="5"/>
       <w:r>
         <w:rPr>
           <w:rFonts w:ascii="Times New Roman" w:hAnsi="Times New Roman" w:eastAsia="黑体" w:cs="Times New Roman"/>
@@ -332,7 +332,7 @@
           <w:color w:val="auto"/>
         </w:rPr>
       </w:pPr>
-      <w:bookmarkStart w:id="6" w:name="行业信息协同的核心痛点"/>
+      <w:bookmarkStart w:name="行业信息协同的核心痛点" w:id="6"/>
       <w:r>
         <w:rPr>
           <w:rFonts w:ascii="Times New Roman" w:hAnsi="Times New Roman" w:eastAsia="黑体" w:cs="Times New Roman"/>
@@ -502,7 +502,7 @@
           <w:color w:val="auto"/>
         </w:rPr>
       </w:pPr>
-      <w:bookmarkStart w:id="7" w:name="ai在行业中的角色定位"/>
+      <w:bookmarkStart w:name="ai在行业中的角色定位" w:id="7"/>
       <w:r>
         <w:rPr>
           <w:rFonts w:ascii="Times New Roman" w:hAnsi="Times New Roman" w:eastAsia="黑体" w:cs="Times New Roman"/>
@@ -600,7 +600,7 @@
           <w:color w:val="auto"/>
         </w:rPr>
       </w:pPr>
-      <w:bookmarkStart w:id="8" w:name="垂直领域团队智能体的核心功能"/>
+      <w:bookmarkStart w:name="垂直领域团队智能体的核心功能" w:id="8"/>
       <w:r>
         <w:rPr>
           <w:rFonts w:ascii="Times New Roman" w:hAnsi="Times New Roman" w:eastAsia="黑体" w:cs="Times New Roman"/>
@@ -620,10 +620,11 @@
         <w:ind w:firstLineChars="200"/>
         <w:jc w:val="left"/>
         <w:rPr>
-          <w:rFonts w:ascii="Times New Roman" w:hAnsi="Times New Roman" w:eastAsia="宋体" w:cs="Times New Roman"/>
-          <w:i w:val="0"/>
-          <w:iCs w:val="0"/>
-          <w:color w:val="auto"/>
+          <w:rFonts w:hint="eastAsia" w:ascii="Times New Roman" w:hAnsi="Times New Roman" w:eastAsia="宋体" w:cs="Times New Roman"/>
+          <w:i w:val="0"/>
+          <w:iCs w:val="0"/>
+          <w:color w:val="auto"/>
+          <w:sz w:val="21"/>
         </w:rPr>
       </w:pPr>
       <w:r>
@@ -635,6 +636,89 @@
           <w:sz w:val="21"/>
         </w:rPr>
         <w:t>在上述定位下，面向垂直领域的团队智能体需承担两项核心功能。其一，作为协同枢纽连接团队成员，降低跨角色、跨层级的信息流转成本，提供高效的信息协同支持。其二，构建项目态势感知能力，将动态更新的项目进展、企业组织架构、规范标准与历史经验整合为统一的公共信息环境，作为AI响应团队需求时共享的公共记忆与一致信息源。这两项功能的结合，构成了垂直领域团队智能体区别于通用对话机器人与单点工具的本质特征——它不是个人使用的问答工具，而是嵌入团队组织、持续积累公共认知的信息基础设施。</w:t>
+      </w:r>
+      <w:r>
+        <w:rPr>
+          <w:rFonts w:hint="eastAsia" w:ascii="Times New Roman" w:hAnsi="Times New Roman" w:eastAsia="宋体" w:cs="Times New Roman"/>
+          <w:i w:val="0"/>
+          <w:iCs w:val="0"/>
+          <w:color w:val="auto"/>
+          <w:sz w:val="21"/>
+        </w:rPr>
+        <w:t>图1对比了传统项目团队信息协同模式与信息协同型AI团队模式的核心差异。</w:t>
+      </w:r>
+    </w:p>
+    <w:p>
+      <w:pPr>
+        <w:pStyle w:val="3"/>
+        <w:rPr>
+          <w:rFonts w:hint="eastAsia" w:eastAsia="宋体"/>
+          <w:lang w:eastAsia="zh-CN"/>
+        </w:rPr>
+      </w:pPr>
+      <w:r>
+        <w:rPr>
+          <w:rFonts w:hint="eastAsia" w:eastAsia="宋体"/>
+          <w:lang w:eastAsia="zh-CN"/>
+        </w:rPr>
+        <w:drawing>
+          <wp:inline distT="0" distB="0" distL="114300" distR="114300">
+            <wp:extent cx="5676265" cy="2230755"/>
+            <wp:effectExtent l="0" t="0" r="635" b="17145"/>
+            <wp:docPr id="1" name="图片 1" descr="1"/>
+            <wp:cNvGraphicFramePr>
+              <a:graphicFrameLocks xmlns:a="http://schemas.openxmlformats.org/drawingml/2006/main" noChangeAspect="1"/>
+            </wp:cNvGraphicFramePr>
+            <a:graphic xmlns:a="http://schemas.openxmlformats.org/drawingml/2006/main">
+              <a:graphicData uri="http://schemas.openxmlformats.org/drawingml/2006/picture">
+                <pic:pic xmlns:pic="http://schemas.openxmlformats.org/drawingml/2006/picture">
+                  <pic:nvPicPr>
+                    <pic:cNvPr id="1" name="图片 1" descr="1"/>
+                    <pic:cNvPicPr>
+                      <a:picLocks noChangeAspect="1"/>
+                    </pic:cNvPicPr>
+                  </pic:nvPicPr>
+                  <pic:blipFill>
+                    <a:blip r:embed="rId7"/>
+                    <a:stretch>
+                      <a:fillRect/>
+                    </a:stretch>
+                  </pic:blipFill>
+                  <pic:spPr>
+                    <a:xfrm>
+                      <a:off x="0" y="0"/>
+                      <a:ext cx="5676265" cy="2230755"/>
+                    </a:xfrm>
+                    <a:prstGeom prst="rect">
+                      <a:avLst/>
+                    </a:prstGeom>
+                  </pic:spPr>
+                </pic:pic>
+              </a:graphicData>
+            </a:graphic>
+          </wp:inline>
+        </w:drawing>
+      </w:r>
+    </w:p>
+    <w:p>
+      <w:pPr>
+        <w:pStyle w:val="3"/>
+        <w:jc w:val="center"/>
+        <w:rPr>
+          <w:rFonts w:hint="eastAsia" w:eastAsia="宋体"/>
+          <w:b/>
+          <w:bCs/>
+          <w:lang w:eastAsia="zh-CN"/>
+        </w:rPr>
+      </w:pPr>
+      <w:r>
+        <w:rPr>
+          <w:rFonts w:hint="eastAsia"/>
+          <w:b/>
+          <w:bCs/>
+          <w:lang w:val="en-US" w:eastAsia="zh-CN"/>
+        </w:rPr>
+        <w:t>图1传统协作模式与AI信息协同模式对比</w:t>
       </w:r>
     </w:p>
     <w:bookmarkEnd w:id="8"/>
@@ -650,7 +734,7 @@
           <w:color w:val="auto"/>
         </w:rPr>
       </w:pPr>
-      <w:bookmarkStart w:id="9" w:name="本文工作与贡献"/>
+      <w:bookmarkStart w:name="本文工作与贡献" w:id="9"/>
       <w:r>
         <w:rPr>
           <w:rFonts w:ascii="Times New Roman" w:hAnsi="Times New Roman" w:eastAsia="黑体" w:cs="Times New Roman"/>
@@ -787,7 +871,7 @@
           <w:sz w:val="21"/>
         </w:rPr>
         <w:pict>
-          <v:rect id="_x0000_i1026" o:spt="1" style="height:1.5pt;width:0pt;" coordsize="21600,21600" o:hr="t" o:hrstd="t">
+          <v:rect id="_x0000_i1026" style="height:1.5pt;width:0pt;" coordsize="21600,21600" o:hr="t" o:hrstd="t" o:spt="1">
             <v:path/>
             <v:fill focussize="0,0"/>
             <v:stroke/>
@@ -813,7 +897,7 @@
           <w:color w:val="auto"/>
         </w:rPr>
       </w:pPr>
-      <w:bookmarkStart w:id="10" w:name="相关研究与设计路径"/>
+      <w:bookmarkStart w:name="相关研究与设计路径" w:id="10"/>
       <w:r>
         <w:rPr>
           <w:rFonts w:ascii="Times New Roman" w:hAnsi="Times New Roman" w:eastAsia="黑体" w:cs="Times New Roman"/>
@@ -865,7 +949,7 @@
           <w:lang w:val="en-US" w:eastAsia="zh-CN"/>
         </w:rPr>
       </w:pPr>
-      <w:bookmarkStart w:id="11" w:name="组织知识管理研究"/>
+      <w:bookmarkStart w:name="组织知识管理研究" w:id="11"/>
       <w:r>
         <w:rPr>
           <w:rFonts w:ascii="Times New Roman" w:hAnsi="Times New Roman" w:eastAsia="黑体" w:cs="Times New Roman"/>
@@ -902,29 +986,18 @@
           <w:sz w:val="21"/>
           <w:lang w:val="en-US" w:eastAsia="zh-CN"/>
         </w:rPr>
-        <w:t>随着人工智能技术的发展，AI在组织知识创造过程中的作用也开始受到关注。相关系统性综述指出，AI正在改变组织知识创造与知识管理的方式，其作用已不仅限于传统的信息存储与检索，而逐步参与知识获取、整合、转化与应用等过程[</w:t>
-      </w:r>
-      <w:r>
-        <w:rPr>
-          <w:rFonts w:hint="eastAsia" w:eastAsia="宋体" w:cs="Times New Roman"/>
+        <w:t xml:space="preserve">随着人工智能技术的发展，AI在组织知识创造过程中的作用也开始受到关注。相关系统性综述指出，AI正在改变组织知识创造与知识管理的方式，其作用已不仅限于传统的信息存储与检索，而逐步参与知识获取、整合、转化与应用等过程[9]</w:t>
+      </w:r>
+      <w:r>
+        <w:rPr>
+          <w:rFonts w:hint="eastAsia" w:ascii="Times New Roman" w:hAnsi="Times New Roman" w:eastAsia="宋体" w:cs="Times New Roman"/>
           <w:i w:val="0"/>
           <w:iCs w:val="0"/>
           <w:color w:val="auto"/>
           <w:sz w:val="21"/>
           <w:lang w:val="en-US" w:eastAsia="zh-CN"/>
         </w:rPr>
-        <w:t>5</w:t>
-      </w:r>
-      <w:r>
-        <w:rPr>
-          <w:rFonts w:hint="eastAsia" w:ascii="Times New Roman" w:hAnsi="Times New Roman" w:eastAsia="宋体" w:cs="Times New Roman"/>
-          <w:i w:val="0"/>
-          <w:iCs w:val="0"/>
-          <w:color w:val="auto"/>
-          <w:sz w:val="21"/>
-          <w:lang w:val="en-US" w:eastAsia="zh-CN"/>
-        </w:rPr>
-        <w:t>]。这一研究方向表明，AI可以成为组织知识活动的技术参与者，为传统知识管理机制提供新的实现方式。</w:t>
+        <w:t xml:space="preserve">。这一研究方向表明，AI可以成为组织知识活动的技术参与者，为传统知识管理机制提供新的实现方式。</w:t>
       </w:r>
     </w:p>
     <w:p>
@@ -948,19 +1021,7 @@
           <w:color w:val="auto"/>
           <w:sz w:val="21"/>
         </w:rPr>
-        <w:t>现有知识管理研究多偏重知识的沉淀与共享机制，对日常过程信息的持续采集、动态项目态势的实时构建等问题关注相对不足。传统知识管理系统往往依赖人工录入和定期整理，对项目现场快速变化的适应性有限。本文在该领域基础上，将团队作为知识沉淀的主体，将AI作为持续采集与组织的载体，通过自然语言持续嵌入的方式，降低知识采</w:t>
-      </w:r>
-      <w:bookmarkStart w:id="43" w:name="_GoBack"/>
-      <w:bookmarkEnd w:id="43"/>
-      <w:r>
-        <w:rPr>
-          <w:rFonts w:ascii="Times New Roman" w:hAnsi="Times New Roman" w:eastAsia="宋体" w:cs="Times New Roman"/>
-          <w:i w:val="0"/>
-          <w:iCs w:val="0"/>
-          <w:color w:val="auto"/>
-          <w:sz w:val="21"/>
-        </w:rPr>
-        <w:t>集的门槛。</w:t>
+        <w:t>现有知识管理研究多偏重知识的沉淀与共享机制，对日常过程信息的持续采集、动态项目态势的实时构建等问题关注相对不足。传统知识管理系统往往依赖人工录入和定期整理，对项目现场快速变化的适应性有限。本文在该领域基础上，将团队作为知识沉淀的主体，将AI作为持续采集与组织的载体，通过自然语言持续嵌入的方式，降低知识采集的门槛。</w:t>
       </w:r>
     </w:p>
     <w:bookmarkEnd w:id="11"/>
@@ -976,7 +1037,7 @@
           <w:color w:val="auto"/>
         </w:rPr>
       </w:pPr>
-      <w:bookmarkStart w:id="12" w:name="ai-agent工程研究"/>
+      <w:bookmarkStart w:name="ai-agent工程研究" w:id="12"/>
       <w:r>
         <w:rPr>
           <w:rFonts w:ascii="Times New Roman" w:hAnsi="Times New Roman" w:eastAsia="黑体" w:cs="Times New Roman"/>
@@ -1856,7 +1917,7 @@
           <w:color w:val="auto"/>
           <w:sz w:val="21"/>
         </w:rPr>
-        <w:t>StateFlow的研究表明，将复杂LLM任务建模为状态驱动的工作流，状态转移可由LLM进行语义决策而非纯硬编码，能够提升任务完成的稳定性和效率[1]。MetaGPT的研究展示了将人类组织中的标准操作程序（SOP）编码到多Agent协作流程中的方法，通过角色分工和标准化操作程序降低错误传播[2]。检索增强生成（RAG）技术为多源知识的组织与检索提供了成熟的技术范式[7]。Agent记忆机制的研究系统梳理了LLM Agent记忆的信息来源、形式与操作机制，为认知架构的设计提供了通用参照[3]。</w:t>
+        <w:t xml:space="preserve">StateFlow的研究表明，将复杂LLM任务建模为状态驱动的工作流，状态转移可由LLM进行语义决策而非纯硬编码，能够提升任务执行的可控性与效率[1]。MetaGPT的研究展示了将人类组织中的标准操作程序（SOP）编码到多Agent协作流程中的方法，通过角色分工和标准化操作程序降低错误传播[2]。检索增强生成（RAG）技术为多源知识的组织与检索提供了成熟的技术范式[7]。Agent记忆机制的研究系统梳理了LLM Agent记忆的信息来源、形式与操作机制，为认知架构的设计提供了通用参照[3]。</w:t>
       </w:r>
       <w:r>
         <w:rPr>
@@ -1906,7 +1967,7 @@
           <w:color w:val="auto"/>
         </w:rPr>
       </w:pPr>
-      <w:bookmarkStart w:id="13" w:name="产业数字化与工程ai实践"/>
+      <w:bookmarkStart w:name="产业数字化与工程ai实践" w:id="13"/>
       <w:r>
         <w:rPr>
           <w:rFonts w:ascii="Times New Roman" w:hAnsi="Times New Roman" w:eastAsia="黑体" w:cs="Times New Roman"/>
@@ -1980,7 +2041,7 @@
           <w:color w:val="auto"/>
         </w:rPr>
       </w:pPr>
-      <w:bookmarkStart w:id="14" w:name="研究方法与设计路径"/>
+      <w:bookmarkStart w:name="研究方法与设计路径" w:id="14"/>
       <w:r>
         <w:rPr>
           <w:rFonts w:ascii="Times New Roman" w:hAnsi="Times New Roman" w:eastAsia="黑体" w:cs="Times New Roman"/>
@@ -2054,7 +2115,7 @@
           <w:color w:val="auto"/>
         </w:rPr>
       </w:pPr>
-      <w:bookmarkStart w:id="15" w:name="研究定位"/>
+      <w:bookmarkStart w:name="研究定位" w:id="15"/>
       <w:r>
         <w:rPr>
           <w:rFonts w:ascii="Times New Roman" w:hAnsi="Times New Roman" w:eastAsia="黑体" w:cs="Times New Roman"/>
@@ -2135,7 +2196,7 @@
           <w:sz w:val="21"/>
         </w:rPr>
         <w:pict>
-          <v:rect id="_x0000_i1027" o:spt="1" style="height:1.5pt;width:0pt;" coordsize="21600,21600" o:hr="t" o:hrstd="t">
+          <v:rect id="_x0000_i1027" style="height:1.5pt;width:0pt;" coordsize="21600,21600" o:hr="t" o:hrstd="t" o:spt="1">
             <v:path/>
             <v:fill focussize="0,0"/>
             <v:stroke/>
@@ -2161,7 +2222,7 @@
           <w:color w:val="auto"/>
         </w:rPr>
       </w:pPr>
-      <w:bookmarkStart w:id="16" w:name="设计原则"/>
+      <w:bookmarkStart w:name="设计原则" w:id="16"/>
       <w:r>
         <w:rPr>
           <w:rFonts w:ascii="Times New Roman" w:hAnsi="Times New Roman" w:eastAsia="黑体" w:cs="Times New Roman"/>
@@ -2202,7 +2263,7 @@
       <w:pPr>
         <w:pStyle w:val="3"/>
         <w:spacing w:before="120" w:after="120" w:line="360" w:lineRule="auto"/>
-        <w:jc w:val="left"/>
+        <w:jc w:val="center"/>
         <w:rPr>
           <w:rFonts w:ascii="Times New Roman" w:hAnsi="Times New Roman" w:eastAsia="黑体" w:cs="Times New Roman"/>
           <w:i w:val="0"/>
@@ -2920,7 +2981,7 @@
           <w:color w:val="auto"/>
         </w:rPr>
       </w:pPr>
-      <w:bookmarkStart w:id="17" w:name="工具化辅助定位原则"/>
+      <w:bookmarkStart w:name="工具化辅助定位原则" w:id="17"/>
       <w:r>
         <w:rPr>
           <w:rFonts w:ascii="Times New Roman" w:hAnsi="Times New Roman" w:eastAsia="黑体" w:cs="Times New Roman"/>
@@ -3018,7 +3079,7 @@
           <w:color w:val="auto"/>
         </w:rPr>
       </w:pPr>
-      <w:bookmarkStart w:id="18" w:name="团队级公共智能体原则"/>
+      <w:bookmarkStart w:name="团队级公共智能体原则" w:id="18"/>
       <w:r>
         <w:rPr>
           <w:rFonts w:ascii="Times New Roman" w:hAnsi="Times New Roman" w:eastAsia="黑体" w:cs="Times New Roman"/>
@@ -3116,7 +3177,7 @@
           <w:color w:val="auto"/>
         </w:rPr>
       </w:pPr>
-      <w:bookmarkStart w:id="19" w:name="自然语言持续嵌入原则"/>
+      <w:bookmarkStart w:name="自然语言持续嵌入原则" w:id="19"/>
       <w:r>
         <w:rPr>
           <w:rFonts w:ascii="Times New Roman" w:hAnsi="Times New Roman" w:eastAsia="黑体" w:cs="Times New Roman"/>
@@ -3214,7 +3275,7 @@
           <w:color w:val="auto"/>
         </w:rPr>
       </w:pPr>
-      <w:bookmarkStart w:id="20" w:name="扩展与演进原则"/>
+      <w:bookmarkStart w:name="扩展与演进原则" w:id="20"/>
       <w:r>
         <w:rPr>
           <w:rFonts w:ascii="Times New Roman" w:hAnsi="Times New Roman" w:eastAsia="黑体" w:cs="Times New Roman"/>
@@ -3336,7 +3397,7 @@
           <w:color w:val="auto"/>
         </w:rPr>
       </w:pPr>
-      <w:bookmarkStart w:id="21" w:name="原则的统一效果"/>
+      <w:bookmarkStart w:name="原则的统一效果" w:id="21"/>
       <w:r>
         <w:rPr>
           <w:rFonts w:ascii="Times New Roman" w:hAnsi="Times New Roman" w:eastAsia="黑体" w:cs="Times New Roman"/>
@@ -3380,10 +3441,11 @@
         <w:ind w:firstLineChars="200"/>
         <w:jc w:val="left"/>
         <w:rPr>
-          <w:rFonts w:ascii="Times New Roman" w:hAnsi="Times New Roman" w:eastAsia="宋体" w:cs="Times New Roman"/>
-          <w:i w:val="0"/>
-          <w:iCs w:val="0"/>
-          <w:color w:val="auto"/>
+          <w:rFonts w:hint="eastAsia" w:ascii="Times New Roman" w:hAnsi="Times New Roman" w:eastAsia="宋体" w:cs="Times New Roman"/>
+          <w:i w:val="0"/>
+          <w:iCs w:val="0"/>
+          <w:color w:val="auto"/>
+          <w:sz w:val="21"/>
         </w:rPr>
       </w:pPr>
       <w:r>
@@ -3396,6 +3458,120 @@
         </w:rPr>
         <w:t>具体而言，工具化辅助定位确保了人的决策权威与责任边界清晰；团队级公共智能体构建了持续积累的组织知识载体；自然语言持续嵌入解决了信息采集的门槛问题；扩展与演进原则保障了系统在适应多样化场景的同时不失控。四者相互配合，共同构成了团队信息协同型智能体的设计基础。</w:t>
       </w:r>
+      <w:r>
+        <w:rPr>
+          <w:rFonts w:hint="eastAsia" w:ascii="Times New Roman" w:hAnsi="Times New Roman" w:eastAsia="宋体" w:cs="Times New Roman"/>
+          <w:i w:val="0"/>
+          <w:iCs w:val="0"/>
+          <w:color w:val="auto"/>
+          <w:sz w:val="21"/>
+        </w:rPr>
+        <w:t>图</w:t>
+      </w:r>
+      <w:r>
+        <w:rPr>
+          <w:rFonts w:hint="eastAsia" w:cs="Times New Roman"/>
+          <w:i w:val="0"/>
+          <w:iCs w:val="0"/>
+          <w:color w:val="auto"/>
+          <w:sz w:val="21"/>
+          <w:lang w:val="en-US" w:eastAsia="zh-CN"/>
+        </w:rPr>
+        <w:t>2</w:t>
+      </w:r>
+      <w:r>
+        <w:rPr>
+          <w:rFonts w:hint="eastAsia" w:ascii="Times New Roman" w:hAnsi="Times New Roman" w:eastAsia="宋体" w:cs="Times New Roman"/>
+          <w:i w:val="0"/>
+          <w:iCs w:val="0"/>
+          <w:color w:val="auto"/>
+          <w:sz w:val="21"/>
+        </w:rPr>
+        <w:t>给出了从行业信息协同核心问题到设计原则、工程实现机制与组织能力的整体形成逻辑。</w:t>
+      </w:r>
+    </w:p>
+    <w:p>
+      <w:pPr>
+        <w:pStyle w:val="3"/>
+        <w:spacing w:before="0" w:after="0" w:line="360" w:lineRule="auto"/>
+        <w:ind w:firstLineChars="200"/>
+        <w:jc w:val="left"/>
+        <w:rPr>
+          <w:rFonts w:hint="eastAsia" w:eastAsia="宋体"/>
+          <w:lang w:eastAsia="zh-CN"/>
+        </w:rPr>
+      </w:pPr>
+      <w:r>
+        <w:rPr>
+          <w:rFonts w:hint="eastAsia" w:ascii="Times New Roman" w:hAnsi="Times New Roman" w:eastAsia="黑体" w:cs="Times New Roman"/>
+          <w:b/>
+          <w:i w:val="0"/>
+          <w:iCs w:val="0"/>
+          <w:color w:val="auto"/>
+          <w:sz w:val="24"/>
+          <w:lang w:eastAsia="zh-CN"/>
+        </w:rPr>
+        <w:drawing>
+          <wp:inline distT="0" distB="0" distL="114300" distR="114300">
+            <wp:extent cx="5678805" cy="4070985"/>
+            <wp:effectExtent l="0" t="0" r="17145" b="5715"/>
+            <wp:docPr id="2" name="图片 2" descr="图2-问题原则机制能力框架-第 2 页"/>
+            <wp:cNvGraphicFramePr>
+              <a:graphicFrameLocks xmlns:a="http://schemas.openxmlformats.org/drawingml/2006/main" noChangeAspect="1"/>
+            </wp:cNvGraphicFramePr>
+            <a:graphic xmlns:a="http://schemas.openxmlformats.org/drawingml/2006/main">
+              <a:graphicData uri="http://schemas.openxmlformats.org/drawingml/2006/picture">
+                <pic:pic xmlns:pic="http://schemas.openxmlformats.org/drawingml/2006/picture">
+                  <pic:nvPicPr>
+                    <pic:cNvPr id="2" name="图片 2" descr="图2-问题原则机制能力框架-第 2 页"/>
+                    <pic:cNvPicPr>
+                      <a:picLocks noChangeAspect="1"/>
+                    </pic:cNvPicPr>
+                  </pic:nvPicPr>
+                  <pic:blipFill>
+                    <a:blip r:embed="rId8"/>
+                    <a:stretch>
+                      <a:fillRect/>
+                    </a:stretch>
+                  </pic:blipFill>
+                  <pic:spPr>
+                    <a:xfrm>
+                      <a:off x="0" y="0"/>
+                      <a:ext cx="5678805" cy="4070985"/>
+                    </a:xfrm>
+                    <a:prstGeom prst="rect">
+                      <a:avLst/>
+                    </a:prstGeom>
+                  </pic:spPr>
+                </pic:pic>
+              </a:graphicData>
+            </a:graphic>
+          </wp:inline>
+        </w:drawing>
+      </w:r>
+    </w:p>
+    <w:p>
+      <w:pPr>
+        <w:pStyle w:val="3"/>
+        <w:spacing w:before="0" w:after="0" w:line="360" w:lineRule="auto"/>
+        <w:ind w:firstLineChars="200"/>
+        <w:jc w:val="center"/>
+        <w:rPr>
+          <w:rFonts w:hint="eastAsia" w:eastAsia="宋体"/>
+          <w:b/>
+          <w:bCs/>
+          <w:lang w:eastAsia="zh-CN"/>
+        </w:rPr>
+      </w:pPr>
+      <w:r>
+        <w:rPr>
+          <w:rFonts w:hint="eastAsia" w:eastAsia="宋体"/>
+          <w:b/>
+          <w:bCs/>
+          <w:lang w:eastAsia="zh-CN"/>
+        </w:rPr>
+        <w:t>图2-问题原则机制能力框架</w:t>
+      </w:r>
     </w:p>
     <w:p>
       <w:pPr>
@@ -3417,7 +3593,7 @@
           <w:sz w:val="21"/>
         </w:rPr>
         <w:pict>
-          <v:rect id="_x0000_i1028" o:spt="1" style="height:1.5pt;width:0pt;" coordsize="21600,21600" o:hr="t" o:hrstd="t">
+          <v:rect id="_x0000_i1028" style="height:1.5pt;width:0pt;" coordsize="21600,21600" o:hr="t" o:hrstd="t" o:spt="1">
             <v:path/>
             <v:fill focussize="0,0"/>
             <v:stroke/>
@@ -3443,7 +3619,7 @@
           <w:color w:val="auto"/>
         </w:rPr>
       </w:pPr>
-      <w:bookmarkStart w:id="22" w:name="系统架构"/>
+      <w:bookmarkStart w:name="系统架构" w:id="22"/>
       <w:r>
         <w:rPr>
           <w:rFonts w:ascii="Times New Roman" w:hAnsi="Times New Roman" w:eastAsia="黑体" w:cs="Times New Roman"/>
@@ -3467,41 +3643,148 @@
           <w:i w:val="0"/>
           <w:iCs w:val="0"/>
           <w:color w:val="auto"/>
-        </w:rPr>
-      </w:pPr>
-      <w:r>
-        <w:rPr>
-          <w:rFonts w:ascii="Times New Roman" w:hAnsi="Times New Roman" w:eastAsia="宋体" w:cs="Times New Roman"/>
-          <w:i w:val="0"/>
-          <w:iCs w:val="0"/>
-          <w:color w:val="auto"/>
-          <w:sz w:val="21"/>
-        </w:rPr>
-        <w:t>基于上述设计原则，本文设计并实现了Emily系统，其整体架构遵循”轻接入、重内核、分层解耦”的设计思路，由薄插件接入层、独立业务内核与三书认知基座共同构成。图4-1给出了系统总体架构示意。</w:t>
+          <w:sz w:val="21"/>
+        </w:rPr>
+      </w:pPr>
+      <w:r>
+        <w:rPr>
+          <w:rFonts w:ascii="Times New Roman" w:hAnsi="Times New Roman" w:eastAsia="宋体" w:cs="Times New Roman"/>
+          <w:i w:val="0"/>
+          <w:iCs w:val="0"/>
+          <w:color w:val="auto"/>
+          <w:sz w:val="21"/>
+        </w:rPr>
+        <w:t>基于上述设计原则，本文设计并实现了Emily系统，其整体架构遵循”轻接入、重内核、分层解耦”的设计思路，由薄插件接入层、独立业务内核与三书认知基座共同构成。图</w:t>
+      </w:r>
+      <w:r>
+        <w:rPr>
+          <w:rFonts w:hint="eastAsia" w:cs="Times New Roman"/>
+          <w:i w:val="0"/>
+          <w:iCs w:val="0"/>
+          <w:color w:val="auto"/>
+          <w:sz w:val="21"/>
+          <w:lang w:val="en-US" w:eastAsia="zh-CN"/>
+        </w:rPr>
+        <w:t>3</w:t>
+      </w:r>
+      <w:r>
+        <w:rPr>
+          <w:rFonts w:ascii="Times New Roman" w:hAnsi="Times New Roman" w:eastAsia="宋体" w:cs="Times New Roman"/>
+          <w:i w:val="0"/>
+          <w:iCs w:val="0"/>
+          <w:color w:val="auto"/>
+          <w:sz w:val="21"/>
+        </w:rPr>
+        <w:t>给出了系统总体架构示意。</w:t>
       </w:r>
     </w:p>
     <w:p>
       <w:pPr>
         <w:pStyle w:val="3"/>
-        <w:spacing w:before="0" w:after="0" w:line="360" w:lineRule="auto"/>
-        <w:ind w:firstLineChars="200"/>
-        <w:jc w:val="left"/>
-        <w:rPr>
-          <w:rFonts w:ascii="Times New Roman" w:hAnsi="Times New Roman" w:eastAsia="宋体" w:cs="Times New Roman"/>
-          <w:i w:val="0"/>
-          <w:iCs w:val="0"/>
-          <w:color w:val="auto"/>
-        </w:rPr>
-      </w:pPr>
-      <w:r>
-        <w:rPr>
-          <w:rFonts w:ascii="Times New Roman" w:hAnsi="Times New Roman" w:eastAsia="宋体" w:cs="Times New Roman"/>
-          <w:i w:val="0"/>
-          <w:iCs w:val="0"/>
-          <w:color w:val="auto"/>
-          <w:sz w:val="21"/>
-        </w:rPr>
-        <w:t>系统架构的设计思路是：通过轻量的IM插件实现自然语言持续嵌入，将用户交互与业务内核解耦；业务内核内部进一步划分为会话层、执行层与审核层，通过三智能体分工实现组织化协作；底层以三书认知基座为支撑，为各智能体提供共享的项目态势、组织规则与系统能力信息。受控持续演进、专家智能体按需加载、权限钩子、签名认证、自动化运维等工程保障机制贯穿各层，为系统的稳定运行提供支撑。本章首先阐述三书认知基座，继而介绍地产管理要素的Agent化重构机制，最后说明三智能体分工协作架构。</w:t>
+        <w:rPr>
+          <w:rFonts w:hint="eastAsia" w:eastAsia="宋体"/>
+          <w:lang w:eastAsia="zh-CN"/>
+        </w:rPr>
+      </w:pPr>
+      <w:r>
+        <w:rPr>
+          <w:rFonts w:hint="eastAsia" w:eastAsia="宋体"/>
+          <w:lang w:eastAsia="zh-CN"/>
+        </w:rPr>
+        <w:drawing>
+          <wp:inline distT="0" distB="0" distL="114300" distR="114300">
+            <wp:extent cx="5562600" cy="4942205"/>
+            <wp:effectExtent l="0" t="0" r="0" b="10795"/>
+            <wp:docPr id="5" name="图片 5" descr="3"/>
+            <wp:cNvGraphicFramePr>
+              <a:graphicFrameLocks xmlns:a="http://schemas.openxmlformats.org/drawingml/2006/main" noChangeAspect="1"/>
+            </wp:cNvGraphicFramePr>
+            <a:graphic xmlns:a="http://schemas.openxmlformats.org/drawingml/2006/main">
+              <a:graphicData uri="http://schemas.openxmlformats.org/drawingml/2006/picture">
+                <pic:pic xmlns:pic="http://schemas.openxmlformats.org/drawingml/2006/picture">
+                  <pic:nvPicPr>
+                    <pic:cNvPr id="5" name="图片 5" descr="3"/>
+                    <pic:cNvPicPr>
+                      <a:picLocks noChangeAspect="1"/>
+                    </pic:cNvPicPr>
+                  </pic:nvPicPr>
+                  <pic:blipFill>
+                    <a:blip r:embed="rId9"/>
+                    <a:stretch>
+                      <a:fillRect/>
+                    </a:stretch>
+                  </pic:blipFill>
+                  <pic:spPr>
+                    <a:xfrm>
+                      <a:off x="0" y="0"/>
+                      <a:ext cx="5562600" cy="4942205"/>
+                    </a:xfrm>
+                    <a:prstGeom prst="rect">
+                      <a:avLst/>
+                    </a:prstGeom>
+                  </pic:spPr>
+                </pic:pic>
+              </a:graphicData>
+            </a:graphic>
+          </wp:inline>
+        </w:drawing>
+      </w:r>
+    </w:p>
+    <w:p>
+      <w:pPr>
+        <w:pStyle w:val="3"/>
+        <w:jc w:val="center"/>
+        <w:rPr>
+          <w:rFonts w:hint="default" w:eastAsia="宋体"/>
+          <w:b/>
+          <w:bCs/>
+          <w:lang w:val="en-US" w:eastAsia="zh-CN"/>
+        </w:rPr>
+      </w:pPr>
+      <w:r>
+        <w:rPr>
+          <w:rFonts w:hint="eastAsia"/>
+          <w:b/>
+          <w:bCs/>
+          <w:lang w:val="en-US" w:eastAsia="zh-CN"/>
+        </w:rPr>
+        <w:t>图3  Emily系统架构图</w:t>
+      </w:r>
+    </w:p>
+    <w:p>
+      <w:pPr>
+        <w:pStyle w:val="3"/>
+        <w:spacing w:before="0" w:after="0" w:line="360" w:lineRule="auto"/>
+        <w:ind w:firstLineChars="200"/>
+        <w:jc w:val="left"/>
+        <w:rPr>
+          <w:rFonts w:ascii="Times New Roman" w:hAnsi="Times New Roman" w:eastAsia="宋体" w:cs="Times New Roman"/>
+          <w:i w:val="0"/>
+          <w:iCs w:val="0"/>
+          <w:color w:val="auto"/>
+        </w:rPr>
+      </w:pPr>
+      <w:r>
+        <w:rPr>
+          <w:rFonts w:ascii="Times New Roman" w:hAnsi="Times New Roman" w:eastAsia="宋体" w:cs="Times New Roman"/>
+          <w:i w:val="0"/>
+          <w:iCs w:val="0"/>
+          <w:color w:val="auto"/>
+          <w:sz w:val="21"/>
+        </w:rPr>
+        <w:t>系统架构的设计思路是：通过轻量的IM插件实现自然语言持续嵌入，将用户交互与业务内核解耦；业务内核内部进一步划分为会话层、执行层与审核层，通过三智能体分工实现组织化协作；底层以三书认知基座为支撑，为各智能体提供共享的项目态势、组织规则与系统能力信息。受控持续演进、专家智能体按需加载、权限钩子、签名认</w:t>
+      </w:r>
+      <w:bookmarkStart w:name="_GoBack" w:id="43"/>
+      <w:bookmarkEnd w:id="43"/>
+      <w:r>
+        <w:rPr>
+          <w:rFonts w:ascii="Times New Roman" w:hAnsi="Times New Roman" w:eastAsia="宋体" w:cs="Times New Roman"/>
+          <w:i w:val="0"/>
+          <w:iCs w:val="0"/>
+          <w:color w:val="auto"/>
+          <w:sz w:val="21"/>
+        </w:rPr>
+        <w:t>证、自动化运维等工程保障机制贯穿各层，为系统的稳定运行提供支撑。本章首先阐述三书认知基座，继而介绍地产管理要素的Agent化重构机制，最后说明三智能体分工协作架构。</w:t>
       </w:r>
     </w:p>
     <w:p>
@@ -3516,7 +3799,7 @@
           <w:color w:val="auto"/>
         </w:rPr>
       </w:pPr>
-      <w:bookmarkStart w:id="23" w:name="认知基座三书机制"/>
+      <w:bookmarkStart w:name="认知基座三书机制" w:id="23"/>
       <w:r>
         <w:rPr>
           <w:rFonts w:ascii="Times New Roman" w:hAnsi="Times New Roman" w:eastAsia="黑体" w:cs="Times New Roman"/>
@@ -3565,7 +3848,7 @@
           <w:color w:val="auto"/>
         </w:rPr>
       </w:pPr>
-      <w:bookmarkStart w:id="24" w:name="项目态势书"/>
+      <w:bookmarkStart w:name="项目态势书" w:id="24"/>
       <w:r>
         <w:rPr>
           <w:rFonts w:ascii="Times New Roman" w:hAnsi="Times New Roman" w:eastAsia="黑体" w:cs="Times New Roman"/>
@@ -3639,7 +3922,7 @@
           <w:color w:val="auto"/>
         </w:rPr>
       </w:pPr>
-      <w:bookmarkStart w:id="25" w:name="组织规则书"/>
+      <w:bookmarkStart w:name="组织规则书" w:id="25"/>
       <w:r>
         <w:rPr>
           <w:rFonts w:ascii="Times New Roman" w:hAnsi="Times New Roman" w:eastAsia="黑体" w:cs="Times New Roman"/>
@@ -3713,7 +3996,7 @@
           <w:color w:val="auto"/>
         </w:rPr>
       </w:pPr>
-      <w:bookmarkStart w:id="26" w:name="系统能力书"/>
+      <w:bookmarkStart w:name="系统能力书" w:id="26"/>
       <w:r>
         <w:rPr>
           <w:rFonts w:ascii="Times New Roman" w:hAnsi="Times New Roman" w:eastAsia="黑体" w:cs="Times New Roman"/>
@@ -3787,7 +4070,7 @@
           <w:color w:val="auto"/>
         </w:rPr>
       </w:pPr>
-      <w:bookmarkStart w:id="27" w:name="三书联动与渐进式发现"/>
+      <w:bookmarkStart w:name="三书联动与渐进式发现" w:id="27"/>
       <w:r>
         <w:rPr>
           <w:rFonts w:ascii="Times New Roman" w:hAnsi="Times New Roman" w:eastAsia="黑体" w:cs="Times New Roman"/>
@@ -3886,7 +4169,7 @@
           <w:color w:val="auto"/>
         </w:rPr>
       </w:pPr>
-      <w:bookmarkStart w:id="28" w:name="地产管理要素的agent化重构"/>
+      <w:bookmarkStart w:name="地产管理要素的agent化重构" w:id="28"/>
       <w:r>
         <w:rPr>
           <w:rFonts w:ascii="Times New Roman" w:hAnsi="Times New Roman" w:eastAsia="黑体" w:cs="Times New Roman"/>
@@ -3935,7 +4218,7 @@
           <w:color w:val="auto"/>
         </w:rPr>
       </w:pPr>
-      <w:bookmarkStart w:id="29" w:name="态势感知层llm增强型有限状态机"/>
+      <w:bookmarkStart w:name="态势感知层llm增强型有限状态机" w:id="29"/>
       <w:r>
         <w:rPr>
           <w:rFonts w:ascii="Times New Roman" w:hAnsi="Times New Roman" w:eastAsia="黑体" w:cs="Times New Roman"/>
@@ -3993,7 +4276,7 @@
           <w:color w:val="auto"/>
           <w:sz w:val="21"/>
         </w:rPr>
-        <w:t>该机制具有以下三方面特性。其一，语义化条件边。区别于传统FSM中基于硬编码布尔表达式的状态跳转，LLM增强FSM的条件边由LLM进行语义判断，能够处理表述不规范、信息不完整的非预设输入，提升了状态流转的适应性。StateFlow的研究同样表明，状态驱动的工作流模式能够有效提升LLM任务完成的稳定性[1]。其二，成果约束驱动的状态判定。节点流转的依据是成果状态与预设验收标准的匹配程度，而非简单的状态标记。这一设计使得节点流转与企业管理的标准化要求直接对齐，成为集团验收标准落地的载体。其三，人可定义的受控状态空间扩展。项目节点的增加、修改与删除由具有相应权限的管理人员完成，系统提供定义工具但不自主扩展状态空间，确保态势感知框架始终处于人的控制之下。</w:t>
+        <w:t xml:space="preserve">该机制具有以下三方面特性。其一，语义化条件边。区别于传统FSM中基于硬编码布尔表达式的状态跳转，LLM增强FSM的条件边由LLM进行语义判断，能够处理表述不规范、信息不完整的非预设输入，提升了状态流转的适应性。StateFlow的研究同样表明，状态驱动的工作流模式能够有效提升LLM任务执行的可控性[1]。其二，成果约束驱动的状态判定。节点流转的依据是成果状态与预设验收标准的匹配程度，而非简单的状态标记。这一设计使得节点流转与企业管理的标准化要求直接对齐，成为集团验收标准落地的载体。其三，人可定义的受控状态空间扩展。项目节点的增加、修改与删除由具有相应权限的管理人员完成，系统提供定义工具但不自主扩展状态空间，确保态势感知框架始终处于人的控制之下。</w:t>
       </w:r>
     </w:p>
     <w:bookmarkEnd w:id="29"/>
@@ -4009,7 +4292,7 @@
           <w:color w:val="auto"/>
         </w:rPr>
       </w:pPr>
-      <w:bookmarkStart w:id="30" w:name="流程执行层skill化封装的sop范式"/>
+      <w:bookmarkStart w:name="流程执行层skill化封装的sop范式" w:id="30"/>
       <w:r>
         <w:rPr>
           <w:rFonts w:ascii="Times New Roman" w:hAnsi="Times New Roman" w:eastAsia="黑体" w:cs="Times New Roman"/>
@@ -4108,7 +4391,7 @@
           <w:color w:val="auto"/>
         </w:rPr>
       </w:pPr>
-      <w:bookmarkStart w:id="31" w:name="三智能体分工协作架构"/>
+      <w:bookmarkStart w:name="三智能体分工协作架构" w:id="31"/>
       <w:r>
         <w:rPr>
           <w:rFonts w:ascii="Times New Roman" w:hAnsi="Times New Roman" w:eastAsia="黑体" w:cs="Times New Roman"/>
@@ -4157,7 +4440,7 @@
           <w:color w:val="auto"/>
         </w:rPr>
       </w:pPr>
-      <w:bookmarkStart w:id="32" w:name="会话智能体"/>
+      <w:bookmarkStart w:name="会话智能体" w:id="32"/>
       <w:r>
         <w:rPr>
           <w:rFonts w:ascii="Times New Roman" w:hAnsi="Times New Roman" w:eastAsia="黑体" w:cs="Times New Roman"/>
@@ -4239,7 +4522,7 @@
           <w:color w:val="auto"/>
           <w:sz w:val="21"/>
         </w:rPr>
-        <w:t>在权限控制方面，会话智能体启动时一次性注入当前用户的权限只读快照，后续处理过程中不再动态获取权限，从机制上杜绝越权操作的可能。</w:t>
+        <w:t xml:space="preserve">在权限控制方面，会话智能体启动时注入当前用户的权限只读快照，用于会话级任务规划与路由判断；实际资源访问及具有副作用的操作仍需在执行边界进行权限校验，以避免会话生命周期内权限变化造成的授权失效或越权风险。</w:t>
       </w:r>
     </w:p>
     <w:bookmarkEnd w:id="32"/>
@@ -4255,7 +4538,7 @@
           <w:color w:val="auto"/>
         </w:rPr>
       </w:pPr>
-      <w:bookmarkStart w:id="33" w:name="任务智能体"/>
+      <w:bookmarkStart w:name="任务智能体" w:id="33"/>
       <w:r>
         <w:rPr>
           <w:rFonts w:ascii="Times New Roman" w:hAnsi="Times New Roman" w:eastAsia="黑体" w:cs="Times New Roman"/>
@@ -4329,7 +4612,7 @@
           <w:color w:val="auto"/>
         </w:rPr>
       </w:pPr>
-      <w:bookmarkStart w:id="34" w:name="审核智能体"/>
+      <w:bookmarkStart w:name="审核智能体" w:id="34"/>
       <w:r>
         <w:rPr>
           <w:rFonts w:ascii="Times New Roman" w:hAnsi="Times New Roman" w:eastAsia="黑体" w:cs="Times New Roman"/>
@@ -4428,7 +4711,7 @@
           <w:color w:val="auto"/>
         </w:rPr>
       </w:pPr>
-      <w:bookmarkStart w:id="35" w:name="其他工程机制"/>
+      <w:bookmarkStart w:name="其他工程机制" w:id="35"/>
       <w:r>
         <w:rPr>
           <w:rFonts w:ascii="Times New Roman" w:hAnsi="Times New Roman" w:eastAsia="黑体" w:cs="Times New Roman"/>
@@ -4485,7 +4768,7 @@
           <w:sz w:val="21"/>
         </w:rPr>
         <w:pict>
-          <v:rect id="_x0000_i1029" o:spt="1" style="height:1.5pt;width:0pt;" coordsize="21600,21600" o:hr="t" o:hrstd="t">
+          <v:rect id="_x0000_i1029" style="height:1.5pt;width:0pt;" coordsize="21600,21600" o:hr="t" o:hrstd="t" o:spt="1">
             <v:path/>
             <v:fill focussize="0,0"/>
             <v:stroke/>
@@ -4511,7 +4794,7 @@
           <w:color w:val="auto"/>
         </w:rPr>
       </w:pPr>
-      <w:bookmarkStart w:id="36" w:name="验证"/>
+      <w:bookmarkStart w:name="验证" w:id="36"/>
       <w:r>
         <w:rPr>
           <w:rFonts w:ascii="Times New Roman" w:hAnsi="Times New Roman" w:eastAsia="黑体" w:cs="Times New Roman"/>
@@ -4521,7 +4804,7 @@
           <w:color w:val="auto"/>
           <w:sz w:val="28"/>
         </w:rPr>
-        <w:t>5 验证</w:t>
+        <w:t xml:space="preserve">5 工程案例验证</w:t>
       </w:r>
     </w:p>
     <w:p>
@@ -4560,7 +4843,7 @@
           <w:color w:val="auto"/>
         </w:rPr>
       </w:pPr>
-      <w:bookmarkStart w:id="37" w:name="验证设计与评价思路"/>
+      <w:bookmarkStart w:name="验证设计与评价思路" w:id="37"/>
       <w:r>
         <w:rPr>
           <w:rFonts w:ascii="Times New Roman" w:hAnsi="Times New Roman" w:eastAsia="黑体" w:cs="Times New Roman"/>
@@ -4570,7 +4853,7 @@
           <w:color w:val="auto"/>
           <w:sz w:val="24"/>
         </w:rPr>
-        <w:t>5.1 验证设计与评价思路</w:t>
+        <w:t xml:space="preserve">5.1 案例验证设计</w:t>
       </w:r>
     </w:p>
     <w:p>
@@ -4594,7 +4877,7 @@
           <w:color w:val="auto"/>
           <w:sz w:val="21"/>
         </w:rPr>
-        <w:t>验证采用真实项目陪跑案例，以实际业务任务作为验证对象，验证重点与第3章四项设计原则、第4章工程机制相对应，不评价通用大模型能力本身。设置两组代表性实验：实验A验证组织知识辅助任务完成能力，实验B验证跨部门事件链还原与交叉验证能力。观察维度包括四个方面：信息是否能够持续进入系统、分散信息能否形成关联、AI能否将信息转化为可执行支持、过程是否能够被回溯对照与核验。需要说明的是，本章实验属于工程可行性与机制有效性验证，而非大规模统计性能实验。</w:t>
+        <w:t xml:space="preserve">验证采用真实项目陪跑案例，以实际业务任务作为验证对象，验证重点与第3章四项设计原则、第4章工程机制相对应，不评价通用大模型能力本身。设置两组代表性案例：案例A验证组织知识辅助任务完成能力，案例B验证跨部门事件链还原与交叉验证能力。观察维度包括四个方面：信息是否能够持续进入系统、分散信息能否形成关联、AI能否将信息转化为可执行支持、过程是否能够被回溯对照与核验。需要说明的是，本章案例属于工程可行性与机制有效性验证，而非大规模统计性能实验。</w:t>
       </w:r>
     </w:p>
     <w:bookmarkEnd w:id="37"/>
@@ -4610,7 +4893,7 @@
           <w:color w:val="auto"/>
         </w:rPr>
       </w:pPr>
-      <w:bookmarkStart w:id="38" w:name="实验a组织知识辅助任务完成"/>
+      <w:bookmarkStart w:name="实验a组织知识辅助任务完成" w:id="38"/>
       <w:r>
         <w:rPr>
           <w:rFonts w:ascii="Times New Roman" w:hAnsi="Times New Roman" w:eastAsia="黑体" w:cs="Times New Roman"/>
@@ -4620,7 +4903,7 @@
           <w:color w:val="auto"/>
           <w:sz w:val="24"/>
         </w:rPr>
-        <w:t>5.2 实验A：组织知识辅助任务完成</w:t>
+        <w:t xml:space="preserve">5.2 案例A：组织知识辅助任务</w:t>
       </w:r>
     </w:p>
     <w:p>
@@ -4682,17 +4965,17 @@
           <w:color w:val="auto"/>
           <w:sz w:val="21"/>
         </w:rPr>
-        <w:t>实验场景。</w:t>
-      </w:r>
-      <w:r>
-        <w:rPr>
-          <w:rFonts w:ascii="Times New Roman" w:hAnsi="Times New Roman" w:eastAsia="宋体" w:cs="Times New Roman"/>
-          <w:i w:val="0"/>
-          <w:iCs w:val="0"/>
-          <w:color w:val="auto"/>
-          <w:sz w:val="21"/>
-        </w:rPr>
-        <w:t xml:space="preserve"> 苏州某商品住宅项目景观工程施工阶段，B标段园路花岗岩铺装节点完工后系统主动推送节点状态提醒。实验对象为新调入项目的景观工程主管，对项目具体情况与企业管理标准尚不熟悉。主管在验收前主动向Emily询问验收注意事项，现场核查发现质量缺陷后继续交互获取处理指导。</w:t>
+        <w:t xml:space="preserve">案例场景。</w:t>
+      </w:r>
+      <w:r>
+        <w:rPr>
+          <w:rFonts w:ascii="Times New Roman" w:hAnsi="Times New Roman" w:eastAsia="宋体" w:cs="Times New Roman"/>
+          <w:i w:val="0"/>
+          <w:iCs w:val="0"/>
+          <w:color w:val="auto"/>
+          <w:sz w:val="21"/>
+        </w:rPr>
+        <w:t xml:space="preserve"> 苏州某商品住宅项目景观工程施工阶段，B标段园路花岗岩铺装节点完工后系统主动推送节点状态提醒。案例对象为新调入项目的景观工程主管，对项目具体情况与企业管理标准尚不熟悉。主管在验收前主动向Emily询问验收注意事项，现场核查发现质量缺陷后继续交互获取处理指导。</w:t>
       </w:r>
     </w:p>
     <w:p>
@@ -4718,17 +5001,17 @@
           <w:color w:val="auto"/>
           <w:sz w:val="21"/>
         </w:rPr>
-        <w:t>实验过程。</w:t>
-      </w:r>
-      <w:r>
-        <w:rPr>
-          <w:rFonts w:ascii="Times New Roman" w:hAnsi="Times New Roman" w:eastAsia="宋体" w:cs="Times New Roman"/>
-          <w:i w:val="0"/>
-          <w:iCs w:val="0"/>
-          <w:color w:val="auto"/>
-          <w:sz w:val="21"/>
-        </w:rPr>
-        <w:t xml:space="preserve"> 实验分为验收前知识前置与验收后缺陷处理两个阶段。</w:t>
+        <w:t xml:space="preserve">案例过程。</w:t>
+      </w:r>
+      <w:r>
+        <w:rPr>
+          <w:rFonts w:ascii="Times New Roman" w:hAnsi="Times New Roman" w:eastAsia="宋体" w:cs="Times New Roman"/>
+          <w:i w:val="0"/>
+          <w:iCs w:val="0"/>
+          <w:color w:val="auto"/>
+          <w:sz w:val="21"/>
+        </w:rPr>
+        <w:t xml:space="preserve"> 案例分为验收前知识前置与验收后缺陷处理两个阶段。</w:t>
       </w:r>
     </w:p>
     <w:p>
@@ -4776,7 +5059,7 @@
           <w:color w:val="auto"/>
           <w:sz w:val="21"/>
         </w:rPr>
-        <w:t>验收后阶段，主管现场核查发现花岗岩色差与板缝超标后反馈缺陷。SessionAgent将请求拆解为规范比对、合同条款查询与历史经验检索三个工作项。WorkItemAgent分别通过RAG检索组织规则书匹配验收标准与返工整改条款，通过DB查询合同违约条款，通过RAG检索项目态势书获取历史同类问题的处理经验。GuardianAgent核验多来源一致性、历史经验来源合规性与输出是否越权后准予输出。Emily在主管反馈缺陷后同步调出涉及材料的进场记录单号与完成进场报审预验收的相关人员信息，实现材料质量问题溯源到人，并通过多轮启发式询问引导主管补充现场照片、实测数据与进场验收记录等取证材料，在信息充分后综合判断给出处理建议——包括返工整改与部分退换货方案、渐进式追责提醒以及基于节点进度约束与次品比例的综合判断依据。主管对部分退货方案提出质疑后，系统进一步给出基于三点依据的解释。最终主管确认执行，系统在GuardianAgent完成签名授权与FSM状态转移合法性最终核验后执行整改通知下发、节点状态变更与退换货通知发送等动作。</w:t>
+        <w:t xml:space="preserve">验收后阶段，主管现场核查发现花岗岩色差与板缝超标后反馈缺陷。SessionAgent将请求拆解为规范比对、合同条款查询与历史经验检索三个工作项。WorkItemAgent分别通过RAG检索组织规则书匹配验收标准与返工整改条款，通过DB查询合同违约条款，通过RAG检索项目态势书获取历史同类问题的处理经验。GuardianAgent核验多来源一致性、历史经验来源合规性与输出是否越权后准予输出。Emily在主管反馈缺陷后同步调出涉及材料的进场记录单号与完成进场报审预验收的相关人员信息，实现材料质量问题溯源到人，并通过多轮启发式询问引导主管补充现场照片、实测数据与进场验收记录等取证材料，在信息充分后综合判断给出处理建议——包括返工整改与部分退换货方案、渐进式追责提醒以及基于节点进度约束与次品比例的综合判断依据。主管对部分退货方案提出质疑后，系统进一步给出基于三点依据的解释。最终主管确认执行，GuardianAgent完成权限与状态合法性核验，经主管签名确认后，由系统执行整改通知下发、节点状态变更与退换货通知发送等动作。</w:t>
       </w:r>
     </w:p>
     <w:p>
@@ -4836,7 +5119,7 @@
           <w:color w:val="auto"/>
           <w:sz w:val="21"/>
         </w:rPr>
-        <w:t>实验A的验证结论是：若系统能够稳定形成”项目态势+历史经验+组织规则+可执行建议”的组合输出，并在关键节点经过独立核验，则为三书认知基座与三智能体分工协作机制能够将分散组织知识转化为团队级任务支持提供了案例支持。表5-1给出了实验A验证过程与机制映射。</w:t>
+        <w:t xml:space="preserve">案例A的验证结论是：若系统能够稳定形成”项目态势+历史经验+组织规则+可执行建议”的组合输出，并在关键节点经过独立核验，则为三书认知基座与三智能体分工协作机制能够将分散组织知识转化为团队级任务支持提供了案例支持。表5-1给出了案例A验证过程与机制映射。</w:t>
       </w:r>
     </w:p>
     <w:p>
@@ -4861,7 +5144,7 @@
           <w:color w:val="auto"/>
           <w:sz w:val="21"/>
         </w:rPr>
-        <w:t>表5-1 实验A验证过程与机制映射</w:t>
+        <w:t xml:space="preserve">表5-1 案例A验证过程与机制映射</w:t>
       </w:r>
     </w:p>
     <w:tbl>
@@ -5546,7 +5829,7 @@
           <w:color w:val="auto"/>
         </w:rPr>
       </w:pPr>
-      <w:bookmarkStart w:id="39" w:name="实验b跨部门事件链还原与交叉验证"/>
+      <w:bookmarkStart w:name="实验b跨部门事件链还原与交叉验证" w:id="39"/>
       <w:r>
         <w:rPr>
           <w:rFonts w:ascii="Times New Roman" w:hAnsi="Times New Roman" w:eastAsia="黑体" w:cs="Times New Roman"/>
@@ -5556,7 +5839,7 @@
           <w:color w:val="auto"/>
           <w:sz w:val="24"/>
         </w:rPr>
-        <w:t>5.3 实验B：跨部门事件链还原与交叉验证</w:t>
+        <w:t xml:space="preserve">5.3 案例B：跨部门事件链还原</w:t>
       </w:r>
     </w:p>
     <w:p>
@@ -5592,7 +5875,7 @@
           <w:color w:val="auto"/>
           <w:sz w:val="21"/>
         </w:rPr>
-        <w:t xml:space="preserve"> 验证本文的信息协同价值：系统能否在无预设业务流程的情况下，跨多个部门、多种信息载体与多个业务阶段还原事件的完整因果链，形成在本案例所涉及的信息权限与组织结构下传统单一部门难以直接获得的全局可追溯视图。</w:t>
+        <w:t xml:space="preserve"> 验证本文的信息协同价值：系统能否在无预设业务流程的情况下，跨多个部门、多种信息载体与多个业务阶段还原跨部门、跨阶段的事件链，形成在本案例所涉及的信息权限与组织结构下传统单一部门难以直接获得的全局可追溯视图。</w:t>
       </w:r>
     </w:p>
     <w:p>
@@ -5618,7 +5901,7 @@
           <w:color w:val="auto"/>
           <w:sz w:val="21"/>
         </w:rPr>
-        <w:t>实验场景。</w:t>
+        <w:t xml:space="preserve">案例场景。</w:t>
       </w:r>
       <w:r>
         <w:rPr>
@@ -5654,7 +5937,7 @@
           <w:color w:val="auto"/>
           <w:sz w:val="21"/>
         </w:rPr>
-        <w:t>实验过程。</w:t>
+        <w:t xml:space="preserve">案例过程。</w:t>
       </w:r>
       <w:r>
         <w:rPr>
@@ -5745,7 +6028,7 @@
           <w:color w:val="auto"/>
           <w:sz w:val="21"/>
         </w:rPr>
-        <w:t xml:space="preserve"> 案例验证结果显示，在本研究场景下，系统能够将来自三个部门、七类独立信息来源、横跨六个阶段的过程记录自动关联还原，形成完整的因果链路，而在本案例所涉及的组织结构下，传统单一角色难以看到全景；系统不仅还原了事件链，还识别出三处信息流转缺口，将分散在各部门的”局部合理”串联后暴露了组织层面的结构性信息断裂；系统能力书未匹配到专属SOP但并未拒绝请求，而是在验证用户权限后调度已有基座能力临时组合完成跨源复合任务，全程不生成新SOP、不创建新流程；GuardianAgent对涉密信息按权限分级释放，实现了传统模式下难以系统化执行的权限核验。需要指出的是，系统还原的是基于同期多源留痕、经独立来源交叉印证的证据链，而非人员事后回忆重构的单一叙事——这种回放能力不依赖任何具体个人的在岗状态，即便关键知情人仍在岗，传统访谈所能提供的也只是受立场与记忆影响、难以交叉验证的局部陈述，组织记忆由此跨越人员更迭而留存。</w:t>
+        <w:t xml:space="preserve"> 案例验证结果显示，在本研究场景下，系统能够将来自三个部门、七类独立信息来源、横跨六个阶段的过程记录自动关联还原，形成跨部门、跨阶段的事件链，而在本案例所涉及的组织结构下，传统单一角色难以看到全景；系统不仅还原了事件链，还识别出三处信息流转缺口，将分散在各部门的”局部合理”串联后暴露了组织层面的结构性信息断裂；系统能力书未匹配到专属SOP但并未拒绝请求，而是在验证用户权限后调度已有基座能力临时组合完成跨源复合任务，全程不生成新SOP、不创建新流程；GuardianAgent对涉密信息按权限分级释放，实现了传统模式下难以系统化执行的权限核验。需要指出的是，系统还原的是基于同期多源留痕、经独立来源交叉印证的证据链，而非人员事后回忆重构的单一叙事——这种回放能力不依赖任何具体个人的在岗状态，即便关键知情人仍在岗，传统访谈所能提供的也只是受立场与记忆影响、难以交叉验证的局部陈述，组织记忆由此跨越人员更迭而留存。</w:t>
       </w:r>
     </w:p>
     <w:p>
@@ -5769,7 +6052,7 @@
           <w:color w:val="auto"/>
           <w:sz w:val="21"/>
         </w:rPr>
-        <w:t>实验B的验证结论是：若系统能够在无预设业务流程的情况下跨多部门多来源还原完整事件链，暴露传统模式下不可见的结构性信息缺口，并在非预设场景下受控组合已有能力完成任务，则为”AI作为团队信息基础设施”能够提升组织过程信息的可见性与可验证性，并展示出重构传统信息获取方式的潜力提供了案例支持。表5-2给出了实验B跨源事件链的信息构成。</w:t>
+        <w:t xml:space="preserve">案例B的验证结论是：若系统能够在无预设业务流程的情况下跨多部门多来源还原完整事件链，暴露传统模式下不可见的结构性信息缺口，并在非预设场景下受控组合已有能力完成任务，则为”AI作为团队信息基础设施”能够提升组织过程信息的可见性与可验证性，并展示出重构传统信息获取方式的潜力提供了案例支持。表5-2给出了案例B跨源事件链的信息构成。</w:t>
       </w:r>
     </w:p>
     <w:p>
@@ -5794,7 +6077,7 @@
           <w:color w:val="auto"/>
           <w:sz w:val="21"/>
         </w:rPr>
-        <w:t>表5-2 实验B跨源事件链信息构成</w:t>
+        <w:t xml:space="preserve">表5-2 案例B跨源事件链信息构成</w:t>
       </w:r>
     </w:p>
     <w:tbl>
@@ -5835,12 +6118,6 @@
             <w:insideH w:val="single" w:color="000000" w:sz="4" w:space="0"/>
             <w:insideV w:val="single" w:color="000000" w:sz="4" w:space="0"/>
           </w:tblBorders>
-          <w:tblCellMar>
-            <w:top w:w="0" w:type="dxa"/>
-            <w:left w:w="108" w:type="dxa"/>
-            <w:bottom w:w="0" w:type="dxa"/>
-            <w:right w:w="108" w:type="dxa"/>
-          </w:tblCellMar>
         </w:tblPrEx>
         <w:trPr>
           <w:tblHeader/>
@@ -7023,7 +7300,7 @@
           <w:color w:val="auto"/>
         </w:rPr>
       </w:pPr>
-      <w:bookmarkStart w:id="40" w:name="验证结果与讨论"/>
+      <w:bookmarkStart w:name="验证结果与讨论" w:id="40"/>
       <w:r>
         <w:rPr>
           <w:rFonts w:ascii="Times New Roman" w:hAnsi="Times New Roman" w:eastAsia="黑体" w:cs="Times New Roman"/>
@@ -7057,7 +7334,7 @@
           <w:color w:val="auto"/>
           <w:sz w:val="21"/>
         </w:rPr>
-        <w:t>综合两组实验结果，可得出以下结论。</w:t>
+        <w:t xml:space="preserve">综合两组案例结果，可得出以下结论。</w:t>
       </w:r>
     </w:p>
     <w:p>
@@ -7081,7 +7358,7 @@
           <w:color w:val="auto"/>
           <w:sz w:val="21"/>
         </w:rPr>
-        <w:t>第一，自然语言持续接入能够降低组织信息采集门槛，使项目过程信息由”事后整理”转向”伴随业务过程持续沉淀”。实验B中，招标期群聊记录、交底会议纪要、采购期工作群讨论等信息均来自日常沟通的副产品，无需额外录入，为P3原则在真实项目中的工程可行性提供了案例支持。</w:t>
+        <w:t xml:space="preserve">第一，自然语言持续接入能够降低组织信息采集门槛，使项目过程信息由”事后整理”转向”伴随业务过程持续沉淀”。案例B中，招标期群聊记录、交底会议纪要、采购期工作群讨论等信息均来自日常沟通的副产品，无需额外录入，为P3原则在真实项目中的工程可行性提供了案例支持。</w:t>
       </w:r>
     </w:p>
     <w:p>
@@ -7105,7 +7382,7 @@
           <w:color w:val="auto"/>
           <w:sz w:val="21"/>
         </w:rPr>
-        <w:t>第二，三书认知基座、LLM增强FSM与Skill化SOP等机制能够将项目状态、组织规则、历史经验与业务能力组织为面向任务的公共认知环境。实验A中系统跨多个信息维度自动关联形成结构化输出，实验B中系统在无预设SOP情况下通过三书已有能力的受控组合完成跨源复合查询，均为P2与P4原则的工程落地提供了案例支持。</w:t>
+        <w:t xml:space="preserve">第二，三书认知基座、LLM增强FSM与Skill化SOP等机制的共同作用，是将通用人工智能推理工具特化为面向垂直领域团队的协同辅助工具。其特化路径体现为：项目态势书、组织规则书与系统能力书为AI提供领域认知引导，全景节点提供项目状态参照，标准SOP与基座工具、各类数据库共同构成可供持续复用的团队公共记忆，使通用推理能力与团队沉淀的知识信息相结合。案例A中系统跨多个信息维度自动关联形成结构化输出，案例B中系统在无预设SOP情况下通过三书已有能力的受控组合完成跨源复合查询，均为这一特化路径在P2与P4原则下的工程落地提供了案例支持。</w:t>
       </w:r>
     </w:p>
     <w:p>
@@ -7129,7 +7406,7 @@
           <w:color w:val="auto"/>
           <w:sz w:val="21"/>
         </w:rPr>
-        <w:t>第三，三智能体分工与全过程留痕机制能够形成独立于单一执行人员之外、不依赖其是否在岗的信息来源，为管理人员提供交叉验证渠道。两组实验中GuardianAgent在关键节点均执行了权限核验、合规性校验与产出约束验证，将地产”执行与审核分离”的条线制衡逻辑内化为系统约束，为P1原则的技术落地提供了案例支持。</w:t>
+        <w:t xml:space="preserve">第三，三智能体分工与全过程留痕机制能够形成独立于单一执行人员之外、不依赖其是否在岗的信息来源，为管理人员提供交叉验证渠道。两组案例中GuardianAgent在关键节点均执行了权限核验、合规性校验与产出约束验证，将地产”执行与审核分离”的条线制衡逻辑内化为系统约束，为P1原则的技术落地提供了案例支持。</w:t>
       </w:r>
     </w:p>
     <w:p>
@@ -7153,7 +7430,7 @@
           <w:color w:val="auto"/>
           <w:sz w:val="21"/>
         </w:rPr>
-        <w:t>第四，系统价值主要体现为信息协同、知识复用与过程可验证性的提升，而非替代人的判断与责任。两组实验中AI输出始终以组织资料和规则为依据，最终决策与改进建议的采纳均由人审批决定。</w:t>
+        <w:t xml:space="preserve">第四，系统价值主要体现为信息协同、知识复用与过程可验证性的提升，而非替代人的判断与责任。两组案例中AI输出始终以组织资料和规则为依据，最终决策与改进建议的采纳均由人审批决定。</w:t>
       </w:r>
     </w:p>
     <w:p>
@@ -7164,6 +7441,7 @@
         <w:jc w:val="left"/>
         <w:rPr>
           <w:rFonts w:ascii="Times New Roman" w:hAnsi="Times New Roman" w:eastAsia="宋体" w:cs="Times New Roman"/>
+          <w:b w:val="0"/>
           <w:i w:val="0"/>
           <w:iCs w:val="0"/>
           <w:color w:val="auto"/>
@@ -7179,17 +7457,19 @@
           <w:color w:val="auto"/>
           <w:sz w:val="21"/>
         </w:rPr>
-        <w:t>局限性。</w:t>
-      </w:r>
-      <w:r>
-        <w:rPr>
-          <w:rFonts w:ascii="Times New Roman" w:hAnsi="Times New Roman" w:eastAsia="宋体" w:cs="Times New Roman"/>
-          <w:i w:val="0"/>
-          <w:iCs w:val="0"/>
-          <w:color w:val="auto"/>
-          <w:sz w:val="21"/>
-        </w:rPr>
-        <w:t xml:space="preserve"> 当前验证以单系统、真实项目案例为主，样本规模有限；主要采用场景化、机制性验证，尚不足以证明在不同企业和不同地产业务中的普遍有效性；后续需要通过多项目、多角色、跨项目知识迁移进行进一步验证。</w:t>
+        <w:t>进一步讨论。</w:t>
+      </w:r>
+      <w:r>
+        <w:rPr>
+          <w:rFonts w:ascii="Times New Roman" w:hAnsi="Times New Roman" w:eastAsia="宋体" w:cs="Times New Roman"/>
+          <w:b w:val="0"/>
+          <w:bCs/>
+          <w:i w:val="0"/>
+          <w:iCs w:val="0"/>
+          <w:color w:val="auto"/>
+          <w:sz w:val="21"/>
+        </w:rPr>
+        <w:t xml:space="preserve"> 从认知基座的信息组织方式来看，当前系统主要依赖RAG检索与结构化DB查询两种召回路径，二者分别擅长非结构化文档的语义匹配与结构化数据的精确查询，但在信息的关联深度与召回准确率上仍有提升空间。一方面，RAG的向量召回受文档切分粒度与嵌入质量影响，跨文档、跨载体的关联推理能力有限；另一方面，DB查询依赖预设的表结构与字段映射，对过程性信息中隐含的弱关联难以主动发现。后续可考虑引入Wiki式的知识组织架构，以条目化、链接化的方式对三书信息进行二次组织，将分散的文档片段与数据记录聚合为具有内部关联结构的知识条目网络，通过显式的语义链接提升信息召回的精准度与跨源关联能力，进一步强化认知基座作为团队公共知识地图的支撑作用。</w:t>
       </w:r>
     </w:p>
     <w:p>
@@ -7212,7 +7492,7 @@
           <w:sz w:val="21"/>
         </w:rPr>
         <w:pict>
-          <v:rect id="_x0000_i1030" o:spt="1" style="height:1.5pt;width:0pt;" coordsize="21600,21600" o:hr="t" o:hrstd="t">
+          <v:rect id="_x0000_i1030" style="height:1.5pt;width:0pt;" coordsize="21600,21600" o:hr="t" o:hrstd="t" o:spt="1">
             <v:path/>
             <v:fill focussize="0,0"/>
             <v:stroke/>
@@ -7238,7 +7518,7 @@
           <w:color w:val="auto"/>
         </w:rPr>
       </w:pPr>
-      <w:bookmarkStart w:id="41" w:name="结论"/>
+      <w:bookmarkStart w:name="结论" w:id="41"/>
       <w:r>
         <w:rPr>
           <w:rFonts w:ascii="Times New Roman" w:hAnsi="Times New Roman" w:eastAsia="黑体" w:cs="Times New Roman"/>
@@ -7272,7 +7552,7 @@
           <w:color w:val="auto"/>
           <w:sz w:val="21"/>
         </w:rPr>
-        <w:t>本文针对地产项目团队信息协同中长期存在的过程信息流失、组织经验复用困难、过程监督缺位等问题，提出了面向地产垂直领域的信息协同型AI智能体工程框架，并完成了工程化部署与真实项目验证。两组真实项目实验表明，团队AI作为信息协同基础设施具有工程可行性。</w:t>
+        <w:t xml:space="preserve">本文针对地产项目团队信息协同中长期存在的过程信息流失、组织经验复用困难、过程监督缺位等问题，提出了面向地产垂直领域的信息协同型AI智能体工程框架，并完成了工程化部署与真实项目验证。两组真实项目案例表明，团队AI作为信息协同基础设施具有工程可行性。</w:t>
       </w:r>
     </w:p>
     <w:p>
@@ -7320,7 +7600,7 @@
           <w:color w:val="auto"/>
           <w:sz w:val="21"/>
         </w:rPr>
-        <w:t>本文的局限在于验证样本规模有限，当前只是地产案例，不证明跨行业普适性。后续工作将通过多项目部署、多角色验证与跨项目知识迁移进一步检验框架的适应性与可迁移性。</w:t>
+        <w:t>后续工作将围绕认知基座的知识组织深化展开，在现有RAG与DB双路径召回的基础上，探索Wiki式知识条目网络的构建方式，通过显式语义链接提升信息召回的精准度与跨源关联能力，进一步强化团队公共认知基座的支撑深度。</w:t>
       </w:r>
     </w:p>
     <w:bookmarkEnd w:id="41"/>
@@ -7336,7 +7616,7 @@
           <w:color w:val="auto"/>
         </w:rPr>
       </w:pPr>
-      <w:bookmarkStart w:id="42" w:name="参考文献"/>
+      <w:bookmarkStart w:name="参考文献" w:id="42"/>
       <w:r>
         <w:rPr>
           <w:rFonts w:ascii="Times New Roman" w:hAnsi="Times New Roman" w:eastAsia="黑体" w:cs="Times New Roman"/>
@@ -7642,7 +7922,7 @@
     </w:p>
     <w:bookmarkEnd w:id="42"/>
     <w:sectPr>
-      <w:footerReference r:id="rId5" w:type="default"/>
+      <w:footerReference w:type="default" r:id="rId5"/>
       <w:footnotePr>
         <w:numRestart w:val="eachSect"/>
       </w:footnotePr>
@@ -7745,257 +8025,257 @@
     </w:rPrDefault>
     <w:pPrDefault/>
   </w:docDefaults>
-  <w:latentStyles w:count="260" w:defQFormat="0" w:defUnhideWhenUsed="1" w:defSemiHidden="1" w:defUIPriority="99" w:defLockedState="0">
-    <w:lsdException w:qFormat="1" w:unhideWhenUsed="0" w:uiPriority="0" w:semiHidden="0" w:name="Normal"/>
-    <w:lsdException w:qFormat="1" w:unhideWhenUsed="0" w:uiPriority="9" w:semiHidden="0" w:name="heading 1"/>
-    <w:lsdException w:qFormat="1" w:uiPriority="9" w:name="heading 2"/>
-    <w:lsdException w:qFormat="1" w:uiPriority="9" w:name="heading 3"/>
-    <w:lsdException w:qFormat="1" w:uiPriority="9" w:name="heading 4"/>
-    <w:lsdException w:qFormat="1" w:uiPriority="9" w:name="heading 5"/>
-    <w:lsdException w:qFormat="1" w:uiPriority="9" w:name="heading 6"/>
-    <w:lsdException w:qFormat="1" w:uiPriority="9" w:name="heading 7"/>
-    <w:lsdException w:qFormat="1" w:uiPriority="9" w:name="heading 8"/>
-    <w:lsdException w:qFormat="1" w:uiPriority="9" w:name="heading 9"/>
-    <w:lsdException w:unhideWhenUsed="0" w:uiPriority="0" w:semiHidden="0" w:name="index 1"/>
-    <w:lsdException w:unhideWhenUsed="0" w:uiPriority="0" w:semiHidden="0" w:name="index 2"/>
-    <w:lsdException w:unhideWhenUsed="0" w:uiPriority="0" w:semiHidden="0" w:name="index 3"/>
-    <w:lsdException w:unhideWhenUsed="0" w:uiPriority="0" w:semiHidden="0" w:name="index 4"/>
-    <w:lsdException w:unhideWhenUsed="0" w:uiPriority="0" w:semiHidden="0" w:name="index 5"/>
-    <w:lsdException w:unhideWhenUsed="0" w:uiPriority="0" w:semiHidden="0" w:name="index 6"/>
-    <w:lsdException w:unhideWhenUsed="0" w:uiPriority="0" w:semiHidden="0" w:name="index 7"/>
-    <w:lsdException w:unhideWhenUsed="0" w:uiPriority="0" w:semiHidden="0" w:name="index 8"/>
-    <w:lsdException w:unhideWhenUsed="0" w:uiPriority="0" w:semiHidden="0" w:name="index 9"/>
-    <w:lsdException w:unhideWhenUsed="0" w:uiPriority="0" w:semiHidden="0" w:name="toc 1"/>
-    <w:lsdException w:unhideWhenUsed="0" w:uiPriority="0" w:semiHidden="0" w:name="toc 2"/>
-    <w:lsdException w:unhideWhenUsed="0" w:uiPriority="0" w:semiHidden="0" w:name="toc 3"/>
-    <w:lsdException w:unhideWhenUsed="0" w:uiPriority="0" w:semiHidden="0" w:name="toc 4"/>
-    <w:lsdException w:unhideWhenUsed="0" w:uiPriority="0" w:semiHidden="0" w:name="toc 5"/>
-    <w:lsdException w:unhideWhenUsed="0" w:uiPriority="0" w:semiHidden="0" w:name="toc 6"/>
-    <w:lsdException w:unhideWhenUsed="0" w:uiPriority="0" w:semiHidden="0" w:name="toc 7"/>
-    <w:lsdException w:unhideWhenUsed="0" w:uiPriority="0" w:semiHidden="0" w:name="toc 8"/>
-    <w:lsdException w:unhideWhenUsed="0" w:uiPriority="0" w:semiHidden="0" w:name="toc 9"/>
-    <w:lsdException w:unhideWhenUsed="0" w:uiPriority="0" w:semiHidden="0" w:name="Normal Indent"/>
-    <w:lsdException w:qFormat="1" w:uiPriority="9" w:semiHidden="0" w:name="footnote text"/>
-    <w:lsdException w:unhideWhenUsed="0" w:uiPriority="0" w:semiHidden="0" w:name="annotation text"/>
-    <w:lsdException w:unhideWhenUsed="0" w:uiPriority="0" w:semiHidden="0" w:name="header"/>
-    <w:lsdException w:unhideWhenUsed="0" w:uiPriority="0" w:semiHidden="0" w:name="footer"/>
-    <w:lsdException w:unhideWhenUsed="0" w:uiPriority="0" w:semiHidden="0" w:name="index heading"/>
-    <w:lsdException w:qFormat="1" w:unhideWhenUsed="0" w:uiPriority="0" w:semiHidden="0" w:name="caption"/>
-    <w:lsdException w:unhideWhenUsed="0" w:uiPriority="0" w:semiHidden="0" w:name="table of figures"/>
-    <w:lsdException w:unhideWhenUsed="0" w:uiPriority="0" w:semiHidden="0" w:name="envelope address"/>
-    <w:lsdException w:unhideWhenUsed="0" w:uiPriority="0" w:semiHidden="0" w:name="envelope return"/>
-    <w:lsdException w:qFormat="1" w:unhideWhenUsed="0" w:uiPriority="0" w:semiHidden="0" w:name="footnote reference"/>
-    <w:lsdException w:unhideWhenUsed="0" w:uiPriority="0" w:semiHidden="0" w:name="annotation reference"/>
-    <w:lsdException w:unhideWhenUsed="0" w:uiPriority="0" w:semiHidden="0" w:name="line number"/>
-    <w:lsdException w:unhideWhenUsed="0" w:uiPriority="0" w:semiHidden="0" w:name="page number"/>
-    <w:lsdException w:unhideWhenUsed="0" w:uiPriority="0" w:semiHidden="0" w:name="endnote reference"/>
-    <w:lsdException w:unhideWhenUsed="0" w:uiPriority="0" w:semiHidden="0" w:name="endnote text"/>
-    <w:lsdException w:unhideWhenUsed="0" w:uiPriority="0" w:semiHidden="0" w:name="table of authorities"/>
-    <w:lsdException w:unhideWhenUsed="0" w:uiPriority="0" w:semiHidden="0" w:name="macro"/>
-    <w:lsdException w:unhideWhenUsed="0" w:uiPriority="0" w:semiHidden="0" w:name="toa heading"/>
-    <w:lsdException w:unhideWhenUsed="0" w:uiPriority="0" w:semiHidden="0" w:name="List"/>
-    <w:lsdException w:unhideWhenUsed="0" w:uiPriority="0" w:semiHidden="0" w:name="List Bullet"/>
-    <w:lsdException w:unhideWhenUsed="0" w:uiPriority="0" w:semiHidden="0" w:name="List Number"/>
-    <w:lsdException w:unhideWhenUsed="0" w:uiPriority="0" w:semiHidden="0" w:name="List 2"/>
-    <w:lsdException w:unhideWhenUsed="0" w:uiPriority="0" w:semiHidden="0" w:name="List 3"/>
-    <w:lsdException w:unhideWhenUsed="0" w:uiPriority="0" w:semiHidden="0" w:name="List 4"/>
-    <w:lsdException w:unhideWhenUsed="0" w:uiPriority="0" w:semiHidden="0" w:name="List 5"/>
-    <w:lsdException w:unhideWhenUsed="0" w:uiPriority="0" w:semiHidden="0" w:name="List Bullet 2"/>
-    <w:lsdException w:unhideWhenUsed="0" w:uiPriority="0" w:semiHidden="0" w:name="List Bullet 3"/>
-    <w:lsdException w:unhideWhenUsed="0" w:uiPriority="0" w:semiHidden="0" w:name="List Bullet 4"/>
-    <w:lsdException w:unhideWhenUsed="0" w:uiPriority="0" w:semiHidden="0" w:name="List Bullet 5"/>
-    <w:lsdException w:unhideWhenUsed="0" w:uiPriority="0" w:semiHidden="0" w:name="List Number 2"/>
-    <w:lsdException w:unhideWhenUsed="0" w:uiPriority="0" w:semiHidden="0" w:name="List Number 3"/>
-    <w:lsdException w:unhideWhenUsed="0" w:uiPriority="0" w:semiHidden="0" w:name="List Number 4"/>
-    <w:lsdException w:unhideWhenUsed="0" w:uiPriority="0" w:semiHidden="0" w:name="List Number 5"/>
-    <w:lsdException w:qFormat="1" w:unhideWhenUsed="0" w:uiPriority="10" w:semiHidden="0" w:name="Title"/>
-    <w:lsdException w:unhideWhenUsed="0" w:uiPriority="0" w:semiHidden="0" w:name="Closing"/>
-    <w:lsdException w:unhideWhenUsed="0" w:uiPriority="0" w:semiHidden="0" w:name="Signature"/>
-    <w:lsdException w:uiPriority="0" w:name="Default Paragraph Font"/>
-    <w:lsdException w:qFormat="1" w:unhideWhenUsed="0" w:uiPriority="0" w:semiHidden="0" w:name="Body Text"/>
-    <w:lsdException w:unhideWhenUsed="0" w:uiPriority="0" w:semiHidden="0" w:name="Body Text Indent"/>
-    <w:lsdException w:unhideWhenUsed="0" w:uiPriority="0" w:semiHidden="0" w:name="List Continue"/>
-    <w:lsdException w:unhideWhenUsed="0" w:uiPriority="0" w:semiHidden="0" w:name="List Continue 2"/>
-    <w:lsdException w:unhideWhenUsed="0" w:uiPriority="0" w:semiHidden="0" w:name="List Continue 3"/>
-    <w:lsdException w:unhideWhenUsed="0" w:uiPriority="0" w:semiHidden="0" w:name="List Continue 4"/>
-    <w:lsdException w:unhideWhenUsed="0" w:uiPriority="0" w:semiHidden="0" w:name="List Continue 5"/>
-    <w:lsdException w:unhideWhenUsed="0" w:uiPriority="0" w:semiHidden="0" w:name="Message Header"/>
-    <w:lsdException w:qFormat="1" w:unhideWhenUsed="0" w:uiPriority="11" w:semiHidden="0" w:name="Subtitle"/>
-    <w:lsdException w:unhideWhenUsed="0" w:uiPriority="0" w:semiHidden="0" w:name="Salutation"/>
-    <w:lsdException w:qFormat="1" w:unhideWhenUsed="0" w:uiPriority="0" w:semiHidden="0" w:name="Date"/>
-    <w:lsdException w:unhideWhenUsed="0" w:uiPriority="0" w:semiHidden="0" w:name="Body Text First Indent"/>
-    <w:lsdException w:unhideWhenUsed="0" w:uiPriority="0" w:semiHidden="0" w:name="Body Text First Indent 2"/>
-    <w:lsdException w:unhideWhenUsed="0" w:uiPriority="0" w:semiHidden="0" w:name="Note Heading"/>
-    <w:lsdException w:unhideWhenUsed="0" w:uiPriority="0" w:semiHidden="0" w:name="Body Text 2"/>
-    <w:lsdException w:unhideWhenUsed="0" w:uiPriority="0" w:semiHidden="0" w:name="Body Text 3"/>
-    <w:lsdException w:unhideWhenUsed="0" w:uiPriority="0" w:semiHidden="0" w:name="Body Text Indent 2"/>
-    <w:lsdException w:unhideWhenUsed="0" w:uiPriority="0" w:semiHidden="0" w:name="Body Text Indent 3"/>
-    <w:lsdException w:qFormat="1" w:uiPriority="9" w:semiHidden="0" w:name="Block Text"/>
-    <w:lsdException w:qFormat="1" w:unhideWhenUsed="0" w:uiPriority="0" w:semiHidden="0" w:name="Hyperlink"/>
-    <w:lsdException w:unhideWhenUsed="0" w:uiPriority="0" w:semiHidden="0" w:name="FollowedHyperlink"/>
-    <w:lsdException w:unhideWhenUsed="0" w:uiPriority="0" w:semiHidden="0" w:name="Strong"/>
-    <w:lsdException w:unhideWhenUsed="0" w:uiPriority="0" w:semiHidden="0" w:name="Emphasis"/>
-    <w:lsdException w:unhideWhenUsed="0" w:uiPriority="0" w:semiHidden="0" w:name="Document Map"/>
-    <w:lsdException w:unhideWhenUsed="0" w:uiPriority="0" w:semiHidden="0" w:name="Plain Text"/>
-    <w:lsdException w:unhideWhenUsed="0" w:uiPriority="0" w:semiHidden="0" w:name="E-mail Signature"/>
-    <w:lsdException w:unhideWhenUsed="0" w:uiPriority="0" w:semiHidden="0" w:name="Normal (Web)"/>
-    <w:lsdException w:unhideWhenUsed="0" w:uiPriority="0" w:semiHidden="0" w:name="HTML Acronym"/>
-    <w:lsdException w:unhideWhenUsed="0" w:uiPriority="0" w:semiHidden="0" w:name="HTML Address"/>
-    <w:lsdException w:unhideWhenUsed="0" w:uiPriority="0" w:semiHidden="0" w:name="HTML Cite"/>
-    <w:lsdException w:unhideWhenUsed="0" w:uiPriority="0" w:semiHidden="0" w:name="HTML Code"/>
-    <w:lsdException w:unhideWhenUsed="0" w:uiPriority="0" w:semiHidden="0" w:name="HTML Definition"/>
-    <w:lsdException w:unhideWhenUsed="0" w:uiPriority="0" w:semiHidden="0" w:name="HTML Keyboard"/>
-    <w:lsdException w:unhideWhenUsed="0" w:uiPriority="0" w:semiHidden="0" w:name="HTML Preformatted"/>
-    <w:lsdException w:unhideWhenUsed="0" w:uiPriority="0" w:semiHidden="0" w:name="HTML Sample"/>
-    <w:lsdException w:unhideWhenUsed="0" w:uiPriority="0" w:semiHidden="0" w:name="HTML Typewriter"/>
-    <w:lsdException w:unhideWhenUsed="0" w:uiPriority="0" w:semiHidden="0" w:name="HTML Variable"/>
-    <w:lsdException w:unhideWhenUsed="0" w:uiPriority="0" w:semiHidden="0" w:name="Normal Table"/>
-    <w:lsdException w:unhideWhenUsed="0" w:uiPriority="0" w:semiHidden="0" w:name="annotation subject"/>
-    <w:lsdException w:unhideWhenUsed="0" w:uiPriority="0" w:semiHidden="0" w:name="Table Simple 1"/>
-    <w:lsdException w:unhideWhenUsed="0" w:uiPriority="0" w:semiHidden="0" w:name="Table Simple 2"/>
-    <w:lsdException w:unhideWhenUsed="0" w:uiPriority="0" w:semiHidden="0" w:name="Table Simple 3"/>
-    <w:lsdException w:unhideWhenUsed="0" w:uiPriority="0" w:semiHidden="0" w:name="Table Classic 1"/>
-    <w:lsdException w:unhideWhenUsed="0" w:uiPriority="0" w:semiHidden="0" w:name="Table Classic 2"/>
-    <w:lsdException w:unhideWhenUsed="0" w:uiPriority="0" w:semiHidden="0" w:name="Table Classic 3"/>
-    <w:lsdException w:unhideWhenUsed="0" w:uiPriority="0" w:semiHidden="0" w:name="Table Classic 4"/>
-    <w:lsdException w:unhideWhenUsed="0" w:uiPriority="0" w:semiHidden="0" w:name="Table Colorful 1"/>
-    <w:lsdException w:unhideWhenUsed="0" w:uiPriority="0" w:semiHidden="0" w:name="Table Colorful 2"/>
-    <w:lsdException w:unhideWhenUsed="0" w:uiPriority="0" w:semiHidden="0" w:name="Table Colorful 3"/>
-    <w:lsdException w:unhideWhenUsed="0" w:uiPriority="0" w:semiHidden="0" w:name="Table Columns 1"/>
-    <w:lsdException w:unhideWhenUsed="0" w:uiPriority="0" w:semiHidden="0" w:name="Table Columns 2"/>
-    <w:lsdException w:unhideWhenUsed="0" w:uiPriority="0" w:semiHidden="0" w:name="Table Columns 3"/>
-    <w:lsdException w:unhideWhenUsed="0" w:uiPriority="0" w:semiHidden="0" w:name="Table Columns 4"/>
-    <w:lsdException w:unhideWhenUsed="0" w:uiPriority="0" w:semiHidden="0" w:name="Table Columns 5"/>
-    <w:lsdException w:unhideWhenUsed="0" w:uiPriority="0" w:semiHidden="0" w:name="Table Grid 1"/>
-    <w:lsdException w:unhideWhenUsed="0" w:uiPriority="0" w:semiHidden="0" w:name="Table Grid 2"/>
-    <w:lsdException w:unhideWhenUsed="0" w:uiPriority="0" w:semiHidden="0" w:name="Table Grid 3"/>
-    <w:lsdException w:unhideWhenUsed="0" w:uiPriority="0" w:semiHidden="0" w:name="Table Grid 4"/>
-    <w:lsdException w:unhideWhenUsed="0" w:uiPriority="0" w:semiHidden="0" w:name="Table Grid 5"/>
-    <w:lsdException w:unhideWhenUsed="0" w:uiPriority="0" w:semiHidden="0" w:name="Table Grid 6"/>
-    <w:lsdException w:unhideWhenUsed="0" w:uiPriority="0" w:semiHidden="0" w:name="Table Grid 7"/>
-    <w:lsdException w:unhideWhenUsed="0" w:uiPriority="0" w:semiHidden="0" w:name="Table Grid 8"/>
-    <w:lsdException w:unhideWhenUsed="0" w:uiPriority="0" w:semiHidden="0" w:name="Table List 1"/>
-    <w:lsdException w:unhideWhenUsed="0" w:uiPriority="0" w:semiHidden="0" w:name="Table List 2"/>
-    <w:lsdException w:unhideWhenUsed="0" w:uiPriority="0" w:semiHidden="0" w:name="Table List 3"/>
-    <w:lsdException w:unhideWhenUsed="0" w:uiPriority="0" w:semiHidden="0" w:name="Table List 4"/>
-    <w:lsdException w:unhideWhenUsed="0" w:uiPriority="0" w:semiHidden="0" w:name="Table List 5"/>
-    <w:lsdException w:unhideWhenUsed="0" w:uiPriority="0" w:semiHidden="0" w:name="Table List 6"/>
-    <w:lsdException w:unhideWhenUsed="0" w:uiPriority="0" w:semiHidden="0" w:name="Table List 7"/>
-    <w:lsdException w:unhideWhenUsed="0" w:uiPriority="0" w:semiHidden="0" w:name="Table List 8"/>
-    <w:lsdException w:unhideWhenUsed="0" w:uiPriority="0" w:semiHidden="0" w:name="Table 3D effects 1"/>
-    <w:lsdException w:unhideWhenUsed="0" w:uiPriority="0" w:semiHidden="0" w:name="Table 3D effects 2"/>
-    <w:lsdException w:unhideWhenUsed="0" w:uiPriority="0" w:semiHidden="0" w:name="Table 3D effects 3"/>
-    <w:lsdException w:unhideWhenUsed="0" w:uiPriority="0" w:semiHidden="0" w:name="Table Contemporary"/>
-    <w:lsdException w:unhideWhenUsed="0" w:uiPriority="0" w:semiHidden="0" w:name="Table Elegant"/>
-    <w:lsdException w:unhideWhenUsed="0" w:uiPriority="0" w:semiHidden="0" w:name="Table Professional"/>
-    <w:lsdException w:unhideWhenUsed="0" w:uiPriority="0" w:semiHidden="0" w:name="Table Subtle 1"/>
-    <w:lsdException w:unhideWhenUsed="0" w:uiPriority="0" w:semiHidden="0" w:name="Table Subtle 2"/>
-    <w:lsdException w:unhideWhenUsed="0" w:uiPriority="0" w:semiHidden="0" w:name="Table Web 1"/>
-    <w:lsdException w:unhideWhenUsed="0" w:uiPriority="0" w:semiHidden="0" w:name="Table Web 2"/>
-    <w:lsdException w:unhideWhenUsed="0" w:uiPriority="0" w:semiHidden="0" w:name="Table Web 3"/>
-    <w:lsdException w:unhideWhenUsed="0" w:uiPriority="0" w:semiHidden="0" w:name="Balloon Text"/>
-    <w:lsdException w:unhideWhenUsed="0" w:uiPriority="0" w:semiHidden="0" w:name="Table Grid"/>
-    <w:lsdException w:unhideWhenUsed="0" w:uiPriority="0" w:semiHidden="0" w:name="Table Theme"/>
-    <w:lsdException w:unhideWhenUsed="0" w:uiPriority="60" w:semiHidden="0" w:name="Light Shading"/>
-    <w:lsdException w:unhideWhenUsed="0" w:uiPriority="61" w:semiHidden="0" w:name="Light List"/>
-    <w:lsdException w:unhideWhenUsed="0" w:uiPriority="62" w:semiHidden="0" w:name="Light Grid"/>
-    <w:lsdException w:unhideWhenUsed="0" w:uiPriority="63" w:semiHidden="0" w:name="Medium Shading 1"/>
-    <w:lsdException w:unhideWhenUsed="0" w:uiPriority="64" w:semiHidden="0" w:name="Medium Shading 2"/>
-    <w:lsdException w:unhideWhenUsed="0" w:uiPriority="65" w:semiHidden="0" w:name="Medium List 1"/>
-    <w:lsdException w:unhideWhenUsed="0" w:uiPriority="66" w:semiHidden="0" w:name="Medium List 2"/>
-    <w:lsdException w:unhideWhenUsed="0" w:uiPriority="67" w:semiHidden="0" w:name="Medium Grid 1"/>
-    <w:lsdException w:unhideWhenUsed="0" w:uiPriority="68" w:semiHidden="0" w:name="Medium Grid 2"/>
-    <w:lsdException w:unhideWhenUsed="0" w:uiPriority="69" w:semiHidden="0" w:name="Medium Grid 3"/>
-    <w:lsdException w:unhideWhenUsed="0" w:uiPriority="70" w:semiHidden="0" w:name="Dark List"/>
-    <w:lsdException w:unhideWhenUsed="0" w:uiPriority="71" w:semiHidden="0" w:name="Colorful Shading"/>
-    <w:lsdException w:unhideWhenUsed="0" w:uiPriority="72" w:semiHidden="0" w:name="Colorful List"/>
-    <w:lsdException w:unhideWhenUsed="0" w:uiPriority="73" w:semiHidden="0" w:name="Colorful Grid"/>
-    <w:lsdException w:unhideWhenUsed="0" w:uiPriority="60" w:semiHidden="0" w:name="Light Shading Accent 1"/>
-    <w:lsdException w:unhideWhenUsed="0" w:uiPriority="61" w:semiHidden="0" w:name="Light List Accent 1"/>
-    <w:lsdException w:unhideWhenUsed="0" w:uiPriority="62" w:semiHidden="0" w:name="Light Grid Accent 1"/>
-    <w:lsdException w:unhideWhenUsed="0" w:uiPriority="63" w:semiHidden="0" w:name="Medium Shading 1 Accent 1"/>
-    <w:lsdException w:unhideWhenUsed="0" w:uiPriority="64" w:semiHidden="0" w:name="Medium Shading 2 Accent 1"/>
-    <w:lsdException w:unhideWhenUsed="0" w:uiPriority="65" w:semiHidden="0" w:name="Medium List 1 Accent 1"/>
-    <w:lsdException w:unhideWhenUsed="0" w:uiPriority="66" w:semiHidden="0" w:name="Medium List 2 Accent 1"/>
-    <w:lsdException w:unhideWhenUsed="0" w:uiPriority="67" w:semiHidden="0" w:name="Medium Grid 1 Accent 1"/>
-    <w:lsdException w:unhideWhenUsed="0" w:uiPriority="68" w:semiHidden="0" w:name="Medium Grid 2 Accent 1"/>
-    <w:lsdException w:unhideWhenUsed="0" w:uiPriority="69" w:semiHidden="0" w:name="Medium Grid 3 Accent 1"/>
-    <w:lsdException w:unhideWhenUsed="0" w:uiPriority="70" w:semiHidden="0" w:name="Dark List Accent 1"/>
-    <w:lsdException w:unhideWhenUsed="0" w:uiPriority="71" w:semiHidden="0" w:name="Colorful Shading Accent 1"/>
-    <w:lsdException w:unhideWhenUsed="0" w:uiPriority="72" w:semiHidden="0" w:name="Colorful List Accent 1"/>
-    <w:lsdException w:unhideWhenUsed="0" w:uiPriority="73" w:semiHidden="0" w:name="Colorful Grid Accent 1"/>
-    <w:lsdException w:unhideWhenUsed="0" w:uiPriority="60" w:semiHidden="0" w:name="Light Shading Accent 2"/>
-    <w:lsdException w:unhideWhenUsed="0" w:uiPriority="61" w:semiHidden="0" w:name="Light List Accent 2"/>
-    <w:lsdException w:unhideWhenUsed="0" w:uiPriority="62" w:semiHidden="0" w:name="Light Grid Accent 2"/>
-    <w:lsdException w:unhideWhenUsed="0" w:uiPriority="63" w:semiHidden="0" w:name="Medium Shading 1 Accent 2"/>
-    <w:lsdException w:unhideWhenUsed="0" w:uiPriority="64" w:semiHidden="0" w:name="Medium Shading 2 Accent 2"/>
-    <w:lsdException w:unhideWhenUsed="0" w:uiPriority="65" w:semiHidden="0" w:name="Medium List 1 Accent 2"/>
-    <w:lsdException w:unhideWhenUsed="0" w:uiPriority="66" w:semiHidden="0" w:name="Medium List 2 Accent 2"/>
-    <w:lsdException w:unhideWhenUsed="0" w:uiPriority="67" w:semiHidden="0" w:name="Medium Grid 1 Accent 2"/>
-    <w:lsdException w:unhideWhenUsed="0" w:uiPriority="68" w:semiHidden="0" w:name="Medium Grid 2 Accent 2"/>
-    <w:lsdException w:unhideWhenUsed="0" w:uiPriority="69" w:semiHidden="0" w:name="Medium Grid 3 Accent 2"/>
-    <w:lsdException w:unhideWhenUsed="0" w:uiPriority="70" w:semiHidden="0" w:name="Dark List Accent 2"/>
-    <w:lsdException w:unhideWhenUsed="0" w:uiPriority="71" w:semiHidden="0" w:name="Colorful Shading Accent 2"/>
-    <w:lsdException w:unhideWhenUsed="0" w:uiPriority="72" w:semiHidden="0" w:name="Colorful List Accent 2"/>
-    <w:lsdException w:unhideWhenUsed="0" w:uiPriority="73" w:semiHidden="0" w:name="Colorful Grid Accent 2"/>
-    <w:lsdException w:unhideWhenUsed="0" w:uiPriority="60" w:semiHidden="0" w:name="Light Shading Accent 3"/>
-    <w:lsdException w:unhideWhenUsed="0" w:uiPriority="61" w:semiHidden="0" w:name="Light List Accent 3"/>
-    <w:lsdException w:unhideWhenUsed="0" w:uiPriority="62" w:semiHidden="0" w:name="Light Grid Accent 3"/>
-    <w:lsdException w:unhideWhenUsed="0" w:uiPriority="63" w:semiHidden="0" w:name="Medium Shading 1 Accent 3"/>
-    <w:lsdException w:unhideWhenUsed="0" w:uiPriority="64" w:semiHidden="0" w:name="Medium Shading 2 Accent 3"/>
-    <w:lsdException w:unhideWhenUsed="0" w:uiPriority="65" w:semiHidden="0" w:name="Medium List 1 Accent 3"/>
-    <w:lsdException w:unhideWhenUsed="0" w:uiPriority="66" w:semiHidden="0" w:name="Medium List 2 Accent 3"/>
-    <w:lsdException w:unhideWhenUsed="0" w:uiPriority="67" w:semiHidden="0" w:name="Medium Grid 1 Accent 3"/>
-    <w:lsdException w:unhideWhenUsed="0" w:uiPriority="68" w:semiHidden="0" w:name="Medium Grid 2 Accent 3"/>
-    <w:lsdException w:unhideWhenUsed="0" w:uiPriority="69" w:semiHidden="0" w:name="Medium Grid 3 Accent 3"/>
-    <w:lsdException w:unhideWhenUsed="0" w:uiPriority="70" w:semiHidden="0" w:name="Dark List Accent 3"/>
-    <w:lsdException w:unhideWhenUsed="0" w:uiPriority="71" w:semiHidden="0" w:name="Colorful Shading Accent 3"/>
-    <w:lsdException w:unhideWhenUsed="0" w:uiPriority="72" w:semiHidden="0" w:name="Colorful List Accent 3"/>
-    <w:lsdException w:unhideWhenUsed="0" w:uiPriority="73" w:semiHidden="0" w:name="Colorful Grid Accent 3"/>
-    <w:lsdException w:unhideWhenUsed="0" w:uiPriority="60" w:semiHidden="0" w:name="Light Shading Accent 4"/>
-    <w:lsdException w:unhideWhenUsed="0" w:uiPriority="61" w:semiHidden="0" w:name="Light List Accent 4"/>
-    <w:lsdException w:unhideWhenUsed="0" w:uiPriority="62" w:semiHidden="0" w:name="Light Grid Accent 4"/>
-    <w:lsdException w:unhideWhenUsed="0" w:uiPriority="63" w:semiHidden="0" w:name="Medium Shading 1 Accent 4"/>
-    <w:lsdException w:unhideWhenUsed="0" w:uiPriority="64" w:semiHidden="0" w:name="Medium Shading 2 Accent 4"/>
-    <w:lsdException w:unhideWhenUsed="0" w:uiPriority="65" w:semiHidden="0" w:name="Medium List 1 Accent 4"/>
-    <w:lsdException w:unhideWhenUsed="0" w:uiPriority="66" w:semiHidden="0" w:name="Medium List 2 Accent 4"/>
-    <w:lsdException w:unhideWhenUsed="0" w:uiPriority="67" w:semiHidden="0" w:name="Medium Grid 1 Accent 4"/>
-    <w:lsdException w:unhideWhenUsed="0" w:uiPriority="68" w:semiHidden="0" w:name="Medium Grid 2 Accent 4"/>
-    <w:lsdException w:unhideWhenUsed="0" w:uiPriority="69" w:semiHidden="0" w:name="Medium Grid 3 Accent 4"/>
-    <w:lsdException w:unhideWhenUsed="0" w:uiPriority="70" w:semiHidden="0" w:name="Dark List Accent 4"/>
-    <w:lsdException w:unhideWhenUsed="0" w:uiPriority="71" w:semiHidden="0" w:name="Colorful Shading Accent 4"/>
-    <w:lsdException w:unhideWhenUsed="0" w:uiPriority="72" w:semiHidden="0" w:name="Colorful List Accent 4"/>
-    <w:lsdException w:unhideWhenUsed="0" w:uiPriority="73" w:semiHidden="0" w:name="Colorful Grid Accent 4"/>
-    <w:lsdException w:unhideWhenUsed="0" w:uiPriority="60" w:semiHidden="0" w:name="Light Shading Accent 5"/>
-    <w:lsdException w:unhideWhenUsed="0" w:uiPriority="61" w:semiHidden="0" w:name="Light List Accent 5"/>
-    <w:lsdException w:unhideWhenUsed="0" w:uiPriority="62" w:semiHidden="0" w:name="Light Grid Accent 5"/>
-    <w:lsdException w:unhideWhenUsed="0" w:uiPriority="63" w:semiHidden="0" w:name="Medium Shading 1 Accent 5"/>
-    <w:lsdException w:unhideWhenUsed="0" w:uiPriority="64" w:semiHidden="0" w:name="Medium Shading 2 Accent 5"/>
-    <w:lsdException w:unhideWhenUsed="0" w:uiPriority="65" w:semiHidden="0" w:name="Medium List 1 Accent 5"/>
-    <w:lsdException w:unhideWhenUsed="0" w:uiPriority="66" w:semiHidden="0" w:name="Medium List 2 Accent 5"/>
-    <w:lsdException w:unhideWhenUsed="0" w:uiPriority="67" w:semiHidden="0" w:name="Medium Grid 1 Accent 5"/>
-    <w:lsdException w:unhideWhenUsed="0" w:uiPriority="68" w:semiHidden="0" w:name="Medium Grid 2 Accent 5"/>
-    <w:lsdException w:unhideWhenUsed="0" w:uiPriority="69" w:semiHidden="0" w:name="Medium Grid 3 Accent 5"/>
-    <w:lsdException w:unhideWhenUsed="0" w:uiPriority="70" w:semiHidden="0" w:name="Dark List Accent 5"/>
-    <w:lsdException w:unhideWhenUsed="0" w:uiPriority="71" w:semiHidden="0" w:name="Colorful Shading Accent 5"/>
-    <w:lsdException w:unhideWhenUsed="0" w:uiPriority="72" w:semiHidden="0" w:name="Colorful List Accent 5"/>
-    <w:lsdException w:unhideWhenUsed="0" w:uiPriority="73" w:semiHidden="0" w:name="Colorful Grid Accent 5"/>
-    <w:lsdException w:unhideWhenUsed="0" w:uiPriority="60" w:semiHidden="0" w:name="Light Shading Accent 6"/>
-    <w:lsdException w:unhideWhenUsed="0" w:uiPriority="61" w:semiHidden="0" w:name="Light List Accent 6"/>
-    <w:lsdException w:unhideWhenUsed="0" w:uiPriority="62" w:semiHidden="0" w:name="Light Grid Accent 6"/>
-    <w:lsdException w:unhideWhenUsed="0" w:uiPriority="63" w:semiHidden="0" w:name="Medium Shading 1 Accent 6"/>
-    <w:lsdException w:unhideWhenUsed="0" w:uiPriority="64" w:semiHidden="0" w:name="Medium Shading 2 Accent 6"/>
-    <w:lsdException w:unhideWhenUsed="0" w:uiPriority="65" w:semiHidden="0" w:name="Medium List 1 Accent 6"/>
-    <w:lsdException w:unhideWhenUsed="0" w:uiPriority="66" w:semiHidden="0" w:name="Medium List 2 Accent 6"/>
-    <w:lsdException w:unhideWhenUsed="0" w:uiPriority="67" w:semiHidden="0" w:name="Medium Grid 1 Accent 6"/>
-    <w:lsdException w:unhideWhenUsed="0" w:uiPriority="68" w:semiHidden="0" w:name="Medium Grid 2 Accent 6"/>
-    <w:lsdException w:unhideWhenUsed="0" w:uiPriority="69" w:semiHidden="0" w:name="Medium Grid 3 Accent 6"/>
-    <w:lsdException w:unhideWhenUsed="0" w:uiPriority="70" w:semiHidden="0" w:name="Dark List Accent 6"/>
-    <w:lsdException w:unhideWhenUsed="0" w:uiPriority="71" w:semiHidden="0" w:name="Colorful Shading Accent 6"/>
-    <w:lsdException w:unhideWhenUsed="0" w:uiPriority="72" w:semiHidden="0" w:name="Colorful List Accent 6"/>
-    <w:lsdException w:unhideWhenUsed="0" w:uiPriority="73" w:semiHidden="0" w:name="Colorful Grid Accent 6"/>
+  <w:latentStyles w:defLockedState="0" w:defUIPriority="99" w:defSemiHidden="1" w:defUnhideWhenUsed="1" w:defQFormat="0" w:count="260">
+    <w:lsdException w:name="Normal" w:uiPriority="0" w:semiHidden="0" w:unhideWhenUsed="0" w:qFormat="1"/>
+    <w:lsdException w:name="heading 1" w:uiPriority="9" w:semiHidden="0" w:unhideWhenUsed="0" w:qFormat="1"/>
+    <w:lsdException w:name="heading 2" w:uiPriority="9" w:qFormat="1"/>
+    <w:lsdException w:name="heading 3" w:uiPriority="9" w:qFormat="1"/>
+    <w:lsdException w:name="heading 4" w:uiPriority="9" w:qFormat="1"/>
+    <w:lsdException w:name="heading 5" w:uiPriority="9" w:qFormat="1"/>
+    <w:lsdException w:name="heading 6" w:uiPriority="9" w:qFormat="1"/>
+    <w:lsdException w:name="heading 7" w:uiPriority="9" w:qFormat="1"/>
+    <w:lsdException w:name="heading 8" w:uiPriority="9" w:qFormat="1"/>
+    <w:lsdException w:name="heading 9" w:uiPriority="9" w:qFormat="1"/>
+    <w:lsdException w:name="index 1" w:uiPriority="0" w:semiHidden="0" w:unhideWhenUsed="0"/>
+    <w:lsdException w:name="index 2" w:uiPriority="0" w:semiHidden="0" w:unhideWhenUsed="0"/>
+    <w:lsdException w:name="index 3" w:uiPriority="0" w:semiHidden="0" w:unhideWhenUsed="0"/>
+    <w:lsdException w:name="index 4" w:uiPriority="0" w:semiHidden="0" w:unhideWhenUsed="0"/>
+    <w:lsdException w:name="index 5" w:uiPriority="0" w:semiHidden="0" w:unhideWhenUsed="0"/>
+    <w:lsdException w:name="index 6" w:uiPriority="0" w:semiHidden="0" w:unhideWhenUsed="0"/>
+    <w:lsdException w:name="index 7" w:uiPriority="0" w:semiHidden="0" w:unhideWhenUsed="0"/>
+    <w:lsdException w:name="index 8" w:uiPriority="0" w:semiHidden="0" w:unhideWhenUsed="0"/>
+    <w:lsdException w:name="index 9" w:uiPriority="0" w:semiHidden="0" w:unhideWhenUsed="0"/>
+    <w:lsdException w:name="toc 1" w:uiPriority="0" w:semiHidden="0" w:unhideWhenUsed="0"/>
+    <w:lsdException w:name="toc 2" w:uiPriority="0" w:semiHidden="0" w:unhideWhenUsed="0"/>
+    <w:lsdException w:name="toc 3" w:uiPriority="0" w:semiHidden="0" w:unhideWhenUsed="0"/>
+    <w:lsdException w:name="toc 4" w:uiPriority="0" w:semiHidden="0" w:unhideWhenUsed="0"/>
+    <w:lsdException w:name="toc 5" w:uiPriority="0" w:semiHidden="0" w:unhideWhenUsed="0"/>
+    <w:lsdException w:name="toc 6" w:uiPriority="0" w:semiHidden="0" w:unhideWhenUsed="0"/>
+    <w:lsdException w:name="toc 7" w:uiPriority="0" w:semiHidden="0" w:unhideWhenUsed="0"/>
+    <w:lsdException w:name="toc 8" w:uiPriority="0" w:semiHidden="0" w:unhideWhenUsed="0"/>
+    <w:lsdException w:name="toc 9" w:uiPriority="0" w:semiHidden="0" w:unhideWhenUsed="0"/>
+    <w:lsdException w:name="Normal Indent" w:uiPriority="0" w:semiHidden="0" w:unhideWhenUsed="0"/>
+    <w:lsdException w:name="footnote text" w:uiPriority="9" w:semiHidden="0" w:qFormat="1"/>
+    <w:lsdException w:name="annotation text" w:uiPriority="0" w:semiHidden="0" w:unhideWhenUsed="0"/>
+    <w:lsdException w:name="header" w:uiPriority="0" w:semiHidden="0" w:unhideWhenUsed="0"/>
+    <w:lsdException w:name="footer" w:uiPriority="0" w:semiHidden="0" w:unhideWhenUsed="0"/>
+    <w:lsdException w:name="index heading" w:uiPriority="0" w:semiHidden="0" w:unhideWhenUsed="0"/>
+    <w:lsdException w:name="caption" w:uiPriority="0" w:semiHidden="0" w:unhideWhenUsed="0" w:qFormat="1"/>
+    <w:lsdException w:name="table of figures" w:uiPriority="0" w:semiHidden="0" w:unhideWhenUsed="0"/>
+    <w:lsdException w:name="envelope address" w:uiPriority="0" w:semiHidden="0" w:unhideWhenUsed="0"/>
+    <w:lsdException w:name="envelope return" w:uiPriority="0" w:semiHidden="0" w:unhideWhenUsed="0"/>
+    <w:lsdException w:name="footnote reference" w:uiPriority="0" w:semiHidden="0" w:unhideWhenUsed="0" w:qFormat="1"/>
+    <w:lsdException w:name="annotation reference" w:uiPriority="0" w:semiHidden="0" w:unhideWhenUsed="0"/>
+    <w:lsdException w:name="line number" w:uiPriority="0" w:semiHidden="0" w:unhideWhenUsed="0"/>
+    <w:lsdException w:name="page number" w:uiPriority="0" w:semiHidden="0" w:unhideWhenUsed="0"/>
+    <w:lsdException w:name="endnote reference" w:uiPriority="0" w:semiHidden="0" w:unhideWhenUsed="0"/>
+    <w:lsdException w:name="endnote text" w:uiPriority="0" w:semiHidden="0" w:unhideWhenUsed="0"/>
+    <w:lsdException w:name="table of authorities" w:uiPriority="0" w:semiHidden="0" w:unhideWhenUsed="0"/>
+    <w:lsdException w:name="macro" w:uiPriority="0" w:semiHidden="0" w:unhideWhenUsed="0"/>
+    <w:lsdException w:name="toa heading" w:uiPriority="0" w:semiHidden="0" w:unhideWhenUsed="0"/>
+    <w:lsdException w:name="List" w:uiPriority="0" w:semiHidden="0" w:unhideWhenUsed="0"/>
+    <w:lsdException w:name="List Bullet" w:uiPriority="0" w:semiHidden="0" w:unhideWhenUsed="0"/>
+    <w:lsdException w:name="List Number" w:uiPriority="0" w:semiHidden="0" w:unhideWhenUsed="0"/>
+    <w:lsdException w:name="List 2" w:uiPriority="0" w:semiHidden="0" w:unhideWhenUsed="0"/>
+    <w:lsdException w:name="List 3" w:uiPriority="0" w:semiHidden="0" w:unhideWhenUsed="0"/>
+    <w:lsdException w:name="List 4" w:uiPriority="0" w:semiHidden="0" w:unhideWhenUsed="0"/>
+    <w:lsdException w:name="List 5" w:uiPriority="0" w:semiHidden="0" w:unhideWhenUsed="0"/>
+    <w:lsdException w:name="List Bullet 2" w:uiPriority="0" w:semiHidden="0" w:unhideWhenUsed="0"/>
+    <w:lsdException w:name="List Bullet 3" w:uiPriority="0" w:semiHidden="0" w:unhideWhenUsed="0"/>
+    <w:lsdException w:name="List Bullet 4" w:uiPriority="0" w:semiHidden="0" w:unhideWhenUsed="0"/>
+    <w:lsdException w:name="List Bullet 5" w:uiPriority="0" w:semiHidden="0" w:unhideWhenUsed="0"/>
+    <w:lsdException w:name="List Number 2" w:uiPriority="0" w:semiHidden="0" w:unhideWhenUsed="0"/>
+    <w:lsdException w:name="List Number 3" w:uiPriority="0" w:semiHidden="0" w:unhideWhenUsed="0"/>
+    <w:lsdException w:name="List Number 4" w:uiPriority="0" w:semiHidden="0" w:unhideWhenUsed="0"/>
+    <w:lsdException w:name="List Number 5" w:uiPriority="0" w:semiHidden="0" w:unhideWhenUsed="0"/>
+    <w:lsdException w:name="Title" w:uiPriority="10" w:semiHidden="0" w:unhideWhenUsed="0" w:qFormat="1"/>
+    <w:lsdException w:name="Closing" w:uiPriority="0" w:semiHidden="0" w:unhideWhenUsed="0"/>
+    <w:lsdException w:name="Signature" w:uiPriority="0" w:semiHidden="0" w:unhideWhenUsed="0"/>
+    <w:lsdException w:name="Default Paragraph Font" w:uiPriority="0" w:qFormat="1"/>
+    <w:lsdException w:name="Body Text" w:uiPriority="0" w:semiHidden="0" w:unhideWhenUsed="0" w:qFormat="1"/>
+    <w:lsdException w:name="Body Text Indent" w:uiPriority="0" w:semiHidden="0" w:unhideWhenUsed="0"/>
+    <w:lsdException w:name="List Continue" w:uiPriority="0" w:semiHidden="0" w:unhideWhenUsed="0"/>
+    <w:lsdException w:name="List Continue 2" w:uiPriority="0" w:semiHidden="0" w:unhideWhenUsed="0"/>
+    <w:lsdException w:name="List Continue 3" w:uiPriority="0" w:semiHidden="0" w:unhideWhenUsed="0"/>
+    <w:lsdException w:name="List Continue 4" w:uiPriority="0" w:semiHidden="0" w:unhideWhenUsed="0"/>
+    <w:lsdException w:name="List Continue 5" w:uiPriority="0" w:semiHidden="0" w:unhideWhenUsed="0"/>
+    <w:lsdException w:name="Message Header" w:uiPriority="0" w:semiHidden="0" w:unhideWhenUsed="0"/>
+    <w:lsdException w:name="Subtitle" w:uiPriority="11" w:semiHidden="0" w:unhideWhenUsed="0" w:qFormat="1"/>
+    <w:lsdException w:name="Salutation" w:uiPriority="0" w:semiHidden="0" w:unhideWhenUsed="0"/>
+    <w:lsdException w:name="Date" w:uiPriority="0" w:semiHidden="0" w:unhideWhenUsed="0" w:qFormat="1"/>
+    <w:lsdException w:name="Body Text First Indent" w:uiPriority="0" w:semiHidden="0" w:unhideWhenUsed="0"/>
+    <w:lsdException w:name="Body Text First Indent 2" w:uiPriority="0" w:semiHidden="0" w:unhideWhenUsed="0"/>
+    <w:lsdException w:name="Note Heading" w:uiPriority="0" w:semiHidden="0" w:unhideWhenUsed="0"/>
+    <w:lsdException w:name="Body Text 2" w:uiPriority="0" w:semiHidden="0" w:unhideWhenUsed="0"/>
+    <w:lsdException w:name="Body Text 3" w:uiPriority="0" w:semiHidden="0" w:unhideWhenUsed="0"/>
+    <w:lsdException w:name="Body Text Indent 2" w:uiPriority="0" w:semiHidden="0" w:unhideWhenUsed="0"/>
+    <w:lsdException w:name="Body Text Indent 3" w:uiPriority="0" w:semiHidden="0" w:unhideWhenUsed="0"/>
+    <w:lsdException w:name="Block Text" w:uiPriority="9" w:semiHidden="0" w:qFormat="1"/>
+    <w:lsdException w:name="Hyperlink" w:uiPriority="0" w:semiHidden="0" w:unhideWhenUsed="0" w:qFormat="1"/>
+    <w:lsdException w:name="FollowedHyperlink" w:uiPriority="0" w:semiHidden="0" w:unhideWhenUsed="0"/>
+    <w:lsdException w:name="Strong" w:uiPriority="0" w:semiHidden="0" w:unhideWhenUsed="0"/>
+    <w:lsdException w:name="Emphasis" w:uiPriority="0" w:semiHidden="0" w:unhideWhenUsed="0"/>
+    <w:lsdException w:name="Document Map" w:uiPriority="0" w:semiHidden="0" w:unhideWhenUsed="0"/>
+    <w:lsdException w:name="Plain Text" w:uiPriority="0" w:semiHidden="0" w:unhideWhenUsed="0"/>
+    <w:lsdException w:name="E-mail Signature" w:uiPriority="0" w:semiHidden="0" w:unhideWhenUsed="0"/>
+    <w:lsdException w:name="Normal (Web)" w:uiPriority="0" w:semiHidden="0" w:unhideWhenUsed="0" w:qFormat="1"/>
+    <w:lsdException w:name="HTML Acronym" w:uiPriority="0" w:semiHidden="0" w:unhideWhenUsed="0"/>
+    <w:lsdException w:name="HTML Address" w:uiPriority="0" w:semiHidden="0" w:unhideWhenUsed="0"/>
+    <w:lsdException w:name="HTML Cite" w:uiPriority="0" w:semiHidden="0" w:unhideWhenUsed="0"/>
+    <w:lsdException w:name="HTML Code" w:uiPriority="0" w:semiHidden="0" w:unhideWhenUsed="0"/>
+    <w:lsdException w:name="HTML Definition" w:uiPriority="0" w:semiHidden="0" w:unhideWhenUsed="0"/>
+    <w:lsdException w:name="HTML Keyboard" w:uiPriority="0" w:semiHidden="0" w:unhideWhenUsed="0"/>
+    <w:lsdException w:name="HTML Preformatted" w:uiPriority="0" w:semiHidden="0" w:unhideWhenUsed="0"/>
+    <w:lsdException w:name="HTML Sample" w:uiPriority="0" w:semiHidden="0" w:unhideWhenUsed="0"/>
+    <w:lsdException w:name="HTML Typewriter" w:uiPriority="0" w:semiHidden="0" w:unhideWhenUsed="0"/>
+    <w:lsdException w:name="HTML Variable" w:uiPriority="0" w:semiHidden="0" w:unhideWhenUsed="0"/>
+    <w:lsdException w:name="Normal Table" w:uiPriority="0" w:semiHidden="0" w:unhideWhenUsed="0" w:qFormat="1"/>
+    <w:lsdException w:name="annotation subject" w:uiPriority="0" w:semiHidden="0" w:unhideWhenUsed="0"/>
+    <w:lsdException w:name="Table Simple 1" w:uiPriority="0" w:semiHidden="0" w:unhideWhenUsed="0"/>
+    <w:lsdException w:name="Table Simple 2" w:uiPriority="0" w:semiHidden="0" w:unhideWhenUsed="0"/>
+    <w:lsdException w:name="Table Simple 3" w:uiPriority="0" w:semiHidden="0" w:unhideWhenUsed="0"/>
+    <w:lsdException w:name="Table Classic 1" w:uiPriority="0" w:semiHidden="0" w:unhideWhenUsed="0"/>
+    <w:lsdException w:name="Table Classic 2" w:uiPriority="0" w:semiHidden="0" w:unhideWhenUsed="0"/>
+    <w:lsdException w:name="Table Classic 3" w:uiPriority="0" w:semiHidden="0" w:unhideWhenUsed="0"/>
+    <w:lsdException w:name="Table Classic 4" w:uiPriority="0" w:semiHidden="0" w:unhideWhenUsed="0"/>
+    <w:lsdException w:name="Table Colorful 1" w:uiPriority="0" w:semiHidden="0" w:unhideWhenUsed="0"/>
+    <w:lsdException w:name="Table Colorful 2" w:uiPriority="0" w:semiHidden="0" w:unhideWhenUsed="0"/>
+    <w:lsdException w:name="Table Colorful 3" w:uiPriority="0" w:semiHidden="0" w:unhideWhenUsed="0"/>
+    <w:lsdException w:name="Table Columns 1" w:uiPriority="0" w:semiHidden="0" w:unhideWhenUsed="0"/>
+    <w:lsdException w:name="Table Columns 2" w:uiPriority="0" w:semiHidden="0" w:unhideWhenUsed="0"/>
+    <w:lsdException w:name="Table Columns 3" w:uiPriority="0" w:semiHidden="0" w:unhideWhenUsed="0"/>
+    <w:lsdException w:name="Table Columns 4" w:uiPriority="0" w:semiHidden="0" w:unhideWhenUsed="0"/>
+    <w:lsdException w:name="Table Columns 5" w:uiPriority="0" w:semiHidden="0" w:unhideWhenUsed="0"/>
+    <w:lsdException w:name="Table Grid 1" w:uiPriority="0" w:semiHidden="0" w:unhideWhenUsed="0"/>
+    <w:lsdException w:name="Table Grid 2" w:uiPriority="0" w:semiHidden="0" w:unhideWhenUsed="0"/>
+    <w:lsdException w:name="Table Grid 3" w:uiPriority="0" w:semiHidden="0" w:unhideWhenUsed="0"/>
+    <w:lsdException w:name="Table Grid 4" w:uiPriority="0" w:semiHidden="0" w:unhideWhenUsed="0"/>
+    <w:lsdException w:name="Table Grid 5" w:uiPriority="0" w:semiHidden="0" w:unhideWhenUsed="0"/>
+    <w:lsdException w:name="Table Grid 6" w:uiPriority="0" w:semiHidden="0" w:unhideWhenUsed="0"/>
+    <w:lsdException w:name="Table Grid 7" w:uiPriority="0" w:semiHidden="0" w:unhideWhenUsed="0"/>
+    <w:lsdException w:name="Table Grid 8" w:uiPriority="0" w:semiHidden="0" w:unhideWhenUsed="0"/>
+    <w:lsdException w:name="Table List 1" w:uiPriority="0" w:semiHidden="0" w:unhideWhenUsed="0"/>
+    <w:lsdException w:name="Table List 2" w:uiPriority="0" w:semiHidden="0" w:unhideWhenUsed="0"/>
+    <w:lsdException w:name="Table List 3" w:uiPriority="0" w:semiHidden="0" w:unhideWhenUsed="0"/>
+    <w:lsdException w:name="Table List 4" w:uiPriority="0" w:semiHidden="0" w:unhideWhenUsed="0"/>
+    <w:lsdException w:name="Table List 5" w:uiPriority="0" w:semiHidden="0" w:unhideWhenUsed="0"/>
+    <w:lsdException w:name="Table List 6" w:uiPriority="0" w:semiHidden="0" w:unhideWhenUsed="0"/>
+    <w:lsdException w:name="Table List 7" w:uiPriority="0" w:semiHidden="0" w:unhideWhenUsed="0"/>
+    <w:lsdException w:name="Table List 8" w:uiPriority="0" w:semiHidden="0" w:unhideWhenUsed="0"/>
+    <w:lsdException w:name="Table 3D effects 1" w:uiPriority="0" w:semiHidden="0" w:unhideWhenUsed="0"/>
+    <w:lsdException w:name="Table 3D effects 2" w:uiPriority="0" w:semiHidden="0" w:unhideWhenUsed="0"/>
+    <w:lsdException w:name="Table 3D effects 3" w:uiPriority="0" w:semiHidden="0" w:unhideWhenUsed="0"/>
+    <w:lsdException w:name="Table Contemporary" w:uiPriority="0" w:semiHidden="0" w:unhideWhenUsed="0"/>
+    <w:lsdException w:name="Table Elegant" w:uiPriority="0" w:semiHidden="0" w:unhideWhenUsed="0"/>
+    <w:lsdException w:name="Table Professional" w:uiPriority="0" w:semiHidden="0" w:unhideWhenUsed="0"/>
+    <w:lsdException w:name="Table Subtle 1" w:uiPriority="0" w:semiHidden="0" w:unhideWhenUsed="0"/>
+    <w:lsdException w:name="Table Subtle 2" w:uiPriority="0" w:semiHidden="0" w:unhideWhenUsed="0"/>
+    <w:lsdException w:name="Table Web 1" w:uiPriority="0" w:semiHidden="0" w:unhideWhenUsed="0"/>
+    <w:lsdException w:name="Table Web 2" w:uiPriority="0" w:semiHidden="0" w:unhideWhenUsed="0"/>
+    <w:lsdException w:name="Table Web 3" w:uiPriority="0" w:semiHidden="0" w:unhideWhenUsed="0"/>
+    <w:lsdException w:name="Balloon Text" w:uiPriority="0" w:semiHidden="0" w:unhideWhenUsed="0"/>
+    <w:lsdException w:name="Table Grid" w:uiPriority="0" w:semiHidden="0" w:unhideWhenUsed="0"/>
+    <w:lsdException w:name="Table Theme" w:uiPriority="0" w:semiHidden="0" w:unhideWhenUsed="0"/>
+    <w:lsdException w:name="Light Shading" w:uiPriority="60" w:semiHidden="0" w:unhideWhenUsed="0"/>
+    <w:lsdException w:name="Light List" w:uiPriority="61" w:semiHidden="0" w:unhideWhenUsed="0"/>
+    <w:lsdException w:name="Light Grid" w:uiPriority="62" w:semiHidden="0" w:unhideWhenUsed="0"/>
+    <w:lsdException w:name="Medium Shading 1" w:uiPriority="63" w:semiHidden="0" w:unhideWhenUsed="0"/>
+    <w:lsdException w:name="Medium Shading 2" w:uiPriority="64" w:semiHidden="0" w:unhideWhenUsed="0"/>
+    <w:lsdException w:name="Medium List 1" w:uiPriority="65" w:semiHidden="0" w:unhideWhenUsed="0"/>
+    <w:lsdException w:name="Medium List 2" w:uiPriority="66" w:semiHidden="0" w:unhideWhenUsed="0"/>
+    <w:lsdException w:name="Medium Grid 1" w:uiPriority="67" w:semiHidden="0" w:unhideWhenUsed="0"/>
+    <w:lsdException w:name="Medium Grid 2" w:uiPriority="68" w:semiHidden="0" w:unhideWhenUsed="0"/>
+    <w:lsdException w:name="Medium Grid 3" w:uiPriority="69" w:semiHidden="0" w:unhideWhenUsed="0"/>
+    <w:lsdException w:name="Dark List" w:uiPriority="70" w:semiHidden="0" w:unhideWhenUsed="0"/>
+    <w:lsdException w:name="Colorful Shading" w:uiPriority="71" w:semiHidden="0" w:unhideWhenUsed="0"/>
+    <w:lsdException w:name="Colorful List" w:uiPriority="72" w:semiHidden="0" w:unhideWhenUsed="0"/>
+    <w:lsdException w:name="Colorful Grid" w:uiPriority="73" w:semiHidden="0" w:unhideWhenUsed="0"/>
+    <w:lsdException w:name="Light Shading Accent 1" w:uiPriority="60" w:semiHidden="0" w:unhideWhenUsed="0"/>
+    <w:lsdException w:name="Light List Accent 1" w:uiPriority="61" w:semiHidden="0" w:unhideWhenUsed="0"/>
+    <w:lsdException w:name="Light Grid Accent 1" w:uiPriority="62" w:semiHidden="0" w:unhideWhenUsed="0"/>
+    <w:lsdException w:name="Medium Shading 1 Accent 1" w:uiPriority="63" w:semiHidden="0" w:unhideWhenUsed="0"/>
+    <w:lsdException w:name="Medium Shading 2 Accent 1" w:uiPriority="64" w:semiHidden="0" w:unhideWhenUsed="0"/>
+    <w:lsdException w:name="Medium List 1 Accent 1" w:uiPriority="65" w:semiHidden="0" w:unhideWhenUsed="0"/>
+    <w:lsdException w:name="Medium List 2 Accent 1" w:uiPriority="66" w:semiHidden="0" w:unhideWhenUsed="0"/>
+    <w:lsdException w:name="Medium Grid 1 Accent 1" w:uiPriority="67" w:semiHidden="0" w:unhideWhenUsed="0"/>
+    <w:lsdException w:name="Medium Grid 2 Accent 1" w:uiPriority="68" w:semiHidden="0" w:unhideWhenUsed="0"/>
+    <w:lsdException w:name="Medium Grid 3 Accent 1" w:uiPriority="69" w:semiHidden="0" w:unhideWhenUsed="0"/>
+    <w:lsdException w:name="Dark List Accent 1" w:uiPriority="70" w:semiHidden="0" w:unhideWhenUsed="0"/>
+    <w:lsdException w:name="Colorful Shading Accent 1" w:uiPriority="71" w:semiHidden="0" w:unhideWhenUsed="0"/>
+    <w:lsdException w:name="Colorful List Accent 1" w:uiPriority="72" w:semiHidden="0" w:unhideWhenUsed="0"/>
+    <w:lsdException w:name="Colorful Grid Accent 1" w:uiPriority="73" w:semiHidden="0" w:unhideWhenUsed="0"/>
+    <w:lsdException w:name="Light Shading Accent 2" w:uiPriority="60" w:semiHidden="0" w:unhideWhenUsed="0"/>
+    <w:lsdException w:name="Light List Accent 2" w:uiPriority="61" w:semiHidden="0" w:unhideWhenUsed="0"/>
+    <w:lsdException w:name="Light Grid Accent 2" w:uiPriority="62" w:semiHidden="0" w:unhideWhenUsed="0"/>
+    <w:lsdException w:name="Medium Shading 1 Accent 2" w:uiPriority="63" w:semiHidden="0" w:unhideWhenUsed="0"/>
+    <w:lsdException w:name="Medium Shading 2 Accent 2" w:uiPriority="64" w:semiHidden="0" w:unhideWhenUsed="0"/>
+    <w:lsdException w:name="Medium List 1 Accent 2" w:uiPriority="65" w:semiHidden="0" w:unhideWhenUsed="0"/>
+    <w:lsdException w:name="Medium List 2 Accent 2" w:uiPriority="66" w:semiHidden="0" w:unhideWhenUsed="0"/>
+    <w:lsdException w:name="Medium Grid 1 Accent 2" w:uiPriority="67" w:semiHidden="0" w:unhideWhenUsed="0"/>
+    <w:lsdException w:name="Medium Grid 2 Accent 2" w:uiPriority="68" w:semiHidden="0" w:unhideWhenUsed="0"/>
+    <w:lsdException w:name="Medium Grid 3 Accent 2" w:uiPriority="69" w:semiHidden="0" w:unhideWhenUsed="0"/>
+    <w:lsdException w:name="Dark List Accent 2" w:uiPriority="70" w:semiHidden="0" w:unhideWhenUsed="0"/>
+    <w:lsdException w:name="Colorful Shading Accent 2" w:uiPriority="71" w:semiHidden="0" w:unhideWhenUsed="0"/>
+    <w:lsdException w:name="Colorful List Accent 2" w:uiPriority="72" w:semiHidden="0" w:unhideWhenUsed="0"/>
+    <w:lsdException w:name="Colorful Grid Accent 2" w:uiPriority="73" w:semiHidden="0" w:unhideWhenUsed="0"/>
+    <w:lsdException w:name="Light Shading Accent 3" w:uiPriority="60" w:semiHidden="0" w:unhideWhenUsed="0"/>
+    <w:lsdException w:name="Light List Accent 3" w:uiPriority="61" w:semiHidden="0" w:unhideWhenUsed="0"/>
+    <w:lsdException w:name="Light Grid Accent 3" w:uiPriority="62" w:semiHidden="0" w:unhideWhenUsed="0"/>
+    <w:lsdException w:name="Medium Shading 1 Accent 3" w:uiPriority="63" w:semiHidden="0" w:unhideWhenUsed="0"/>
+    <w:lsdException w:name="Medium Shading 2 Accent 3" w:uiPriority="64" w:semiHidden="0" w:unhideWhenUsed="0"/>
+    <w:lsdException w:name="Medium List 1 Accent 3" w:uiPriority="65" w:semiHidden="0" w:unhideWhenUsed="0"/>
+    <w:lsdException w:name="Medium List 2 Accent 3" w:uiPriority="66" w:semiHidden="0" w:unhideWhenUsed="0"/>
+    <w:lsdException w:name="Medium Grid 1 Accent 3" w:uiPriority="67" w:semiHidden="0" w:unhideWhenUsed="0"/>
+    <w:lsdException w:name="Medium Grid 2 Accent 3" w:uiPriority="68" w:semiHidden="0" w:unhideWhenUsed="0"/>
+    <w:lsdException w:name="Medium Grid 3 Accent 3" w:uiPriority="69" w:semiHidden="0" w:unhideWhenUsed="0"/>
+    <w:lsdException w:name="Dark List Accent 3" w:uiPriority="70" w:semiHidden="0" w:unhideWhenUsed="0"/>
+    <w:lsdException w:name="Colorful Shading Accent 3" w:uiPriority="71" w:semiHidden="0" w:unhideWhenUsed="0"/>
+    <w:lsdException w:name="Colorful List Accent 3" w:uiPriority="72" w:semiHidden="0" w:unhideWhenUsed="0"/>
+    <w:lsdException w:name="Colorful Grid Accent 3" w:uiPriority="73" w:semiHidden="0" w:unhideWhenUsed="0"/>
+    <w:lsdException w:name="Light Shading Accent 4" w:uiPriority="60" w:semiHidden="0" w:unhideWhenUsed="0"/>
+    <w:lsdException w:name="Light List Accent 4" w:uiPriority="61" w:semiHidden="0" w:unhideWhenUsed="0"/>
+    <w:lsdException w:name="Light Grid Accent 4" w:uiPriority="62" w:semiHidden="0" w:unhideWhenUsed="0"/>
+    <w:lsdException w:name="Medium Shading 1 Accent 4" w:uiPriority="63" w:semiHidden="0" w:unhideWhenUsed="0"/>
+    <w:lsdException w:name="Medium Shading 2 Accent 4" w:uiPriority="64" w:semiHidden="0" w:unhideWhenUsed="0"/>
+    <w:lsdException w:name="Medium List 1 Accent 4" w:uiPriority="65" w:semiHidden="0" w:unhideWhenUsed="0"/>
+    <w:lsdException w:name="Medium List 2 Accent 4" w:uiPriority="66" w:semiHidden="0" w:unhideWhenUsed="0"/>
+    <w:lsdException w:name="Medium Grid 1 Accent 4" w:uiPriority="67" w:semiHidden="0" w:unhideWhenUsed="0"/>
+    <w:lsdException w:name="Medium Grid 2 Accent 4" w:uiPriority="68" w:semiHidden="0" w:unhideWhenUsed="0"/>
+    <w:lsdException w:name="Medium Grid 3 Accent 4" w:uiPriority="69" w:semiHidden="0" w:unhideWhenUsed="0"/>
+    <w:lsdException w:name="Dark List Accent 4" w:uiPriority="70" w:semiHidden="0" w:unhideWhenUsed="0"/>
+    <w:lsdException w:name="Colorful Shading Accent 4" w:uiPriority="71" w:semiHidden="0" w:unhideWhenUsed="0"/>
+    <w:lsdException w:name="Colorful List Accent 4" w:uiPriority="72" w:semiHidden="0" w:unhideWhenUsed="0"/>
+    <w:lsdException w:name="Colorful Grid Accent 4" w:uiPriority="73" w:semiHidden="0" w:unhideWhenUsed="0"/>
+    <w:lsdException w:name="Light Shading Accent 5" w:uiPriority="60" w:semiHidden="0" w:unhideWhenUsed="0"/>
+    <w:lsdException w:name="Light List Accent 5" w:uiPriority="61" w:semiHidden="0" w:unhideWhenUsed="0"/>
+    <w:lsdException w:name="Light Grid Accent 5" w:uiPriority="62" w:semiHidden="0" w:unhideWhenUsed="0"/>
+    <w:lsdException w:name="Medium Shading 1 Accent 5" w:uiPriority="63" w:semiHidden="0" w:unhideWhenUsed="0"/>
+    <w:lsdException w:name="Medium Shading 2 Accent 5" w:uiPriority="64" w:semiHidden="0" w:unhideWhenUsed="0"/>
+    <w:lsdException w:name="Medium List 1 Accent 5" w:uiPriority="65" w:semiHidden="0" w:unhideWhenUsed="0"/>
+    <w:lsdException w:name="Medium List 2 Accent 5" w:uiPriority="66" w:semiHidden="0" w:unhideWhenUsed="0"/>
+    <w:lsdException w:name="Medium Grid 1 Accent 5" w:uiPriority="67" w:semiHidden="0" w:unhideWhenUsed="0"/>
+    <w:lsdException w:name="Medium Grid 2 Accent 5" w:uiPriority="68" w:semiHidden="0" w:unhideWhenUsed="0"/>
+    <w:lsdException w:name="Medium Grid 3 Accent 5" w:uiPriority="69" w:semiHidden="0" w:unhideWhenUsed="0"/>
+    <w:lsdException w:name="Dark List Accent 5" w:uiPriority="70" w:semiHidden="0" w:unhideWhenUsed="0"/>
+    <w:lsdException w:name="Colorful Shading Accent 5" w:uiPriority="71" w:semiHidden="0" w:unhideWhenUsed="0"/>
+    <w:lsdException w:name="Colorful List Accent 5" w:uiPriority="72" w:semiHidden="0" w:unhideWhenUsed="0"/>
+    <w:lsdException w:name="Colorful Grid Accent 5" w:uiPriority="73" w:semiHidden="0" w:unhideWhenUsed="0"/>
+    <w:lsdException w:name="Light Shading Accent 6" w:uiPriority="60" w:semiHidden="0" w:unhideWhenUsed="0"/>
+    <w:lsdException w:name="Light List Accent 6" w:uiPriority="61" w:semiHidden="0" w:unhideWhenUsed="0"/>
+    <w:lsdException w:name="Light Grid Accent 6" w:uiPriority="62" w:semiHidden="0" w:unhideWhenUsed="0"/>
+    <w:lsdException w:name="Medium Shading 1 Accent 6" w:uiPriority="63" w:semiHidden="0" w:unhideWhenUsed="0"/>
+    <w:lsdException w:name="Medium Shading 2 Accent 6" w:uiPriority="64" w:semiHidden="0" w:unhideWhenUsed="0"/>
+    <w:lsdException w:name="Medium List 1 Accent 6" w:uiPriority="65" w:semiHidden="0" w:unhideWhenUsed="0"/>
+    <w:lsdException w:name="Medium List 2 Accent 6" w:uiPriority="66" w:semiHidden="0" w:unhideWhenUsed="0"/>
+    <w:lsdException w:name="Medium Grid 1 Accent 6" w:uiPriority="67" w:semiHidden="0" w:unhideWhenUsed="0"/>
+    <w:lsdException w:name="Medium Grid 2 Accent 6" w:uiPriority="68" w:semiHidden="0" w:unhideWhenUsed="0"/>
+    <w:lsdException w:name="Medium Grid 3 Accent 6" w:uiPriority="69" w:semiHidden="0" w:unhideWhenUsed="0"/>
+    <w:lsdException w:name="Dark List Accent 6" w:uiPriority="70" w:semiHidden="0" w:unhideWhenUsed="0"/>
+    <w:lsdException w:name="Colorful Shading Accent 6" w:uiPriority="71" w:semiHidden="0" w:unhideWhenUsed="0"/>
+    <w:lsdException w:name="Colorful List Accent 6" w:uiPriority="72" w:semiHidden="0" w:unhideWhenUsed="0"/>
+    <w:lsdException w:name="Colorful Grid Accent 6" w:uiPriority="73" w:semiHidden="0" w:unhideWhenUsed="0"/>
   </w:latentStyles>
-  <w:style w:type="paragraph" w:default="1" w:styleId="1">
+  <w:style w:type="paragraph" w:styleId="1" w:default="1">
     <w:name w:val="Normal"/>
     <w:qFormat/>
     <w:uiPriority w:val="0"/>
@@ -8207,14 +8487,16 @@
       <w:color w:val="262626" w:themeColor="text1" w:themeTint="D8"/>
     </w:rPr>
   </w:style>
-  <w:style w:type="character" w:default="1" w:styleId="20">
+  <w:style w:type="character" w:styleId="20" w:default="1">
     <w:name w:val="Default Paragraph Font"/>
     <w:semiHidden/>
     <w:unhideWhenUsed/>
+    <w:qFormat/>
     <w:uiPriority w:val="0"/>
   </w:style>
-  <w:style w:type="table" w:default="1" w:styleId="19">
+  <w:style w:type="table" w:styleId="19" w:default="1">
     <w:name w:val="Normal Table"/>
+    <w:qFormat/>
     <w:uiPriority w:val="0"/>
     <w:tblPr>
       <w:tblCellMar>
@@ -8321,6 +8603,7 @@
   <w:style w:type="paragraph" w:styleId="18">
     <w:name w:val="Normal (Web)"/>
     <w:basedOn w:val="1"/>
+    <w:qFormat/>
     <w:uiPriority w:val="0"/>
     <w:pPr>
       <w:spacing w:before="0" w:beforeAutospacing="1" w:after="0" w:afterAutospacing="1"/>
@@ -8342,7 +8625,7 @@
       <w:color w:val="156082" w:themeColor="accent1"/>
     </w:rPr>
   </w:style>
-  <w:style w:type="character" w:customStyle="1" w:styleId="22">
+  <w:style w:type="character" w:styleId="22" w:customStyle="1">
     <w:name w:val="Body Text Char"/>
     <w:basedOn w:val="20"/>
     <w:link w:val="3"/>
@@ -8358,7 +8641,7 @@
       <w:vertAlign w:val="superscript"/>
     </w:rPr>
   </w:style>
-  <w:style w:type="paragraph" w:customStyle="1" w:styleId="24">
+  <w:style w:type="paragraph" w:styleId="24" w:customStyle="1">
     <w:name w:val="First Paragraph"/>
     <w:basedOn w:val="3"/>
     <w:next w:val="3"/>
@@ -8373,7 +8656,7 @@
       <w:sz w:val="21"/>
     </w:rPr>
   </w:style>
-  <w:style w:type="paragraph" w:customStyle="1" w:styleId="25">
+  <w:style w:type="paragraph" w:styleId="25" w:customStyle="1">
     <w:name w:val="Compact"/>
     <w:basedOn w:val="3"/>
     <w:qFormat/>
@@ -8382,10 +8665,11 @@
       <w:spacing w:before="36" w:after="36"/>
     </w:pPr>
   </w:style>
-  <w:style w:type="character" w:customStyle="1" w:styleId="26">
+  <w:style w:type="character" w:styleId="26" w:customStyle="1">
     <w:name w:val="Title Char"/>
     <w:basedOn w:val="20"/>
     <w:link w:val="15"/>
+    <w:qFormat/>
     <w:uiPriority w:val="10"/>
     <w:rPr>
       <w:rFonts w:asciiTheme="majorHAnsi" w:hAnsiTheme="majorHAnsi" w:eastAsiaTheme="majorEastAsia" w:cstheme="majorBidi"/>
@@ -8393,10 +8677,11 @@
       <w:szCs w:val="56"/>
     </w:rPr>
   </w:style>
-  <w:style w:type="character" w:customStyle="1" w:styleId="27">
+  <w:style w:type="character" w:styleId="27" w:customStyle="1">
     <w:name w:val="Subtitle Char"/>
     <w:basedOn w:val="20"/>
     <w:link w:val="16"/>
+    <w:qFormat/>
     <w:uiPriority w:val="11"/>
     <w:rPr>
       <w:rFonts w:eastAsiaTheme="majorEastAsia" w:cstheme="majorBidi"/>
@@ -8406,7 +8691,7 @@
       <w:szCs w:val="28"/>
     </w:rPr>
   </w:style>
-  <w:style w:type="paragraph" w:customStyle="1" w:styleId="28">
+  <w:style w:type="paragraph" w:styleId="28" w:customStyle="1">
     <w:name w:val="Author"/>
     <w:basedOn w:val="15"/>
     <w:next w:val="3"/>
@@ -8421,7 +8706,7 @@
       <w:szCs w:val="24"/>
     </w:rPr>
   </w:style>
-  <w:style w:type="paragraph" w:customStyle="1" w:styleId="29">
+  <w:style w:type="paragraph" w:styleId="29" w:customStyle="1">
     <w:name w:val="Abstract Title"/>
     <w:basedOn w:val="1"/>
     <w:next w:val="30"/>
@@ -8439,7 +8724,7 @@
       <w:szCs w:val="20"/>
     </w:rPr>
   </w:style>
-  <w:style w:type="paragraph" w:customStyle="1" w:styleId="30">
+  <w:style w:type="paragraph" w:styleId="30" w:customStyle="1">
     <w:name w:val="Abstract"/>
     <w:basedOn w:val="1"/>
     <w:next w:val="3"/>
@@ -8455,13 +8740,13 @@
       <w:szCs w:val="20"/>
     </w:rPr>
   </w:style>
-  <w:style w:type="paragraph" w:customStyle="1" w:styleId="31">
+  <w:style w:type="paragraph" w:styleId="31" w:customStyle="1">
     <w:name w:val="Bibliography"/>
     <w:basedOn w:val="1"/>
     <w:qFormat/>
     <w:uiPriority w:val="0"/>
   </w:style>
-  <w:style w:type="character" w:customStyle="1" w:styleId="32">
+  <w:style w:type="character" w:styleId="32" w:customStyle="1">
     <w:name w:val="Heading 1 Char"/>
     <w:basedOn w:val="20"/>
     <w:link w:val="2"/>
@@ -8474,7 +8759,7 @@
       <w:szCs w:val="40"/>
     </w:rPr>
   </w:style>
-  <w:style w:type="character" w:customStyle="1" w:styleId="33">
+  <w:style w:type="character" w:styleId="33" w:customStyle="1">
     <w:name w:val="Heading 2 Char"/>
     <w:basedOn w:val="20"/>
     <w:link w:val="4"/>
@@ -8488,11 +8773,12 @@
       <w:szCs w:val="32"/>
     </w:rPr>
   </w:style>
-  <w:style w:type="character" w:customStyle="1" w:styleId="34">
+  <w:style w:type="character" w:styleId="34" w:customStyle="1">
     <w:name w:val="Heading 3 Char"/>
     <w:basedOn w:val="20"/>
     <w:link w:val="5"/>
     <w:semiHidden/>
+    <w:qFormat/>
     <w:uiPriority w:val="9"/>
     <w:rPr>
       <w:rFonts w:eastAsiaTheme="majorEastAsia" w:cstheme="majorBidi"/>
@@ -8501,7 +8787,7 @@
       <w:szCs w:val="28"/>
     </w:rPr>
   </w:style>
-  <w:style w:type="character" w:customStyle="1" w:styleId="35">
+  <w:style w:type="character" w:styleId="35" w:customStyle="1">
     <w:name w:val="Heading 4 Char"/>
     <w:basedOn w:val="20"/>
     <w:link w:val="6"/>
@@ -8515,7 +8801,7 @@
       <w:color w:val="0F4761" w:themeColor="accent1" w:themeShade="BF"/>
     </w:rPr>
   </w:style>
-  <w:style w:type="character" w:customStyle="1" w:styleId="36">
+  <w:style w:type="character" w:styleId="36" w:customStyle="1">
     <w:name w:val="Heading 5 Char"/>
     <w:basedOn w:val="20"/>
     <w:link w:val="7"/>
@@ -8527,11 +8813,12 @@
       <w:color w:val="0F4761" w:themeColor="accent1" w:themeShade="BF"/>
     </w:rPr>
   </w:style>
-  <w:style w:type="character" w:customStyle="1" w:styleId="37">
+  <w:style w:type="character" w:styleId="37" w:customStyle="1">
     <w:name w:val="Heading 6 Char"/>
     <w:basedOn w:val="20"/>
     <w:link w:val="8"/>
     <w:semiHidden/>
+    <w:qFormat/>
     <w:uiPriority w:val="9"/>
     <w:rPr>
       <w:rFonts w:eastAsiaTheme="majorEastAsia" w:cstheme="majorBidi"/>
@@ -8540,22 +8827,24 @@
       <w:color w:val="585858" w:themeColor="text1" w:themeTint="A6"/>
     </w:rPr>
   </w:style>
-  <w:style w:type="character" w:customStyle="1" w:styleId="38">
+  <w:style w:type="character" w:styleId="38" w:customStyle="1">
     <w:name w:val="Heading 7 Char"/>
     <w:basedOn w:val="20"/>
     <w:link w:val="9"/>
     <w:semiHidden/>
+    <w:qFormat/>
     <w:uiPriority w:val="9"/>
     <w:rPr>
       <w:rFonts w:eastAsiaTheme="majorEastAsia" w:cstheme="majorBidi"/>
       <w:color w:val="585858" w:themeColor="text1" w:themeTint="A6"/>
     </w:rPr>
   </w:style>
-  <w:style w:type="character" w:customStyle="1" w:styleId="39">
+  <w:style w:type="character" w:styleId="39" w:customStyle="1">
     <w:name w:val="Heading 8 Char"/>
     <w:basedOn w:val="20"/>
     <w:link w:val="10"/>
     <w:semiHidden/>
+    <w:qFormat/>
     <w:uiPriority w:val="9"/>
     <w:rPr>
       <w:rFonts w:eastAsiaTheme="majorEastAsia" w:cstheme="majorBidi"/>
@@ -8564,7 +8853,7 @@
       <w:color w:val="262626" w:themeColor="text1" w:themeTint="D8"/>
     </w:rPr>
   </w:style>
-  <w:style w:type="character" w:customStyle="1" w:styleId="40">
+  <w:style w:type="character" w:styleId="40" w:customStyle="1">
     <w:name w:val="Heading 9 Char"/>
     <w:basedOn w:val="20"/>
     <w:link w:val="11"/>
@@ -8576,7 +8865,7 @@
       <w:color w:val="262626" w:themeColor="text1" w:themeTint="D8"/>
     </w:rPr>
   </w:style>
-  <w:style w:type="paragraph" w:customStyle="1" w:styleId="41">
+  <w:style w:type="paragraph" w:styleId="41" w:customStyle="1">
     <w:name w:val="Footnote Block Text"/>
     <w:basedOn w:val="17"/>
     <w:next w:val="17"/>
@@ -8588,7 +8877,7 @@
       <w:ind w:left="480" w:right="480" w:firstLine="0"/>
     </w:pPr>
   </w:style>
-  <w:style w:type="table" w:customStyle="1" w:styleId="42">
+  <w:style w:type="table" w:styleId="42" w:customStyle="1">
     <w:name w:val="Table"/>
     <w:semiHidden/>
     <w:unhideWhenUsed/>
@@ -8611,7 +8900,7 @@
       </w:tcPr>
     </w:tblStylePr>
   </w:style>
-  <w:style w:type="paragraph" w:customStyle="1" w:styleId="43">
+  <w:style w:type="paragraph" w:styleId="43" w:customStyle="1">
     <w:name w:val="Definition Term"/>
     <w:basedOn w:val="1"/>
     <w:next w:val="44"/>
@@ -8626,13 +8915,13 @@
       <w:b/>
     </w:rPr>
   </w:style>
-  <w:style w:type="paragraph" w:customStyle="1" w:styleId="44">
+  <w:style w:type="paragraph" w:styleId="44" w:customStyle="1">
     <w:name w:val="Definition"/>
     <w:basedOn w:val="1"/>
     <w:qFormat/>
     <w:uiPriority w:val="0"/>
   </w:style>
-  <w:style w:type="paragraph" w:customStyle="1" w:styleId="45">
+  <w:style w:type="paragraph" w:styleId="45" w:customStyle="1">
     <w:name w:val="Table Caption"/>
     <w:basedOn w:val="12"/>
     <w:qFormat/>
@@ -8641,19 +8930,19 @@
       <w:keepNext/>
     </w:pPr>
   </w:style>
-  <w:style w:type="paragraph" w:customStyle="1" w:styleId="46">
+  <w:style w:type="paragraph" w:styleId="46" w:customStyle="1">
     <w:name w:val="Image Caption"/>
     <w:basedOn w:val="12"/>
     <w:qFormat/>
     <w:uiPriority w:val="0"/>
   </w:style>
-  <w:style w:type="paragraph" w:customStyle="1" w:styleId="47">
+  <w:style w:type="paragraph" w:styleId="47" w:customStyle="1">
     <w:name w:val="Figure"/>
     <w:basedOn w:val="1"/>
     <w:qFormat/>
     <w:uiPriority w:val="0"/>
   </w:style>
-  <w:style w:type="paragraph" w:customStyle="1" w:styleId="48">
+  <w:style w:type="paragraph" w:styleId="48" w:customStyle="1">
     <w:name w:val="Captioned Figure"/>
     <w:basedOn w:val="47"/>
     <w:qFormat/>
@@ -8662,7 +8951,7 @@
       <w:keepNext/>
     </w:pPr>
   </w:style>
-  <w:style w:type="character" w:customStyle="1" w:styleId="49">
+  <w:style w:type="character" w:styleId="49" w:customStyle="1">
     <w:name w:val="Verbatim Char"/>
     <w:basedOn w:val="22"/>
     <w:link w:val="50"/>
@@ -8673,7 +8962,7 @@
       <w:sz w:val="22"/>
     </w:rPr>
   </w:style>
-  <w:style w:type="paragraph" w:customStyle="1" w:styleId="50">
+  <w:style w:type="paragraph" w:styleId="50" w:customStyle="1">
     <w:name w:val="Source Code"/>
     <w:basedOn w:val="1"/>
     <w:link w:val="49"/>
@@ -8683,13 +8972,13 @@
       <w:wordWrap w:val="0"/>
     </w:pPr>
   </w:style>
-  <w:style w:type="character" w:customStyle="1" w:styleId="51">
+  <w:style w:type="character" w:styleId="51" w:customStyle="1">
     <w:name w:val="Section Number"/>
     <w:basedOn w:val="22"/>
     <w:qFormat/>
     <w:uiPriority w:val="0"/>
   </w:style>
-  <w:style w:type="paragraph" w:customStyle="1" w:styleId="52">
+  <w:style w:type="paragraph" w:styleId="52" w:customStyle="1">
     <w:name w:val="TOC Heading"/>
     <w:basedOn w:val="2"/>
     <w:next w:val="3"/>
@@ -8705,7 +8994,7 @@
       <w:color w:val="0F4761" w:themeColor="accent1" w:themeShade="BF"/>
     </w:rPr>
   </w:style>
-  <w:style w:type="character" w:customStyle="1" w:styleId="53">
+  <w:style w:type="character" w:styleId="53" w:customStyle="1">
     <w:name w:val="KeywordTok"/>
     <w:basedOn w:val="49"/>
     <w:qFormat/>
@@ -8715,7 +9004,7 @@
       <w:color w:val="007020"/>
     </w:rPr>
   </w:style>
-  <w:style w:type="character" w:customStyle="1" w:styleId="54">
+  <w:style w:type="character" w:styleId="54" w:customStyle="1">
     <w:name w:val="DataTypeTok"/>
     <w:basedOn w:val="49"/>
     <w:qFormat/>
@@ -8724,7 +9013,7 @@
       <w:color w:val="902000"/>
     </w:rPr>
   </w:style>
-  <w:style w:type="character" w:customStyle="1" w:styleId="55">
+  <w:style w:type="character" w:styleId="55" w:customStyle="1">
     <w:name w:val="DecValTok"/>
     <w:basedOn w:val="49"/>
     <w:qFormat/>
@@ -8733,7 +9022,7 @@
       <w:color w:val="40A070"/>
     </w:rPr>
   </w:style>
-  <w:style w:type="character" w:customStyle="1" w:styleId="56">
+  <w:style w:type="character" w:styleId="56" w:customStyle="1">
     <w:name w:val="BaseNTok"/>
     <w:basedOn w:val="49"/>
     <w:qFormat/>
@@ -8742,7 +9031,7 @@
       <w:color w:val="40A070"/>
     </w:rPr>
   </w:style>
-  <w:style w:type="character" w:customStyle="1" w:styleId="57">
+  <w:style w:type="character" w:styleId="57" w:customStyle="1">
     <w:name w:val="FloatTok"/>
     <w:basedOn w:val="49"/>
     <w:qFormat/>
@@ -8751,7 +9040,7 @@
       <w:color w:val="40A070"/>
     </w:rPr>
   </w:style>
-  <w:style w:type="character" w:customStyle="1" w:styleId="58">
+  <w:style w:type="character" w:styleId="58" w:customStyle="1">
     <w:name w:val="ConstantTok"/>
     <w:basedOn w:val="49"/>
     <w:qFormat/>
@@ -8760,7 +9049,7 @@
       <w:color w:val="880000"/>
     </w:rPr>
   </w:style>
-  <w:style w:type="character" w:customStyle="1" w:styleId="59">
+  <w:style w:type="character" w:styleId="59" w:customStyle="1">
     <w:name w:val="CharTok"/>
     <w:basedOn w:val="49"/>
     <w:qFormat/>
@@ -8769,7 +9058,7 @@
       <w:color w:val="4070A0"/>
     </w:rPr>
   </w:style>
-  <w:style w:type="character" w:customStyle="1" w:styleId="60">
+  <w:style w:type="character" w:styleId="60" w:customStyle="1">
     <w:name w:val="SpecialCharTok"/>
     <w:basedOn w:val="49"/>
     <w:qFormat/>
@@ -8778,7 +9067,7 @@
       <w:color w:val="4070A0"/>
     </w:rPr>
   </w:style>
-  <w:style w:type="character" w:customStyle="1" w:styleId="61">
+  <w:style w:type="character" w:styleId="61" w:customStyle="1">
     <w:name w:val="StringTok"/>
     <w:basedOn w:val="49"/>
     <w:qFormat/>
@@ -8787,7 +9076,7 @@
       <w:color w:val="4070A0"/>
     </w:rPr>
   </w:style>
-  <w:style w:type="character" w:customStyle="1" w:styleId="62">
+  <w:style w:type="character" w:styleId="62" w:customStyle="1">
     <w:name w:val="VerbatimStringTok"/>
     <w:basedOn w:val="49"/>
     <w:qFormat/>
@@ -8796,7 +9085,7 @@
       <w:color w:val="4070A0"/>
     </w:rPr>
   </w:style>
-  <w:style w:type="character" w:customStyle="1" w:styleId="63">
+  <w:style w:type="character" w:styleId="63" w:customStyle="1">
     <w:name w:val="SpecialStringTok"/>
     <w:basedOn w:val="49"/>
     <w:qFormat/>
@@ -8805,7 +9094,7 @@
       <w:color w:val="BB6688"/>
     </w:rPr>
   </w:style>
-  <w:style w:type="character" w:customStyle="1" w:styleId="64">
+  <w:style w:type="character" w:styleId="64" w:customStyle="1">
     <w:name w:val="ImportTok"/>
     <w:basedOn w:val="49"/>
     <w:qFormat/>
@@ -8815,7 +9104,7 @@
       <w:color w:val="008000"/>
     </w:rPr>
   </w:style>
-  <w:style w:type="character" w:customStyle="1" w:styleId="65">
+  <w:style w:type="character" w:styleId="65" w:customStyle="1">
     <w:name w:val="CommentTok"/>
     <w:basedOn w:val="49"/>
     <w:qFormat/>
@@ -8825,7 +9114,7 @@
       <w:color w:val="60A0B0"/>
     </w:rPr>
   </w:style>
-  <w:style w:type="character" w:customStyle="1" w:styleId="66">
+  <w:style w:type="character" w:styleId="66" w:customStyle="1">
     <w:name w:val="DocumentationTok"/>
     <w:basedOn w:val="49"/>
     <w:qFormat/>
@@ -8835,7 +9124,7 @@
       <w:color w:val="BA2121"/>
     </w:rPr>
   </w:style>
-  <w:style w:type="character" w:customStyle="1" w:styleId="67">
+  <w:style w:type="character" w:styleId="67" w:customStyle="1">
     <w:name w:val="AnnotationTok"/>
     <w:basedOn w:val="49"/>
     <w:qFormat/>
@@ -8846,7 +9135,7 @@
       <w:color w:val="60A0B0"/>
     </w:rPr>
   </w:style>
-  <w:style w:type="character" w:customStyle="1" w:styleId="68">
+  <w:style w:type="character" w:styleId="68" w:customStyle="1">
     <w:name w:val="CommentVarTok"/>
     <w:basedOn w:val="49"/>
     <w:qFormat/>
@@ -8857,7 +9146,7 @@
       <w:color w:val="60A0B0"/>
     </w:rPr>
   </w:style>
-  <w:style w:type="character" w:customStyle="1" w:styleId="69">
+  <w:style w:type="character" w:styleId="69" w:customStyle="1">
     <w:name w:val="OtherTok"/>
     <w:basedOn w:val="49"/>
     <w:qFormat/>
@@ -8866,7 +9155,7 @@
       <w:color w:val="007020"/>
     </w:rPr>
   </w:style>
-  <w:style w:type="character" w:customStyle="1" w:styleId="70">
+  <w:style w:type="character" w:styleId="70" w:customStyle="1">
     <w:name w:val="FunctionTok"/>
     <w:basedOn w:val="49"/>
     <w:qFormat/>
@@ -8875,7 +9164,7 @@
       <w:color w:val="06287E"/>
     </w:rPr>
   </w:style>
-  <w:style w:type="character" w:customStyle="1" w:styleId="71">
+  <w:style w:type="character" w:styleId="71" w:customStyle="1">
     <w:name w:val="VariableTok"/>
     <w:basedOn w:val="49"/>
     <w:qFormat/>
@@ -8884,7 +9173,7 @@
       <w:color w:val="19177C"/>
     </w:rPr>
   </w:style>
-  <w:style w:type="character" w:customStyle="1" w:styleId="72">
+  <w:style w:type="character" w:styleId="72" w:customStyle="1">
     <w:name w:val="ControlFlowTok"/>
     <w:basedOn w:val="49"/>
     <w:qFormat/>
@@ -8894,7 +9183,7 @@
       <w:color w:val="007020"/>
     </w:rPr>
   </w:style>
-  <w:style w:type="character" w:customStyle="1" w:styleId="73">
+  <w:style w:type="character" w:styleId="73" w:customStyle="1">
     <w:name w:val="OperatorTok"/>
     <w:basedOn w:val="49"/>
     <w:qFormat/>
@@ -8903,7 +9192,7 @@
       <w:color w:val="666666"/>
     </w:rPr>
   </w:style>
-  <w:style w:type="character" w:customStyle="1" w:styleId="74">
+  <w:style w:type="character" w:styleId="74" w:customStyle="1">
     <w:name w:val="BuiltInTok"/>
     <w:basedOn w:val="49"/>
     <w:qFormat/>
@@ -8912,13 +9201,13 @@
       <w:color w:val="008000"/>
     </w:rPr>
   </w:style>
-  <w:style w:type="character" w:customStyle="1" w:styleId="75">
+  <w:style w:type="character" w:styleId="75" w:customStyle="1">
     <w:name w:val="ExtensionTok"/>
     <w:basedOn w:val="49"/>
     <w:qFormat/>
     <w:uiPriority w:val="0"/>
   </w:style>
-  <w:style w:type="character" w:customStyle="1" w:styleId="76">
+  <w:style w:type="character" w:styleId="76" w:customStyle="1">
     <w:name w:val="PreprocessorTok"/>
     <w:basedOn w:val="49"/>
     <w:qFormat/>
@@ -8927,7 +9216,7 @@
       <w:color w:val="BC7A00"/>
     </w:rPr>
   </w:style>
-  <w:style w:type="character" w:customStyle="1" w:styleId="77">
+  <w:style w:type="character" w:styleId="77" w:customStyle="1">
     <w:name w:val="AttributeTok"/>
     <w:basedOn w:val="49"/>
     <w:qFormat/>
@@ -8936,13 +9225,13 @@
       <w:color w:val="7D9029"/>
     </w:rPr>
   </w:style>
-  <w:style w:type="character" w:customStyle="1" w:styleId="78">
+  <w:style w:type="character" w:styleId="78" w:customStyle="1">
     <w:name w:val="RegionMarkerTok"/>
     <w:basedOn w:val="49"/>
     <w:qFormat/>
     <w:uiPriority w:val="0"/>
   </w:style>
-  <w:style w:type="character" w:customStyle="1" w:styleId="79">
+  <w:style w:type="character" w:styleId="79" w:customStyle="1">
     <w:name w:val="InformationTok"/>
     <w:basedOn w:val="49"/>
     <w:qFormat/>
@@ -8953,7 +9242,7 @@
       <w:color w:val="60A0B0"/>
     </w:rPr>
   </w:style>
-  <w:style w:type="character" w:customStyle="1" w:styleId="80">
+  <w:style w:type="character" w:styleId="80" w:customStyle="1">
     <w:name w:val="WarningTok"/>
     <w:basedOn w:val="49"/>
     <w:qFormat/>
@@ -8964,7 +9253,7 @@
       <w:color w:val="60A0B0"/>
     </w:rPr>
   </w:style>
-  <w:style w:type="character" w:customStyle="1" w:styleId="81">
+  <w:style w:type="character" w:styleId="81" w:customStyle="1">
     <w:name w:val="AlertTok"/>
     <w:basedOn w:val="49"/>
     <w:qFormat/>
@@ -8974,7 +9263,7 @@
       <w:color w:val="FF0000"/>
     </w:rPr>
   </w:style>
-  <w:style w:type="character" w:customStyle="1" w:styleId="82">
+  <w:style w:type="character" w:styleId="82" w:customStyle="1">
     <w:name w:val="ErrorTok"/>
     <w:basedOn w:val="49"/>
     <w:qFormat/>
@@ -8984,7 +9273,7 @@
       <w:color w:val="FF0000"/>
     </w:rPr>
   </w:style>
-  <w:style w:type="character" w:customStyle="1" w:styleId="83">
+  <w:style w:type="character" w:styleId="83" w:customStyle="1">
     <w:name w:val="NormalTok"/>
     <w:basedOn w:val="49"/>
     <w:qFormat/>
